--- a/docs/Kartoteka_db.docx
+++ b/docs/Kartoteka_db.docx
@@ -4,26 +4,23 @@
   <w:body>
     <w:p>
       <w:pPr>
+        <w:pStyle w:val="a3"/>
         <w:shd w:val="clear" w:color="auto" w:fill="FFFFFF"/>
-        <w:spacing w:before="100" w:beforeAutospacing="1" w:after="100" w:afterAutospacing="1" w:line="240" w:lineRule="auto"/>
-        <w:rPr>
-          <w:rFonts w:eastAsia="Times New Roman" w:cstheme="minorHAnsi"/>
-          <w:color w:val="1A1A1A"/>
-          <w:sz w:val="32"/>
-          <w:szCs w:val="32"/>
-          <w:lang w:eastAsia="ru-RU"/>
+        <w:rPr>
+          <w:rFonts w:ascii="Segoe UI" w:hAnsi="Segoe UI" w:cs="Segoe UI"/>
+          <w:color w:val="1A1A1A"/>
+          <w:sz w:val="23"/>
+          <w:szCs w:val="23"/>
         </w:rPr>
       </w:pPr>
       <w:proofErr w:type="spellStart"/>
       <w:r>
         <w:rPr>
-          <w:rFonts w:eastAsia="Times New Roman" w:cstheme="minorHAnsi"/>
-          <w:b/>
-          <w:bCs/>
-          <w:color w:val="1A1A1A"/>
-          <w:sz w:val="32"/>
-          <w:szCs w:val="32"/>
-          <w:lang w:eastAsia="ru-RU"/>
+          <w:rStyle w:val="a4"/>
+          <w:rFonts w:ascii="Segoe UI" w:hAnsi="Segoe UI" w:cs="Segoe UI"/>
+          <w:color w:val="1A1A1A"/>
+          <w:sz w:val="23"/>
+          <w:szCs w:val="23"/>
         </w:rPr>
         <w:t>Kartoteka</w:t>
       </w:r>
@@ -31,33 +28,30 @@
     </w:p>
     <w:p>
       <w:pPr>
+        <w:pStyle w:val="a3"/>
         <w:shd w:val="clear" w:color="auto" w:fill="FFFFFF"/>
-        <w:spacing w:before="100" w:beforeAutospacing="1" w:after="100" w:afterAutospacing="1" w:line="240" w:lineRule="auto"/>
-        <w:rPr>
-          <w:rFonts w:eastAsia="Times New Roman" w:cstheme="minorHAnsi"/>
-          <w:color w:val="1A1A1A"/>
-          <w:sz w:val="24"/>
-          <w:szCs w:val="24"/>
-          <w:lang w:eastAsia="ru-RU"/>
-        </w:rPr>
-      </w:pPr>
-      <w:r>
-        <w:rPr>
-          <w:rFonts w:eastAsia="Times New Roman" w:cstheme="minorHAnsi"/>
-          <w:color w:val="1A1A1A"/>
-          <w:sz w:val="24"/>
-          <w:szCs w:val="24"/>
-          <w:lang w:eastAsia="ru-RU"/>
+        <w:rPr>
+          <w:rFonts w:ascii="Segoe UI" w:hAnsi="Segoe UI" w:cs="Segoe UI"/>
+          <w:color w:val="1A1A1A"/>
+          <w:sz w:val="23"/>
+          <w:szCs w:val="23"/>
+        </w:rPr>
+      </w:pPr>
+      <w:r>
+        <w:rPr>
+          <w:rFonts w:ascii="Segoe UI" w:hAnsi="Segoe UI" w:cs="Segoe UI"/>
+          <w:color w:val="1A1A1A"/>
+          <w:sz w:val="23"/>
+          <w:szCs w:val="23"/>
         </w:rPr>
         <w:t>Описание модели данных: иерархия классов автоматизации,</w:t>
       </w:r>
       <w:r>
         <w:rPr>
-          <w:rFonts w:eastAsia="Times New Roman" w:cstheme="minorHAnsi"/>
-          <w:color w:val="1A1A1A"/>
-          <w:sz w:val="24"/>
-          <w:szCs w:val="24"/>
-          <w:lang w:eastAsia="ru-RU"/>
+          <w:rFonts w:ascii="Segoe UI" w:hAnsi="Segoe UI" w:cs="Segoe UI"/>
+          <w:color w:val="1A1A1A"/>
+          <w:sz w:val="23"/>
+          <w:szCs w:val="23"/>
         </w:rPr>
         <w:br/>
         <w:t>профили участников рынка и структура таблиц</w:t>
@@ -65,98 +59,84 @@
     </w:p>
     <w:p>
       <w:pPr>
+        <w:pStyle w:val="a3"/>
         <w:shd w:val="clear" w:color="auto" w:fill="FFFFFF"/>
-        <w:spacing w:before="100" w:beforeAutospacing="1" w:after="100" w:afterAutospacing="1" w:line="240" w:lineRule="auto"/>
-        <w:outlineLvl w:val="0"/>
-        <w:rPr>
-          <w:rFonts w:eastAsia="Times New Roman" w:cstheme="minorHAnsi"/>
-          <w:b/>
-          <w:bCs/>
-          <w:color w:val="1A1A1A"/>
-          <w:kern w:val="36"/>
-          <w:sz w:val="32"/>
-          <w:szCs w:val="32"/>
-          <w:lang w:eastAsia="ru-RU"/>
-        </w:rPr>
-      </w:pPr>
-      <w:r>
-        <w:rPr>
-          <w:rFonts w:eastAsia="Times New Roman" w:cstheme="minorHAnsi"/>
-          <w:b/>
-          <w:bCs/>
-          <w:color w:val="1A1A1A"/>
-          <w:kern w:val="36"/>
-          <w:sz w:val="32"/>
-          <w:szCs w:val="32"/>
-          <w:lang w:eastAsia="ru-RU"/>
+        <w:rPr>
+          <w:rFonts w:ascii="Segoe UI" w:hAnsi="Segoe UI" w:cs="Segoe UI"/>
+          <w:color w:val="1A1A1A"/>
+          <w:sz w:val="23"/>
+          <w:szCs w:val="23"/>
+        </w:rPr>
+      </w:pPr>
+      <w:r>
+        <w:rPr>
+          <w:rStyle w:val="a4"/>
+          <w:rFonts w:ascii="Segoe UI" w:hAnsi="Segoe UI" w:cs="Segoe UI"/>
+          <w:color w:val="1A1A1A"/>
+          <w:sz w:val="23"/>
+          <w:szCs w:val="23"/>
         </w:rPr>
         <w:t>1. Обзор решения</w:t>
       </w:r>
     </w:p>
     <w:p>
       <w:pPr>
+        <w:pStyle w:val="a3"/>
         <w:shd w:val="clear" w:color="auto" w:fill="FFFFFF"/>
-        <w:spacing w:before="100" w:beforeAutospacing="1" w:after="100" w:afterAutospacing="1" w:line="240" w:lineRule="auto"/>
-        <w:rPr>
-          <w:rFonts w:eastAsia="Times New Roman" w:cstheme="minorHAnsi"/>
-          <w:color w:val="1A1A1A"/>
-          <w:sz w:val="24"/>
-          <w:szCs w:val="24"/>
-          <w:lang w:eastAsia="ru-RU"/>
+        <w:rPr>
+          <w:rFonts w:ascii="Segoe UI" w:hAnsi="Segoe UI" w:cs="Segoe UI"/>
+          <w:color w:val="1A1A1A"/>
+          <w:sz w:val="23"/>
+          <w:szCs w:val="23"/>
         </w:rPr>
       </w:pPr>
       <w:proofErr w:type="spellStart"/>
       <w:r>
         <w:rPr>
-          <w:rFonts w:eastAsia="Times New Roman" w:cstheme="minorHAnsi"/>
-          <w:color w:val="1A1A1A"/>
-          <w:sz w:val="24"/>
-          <w:szCs w:val="24"/>
-          <w:lang w:eastAsia="ru-RU"/>
+          <w:rFonts w:ascii="Segoe UI" w:hAnsi="Segoe UI" w:cs="Segoe UI"/>
+          <w:color w:val="1A1A1A"/>
+          <w:sz w:val="23"/>
+          <w:szCs w:val="23"/>
         </w:rPr>
         <w:t>Kartoteka</w:t>
       </w:r>
       <w:proofErr w:type="spellEnd"/>
       <w:r>
         <w:rPr>
-          <w:rFonts w:eastAsia="Times New Roman" w:cstheme="minorHAnsi"/>
-          <w:color w:val="1A1A1A"/>
-          <w:sz w:val="24"/>
-          <w:szCs w:val="24"/>
-          <w:lang w:eastAsia="ru-RU"/>
-        </w:rPr>
-        <w:t xml:space="preserve"> — картотека промышленной автоматизации, построенная как модель над несколькими взаимосвязанными предметными областями: объекты производства, автоматизированные системы, и участники рынка. </w:t>
+          <w:rFonts w:ascii="Segoe UI" w:hAnsi="Segoe UI" w:cs="Segoe UI"/>
+          <w:color w:val="1A1A1A"/>
+          <w:sz w:val="23"/>
+          <w:szCs w:val="23"/>
+        </w:rPr>
+        <w:t xml:space="preserve"> — картотека промышленной автоматизации, построенная как модель над несколькими взаимосвязанными предметными областями: объекты производства, автоматизированные системы, и участники рынка.</w:t>
       </w:r>
     </w:p>
     <w:p>
       <w:pPr>
+        <w:pStyle w:val="a3"/>
         <w:shd w:val="clear" w:color="auto" w:fill="FFFFFF"/>
-        <w:spacing w:before="100" w:beforeAutospacing="1" w:after="100" w:afterAutospacing="1" w:line="240" w:lineRule="auto"/>
-        <w:rPr>
-          <w:rFonts w:eastAsia="Times New Roman" w:cstheme="minorHAnsi"/>
-          <w:color w:val="1A1A1A"/>
-          <w:sz w:val="24"/>
-          <w:szCs w:val="24"/>
-          <w:lang w:eastAsia="ru-RU"/>
-        </w:rPr>
-      </w:pPr>
-      <w:r>
-        <w:rPr>
-          <w:rFonts w:eastAsia="Times New Roman" w:cstheme="minorHAnsi"/>
-          <w:color w:val="1A1A1A"/>
-          <w:sz w:val="24"/>
-          <w:szCs w:val="24"/>
-          <w:lang w:eastAsia="ru-RU"/>
+        <w:rPr>
+          <w:rFonts w:ascii="Segoe UI" w:hAnsi="Segoe UI" w:cs="Segoe UI"/>
+          <w:color w:val="1A1A1A"/>
+          <w:sz w:val="23"/>
+          <w:szCs w:val="23"/>
+        </w:rPr>
+      </w:pPr>
+      <w:r>
+        <w:rPr>
+          <w:rFonts w:ascii="Segoe UI" w:hAnsi="Segoe UI" w:cs="Segoe UI"/>
+          <w:color w:val="1A1A1A"/>
+          <w:sz w:val="23"/>
+          <w:szCs w:val="23"/>
         </w:rPr>
         <w:t>Ниже приводится полный перечень таблиц с кратким назначением и классификацией на справочники и связи.</w:t>
       </w:r>
       <w:r>
         <w:rPr>
-          <w:rFonts w:eastAsia="Times New Roman" w:cstheme="minorHAnsi"/>
-          <w:color w:val="1A1A1A"/>
-          <w:sz w:val="24"/>
-          <w:szCs w:val="24"/>
-          <w:lang w:eastAsia="ru-RU"/>
+          <w:rFonts w:ascii="Segoe UI" w:hAnsi="Segoe UI" w:cs="Segoe UI"/>
+          <w:color w:val="1A1A1A"/>
+          <w:sz w:val="23"/>
+          <w:szCs w:val="23"/>
         </w:rPr>
         <w:br/>
         <w:t xml:space="preserve">В </w:t>
@@ -164,210 +144,80 @@
       <w:proofErr w:type="spellStart"/>
       <w:r>
         <w:rPr>
-          <w:rFonts w:eastAsia="Times New Roman" w:cstheme="minorHAnsi"/>
-          <w:color w:val="1A1A1A"/>
-          <w:sz w:val="24"/>
-          <w:szCs w:val="24"/>
-          <w:lang w:val="en-US" w:eastAsia="ru-RU"/>
+          <w:rFonts w:ascii="Segoe UI" w:hAnsi="Segoe UI" w:cs="Segoe UI"/>
+          <w:color w:val="1A1A1A"/>
+          <w:sz w:val="23"/>
+          <w:szCs w:val="23"/>
         </w:rPr>
         <w:t>dbmd</w:t>
       </w:r>
       <w:proofErr w:type="spellEnd"/>
       <w:r>
         <w:rPr>
-          <w:rFonts w:eastAsia="Times New Roman" w:cstheme="minorHAnsi"/>
-          <w:color w:val="1A1A1A"/>
-          <w:sz w:val="24"/>
-          <w:szCs w:val="24"/>
-          <w:lang w:eastAsia="ru-RU"/>
-        </w:rPr>
-        <w:t xml:space="preserve"> </w:t>
-      </w:r>
-      <w:r>
-        <w:rPr>
-          <w:rFonts w:eastAsia="Times New Roman" w:cstheme="minorHAnsi"/>
-          <w:color w:val="1A1A1A"/>
-          <w:sz w:val="24"/>
-          <w:szCs w:val="24"/>
-          <w:lang w:eastAsia="ru-RU"/>
-        </w:rPr>
-        <w:t xml:space="preserve">есть структурное описание </w:t>
-      </w:r>
-      <w:r>
-        <w:rPr>
-          <w:rFonts w:eastAsia="Times New Roman" w:cstheme="minorHAnsi"/>
-          <w:color w:val="1A1A1A"/>
-          <w:sz w:val="24"/>
-          <w:szCs w:val="24"/>
-          <w:lang w:val="en-US" w:eastAsia="ru-RU"/>
-        </w:rPr>
-        <w:t>ER</w:t>
-      </w:r>
-      <w:r>
-        <w:rPr>
-          <w:rFonts w:eastAsia="Times New Roman" w:cstheme="minorHAnsi"/>
-          <w:color w:val="1A1A1A"/>
-          <w:sz w:val="24"/>
-          <w:szCs w:val="24"/>
-          <w:lang w:eastAsia="ru-RU"/>
-        </w:rPr>
-        <w:t>-</w:t>
-      </w:r>
-      <w:r>
-        <w:rPr>
-          <w:rFonts w:eastAsia="Times New Roman" w:cstheme="minorHAnsi"/>
-          <w:color w:val="1A1A1A"/>
-          <w:sz w:val="24"/>
-          <w:szCs w:val="24"/>
-          <w:lang w:eastAsia="ru-RU"/>
-        </w:rPr>
-        <w:t xml:space="preserve">схемы с описанием каждого поля, можно импортировать в </w:t>
+          <w:rFonts w:ascii="Segoe UI" w:hAnsi="Segoe UI" w:cs="Segoe UI"/>
+          <w:color w:val="1A1A1A"/>
+          <w:sz w:val="23"/>
+          <w:szCs w:val="23"/>
+        </w:rPr>
+        <w:t xml:space="preserve"> есть структурное описание ER-схемы с описанием каждого поля, можно импортировать в </w:t>
       </w:r>
       <w:proofErr w:type="spellStart"/>
       <w:r>
         <w:rPr>
-          <w:rFonts w:eastAsia="Times New Roman" w:cstheme="minorHAnsi"/>
-          <w:color w:val="1A1A1A"/>
-          <w:sz w:val="24"/>
-          <w:szCs w:val="24"/>
-          <w:lang w:val="en-US" w:eastAsia="ru-RU"/>
+          <w:rFonts w:ascii="Segoe UI" w:hAnsi="Segoe UI" w:cs="Segoe UI"/>
+          <w:color w:val="1A1A1A"/>
+          <w:sz w:val="23"/>
+          <w:szCs w:val="23"/>
         </w:rPr>
         <w:t>dbdiagram</w:t>
       </w:r>
       <w:proofErr w:type="spellEnd"/>
       <w:r>
         <w:rPr>
-          <w:rFonts w:eastAsia="Times New Roman" w:cstheme="minorHAnsi"/>
-          <w:color w:val="1A1A1A"/>
-          <w:sz w:val="24"/>
-          <w:szCs w:val="24"/>
-          <w:lang w:eastAsia="ru-RU"/>
-        </w:rPr>
-        <w:t xml:space="preserve"> </w:t>
-      </w:r>
-      <w:r>
-        <w:rPr>
-          <w:rFonts w:eastAsia="Times New Roman" w:cstheme="minorHAnsi"/>
-          <w:color w:val="1A1A1A"/>
-          <w:sz w:val="24"/>
-          <w:szCs w:val="24"/>
-          <w:lang w:eastAsia="ru-RU"/>
-        </w:rPr>
-        <w:t>чтобы взаимодействовать</w:t>
-      </w:r>
-      <w:r>
-        <w:rPr>
-          <w:rFonts w:eastAsia="Times New Roman" w:cstheme="minorHAnsi"/>
-          <w:color w:val="1A1A1A"/>
-          <w:sz w:val="24"/>
-          <w:szCs w:val="24"/>
-          <w:lang w:eastAsia="ru-RU"/>
-        </w:rPr>
-        <w:t xml:space="preserve"> </w:t>
-      </w:r>
-      <w:r>
-        <w:rPr>
-          <w:rFonts w:eastAsia="Times New Roman" w:cstheme="minorHAnsi"/>
-          <w:color w:val="1A1A1A"/>
-          <w:sz w:val="24"/>
-          <w:szCs w:val="24"/>
-          <w:lang w:eastAsia="ru-RU"/>
-        </w:rPr>
-        <w:t xml:space="preserve">и редактировать схему, экспорт из </w:t>
+          <w:rFonts w:ascii="Segoe UI" w:hAnsi="Segoe UI" w:cs="Segoe UI"/>
+          <w:color w:val="1A1A1A"/>
+          <w:sz w:val="23"/>
+          <w:szCs w:val="23"/>
+        </w:rPr>
+        <w:t xml:space="preserve"> чтобы взаимодействовать и редактировать схему, экспорт из </w:t>
       </w:r>
       <w:proofErr w:type="spellStart"/>
       <w:r>
         <w:rPr>
-          <w:rFonts w:eastAsia="Times New Roman" w:cstheme="minorHAnsi"/>
-          <w:color w:val="1A1A1A"/>
-          <w:sz w:val="24"/>
-          <w:szCs w:val="24"/>
-          <w:lang w:val="en-US" w:eastAsia="ru-RU"/>
+          <w:rFonts w:ascii="Segoe UI" w:hAnsi="Segoe UI" w:cs="Segoe UI"/>
+          <w:color w:val="1A1A1A"/>
+          <w:sz w:val="23"/>
+          <w:szCs w:val="23"/>
         </w:rPr>
         <w:t>dbdiagram</w:t>
       </w:r>
       <w:proofErr w:type="spellEnd"/>
       <w:r>
         <w:rPr>
-          <w:rFonts w:eastAsia="Times New Roman" w:cstheme="minorHAnsi"/>
-          <w:color w:val="1A1A1A"/>
-          <w:sz w:val="24"/>
-          <w:szCs w:val="24"/>
-          <w:lang w:eastAsia="ru-RU"/>
-        </w:rPr>
-        <w:t xml:space="preserve"> </w:t>
-      </w:r>
-      <w:r>
-        <w:rPr>
-          <w:rFonts w:eastAsia="Times New Roman" w:cstheme="minorHAnsi"/>
-          <w:color w:val="1A1A1A"/>
-          <w:sz w:val="24"/>
-          <w:szCs w:val="24"/>
-          <w:lang w:eastAsia="ru-RU"/>
-        </w:rPr>
-        <w:t xml:space="preserve">– </w:t>
+          <w:rFonts w:ascii="Segoe UI" w:hAnsi="Segoe UI" w:cs="Segoe UI"/>
+          <w:color w:val="1A1A1A"/>
+          <w:sz w:val="23"/>
+          <w:szCs w:val="23"/>
+        </w:rPr>
+        <w:t xml:space="preserve"> – </w:t>
       </w:r>
       <w:proofErr w:type="spellStart"/>
       <w:r>
         <w:rPr>
-          <w:rFonts w:eastAsia="Times New Roman" w:cstheme="minorHAnsi"/>
-          <w:color w:val="1A1A1A"/>
-          <w:sz w:val="24"/>
-          <w:szCs w:val="24"/>
-          <w:lang w:val="en-US" w:eastAsia="ru-RU"/>
-        </w:rPr>
-        <w:t>Kartoteka</w:t>
+          <w:rFonts w:ascii="Segoe UI" w:hAnsi="Segoe UI" w:cs="Segoe UI"/>
+          <w:color w:val="1A1A1A"/>
+          <w:sz w:val="23"/>
+          <w:szCs w:val="23"/>
+        </w:rPr>
+        <w:t>Kartoteka_db_ER</w:t>
       </w:r>
       <w:proofErr w:type="spellEnd"/>
       <w:r>
         <w:rPr>
-          <w:rFonts w:eastAsia="Times New Roman" w:cstheme="minorHAnsi"/>
-          <w:color w:val="1A1A1A"/>
-          <w:sz w:val="24"/>
-          <w:szCs w:val="24"/>
-          <w:lang w:eastAsia="ru-RU"/>
-        </w:rPr>
-        <w:t>_</w:t>
-      </w:r>
-      <w:proofErr w:type="spellStart"/>
-      <w:r>
-        <w:rPr>
-          <w:rFonts w:eastAsia="Times New Roman" w:cstheme="minorHAnsi"/>
-          <w:color w:val="1A1A1A"/>
-          <w:sz w:val="24"/>
-          <w:szCs w:val="24"/>
-          <w:lang w:val="en-US" w:eastAsia="ru-RU"/>
-        </w:rPr>
-        <w:t>db</w:t>
-      </w:r>
-      <w:proofErr w:type="spellEnd"/>
-      <w:r>
-        <w:rPr>
-          <w:rFonts w:eastAsia="Times New Roman" w:cstheme="minorHAnsi"/>
-          <w:color w:val="1A1A1A"/>
-          <w:sz w:val="24"/>
-          <w:szCs w:val="24"/>
-          <w:lang w:eastAsia="ru-RU"/>
-        </w:rPr>
-        <w:t>_</w:t>
-      </w:r>
-      <w:r>
-        <w:rPr>
-          <w:rFonts w:eastAsia="Times New Roman" w:cstheme="minorHAnsi"/>
-          <w:color w:val="1A1A1A"/>
-          <w:sz w:val="24"/>
-          <w:szCs w:val="24"/>
-          <w:lang w:val="en-US" w:eastAsia="ru-RU"/>
-        </w:rPr>
-        <w:t>ER</w:t>
-      </w:r>
-      <w:r>
-        <w:rPr>
-          <w:rFonts w:eastAsia="Times New Roman" w:cstheme="minorHAnsi"/>
-          <w:color w:val="1A1A1A"/>
-          <w:sz w:val="24"/>
-          <w:szCs w:val="24"/>
-          <w:lang w:eastAsia="ru-RU"/>
+          <w:rFonts w:ascii="Segoe UI" w:hAnsi="Segoe UI" w:cs="Segoe UI"/>
+          <w:color w:val="1A1A1A"/>
+          <w:sz w:val="23"/>
+          <w:szCs w:val="23"/>
         </w:rPr>
         <w:br/>
       </w:r>
@@ -375,10 +225,9 @@
         <w:r>
           <w:rPr>
             <w:rStyle w:val="a6"/>
-            <w:rFonts w:eastAsia="Times New Roman" w:cstheme="minorHAnsi"/>
-            <w:sz w:val="24"/>
-            <w:szCs w:val="24"/>
-            <w:lang w:eastAsia="ru-RU"/>
+            <w:rFonts w:ascii="Segoe UI" w:hAnsi="Segoe UI" w:cs="Segoe UI"/>
+            <w:sz w:val="23"/>
+            <w:szCs w:val="23"/>
           </w:rPr>
           <w:t xml:space="preserve">Посмотреть схему в </w:t>
         </w:r>
@@ -386,31 +235,19 @@
         <w:r>
           <w:rPr>
             <w:rStyle w:val="a6"/>
-            <w:rFonts w:eastAsia="Times New Roman" w:cstheme="minorHAnsi"/>
-            <w:sz w:val="24"/>
-            <w:szCs w:val="24"/>
-            <w:lang w:val="en-US" w:eastAsia="ru-RU"/>
+            <w:rFonts w:ascii="Segoe UI" w:hAnsi="Segoe UI" w:cs="Segoe UI"/>
+            <w:sz w:val="23"/>
+            <w:szCs w:val="23"/>
           </w:rPr>
-          <w:t>dbdiagra</w:t>
-        </w:r>
-        <w:r>
-          <w:rPr>
-            <w:rStyle w:val="a6"/>
-            <w:rFonts w:eastAsia="Times New Roman" w:cstheme="minorHAnsi"/>
-            <w:sz w:val="24"/>
-            <w:szCs w:val="24"/>
-            <w:lang w:val="en-US" w:eastAsia="ru-RU"/>
-          </w:rPr>
-          <w:t>m</w:t>
+          <w:t>dbdiagram</w:t>
         </w:r>
         <w:proofErr w:type="spellEnd"/>
         <w:r>
           <w:rPr>
             <w:rStyle w:val="a6"/>
-            <w:rFonts w:eastAsia="Times New Roman" w:cstheme="minorHAnsi"/>
-            <w:sz w:val="24"/>
-            <w:szCs w:val="24"/>
-            <w:lang w:eastAsia="ru-RU"/>
+            <w:rFonts w:ascii="Segoe UI" w:hAnsi="Segoe UI" w:cs="Segoe UI"/>
+            <w:sz w:val="23"/>
+            <w:szCs w:val="23"/>
           </w:rPr>
           <w:t xml:space="preserve"> без импорта.</w:t>
         </w:r>
@@ -418,148 +255,126 @@
     </w:p>
     <w:p>
       <w:pPr>
+        <w:pStyle w:val="a3"/>
         <w:shd w:val="clear" w:color="auto" w:fill="FFFFFF"/>
-        <w:spacing w:before="100" w:beforeAutospacing="1" w:after="100" w:afterAutospacing="1" w:line="240" w:lineRule="auto"/>
-        <w:outlineLvl w:val="0"/>
-        <w:rPr>
-          <w:rFonts w:eastAsia="Times New Roman" w:cstheme="minorHAnsi"/>
-          <w:b/>
-          <w:bCs/>
-          <w:color w:val="1A1A1A"/>
-          <w:kern w:val="36"/>
-          <w:sz w:val="32"/>
-          <w:szCs w:val="32"/>
-          <w:lang w:eastAsia="ru-RU"/>
-        </w:rPr>
-      </w:pPr>
-      <w:r>
-        <w:rPr>
-          <w:rFonts w:eastAsia="Times New Roman" w:cstheme="minorHAnsi"/>
-          <w:b/>
-          <w:bCs/>
-          <w:color w:val="1A1A1A"/>
-          <w:kern w:val="36"/>
-          <w:sz w:val="32"/>
-          <w:szCs w:val="32"/>
-          <w:lang w:eastAsia="ru-RU"/>
+        <w:rPr>
+          <w:rFonts w:ascii="Segoe UI" w:hAnsi="Segoe UI" w:cs="Segoe UI"/>
+          <w:color w:val="1A1A1A"/>
+          <w:sz w:val="23"/>
+          <w:szCs w:val="23"/>
+        </w:rPr>
+      </w:pPr>
+      <w:r>
+        <w:rPr>
+          <w:rStyle w:val="a4"/>
+          <w:rFonts w:ascii="Segoe UI" w:hAnsi="Segoe UI" w:cs="Segoe UI"/>
+          <w:color w:val="1A1A1A"/>
+          <w:sz w:val="23"/>
+          <w:szCs w:val="23"/>
         </w:rPr>
         <w:t>2. Иерархия классов автоматизации</w:t>
       </w:r>
     </w:p>
     <w:p>
       <w:pPr>
+        <w:pStyle w:val="a3"/>
         <w:shd w:val="clear" w:color="auto" w:fill="FFFFFF"/>
-        <w:spacing w:before="100" w:beforeAutospacing="1" w:after="100" w:afterAutospacing="1" w:line="240" w:lineRule="auto"/>
-        <w:rPr>
-          <w:rFonts w:eastAsia="Times New Roman" w:cstheme="minorHAnsi"/>
-          <w:color w:val="1A1A1A"/>
-          <w:sz w:val="24"/>
-          <w:szCs w:val="24"/>
-          <w:lang w:eastAsia="ru-RU"/>
-        </w:rPr>
-      </w:pPr>
-      <w:r>
-        <w:rPr>
-          <w:rFonts w:eastAsia="Times New Roman" w:cstheme="minorHAnsi"/>
-          <w:color w:val="1A1A1A"/>
-          <w:sz w:val="24"/>
-          <w:szCs w:val="24"/>
-          <w:lang w:eastAsia="ru-RU"/>
+        <w:rPr>
+          <w:rFonts w:ascii="Segoe UI" w:hAnsi="Segoe UI" w:cs="Segoe UI"/>
+          <w:color w:val="1A1A1A"/>
+          <w:sz w:val="23"/>
+          <w:szCs w:val="23"/>
+        </w:rPr>
+      </w:pPr>
+      <w:r>
+        <w:rPr>
+          <w:rFonts w:ascii="Segoe UI" w:hAnsi="Segoe UI" w:cs="Segoe UI"/>
+          <w:color w:val="1A1A1A"/>
+          <w:sz w:val="23"/>
+          <w:szCs w:val="23"/>
         </w:rPr>
         <w:t xml:space="preserve">Класс автоматизации (таблица </w:t>
       </w:r>
       <w:proofErr w:type="spellStart"/>
       <w:r>
         <w:rPr>
-          <w:rFonts w:eastAsia="Times New Roman" w:cstheme="minorHAnsi"/>
-          <w:color w:val="1A1A1A"/>
-          <w:sz w:val="24"/>
-          <w:szCs w:val="24"/>
-          <w:lang w:eastAsia="ru-RU"/>
+          <w:rFonts w:ascii="Segoe UI" w:hAnsi="Segoe UI" w:cs="Segoe UI"/>
+          <w:color w:val="1A1A1A"/>
+          <w:sz w:val="23"/>
+          <w:szCs w:val="23"/>
         </w:rPr>
         <w:t>AutomationClass</w:t>
       </w:r>
       <w:proofErr w:type="spellEnd"/>
       <w:r>
         <w:rPr>
-          <w:rFonts w:eastAsia="Times New Roman" w:cstheme="minorHAnsi"/>
-          <w:color w:val="1A1A1A"/>
-          <w:sz w:val="24"/>
-          <w:szCs w:val="24"/>
-          <w:lang w:eastAsia="ru-RU"/>
+          <w:rFonts w:ascii="Segoe UI" w:hAnsi="Segoe UI" w:cs="Segoe UI"/>
+          <w:color w:val="1A1A1A"/>
+          <w:sz w:val="23"/>
+          <w:szCs w:val="23"/>
         </w:rPr>
         <w:t>) — это справочник, задающий «тип» системы автоматизации. Каждый класс характеризуется двумя измерениями: уровнем автоматизации и аббревиатурой класса.</w:t>
       </w:r>
     </w:p>
     <w:p>
       <w:pPr>
+        <w:pStyle w:val="a3"/>
         <w:shd w:val="clear" w:color="auto" w:fill="FFFFFF"/>
-        <w:spacing w:before="100" w:beforeAutospacing="1" w:after="100" w:afterAutospacing="1" w:line="240" w:lineRule="auto"/>
-        <w:outlineLvl w:val="1"/>
-        <w:rPr>
-          <w:rFonts w:eastAsia="Times New Roman" w:cstheme="minorHAnsi"/>
-          <w:b/>
-          <w:bCs/>
-          <w:color w:val="1A1A1A"/>
-          <w:sz w:val="28"/>
-          <w:szCs w:val="28"/>
-          <w:lang w:eastAsia="ru-RU"/>
-        </w:rPr>
-      </w:pPr>
-      <w:r>
-        <w:rPr>
-          <w:rFonts w:eastAsia="Times New Roman" w:cstheme="minorHAnsi"/>
-          <w:b/>
-          <w:bCs/>
-          <w:color w:val="1A1A1A"/>
-          <w:sz w:val="28"/>
-          <w:szCs w:val="28"/>
-          <w:lang w:eastAsia="ru-RU"/>
+        <w:rPr>
+          <w:rFonts w:ascii="Segoe UI" w:hAnsi="Segoe UI" w:cs="Segoe UI"/>
+          <w:color w:val="1A1A1A"/>
+          <w:sz w:val="23"/>
+          <w:szCs w:val="23"/>
+        </w:rPr>
+      </w:pPr>
+      <w:r>
+        <w:rPr>
+          <w:rStyle w:val="a4"/>
+          <w:rFonts w:ascii="Segoe UI" w:hAnsi="Segoe UI" w:cs="Segoe UI"/>
+          <w:color w:val="1A1A1A"/>
+          <w:sz w:val="23"/>
+          <w:szCs w:val="23"/>
         </w:rPr>
         <w:t>2.1. Уровни автоматизации (L0–L4)</w:t>
       </w:r>
     </w:p>
     <w:p>
       <w:pPr>
+        <w:pStyle w:val="a3"/>
         <w:shd w:val="clear" w:color="auto" w:fill="FFFFFF"/>
-        <w:spacing w:before="100" w:beforeAutospacing="1" w:after="100" w:afterAutospacing="1" w:line="240" w:lineRule="auto"/>
-        <w:rPr>
-          <w:rFonts w:eastAsia="Times New Roman" w:cstheme="minorHAnsi"/>
-          <w:color w:val="1A1A1A"/>
-          <w:sz w:val="24"/>
-          <w:szCs w:val="24"/>
-          <w:lang w:eastAsia="ru-RU"/>
-        </w:rPr>
-      </w:pPr>
-      <w:r>
-        <w:rPr>
-          <w:rFonts w:eastAsia="Times New Roman" w:cstheme="minorHAnsi"/>
-          <w:color w:val="1A1A1A"/>
-          <w:sz w:val="24"/>
-          <w:szCs w:val="24"/>
-          <w:lang w:eastAsia="ru-RU"/>
+        <w:rPr>
+          <w:rFonts w:ascii="Segoe UI" w:hAnsi="Segoe UI" w:cs="Segoe UI"/>
+          <w:color w:val="1A1A1A"/>
+          <w:sz w:val="23"/>
+          <w:szCs w:val="23"/>
+        </w:rPr>
+      </w:pPr>
+      <w:r>
+        <w:rPr>
+          <w:rFonts w:ascii="Segoe UI" w:hAnsi="Segoe UI" w:cs="Segoe UI"/>
+          <w:color w:val="1A1A1A"/>
+          <w:sz w:val="23"/>
+          <w:szCs w:val="23"/>
         </w:rPr>
         <w:t xml:space="preserve">Поле </w:t>
       </w:r>
       <w:proofErr w:type="spellStart"/>
       <w:r>
         <w:rPr>
-          <w:rFonts w:eastAsia="Times New Roman" w:cstheme="minorHAnsi"/>
-          <w:color w:val="1A1A1A"/>
-          <w:sz w:val="24"/>
-          <w:szCs w:val="24"/>
-          <w:lang w:eastAsia="ru-RU"/>
+          <w:rFonts w:ascii="Segoe UI" w:hAnsi="Segoe UI" w:cs="Segoe UI"/>
+          <w:color w:val="1A1A1A"/>
+          <w:sz w:val="23"/>
+          <w:szCs w:val="23"/>
         </w:rPr>
         <w:t>level</w:t>
       </w:r>
       <w:proofErr w:type="spellEnd"/>
       <w:r>
         <w:rPr>
-          <w:rFonts w:eastAsia="Times New Roman" w:cstheme="minorHAnsi"/>
-          <w:color w:val="1A1A1A"/>
-          <w:sz w:val="24"/>
-          <w:szCs w:val="24"/>
-          <w:lang w:eastAsia="ru-RU"/>
+          <w:rFonts w:ascii="Segoe UI" w:hAnsi="Segoe UI" w:cs="Segoe UI"/>
+          <w:color w:val="1A1A1A"/>
+          <w:sz w:val="23"/>
+          <w:szCs w:val="23"/>
         </w:rPr>
         <w:t xml:space="preserve"> реализует классическую пирамиду автоматизации предприятия. Значение — целое число от 0 до 4:</w:t>
       </w:r>
@@ -577,14 +392,14 @@
         <w:tblLook w:val="04A0" w:firstRow="1" w:lastRow="0" w:firstColumn="1" w:lastColumn="0" w:noHBand="0" w:noVBand="1"/>
       </w:tblPr>
       <w:tblGrid>
-        <w:gridCol w:w="1190"/>
-        <w:gridCol w:w="3067"/>
-        <w:gridCol w:w="5082"/>
+        <w:gridCol w:w="1252"/>
+        <w:gridCol w:w="3036"/>
+        <w:gridCol w:w="5051"/>
       </w:tblGrid>
       <w:tr>
         <w:tc>
           <w:tcPr>
-            <w:tcW w:w="637" w:type="pct"/>
+            <w:tcW w:w="653" w:type="pct"/>
             <w:tcBorders>
               <w:top w:val="single" w:sz="6" w:space="0" w:color="D0D0D0"/>
               <w:left w:val="single" w:sz="6" w:space="0" w:color="D0D0D0"/>
@@ -603,24 +418,21 @@
           </w:tcPr>
           <w:p>
             <w:pPr>
-              <w:spacing w:before="100" w:beforeAutospacing="1" w:after="100" w:afterAutospacing="1" w:line="240" w:lineRule="auto"/>
-              <w:rPr>
-                <w:rFonts w:eastAsia="Times New Roman" w:cstheme="minorHAnsi"/>
-                <w:color w:val="1A1A1A"/>
-                <w:sz w:val="24"/>
-                <w:szCs w:val="24"/>
-                <w:lang w:eastAsia="ru-RU"/>
+              <w:pStyle w:val="a3"/>
+              <w:rPr>
+                <w:rFonts w:ascii="Segoe UI" w:hAnsi="Segoe UI" w:cs="Segoe UI"/>
+                <w:color w:val="1A1A1A"/>
+                <w:sz w:val="23"/>
+                <w:szCs w:val="23"/>
               </w:rPr>
             </w:pPr>
             <w:r>
               <w:rPr>
-                <w:rFonts w:eastAsia="Times New Roman" w:cstheme="minorHAnsi"/>
-                <w:b/>
-                <w:bCs/>
-                <w:color w:val="1A1A1A"/>
-                <w:sz w:val="24"/>
-                <w:szCs w:val="24"/>
-                <w:lang w:eastAsia="ru-RU"/>
+                <w:rStyle w:val="a4"/>
+                <w:rFonts w:ascii="Segoe UI" w:hAnsi="Segoe UI" w:cs="Segoe UI"/>
+                <w:color w:val="1A1A1A"/>
+                <w:sz w:val="23"/>
+                <w:szCs w:val="23"/>
               </w:rPr>
               <w:t>Уровень</w:t>
             </w:r>
@@ -628,7 +440,7 @@
         </w:tc>
         <w:tc>
           <w:tcPr>
-            <w:tcW w:w="1642" w:type="pct"/>
+            <w:tcW w:w="1634" w:type="pct"/>
             <w:tcBorders>
               <w:top w:val="single" w:sz="6" w:space="0" w:color="D0D0D0"/>
               <w:left w:val="single" w:sz="6" w:space="0" w:color="D0D0D0"/>
@@ -647,24 +459,21 @@
           </w:tcPr>
           <w:p>
             <w:pPr>
-              <w:spacing w:before="100" w:beforeAutospacing="1" w:after="100" w:afterAutospacing="1" w:line="240" w:lineRule="auto"/>
-              <w:rPr>
-                <w:rFonts w:eastAsia="Times New Roman" w:cstheme="minorHAnsi"/>
-                <w:color w:val="1A1A1A"/>
-                <w:sz w:val="24"/>
-                <w:szCs w:val="24"/>
-                <w:lang w:eastAsia="ru-RU"/>
+              <w:pStyle w:val="a3"/>
+              <w:rPr>
+                <w:rFonts w:ascii="Segoe UI" w:hAnsi="Segoe UI" w:cs="Segoe UI"/>
+                <w:color w:val="1A1A1A"/>
+                <w:sz w:val="23"/>
+                <w:szCs w:val="23"/>
               </w:rPr>
             </w:pPr>
             <w:r>
               <w:rPr>
-                <w:rFonts w:eastAsia="Times New Roman" w:cstheme="minorHAnsi"/>
-                <w:b/>
-                <w:bCs/>
-                <w:color w:val="1A1A1A"/>
-                <w:sz w:val="24"/>
-                <w:szCs w:val="24"/>
-                <w:lang w:eastAsia="ru-RU"/>
+                <w:rStyle w:val="a4"/>
+                <w:rFonts w:ascii="Segoe UI" w:hAnsi="Segoe UI" w:cs="Segoe UI"/>
+                <w:color w:val="1A1A1A"/>
+                <w:sz w:val="23"/>
+                <w:szCs w:val="23"/>
               </w:rPr>
               <w:t>Слой пирамиды</w:t>
             </w:r>
@@ -672,7 +481,7 @@
         </w:tc>
         <w:tc>
           <w:tcPr>
-            <w:tcW w:w="2721" w:type="pct"/>
+            <w:tcW w:w="2713" w:type="pct"/>
             <w:tcBorders>
               <w:top w:val="single" w:sz="6" w:space="0" w:color="D0D0D0"/>
               <w:left w:val="single" w:sz="6" w:space="0" w:color="D0D0D0"/>
@@ -691,24 +500,21 @@
           </w:tcPr>
           <w:p>
             <w:pPr>
-              <w:spacing w:before="100" w:beforeAutospacing="1" w:after="100" w:afterAutospacing="1" w:line="240" w:lineRule="auto"/>
-              <w:rPr>
-                <w:rFonts w:eastAsia="Times New Roman" w:cstheme="minorHAnsi"/>
-                <w:color w:val="1A1A1A"/>
-                <w:sz w:val="24"/>
-                <w:szCs w:val="24"/>
-                <w:lang w:eastAsia="ru-RU"/>
+              <w:pStyle w:val="a3"/>
+              <w:rPr>
+                <w:rFonts w:ascii="Segoe UI" w:hAnsi="Segoe UI" w:cs="Segoe UI"/>
+                <w:color w:val="1A1A1A"/>
+                <w:sz w:val="23"/>
+                <w:szCs w:val="23"/>
               </w:rPr>
             </w:pPr>
             <w:r>
               <w:rPr>
-                <w:rFonts w:eastAsia="Times New Roman" w:cstheme="minorHAnsi"/>
-                <w:b/>
-                <w:bCs/>
-                <w:color w:val="1A1A1A"/>
-                <w:sz w:val="24"/>
-                <w:szCs w:val="24"/>
-                <w:lang w:eastAsia="ru-RU"/>
+                <w:rStyle w:val="a4"/>
+                <w:rFonts w:ascii="Segoe UI" w:hAnsi="Segoe UI" w:cs="Segoe UI"/>
+                <w:color w:val="1A1A1A"/>
+                <w:sz w:val="23"/>
+                <w:szCs w:val="23"/>
               </w:rPr>
               <w:t>Что описывает</w:t>
             </w:r>
@@ -718,7 +524,7 @@
       <w:tr>
         <w:tc>
           <w:tcPr>
-            <w:tcW w:w="637" w:type="pct"/>
+            <w:tcW w:w="653" w:type="pct"/>
             <w:tcBorders>
               <w:top w:val="single" w:sz="6" w:space="0" w:color="D0D0D0"/>
               <w:left w:val="single" w:sz="6" w:space="0" w:color="D0D0D0"/>
@@ -737,24 +543,21 @@
           </w:tcPr>
           <w:p>
             <w:pPr>
-              <w:spacing w:before="100" w:beforeAutospacing="1" w:after="100" w:afterAutospacing="1" w:line="240" w:lineRule="auto"/>
-              <w:rPr>
-                <w:rFonts w:eastAsia="Times New Roman" w:cstheme="minorHAnsi"/>
-                <w:color w:val="1A1A1A"/>
-                <w:sz w:val="24"/>
-                <w:szCs w:val="24"/>
-                <w:lang w:eastAsia="ru-RU"/>
+              <w:pStyle w:val="a3"/>
+              <w:rPr>
+                <w:rFonts w:ascii="Segoe UI" w:hAnsi="Segoe UI" w:cs="Segoe UI"/>
+                <w:color w:val="1A1A1A"/>
+                <w:sz w:val="23"/>
+                <w:szCs w:val="23"/>
               </w:rPr>
             </w:pPr>
             <w:r>
               <w:rPr>
-                <w:rFonts w:eastAsia="Times New Roman" w:cstheme="minorHAnsi"/>
-                <w:b/>
-                <w:bCs/>
-                <w:color w:val="1A1A1A"/>
-                <w:sz w:val="24"/>
-                <w:szCs w:val="24"/>
-                <w:lang w:eastAsia="ru-RU"/>
+                <w:rStyle w:val="a4"/>
+                <w:rFonts w:ascii="Segoe UI" w:hAnsi="Segoe UI" w:cs="Segoe UI"/>
+                <w:color w:val="1A1A1A"/>
+                <w:sz w:val="23"/>
+                <w:szCs w:val="23"/>
               </w:rPr>
               <w:t>L0</w:t>
             </w:r>
@@ -762,7 +565,7 @@
         </w:tc>
         <w:tc>
           <w:tcPr>
-            <w:tcW w:w="1642" w:type="pct"/>
+            <w:tcW w:w="1634" w:type="pct"/>
             <w:tcBorders>
               <w:top w:val="single" w:sz="6" w:space="0" w:color="D0D0D0"/>
               <w:left w:val="single" w:sz="6" w:space="0" w:color="D0D0D0"/>
@@ -781,22 +584,20 @@
           </w:tcPr>
           <w:p>
             <w:pPr>
-              <w:spacing w:before="100" w:beforeAutospacing="1" w:after="100" w:afterAutospacing="1" w:line="240" w:lineRule="auto"/>
-              <w:rPr>
-                <w:rFonts w:eastAsia="Times New Roman" w:cstheme="minorHAnsi"/>
-                <w:color w:val="1A1A1A"/>
-                <w:sz w:val="24"/>
-                <w:szCs w:val="24"/>
-                <w:lang w:eastAsia="ru-RU"/>
+              <w:pStyle w:val="a3"/>
+              <w:rPr>
+                <w:rFonts w:ascii="Segoe UI" w:hAnsi="Segoe UI" w:cs="Segoe UI"/>
+                <w:color w:val="1A1A1A"/>
+                <w:sz w:val="23"/>
+                <w:szCs w:val="23"/>
               </w:rPr>
             </w:pPr>
             <w:r>
               <w:rPr>
-                <w:rFonts w:eastAsia="Times New Roman" w:cstheme="minorHAnsi"/>
-                <w:color w:val="1A1A1A"/>
-                <w:sz w:val="24"/>
-                <w:szCs w:val="24"/>
-                <w:lang w:eastAsia="ru-RU"/>
+                <w:rFonts w:ascii="Segoe UI" w:hAnsi="Segoe UI" w:cs="Segoe UI"/>
+                <w:color w:val="1A1A1A"/>
+                <w:sz w:val="23"/>
+                <w:szCs w:val="23"/>
               </w:rPr>
               <w:t>Полевой уровень</w:t>
             </w:r>
@@ -804,7 +605,7 @@
         </w:tc>
         <w:tc>
           <w:tcPr>
-            <w:tcW w:w="2721" w:type="pct"/>
+            <w:tcW w:w="2713" w:type="pct"/>
             <w:tcBorders>
               <w:top w:val="single" w:sz="6" w:space="0" w:color="D0D0D0"/>
               <w:left w:val="single" w:sz="6" w:space="0" w:color="D0D0D0"/>
@@ -823,33 +624,30 @@
           </w:tcPr>
           <w:p>
             <w:pPr>
-              <w:spacing w:before="100" w:beforeAutospacing="1" w:after="100" w:afterAutospacing="1" w:line="240" w:lineRule="auto"/>
-              <w:rPr>
-                <w:rFonts w:eastAsia="Times New Roman" w:cstheme="minorHAnsi"/>
-                <w:color w:val="1A1A1A"/>
-                <w:sz w:val="24"/>
-                <w:szCs w:val="24"/>
-                <w:lang w:eastAsia="ru-RU"/>
+              <w:pStyle w:val="a3"/>
+              <w:rPr>
+                <w:rFonts w:ascii="Segoe UI" w:hAnsi="Segoe UI" w:cs="Segoe UI"/>
+                <w:color w:val="1A1A1A"/>
+                <w:sz w:val="23"/>
+                <w:szCs w:val="23"/>
               </w:rPr>
             </w:pPr>
             <w:r>
               <w:rPr>
-                <w:rFonts w:eastAsia="Times New Roman" w:cstheme="minorHAnsi"/>
-                <w:color w:val="1A1A1A"/>
-                <w:sz w:val="24"/>
-                <w:szCs w:val="24"/>
-                <w:lang w:eastAsia="ru-RU"/>
+                <w:rFonts w:ascii="Segoe UI" w:hAnsi="Segoe UI" w:cs="Segoe UI"/>
+                <w:color w:val="1A1A1A"/>
+                <w:sz w:val="23"/>
+                <w:szCs w:val="23"/>
               </w:rPr>
               <w:t xml:space="preserve">Датчики, исполнительные механизмы, </w:t>
             </w:r>
             <w:proofErr w:type="spellStart"/>
             <w:r>
               <w:rPr>
-                <w:rFonts w:eastAsia="Times New Roman" w:cstheme="minorHAnsi"/>
-                <w:color w:val="1A1A1A"/>
-                <w:sz w:val="24"/>
-                <w:szCs w:val="24"/>
-                <w:lang w:eastAsia="ru-RU"/>
+                <w:rFonts w:ascii="Segoe UI" w:hAnsi="Segoe UI" w:cs="Segoe UI"/>
+                <w:color w:val="1A1A1A"/>
+                <w:sz w:val="23"/>
+                <w:szCs w:val="23"/>
               </w:rPr>
               <w:t>КИПиА</w:t>
             </w:r>
@@ -860,7 +658,7 @@
       <w:tr>
         <w:tc>
           <w:tcPr>
-            <w:tcW w:w="637" w:type="pct"/>
+            <w:tcW w:w="653" w:type="pct"/>
             <w:tcBorders>
               <w:top w:val="single" w:sz="6" w:space="0" w:color="D0D0D0"/>
               <w:left w:val="single" w:sz="6" w:space="0" w:color="D0D0D0"/>
@@ -879,24 +677,21 @@
           </w:tcPr>
           <w:p>
             <w:pPr>
-              <w:spacing w:before="100" w:beforeAutospacing="1" w:after="100" w:afterAutospacing="1" w:line="240" w:lineRule="auto"/>
-              <w:rPr>
-                <w:rFonts w:eastAsia="Times New Roman" w:cstheme="minorHAnsi"/>
-                <w:color w:val="1A1A1A"/>
-                <w:sz w:val="24"/>
-                <w:szCs w:val="24"/>
-                <w:lang w:eastAsia="ru-RU"/>
+              <w:pStyle w:val="a3"/>
+              <w:rPr>
+                <w:rFonts w:ascii="Segoe UI" w:hAnsi="Segoe UI" w:cs="Segoe UI"/>
+                <w:color w:val="1A1A1A"/>
+                <w:sz w:val="23"/>
+                <w:szCs w:val="23"/>
               </w:rPr>
             </w:pPr>
             <w:r>
               <w:rPr>
-                <w:rFonts w:eastAsia="Times New Roman" w:cstheme="minorHAnsi"/>
-                <w:b/>
-                <w:bCs/>
-                <w:color w:val="1A1A1A"/>
-                <w:sz w:val="24"/>
-                <w:szCs w:val="24"/>
-                <w:lang w:eastAsia="ru-RU"/>
+                <w:rStyle w:val="a4"/>
+                <w:rFonts w:ascii="Segoe UI" w:hAnsi="Segoe UI" w:cs="Segoe UI"/>
+                <w:color w:val="1A1A1A"/>
+                <w:sz w:val="23"/>
+                <w:szCs w:val="23"/>
               </w:rPr>
               <w:t>L1</w:t>
             </w:r>
@@ -904,7 +699,7 @@
         </w:tc>
         <w:tc>
           <w:tcPr>
-            <w:tcW w:w="1642" w:type="pct"/>
+            <w:tcW w:w="1634" w:type="pct"/>
             <w:tcBorders>
               <w:top w:val="single" w:sz="6" w:space="0" w:color="D0D0D0"/>
               <w:left w:val="single" w:sz="6" w:space="0" w:color="D0D0D0"/>
@@ -923,22 +718,20 @@
           </w:tcPr>
           <w:p>
             <w:pPr>
-              <w:spacing w:before="100" w:beforeAutospacing="1" w:after="100" w:afterAutospacing="1" w:line="240" w:lineRule="auto"/>
-              <w:rPr>
-                <w:rFonts w:eastAsia="Times New Roman" w:cstheme="minorHAnsi"/>
-                <w:color w:val="1A1A1A"/>
-                <w:sz w:val="24"/>
-                <w:szCs w:val="24"/>
-                <w:lang w:eastAsia="ru-RU"/>
+              <w:pStyle w:val="a3"/>
+              <w:rPr>
+                <w:rFonts w:ascii="Segoe UI" w:hAnsi="Segoe UI" w:cs="Segoe UI"/>
+                <w:color w:val="1A1A1A"/>
+                <w:sz w:val="23"/>
+                <w:szCs w:val="23"/>
               </w:rPr>
             </w:pPr>
             <w:r>
               <w:rPr>
-                <w:rFonts w:eastAsia="Times New Roman" w:cstheme="minorHAnsi"/>
-                <w:color w:val="1A1A1A"/>
-                <w:sz w:val="24"/>
-                <w:szCs w:val="24"/>
-                <w:lang w:eastAsia="ru-RU"/>
+                <w:rFonts w:ascii="Segoe UI" w:hAnsi="Segoe UI" w:cs="Segoe UI"/>
+                <w:color w:val="1A1A1A"/>
+                <w:sz w:val="23"/>
+                <w:szCs w:val="23"/>
               </w:rPr>
               <w:t>Управление</w:t>
             </w:r>
@@ -946,7 +739,7 @@
         </w:tc>
         <w:tc>
           <w:tcPr>
-            <w:tcW w:w="2721" w:type="pct"/>
+            <w:tcW w:w="2713" w:type="pct"/>
             <w:tcBorders>
               <w:top w:val="single" w:sz="6" w:space="0" w:color="D0D0D0"/>
               <w:left w:val="single" w:sz="6" w:space="0" w:color="D0D0D0"/>
@@ -965,22 +758,20 @@
           </w:tcPr>
           <w:p>
             <w:pPr>
-              <w:spacing w:before="100" w:beforeAutospacing="1" w:after="100" w:afterAutospacing="1" w:line="240" w:lineRule="auto"/>
-              <w:rPr>
-                <w:rFonts w:eastAsia="Times New Roman" w:cstheme="minorHAnsi"/>
-                <w:color w:val="1A1A1A"/>
-                <w:sz w:val="24"/>
-                <w:szCs w:val="24"/>
-                <w:lang w:eastAsia="ru-RU"/>
+              <w:pStyle w:val="a3"/>
+              <w:rPr>
+                <w:rFonts w:ascii="Segoe UI" w:hAnsi="Segoe UI" w:cs="Segoe UI"/>
+                <w:color w:val="1A1A1A"/>
+                <w:sz w:val="23"/>
+                <w:szCs w:val="23"/>
               </w:rPr>
             </w:pPr>
             <w:r>
               <w:rPr>
-                <w:rFonts w:eastAsia="Times New Roman" w:cstheme="minorHAnsi"/>
-                <w:color w:val="1A1A1A"/>
-                <w:sz w:val="24"/>
-                <w:szCs w:val="24"/>
-                <w:lang w:eastAsia="ru-RU"/>
+                <w:rFonts w:ascii="Segoe UI" w:hAnsi="Segoe UI" w:cs="Segoe UI"/>
+                <w:color w:val="1A1A1A"/>
+                <w:sz w:val="23"/>
+                <w:szCs w:val="23"/>
               </w:rPr>
               <w:t>ПЛК, локальные контуры регулирования</w:t>
             </w:r>
@@ -990,7 +781,7 @@
       <w:tr>
         <w:tc>
           <w:tcPr>
-            <w:tcW w:w="637" w:type="pct"/>
+            <w:tcW w:w="653" w:type="pct"/>
             <w:tcBorders>
               <w:top w:val="single" w:sz="6" w:space="0" w:color="D0D0D0"/>
               <w:left w:val="single" w:sz="6" w:space="0" w:color="D0D0D0"/>
@@ -1009,24 +800,21 @@
           </w:tcPr>
           <w:p>
             <w:pPr>
-              <w:spacing w:before="100" w:beforeAutospacing="1" w:after="100" w:afterAutospacing="1" w:line="240" w:lineRule="auto"/>
-              <w:rPr>
-                <w:rFonts w:eastAsia="Times New Roman" w:cstheme="minorHAnsi"/>
-                <w:color w:val="1A1A1A"/>
-                <w:sz w:val="24"/>
-                <w:szCs w:val="24"/>
-                <w:lang w:eastAsia="ru-RU"/>
+              <w:pStyle w:val="a3"/>
+              <w:rPr>
+                <w:rFonts w:ascii="Segoe UI" w:hAnsi="Segoe UI" w:cs="Segoe UI"/>
+                <w:color w:val="1A1A1A"/>
+                <w:sz w:val="23"/>
+                <w:szCs w:val="23"/>
               </w:rPr>
             </w:pPr>
             <w:r>
               <w:rPr>
-                <w:rFonts w:eastAsia="Times New Roman" w:cstheme="minorHAnsi"/>
-                <w:b/>
-                <w:bCs/>
-                <w:color w:val="1A1A1A"/>
-                <w:sz w:val="24"/>
-                <w:szCs w:val="24"/>
-                <w:lang w:eastAsia="ru-RU"/>
+                <w:rStyle w:val="a4"/>
+                <w:rFonts w:ascii="Segoe UI" w:hAnsi="Segoe UI" w:cs="Segoe UI"/>
+                <w:color w:val="1A1A1A"/>
+                <w:sz w:val="23"/>
+                <w:szCs w:val="23"/>
               </w:rPr>
               <w:t>L2</w:t>
             </w:r>
@@ -1034,7 +822,7 @@
         </w:tc>
         <w:tc>
           <w:tcPr>
-            <w:tcW w:w="1642" w:type="pct"/>
+            <w:tcW w:w="1634" w:type="pct"/>
             <w:tcBorders>
               <w:top w:val="single" w:sz="6" w:space="0" w:color="D0D0D0"/>
               <w:left w:val="single" w:sz="6" w:space="0" w:color="D0D0D0"/>
@@ -1053,22 +841,20 @@
           </w:tcPr>
           <w:p>
             <w:pPr>
-              <w:spacing w:before="100" w:beforeAutospacing="1" w:after="100" w:afterAutospacing="1" w:line="240" w:lineRule="auto"/>
-              <w:rPr>
-                <w:rFonts w:eastAsia="Times New Roman" w:cstheme="minorHAnsi"/>
-                <w:color w:val="1A1A1A"/>
-                <w:sz w:val="24"/>
-                <w:szCs w:val="24"/>
-                <w:lang w:eastAsia="ru-RU"/>
+              <w:pStyle w:val="a3"/>
+              <w:rPr>
+                <w:rFonts w:ascii="Segoe UI" w:hAnsi="Segoe UI" w:cs="Segoe UI"/>
+                <w:color w:val="1A1A1A"/>
+                <w:sz w:val="23"/>
+                <w:szCs w:val="23"/>
               </w:rPr>
             </w:pPr>
             <w:r>
               <w:rPr>
-                <w:rFonts w:eastAsia="Times New Roman" w:cstheme="minorHAnsi"/>
-                <w:color w:val="1A1A1A"/>
-                <w:sz w:val="24"/>
-                <w:szCs w:val="24"/>
-                <w:lang w:eastAsia="ru-RU"/>
+                <w:rFonts w:ascii="Segoe UI" w:hAnsi="Segoe UI" w:cs="Segoe UI"/>
+                <w:color w:val="1A1A1A"/>
+                <w:sz w:val="23"/>
+                <w:szCs w:val="23"/>
               </w:rPr>
               <w:t>Диспетчеризация (SCADA)</w:t>
             </w:r>
@@ -1076,7 +862,7 @@
         </w:tc>
         <w:tc>
           <w:tcPr>
-            <w:tcW w:w="2721" w:type="pct"/>
+            <w:tcW w:w="2713" w:type="pct"/>
             <w:tcBorders>
               <w:top w:val="single" w:sz="6" w:space="0" w:color="D0D0D0"/>
               <w:left w:val="single" w:sz="6" w:space="0" w:color="D0D0D0"/>
@@ -1095,22 +881,20 @@
           </w:tcPr>
           <w:p>
             <w:pPr>
-              <w:spacing w:before="100" w:beforeAutospacing="1" w:after="100" w:afterAutospacing="1" w:line="240" w:lineRule="auto"/>
-              <w:rPr>
-                <w:rFonts w:eastAsia="Times New Roman" w:cstheme="minorHAnsi"/>
-                <w:color w:val="1A1A1A"/>
-                <w:sz w:val="24"/>
-                <w:szCs w:val="24"/>
-                <w:lang w:eastAsia="ru-RU"/>
+              <w:pStyle w:val="a3"/>
+              <w:rPr>
+                <w:rFonts w:ascii="Segoe UI" w:hAnsi="Segoe UI" w:cs="Segoe UI"/>
+                <w:color w:val="1A1A1A"/>
+                <w:sz w:val="23"/>
+                <w:szCs w:val="23"/>
               </w:rPr>
             </w:pPr>
             <w:r>
               <w:rPr>
-                <w:rFonts w:eastAsia="Times New Roman" w:cstheme="minorHAnsi"/>
-                <w:color w:val="1A1A1A"/>
-                <w:sz w:val="24"/>
-                <w:szCs w:val="24"/>
-                <w:lang w:eastAsia="ru-RU"/>
+                <w:rFonts w:ascii="Segoe UI" w:hAnsi="Segoe UI" w:cs="Segoe UI"/>
+                <w:color w:val="1A1A1A"/>
+                <w:sz w:val="23"/>
+                <w:szCs w:val="23"/>
               </w:rPr>
               <w:t>Сбор данных и оперативное управление</w:t>
             </w:r>
@@ -1120,7 +904,7 @@
       <w:tr>
         <w:tc>
           <w:tcPr>
-            <w:tcW w:w="637" w:type="pct"/>
+            <w:tcW w:w="653" w:type="pct"/>
             <w:tcBorders>
               <w:top w:val="single" w:sz="6" w:space="0" w:color="D0D0D0"/>
               <w:left w:val="single" w:sz="6" w:space="0" w:color="D0D0D0"/>
@@ -1139,24 +923,21 @@
           </w:tcPr>
           <w:p>
             <w:pPr>
-              <w:spacing w:before="100" w:beforeAutospacing="1" w:after="100" w:afterAutospacing="1" w:line="240" w:lineRule="auto"/>
-              <w:rPr>
-                <w:rFonts w:eastAsia="Times New Roman" w:cstheme="minorHAnsi"/>
-                <w:color w:val="1A1A1A"/>
-                <w:sz w:val="24"/>
-                <w:szCs w:val="24"/>
-                <w:lang w:eastAsia="ru-RU"/>
+              <w:pStyle w:val="a3"/>
+              <w:rPr>
+                <w:rFonts w:ascii="Segoe UI" w:hAnsi="Segoe UI" w:cs="Segoe UI"/>
+                <w:color w:val="1A1A1A"/>
+                <w:sz w:val="23"/>
+                <w:szCs w:val="23"/>
               </w:rPr>
             </w:pPr>
             <w:r>
               <w:rPr>
-                <w:rFonts w:eastAsia="Times New Roman" w:cstheme="minorHAnsi"/>
-                <w:b/>
-                <w:bCs/>
-                <w:color w:val="1A1A1A"/>
-                <w:sz w:val="24"/>
-                <w:szCs w:val="24"/>
-                <w:lang w:eastAsia="ru-RU"/>
+                <w:rStyle w:val="a4"/>
+                <w:rFonts w:ascii="Segoe UI" w:hAnsi="Segoe UI" w:cs="Segoe UI"/>
+                <w:color w:val="1A1A1A"/>
+                <w:sz w:val="23"/>
+                <w:szCs w:val="23"/>
               </w:rPr>
               <w:t>L3</w:t>
             </w:r>
@@ -1164,7 +945,7 @@
         </w:tc>
         <w:tc>
           <w:tcPr>
-            <w:tcW w:w="1642" w:type="pct"/>
+            <w:tcW w:w="1634" w:type="pct"/>
             <w:tcBorders>
               <w:top w:val="single" w:sz="6" w:space="0" w:color="D0D0D0"/>
               <w:left w:val="single" w:sz="6" w:space="0" w:color="D0D0D0"/>
@@ -1183,22 +964,20 @@
           </w:tcPr>
           <w:p>
             <w:pPr>
-              <w:spacing w:before="100" w:beforeAutospacing="1" w:after="100" w:afterAutospacing="1" w:line="240" w:lineRule="auto"/>
-              <w:rPr>
-                <w:rFonts w:eastAsia="Times New Roman" w:cstheme="minorHAnsi"/>
-                <w:color w:val="1A1A1A"/>
-                <w:sz w:val="24"/>
-                <w:szCs w:val="24"/>
-                <w:lang w:eastAsia="ru-RU"/>
+              <w:pStyle w:val="a3"/>
+              <w:rPr>
+                <w:rFonts w:ascii="Segoe UI" w:hAnsi="Segoe UI" w:cs="Segoe UI"/>
+                <w:color w:val="1A1A1A"/>
+                <w:sz w:val="23"/>
+                <w:szCs w:val="23"/>
               </w:rPr>
             </w:pPr>
             <w:r>
               <w:rPr>
-                <w:rFonts w:eastAsia="Times New Roman" w:cstheme="minorHAnsi"/>
-                <w:color w:val="1A1A1A"/>
-                <w:sz w:val="24"/>
-                <w:szCs w:val="24"/>
-                <w:lang w:eastAsia="ru-RU"/>
+                <w:rFonts w:ascii="Segoe UI" w:hAnsi="Segoe UI" w:cs="Segoe UI"/>
+                <w:color w:val="1A1A1A"/>
+                <w:sz w:val="23"/>
+                <w:szCs w:val="23"/>
               </w:rPr>
               <w:t>Производство (MES/MOM)</w:t>
             </w:r>
@@ -1206,7 +985,7 @@
         </w:tc>
         <w:tc>
           <w:tcPr>
-            <w:tcW w:w="2721" w:type="pct"/>
+            <w:tcW w:w="2713" w:type="pct"/>
             <w:tcBorders>
               <w:top w:val="single" w:sz="6" w:space="0" w:color="D0D0D0"/>
               <w:left w:val="single" w:sz="6" w:space="0" w:color="D0D0D0"/>
@@ -1225,22 +1004,20 @@
           </w:tcPr>
           <w:p>
             <w:pPr>
-              <w:spacing w:before="100" w:beforeAutospacing="1" w:after="100" w:afterAutospacing="1" w:line="240" w:lineRule="auto"/>
-              <w:rPr>
-                <w:rFonts w:eastAsia="Times New Roman" w:cstheme="minorHAnsi"/>
-                <w:color w:val="1A1A1A"/>
-                <w:sz w:val="24"/>
-                <w:szCs w:val="24"/>
-                <w:lang w:eastAsia="ru-RU"/>
+              <w:pStyle w:val="a3"/>
+              <w:rPr>
+                <w:rFonts w:ascii="Segoe UI" w:hAnsi="Segoe UI" w:cs="Segoe UI"/>
+                <w:color w:val="1A1A1A"/>
+                <w:sz w:val="23"/>
+                <w:szCs w:val="23"/>
               </w:rPr>
             </w:pPr>
             <w:r>
               <w:rPr>
-                <w:rFonts w:eastAsia="Times New Roman" w:cstheme="minorHAnsi"/>
-                <w:color w:val="1A1A1A"/>
-                <w:sz w:val="24"/>
-                <w:szCs w:val="24"/>
-                <w:lang w:eastAsia="ru-RU"/>
+                <w:rFonts w:ascii="Segoe UI" w:hAnsi="Segoe UI" w:cs="Segoe UI"/>
+                <w:color w:val="1A1A1A"/>
+                <w:sz w:val="23"/>
+                <w:szCs w:val="23"/>
               </w:rPr>
               <w:t>Управление производственными операциями</w:t>
             </w:r>
@@ -1250,7 +1027,7 @@
       <w:tr>
         <w:tc>
           <w:tcPr>
-            <w:tcW w:w="637" w:type="pct"/>
+            <w:tcW w:w="653" w:type="pct"/>
             <w:tcBorders>
               <w:top w:val="single" w:sz="6" w:space="0" w:color="D0D0D0"/>
               <w:left w:val="single" w:sz="6" w:space="0" w:color="D0D0D0"/>
@@ -1269,24 +1046,21 @@
           </w:tcPr>
           <w:p>
             <w:pPr>
-              <w:spacing w:before="100" w:beforeAutospacing="1" w:after="100" w:afterAutospacing="1" w:line="240" w:lineRule="auto"/>
-              <w:rPr>
-                <w:rFonts w:eastAsia="Times New Roman" w:cstheme="minorHAnsi"/>
-                <w:color w:val="1A1A1A"/>
-                <w:sz w:val="24"/>
-                <w:szCs w:val="24"/>
-                <w:lang w:eastAsia="ru-RU"/>
+              <w:pStyle w:val="a3"/>
+              <w:rPr>
+                <w:rFonts w:ascii="Segoe UI" w:hAnsi="Segoe UI" w:cs="Segoe UI"/>
+                <w:color w:val="1A1A1A"/>
+                <w:sz w:val="23"/>
+                <w:szCs w:val="23"/>
               </w:rPr>
             </w:pPr>
             <w:r>
               <w:rPr>
-                <w:rFonts w:eastAsia="Times New Roman" w:cstheme="minorHAnsi"/>
-                <w:b/>
-                <w:bCs/>
-                <w:color w:val="1A1A1A"/>
-                <w:sz w:val="24"/>
-                <w:szCs w:val="24"/>
-                <w:lang w:eastAsia="ru-RU"/>
+                <w:rStyle w:val="a4"/>
+                <w:rFonts w:ascii="Segoe UI" w:hAnsi="Segoe UI" w:cs="Segoe UI"/>
+                <w:color w:val="1A1A1A"/>
+                <w:sz w:val="23"/>
+                <w:szCs w:val="23"/>
               </w:rPr>
               <w:t>L4</w:t>
             </w:r>
@@ -1294,7 +1068,7 @@
         </w:tc>
         <w:tc>
           <w:tcPr>
-            <w:tcW w:w="1642" w:type="pct"/>
+            <w:tcW w:w="1634" w:type="pct"/>
             <w:tcBorders>
               <w:top w:val="single" w:sz="6" w:space="0" w:color="D0D0D0"/>
               <w:left w:val="single" w:sz="6" w:space="0" w:color="D0D0D0"/>
@@ -1313,22 +1087,20 @@
           </w:tcPr>
           <w:p>
             <w:pPr>
-              <w:spacing w:before="100" w:beforeAutospacing="1" w:after="100" w:afterAutospacing="1" w:line="240" w:lineRule="auto"/>
-              <w:rPr>
-                <w:rFonts w:eastAsia="Times New Roman" w:cstheme="minorHAnsi"/>
-                <w:color w:val="1A1A1A"/>
-                <w:sz w:val="24"/>
-                <w:szCs w:val="24"/>
-                <w:lang w:eastAsia="ru-RU"/>
+              <w:pStyle w:val="a3"/>
+              <w:rPr>
+                <w:rFonts w:ascii="Segoe UI" w:hAnsi="Segoe UI" w:cs="Segoe UI"/>
+                <w:color w:val="1A1A1A"/>
+                <w:sz w:val="23"/>
+                <w:szCs w:val="23"/>
               </w:rPr>
             </w:pPr>
             <w:r>
               <w:rPr>
-                <w:rFonts w:eastAsia="Times New Roman" w:cstheme="minorHAnsi"/>
-                <w:color w:val="1A1A1A"/>
-                <w:sz w:val="24"/>
-                <w:szCs w:val="24"/>
-                <w:lang w:eastAsia="ru-RU"/>
+                <w:rFonts w:ascii="Segoe UI" w:hAnsi="Segoe UI" w:cs="Segoe UI"/>
+                <w:color w:val="1A1A1A"/>
+                <w:sz w:val="23"/>
+                <w:szCs w:val="23"/>
               </w:rPr>
               <w:t>Предприятие (ERP)</w:t>
             </w:r>
@@ -1336,7 +1108,7 @@
         </w:tc>
         <w:tc>
           <w:tcPr>
-            <w:tcW w:w="2721" w:type="pct"/>
+            <w:tcW w:w="2713" w:type="pct"/>
             <w:tcBorders>
               <w:top w:val="single" w:sz="6" w:space="0" w:color="D0D0D0"/>
               <w:left w:val="single" w:sz="6" w:space="0" w:color="D0D0D0"/>
@@ -1355,22 +1127,20 @@
           </w:tcPr>
           <w:p>
             <w:pPr>
-              <w:spacing w:before="100" w:beforeAutospacing="1" w:after="100" w:afterAutospacing="1" w:line="240" w:lineRule="auto"/>
-              <w:rPr>
-                <w:rFonts w:eastAsia="Times New Roman" w:cstheme="minorHAnsi"/>
-                <w:color w:val="1A1A1A"/>
-                <w:sz w:val="24"/>
-                <w:szCs w:val="24"/>
-                <w:lang w:eastAsia="ru-RU"/>
+              <w:pStyle w:val="a3"/>
+              <w:rPr>
+                <w:rFonts w:ascii="Segoe UI" w:hAnsi="Segoe UI" w:cs="Segoe UI"/>
+                <w:color w:val="1A1A1A"/>
+                <w:sz w:val="23"/>
+                <w:szCs w:val="23"/>
               </w:rPr>
             </w:pPr>
             <w:r>
               <w:rPr>
-                <w:rFonts w:eastAsia="Times New Roman" w:cstheme="minorHAnsi"/>
-                <w:color w:val="1A1A1A"/>
-                <w:sz w:val="24"/>
-                <w:szCs w:val="24"/>
-                <w:lang w:eastAsia="ru-RU"/>
+                <w:rFonts w:ascii="Segoe UI" w:hAnsi="Segoe UI" w:cs="Segoe UI"/>
+                <w:color w:val="1A1A1A"/>
+                <w:sz w:val="23"/>
+                <w:szCs w:val="23"/>
               </w:rPr>
               <w:t>Планирование ресурсов предприятия</w:t>
             </w:r>
@@ -1380,251 +1150,195 @@
     </w:tbl>
     <w:p>
       <w:pPr>
+        <w:pStyle w:val="a3"/>
         <w:shd w:val="clear" w:color="auto" w:fill="FFFFFF"/>
-        <w:spacing w:before="100" w:beforeAutospacing="1" w:after="100" w:afterAutospacing="1" w:line="240" w:lineRule="auto"/>
-        <w:outlineLvl w:val="1"/>
-        <w:rPr>
-          <w:rFonts w:eastAsia="Times New Roman" w:cstheme="minorHAnsi"/>
-          <w:b/>
-          <w:bCs/>
-          <w:color w:val="1A1A1A"/>
-          <w:sz w:val="28"/>
-          <w:szCs w:val="28"/>
-          <w:lang w:eastAsia="ru-RU"/>
-        </w:rPr>
-      </w:pPr>
-      <w:r>
-        <w:rPr>
-          <w:rFonts w:eastAsia="Times New Roman" w:cstheme="minorHAnsi"/>
-          <w:b/>
-          <w:bCs/>
-          <w:color w:val="1A1A1A"/>
-          <w:sz w:val="28"/>
-          <w:szCs w:val="28"/>
-          <w:lang w:eastAsia="ru-RU"/>
+        <w:rPr>
+          <w:rFonts w:ascii="Segoe UI" w:hAnsi="Segoe UI" w:cs="Segoe UI"/>
+          <w:color w:val="1A1A1A"/>
+          <w:sz w:val="23"/>
+          <w:szCs w:val="23"/>
+        </w:rPr>
+      </w:pPr>
+      <w:r>
+        <w:rPr>
+          <w:rStyle w:val="a4"/>
+          <w:rFonts w:ascii="Segoe UI" w:hAnsi="Segoe UI" w:cs="Segoe UI"/>
+          <w:color w:val="1A1A1A"/>
+          <w:sz w:val="23"/>
+          <w:szCs w:val="23"/>
         </w:rPr>
         <w:t>2.2. Класс системы и аббревиатуры</w:t>
       </w:r>
     </w:p>
     <w:p>
       <w:pPr>
+        <w:pStyle w:val="a3"/>
         <w:shd w:val="clear" w:color="auto" w:fill="FFFFFF"/>
-        <w:spacing w:before="100" w:beforeAutospacing="1" w:after="100" w:afterAutospacing="1" w:line="240" w:lineRule="auto"/>
-        <w:rPr>
-          <w:rFonts w:eastAsia="Times New Roman" w:cstheme="minorHAnsi"/>
-          <w:color w:val="1A1A1A"/>
-          <w:sz w:val="24"/>
-          <w:szCs w:val="24"/>
-          <w:lang w:eastAsia="ru-RU"/>
-        </w:rPr>
-      </w:pPr>
-      <w:r>
-        <w:rPr>
-          <w:rFonts w:eastAsia="Times New Roman" w:cstheme="minorHAnsi"/>
-          <w:color w:val="1A1A1A"/>
-          <w:sz w:val="24"/>
-          <w:szCs w:val="24"/>
-          <w:lang w:eastAsia="ru-RU"/>
+        <w:rPr>
+          <w:rFonts w:ascii="Segoe UI" w:hAnsi="Segoe UI" w:cs="Segoe UI"/>
+          <w:color w:val="1A1A1A"/>
+          <w:sz w:val="23"/>
+          <w:szCs w:val="23"/>
+        </w:rPr>
+      </w:pPr>
+      <w:r>
+        <w:rPr>
+          <w:rFonts w:ascii="Segoe UI" w:hAnsi="Segoe UI" w:cs="Segoe UI"/>
+          <w:color w:val="1A1A1A"/>
+          <w:sz w:val="23"/>
+          <w:szCs w:val="23"/>
         </w:rPr>
         <w:t xml:space="preserve">Поле </w:t>
       </w:r>
       <w:proofErr w:type="spellStart"/>
       <w:r>
         <w:rPr>
-          <w:rFonts w:eastAsia="Times New Roman" w:cstheme="minorHAnsi"/>
-          <w:color w:val="1A1A1A"/>
-          <w:sz w:val="24"/>
-          <w:szCs w:val="24"/>
-          <w:lang w:eastAsia="ru-RU"/>
+          <w:rFonts w:ascii="Segoe UI" w:hAnsi="Segoe UI" w:cs="Segoe UI"/>
+          <w:color w:val="1A1A1A"/>
+          <w:sz w:val="23"/>
+          <w:szCs w:val="23"/>
         </w:rPr>
         <w:t>system_class</w:t>
       </w:r>
       <w:proofErr w:type="spellEnd"/>
       <w:r>
         <w:rPr>
-          <w:rFonts w:eastAsia="Times New Roman" w:cstheme="minorHAnsi"/>
-          <w:color w:val="1A1A1A"/>
-          <w:sz w:val="24"/>
-          <w:szCs w:val="24"/>
-          <w:lang w:eastAsia="ru-RU"/>
-        </w:rPr>
-        <w:t xml:space="preserve"> хранит англоязычную аббревиатуру класса (например, SCADA, MES, MOM, DCS), </w:t>
-      </w:r>
-      <w:r>
-        <w:rPr>
-          <w:rFonts w:eastAsia="Times New Roman" w:cstheme="minorHAnsi"/>
-          <w:color w:val="1A1A1A"/>
-          <w:sz w:val="24"/>
-          <w:szCs w:val="24"/>
-          <w:lang w:eastAsia="ru-RU"/>
+          <w:rFonts w:ascii="Segoe UI" w:hAnsi="Segoe UI" w:cs="Segoe UI"/>
+          <w:color w:val="1A1A1A"/>
+          <w:sz w:val="23"/>
+          <w:szCs w:val="23"/>
+        </w:rPr>
+        <w:t xml:space="preserve"> хранит англоязычную аббревиатуру класса (например, SCADA, MES, MOM, DCS),</w:t>
+      </w:r>
+      <w:r>
+        <w:rPr>
+          <w:rFonts w:ascii="Segoe UI" w:hAnsi="Segoe UI" w:cs="Segoe UI"/>
+          <w:color w:val="1A1A1A"/>
+          <w:sz w:val="23"/>
+          <w:szCs w:val="23"/>
         </w:rPr>
         <w:br/>
       </w:r>
       <w:proofErr w:type="spellStart"/>
       <w:r>
         <w:rPr>
-          <w:rFonts w:eastAsia="Times New Roman" w:cstheme="minorHAnsi"/>
-          <w:color w:val="1A1A1A"/>
-          <w:sz w:val="24"/>
-          <w:szCs w:val="24"/>
-          <w:lang w:eastAsia="ru-RU"/>
+          <w:rFonts w:ascii="Segoe UI" w:hAnsi="Segoe UI" w:cs="Segoe UI"/>
+          <w:color w:val="1A1A1A"/>
+          <w:sz w:val="23"/>
+          <w:szCs w:val="23"/>
         </w:rPr>
         <w:t>name_ru</w:t>
       </w:r>
       <w:proofErr w:type="spellEnd"/>
       <w:r>
         <w:rPr>
-          <w:rFonts w:eastAsia="Times New Roman" w:cstheme="minorHAnsi"/>
-          <w:color w:val="1A1A1A"/>
-          <w:sz w:val="24"/>
-          <w:szCs w:val="24"/>
-          <w:lang w:eastAsia="ru-RU"/>
-        </w:rPr>
-        <w:t xml:space="preserve"> — русскую аббревиатуру, если она существует (например, РСУ, ПАЗ, ТОИР). </w:t>
-      </w:r>
-      <w:r>
-        <w:rPr>
-          <w:rFonts w:eastAsia="Times New Roman" w:cstheme="minorHAnsi"/>
-          <w:color w:val="1A1A1A"/>
-          <w:sz w:val="24"/>
-          <w:szCs w:val="24"/>
-          <w:lang w:eastAsia="ru-RU"/>
+          <w:rFonts w:ascii="Segoe UI" w:hAnsi="Segoe UI" w:cs="Segoe UI"/>
+          <w:color w:val="1A1A1A"/>
+          <w:sz w:val="23"/>
+          <w:szCs w:val="23"/>
+        </w:rPr>
+        <w:t xml:space="preserve"> — русскую аббревиатуру, если она существует (например, РСУ, ПАЗ, ТОИР).</w:t>
+      </w:r>
+      <w:r>
+        <w:rPr>
+          <w:rFonts w:ascii="Segoe UI" w:hAnsi="Segoe UI" w:cs="Segoe UI"/>
+          <w:color w:val="1A1A1A"/>
+          <w:sz w:val="23"/>
+          <w:szCs w:val="23"/>
         </w:rPr>
         <w:br/>
       </w:r>
       <w:proofErr w:type="spellStart"/>
       <w:r>
         <w:rPr>
-          <w:rFonts w:eastAsia="Times New Roman" w:cstheme="minorHAnsi"/>
-          <w:color w:val="1A1A1A"/>
-          <w:sz w:val="24"/>
-          <w:szCs w:val="24"/>
-          <w:lang w:eastAsia="ru-RU"/>
-        </w:rPr>
+          <w:rFonts w:ascii="Segoe UI" w:hAnsi="Segoe UI" w:cs="Segoe UI"/>
+          <w:color w:val="1A1A1A"/>
+          <w:sz w:val="23"/>
+          <w:szCs w:val="23"/>
+        </w:rPr>
+        <w:lastRenderedPageBreak/>
         <w:t>description</w:t>
       </w:r>
       <w:proofErr w:type="spellEnd"/>
       <w:r>
         <w:rPr>
-          <w:rFonts w:eastAsia="Times New Roman" w:cstheme="minorHAnsi"/>
-          <w:color w:val="1A1A1A"/>
-          <w:sz w:val="24"/>
-          <w:szCs w:val="24"/>
-          <w:lang w:eastAsia="ru-RU"/>
-        </w:rPr>
-        <w:t xml:space="preserve"> содержит текстовое пояснение. </w:t>
-      </w:r>
-      <w:r>
-        <w:rPr>
-          <w:rFonts w:eastAsia="Times New Roman" w:cstheme="minorHAnsi"/>
-          <w:color w:val="1A1A1A"/>
-          <w:sz w:val="24"/>
-          <w:szCs w:val="24"/>
-          <w:lang w:eastAsia="ru-RU"/>
+          <w:rFonts w:ascii="Segoe UI" w:hAnsi="Segoe UI" w:cs="Segoe UI"/>
+          <w:color w:val="1A1A1A"/>
+          <w:sz w:val="23"/>
+          <w:szCs w:val="23"/>
+        </w:rPr>
+        <w:t xml:space="preserve"> содержит текстовое пояснение.</w:t>
+      </w:r>
+      <w:r>
+        <w:rPr>
+          <w:rFonts w:ascii="Segoe UI" w:hAnsi="Segoe UI" w:cs="Segoe UI"/>
+          <w:color w:val="1A1A1A"/>
+          <w:sz w:val="23"/>
+          <w:szCs w:val="23"/>
         </w:rPr>
         <w:br/>
-      </w:r>
-      <w:r>
-        <w:rPr>
-          <w:rFonts w:eastAsia="Times New Roman" w:cstheme="minorHAnsi"/>
-          <w:color w:val="1A1A1A"/>
-          <w:sz w:val="24"/>
-          <w:szCs w:val="24"/>
-          <w:lang w:eastAsia="ru-RU"/>
-        </w:rPr>
-        <w:t xml:space="preserve">Один и тот же класс всегда привязан к конкретному уровню — то есть пара «уровень + </w:t>
-      </w:r>
-      <w:r>
-        <w:rPr>
-          <w:rFonts w:eastAsia="Times New Roman" w:cstheme="minorHAnsi"/>
-          <w:color w:val="1A1A1A"/>
-          <w:sz w:val="24"/>
-          <w:szCs w:val="24"/>
-          <w:lang w:eastAsia="ru-RU"/>
-        </w:rPr>
-        <w:lastRenderedPageBreak/>
-        <w:t>класс» задаёт точный тип системы (напр., L2 SCADA).</w:t>
-      </w:r>
-      <w:r>
-        <w:rPr>
-          <w:rFonts w:eastAsia="Times New Roman" w:cstheme="minorHAnsi"/>
-          <w:color w:val="1A1A1A"/>
-          <w:sz w:val="24"/>
-          <w:szCs w:val="24"/>
-          <w:lang w:eastAsia="ru-RU"/>
-        </w:rPr>
-        <w:br/>
+        <w:t>Один и тот же класс всегда привязан к конкретному уровню — то есть пара «уровень + класс» задаёт точный тип системы (напр., L2 SCADA).</w:t>
       </w:r>
     </w:p>
     <w:p>
       <w:pPr>
+        <w:pStyle w:val="a3"/>
         <w:shd w:val="clear" w:color="auto" w:fill="FFFFFF"/>
-        <w:spacing w:before="100" w:beforeAutospacing="1" w:after="100" w:afterAutospacing="1" w:line="240" w:lineRule="auto"/>
-        <w:outlineLvl w:val="1"/>
-        <w:rPr>
-          <w:rFonts w:eastAsia="Times New Roman" w:cstheme="minorHAnsi"/>
-          <w:b/>
-          <w:bCs/>
-          <w:color w:val="1A1A1A"/>
-          <w:sz w:val="28"/>
-          <w:szCs w:val="28"/>
-          <w:lang w:eastAsia="ru-RU"/>
-        </w:rPr>
-      </w:pPr>
-      <w:r>
-        <w:rPr>
-          <w:rFonts w:eastAsia="Times New Roman" w:cstheme="minorHAnsi"/>
-          <w:b/>
-          <w:bCs/>
-          <w:color w:val="1A1A1A"/>
-          <w:sz w:val="28"/>
-          <w:szCs w:val="28"/>
-          <w:lang w:eastAsia="ru-RU"/>
+        <w:rPr>
+          <w:rFonts w:ascii="Segoe UI" w:hAnsi="Segoe UI" w:cs="Segoe UI"/>
+          <w:color w:val="1A1A1A"/>
+          <w:sz w:val="23"/>
+          <w:szCs w:val="23"/>
+        </w:rPr>
+      </w:pPr>
+      <w:r>
+        <w:rPr>
+          <w:rStyle w:val="a4"/>
+          <w:rFonts w:ascii="Segoe UI" w:hAnsi="Segoe UI" w:cs="Segoe UI"/>
+          <w:color w:val="1A1A1A"/>
+          <w:sz w:val="23"/>
+          <w:szCs w:val="23"/>
         </w:rPr>
         <w:t>2.3. Составные классы и подсистемы</w:t>
       </w:r>
     </w:p>
     <w:p>
       <w:pPr>
+        <w:pStyle w:val="a3"/>
         <w:shd w:val="clear" w:color="auto" w:fill="FFFFFF"/>
-        <w:spacing w:before="100" w:beforeAutospacing="1" w:after="100" w:afterAutospacing="1" w:line="240" w:lineRule="auto"/>
-        <w:rPr>
-          <w:rFonts w:eastAsia="Times New Roman" w:cstheme="minorHAnsi"/>
-          <w:color w:val="1A1A1A"/>
-          <w:sz w:val="24"/>
-          <w:szCs w:val="24"/>
-          <w:lang w:eastAsia="ru-RU"/>
-        </w:rPr>
-      </w:pPr>
-      <w:r>
-        <w:rPr>
-          <w:rFonts w:eastAsia="Times New Roman" w:cstheme="minorHAnsi"/>
-          <w:color w:val="1A1A1A"/>
-          <w:sz w:val="24"/>
-          <w:szCs w:val="24"/>
-          <w:lang w:eastAsia="ru-RU"/>
+        <w:rPr>
+          <w:rFonts w:ascii="Segoe UI" w:hAnsi="Segoe UI" w:cs="Segoe UI"/>
+          <w:color w:val="1A1A1A"/>
+          <w:sz w:val="23"/>
+          <w:szCs w:val="23"/>
+        </w:rPr>
+      </w:pPr>
+      <w:r>
+        <w:rPr>
+          <w:rFonts w:ascii="Segoe UI" w:hAnsi="Segoe UI" w:cs="Segoe UI"/>
+          <w:color w:val="1A1A1A"/>
+          <w:sz w:val="23"/>
+          <w:szCs w:val="23"/>
         </w:rPr>
         <w:t xml:space="preserve">Ключевая особенность иерархии — поддержка составных классов. Флаг </w:t>
       </w:r>
       <w:proofErr w:type="spellStart"/>
       <w:r>
         <w:rPr>
-          <w:rFonts w:eastAsia="Times New Roman" w:cstheme="minorHAnsi"/>
-          <w:color w:val="1A1A1A"/>
-          <w:sz w:val="24"/>
-          <w:szCs w:val="24"/>
-          <w:lang w:eastAsia="ru-RU"/>
+          <w:rFonts w:ascii="Segoe UI" w:hAnsi="Segoe UI" w:cs="Segoe UI"/>
+          <w:color w:val="1A1A1A"/>
+          <w:sz w:val="23"/>
+          <w:szCs w:val="23"/>
         </w:rPr>
         <w:t>is_composite</w:t>
       </w:r>
       <w:proofErr w:type="spellEnd"/>
       <w:r>
         <w:rPr>
-          <w:rFonts w:eastAsia="Times New Roman" w:cstheme="minorHAnsi"/>
-          <w:color w:val="1A1A1A"/>
-          <w:sz w:val="24"/>
-          <w:szCs w:val="24"/>
-          <w:lang w:eastAsia="ru-RU"/>
+          <w:rFonts w:ascii="Segoe UI" w:hAnsi="Segoe UI" w:cs="Segoe UI"/>
+          <w:color w:val="1A1A1A"/>
+          <w:sz w:val="23"/>
+          <w:szCs w:val="23"/>
         </w:rPr>
         <w:t xml:space="preserve"> помечает класс, который может включать подсистемы (например, MES, MOM, АСУТП). Для таких классов реализованы два механизма:</w:t>
       </w:r>
@@ -1633,59 +1347,54 @@
       <w:pPr>
         <w:numPr>
           <w:ilvl w:val="0"/>
-          <w:numId w:val="2"/>
+          <w:numId w:val="9"/>
         </w:numPr>
         <w:shd w:val="clear" w:color="auto" w:fill="FFFFFF"/>
         <w:spacing w:before="100" w:beforeAutospacing="1" w:after="100" w:afterAutospacing="1" w:line="240" w:lineRule="auto"/>
         <w:rPr>
-          <w:rFonts w:eastAsia="Times New Roman" w:cstheme="minorHAnsi"/>
-          <w:color w:val="1A1A1A"/>
-          <w:sz w:val="24"/>
-          <w:szCs w:val="24"/>
-          <w:lang w:eastAsia="ru-RU"/>
+          <w:rFonts w:ascii="Segoe UI" w:hAnsi="Segoe UI" w:cs="Segoe UI"/>
+          <w:color w:val="1A1A1A"/>
+          <w:sz w:val="23"/>
+          <w:szCs w:val="23"/>
         </w:rPr>
       </w:pPr>
       <w:proofErr w:type="spellStart"/>
       <w:r>
         <w:rPr>
-          <w:rFonts w:eastAsia="Times New Roman" w:cstheme="minorHAnsi"/>
-          <w:color w:val="1A1A1A"/>
-          <w:sz w:val="24"/>
-          <w:szCs w:val="24"/>
-          <w:lang w:eastAsia="ru-RU"/>
+          <w:rFonts w:ascii="Segoe UI" w:hAnsi="Segoe UI" w:cs="Segoe UI"/>
+          <w:color w:val="1A1A1A"/>
+          <w:sz w:val="23"/>
+          <w:szCs w:val="23"/>
         </w:rPr>
         <w:t>Самоссылка</w:t>
       </w:r>
       <w:proofErr w:type="spellEnd"/>
       <w:r>
         <w:rPr>
-          <w:rFonts w:eastAsia="Times New Roman" w:cstheme="minorHAnsi"/>
-          <w:color w:val="1A1A1A"/>
-          <w:sz w:val="24"/>
-          <w:szCs w:val="24"/>
-          <w:lang w:eastAsia="ru-RU"/>
+          <w:rFonts w:ascii="Segoe UI" w:hAnsi="Segoe UI" w:cs="Segoe UI"/>
+          <w:color w:val="1A1A1A"/>
+          <w:sz w:val="23"/>
+          <w:szCs w:val="23"/>
         </w:rPr>
         <w:t xml:space="preserve"> </w:t>
       </w:r>
       <w:proofErr w:type="spellStart"/>
       <w:r>
         <w:rPr>
-          <w:rFonts w:eastAsia="Times New Roman" w:cstheme="minorHAnsi"/>
-          <w:color w:val="1A1A1A"/>
-          <w:sz w:val="24"/>
-          <w:szCs w:val="24"/>
-          <w:lang w:eastAsia="ru-RU"/>
+          <w:rFonts w:ascii="Segoe UI" w:hAnsi="Segoe UI" w:cs="Segoe UI"/>
+          <w:color w:val="1A1A1A"/>
+          <w:sz w:val="23"/>
+          <w:szCs w:val="23"/>
         </w:rPr>
         <w:t>includes</w:t>
       </w:r>
       <w:proofErr w:type="spellEnd"/>
       <w:r>
         <w:rPr>
-          <w:rFonts w:eastAsia="Times New Roman" w:cstheme="minorHAnsi"/>
-          <w:color w:val="1A1A1A"/>
-          <w:sz w:val="24"/>
-          <w:szCs w:val="24"/>
-          <w:lang w:eastAsia="ru-RU"/>
+          <w:rFonts w:ascii="Segoe UI" w:hAnsi="Segoe UI" w:cs="Segoe UI"/>
+          <w:color w:val="1A1A1A"/>
+          <w:sz w:val="23"/>
+          <w:szCs w:val="23"/>
         </w:rPr>
         <w:t xml:space="preserve"> — класс, автоматически подставляемый как подсистема. Например, у MOM в этом поле указан MES: при выборе MOM подсистема MES подставляется автоматически.</w:t>
       </w:r>
@@ -1694,372 +1403,315 @@
       <w:pPr>
         <w:numPr>
           <w:ilvl w:val="0"/>
-          <w:numId w:val="2"/>
+          <w:numId w:val="9"/>
         </w:numPr>
         <w:shd w:val="clear" w:color="auto" w:fill="FFFFFF"/>
         <w:spacing w:before="100" w:beforeAutospacing="1" w:after="100" w:afterAutospacing="1" w:line="240" w:lineRule="auto"/>
         <w:rPr>
-          <w:rFonts w:eastAsia="Times New Roman" w:cstheme="minorHAnsi"/>
-          <w:color w:val="1A1A1A"/>
-          <w:sz w:val="24"/>
-          <w:szCs w:val="24"/>
-          <w:lang w:eastAsia="ru-RU"/>
-        </w:rPr>
-      </w:pPr>
-      <w:r>
-        <w:rPr>
-          <w:rFonts w:eastAsia="Times New Roman" w:cstheme="minorHAnsi"/>
-          <w:color w:val="1A1A1A"/>
-          <w:sz w:val="24"/>
-          <w:szCs w:val="24"/>
-          <w:lang w:eastAsia="ru-RU"/>
+          <w:rFonts w:ascii="Segoe UI" w:hAnsi="Segoe UI" w:cs="Segoe UI"/>
+          <w:color w:val="1A1A1A"/>
+          <w:sz w:val="23"/>
+          <w:szCs w:val="23"/>
+        </w:rPr>
+      </w:pPr>
+      <w:r>
+        <w:rPr>
+          <w:rFonts w:ascii="Segoe UI" w:hAnsi="Segoe UI" w:cs="Segoe UI"/>
+          <w:color w:val="1A1A1A"/>
+          <w:sz w:val="23"/>
+          <w:szCs w:val="23"/>
         </w:rPr>
         <w:t>Наборы подсистем на уровне конкретных экземпляров — списки классов-подсистем хранятся отдельно для систем (</w:t>
       </w:r>
       <w:proofErr w:type="spellStart"/>
       <w:r>
         <w:rPr>
-          <w:rFonts w:eastAsia="Times New Roman" w:cstheme="minorHAnsi"/>
-          <w:color w:val="1A1A1A"/>
-          <w:sz w:val="24"/>
-          <w:szCs w:val="24"/>
-          <w:lang w:eastAsia="ru-RU"/>
+          <w:rFonts w:ascii="Segoe UI" w:hAnsi="Segoe UI" w:cs="Segoe UI"/>
+          <w:color w:val="1A1A1A"/>
+          <w:sz w:val="23"/>
+          <w:szCs w:val="23"/>
         </w:rPr>
         <w:t>AutomationSystem_subsystem_classes</w:t>
       </w:r>
       <w:proofErr w:type="spellEnd"/>
       <w:r>
         <w:rPr>
-          <w:rFonts w:eastAsia="Times New Roman" w:cstheme="minorHAnsi"/>
-          <w:color w:val="1A1A1A"/>
-          <w:sz w:val="24"/>
-          <w:szCs w:val="24"/>
-          <w:lang w:eastAsia="ru-RU"/>
+          <w:rFonts w:ascii="Segoe UI" w:hAnsi="Segoe UI" w:cs="Segoe UI"/>
+          <w:color w:val="1A1A1A"/>
+          <w:sz w:val="23"/>
+          <w:szCs w:val="23"/>
         </w:rPr>
         <w:t>) и для продуктов (</w:t>
       </w:r>
       <w:proofErr w:type="spellStart"/>
       <w:r>
         <w:rPr>
-          <w:rFonts w:eastAsia="Times New Roman" w:cstheme="minorHAnsi"/>
-          <w:color w:val="1A1A1A"/>
-          <w:sz w:val="24"/>
-          <w:szCs w:val="24"/>
-          <w:lang w:eastAsia="ru-RU"/>
+          <w:rFonts w:ascii="Segoe UI" w:hAnsi="Segoe UI" w:cs="Segoe UI"/>
+          <w:color w:val="1A1A1A"/>
+          <w:sz w:val="23"/>
+          <w:szCs w:val="23"/>
         </w:rPr>
         <w:t>VendorProduct_subsystem_classes</w:t>
       </w:r>
       <w:proofErr w:type="spellEnd"/>
       <w:r>
         <w:rPr>
-          <w:rFonts w:eastAsia="Times New Roman" w:cstheme="minorHAnsi"/>
-          <w:color w:val="1A1A1A"/>
-          <w:sz w:val="24"/>
-          <w:szCs w:val="24"/>
-          <w:lang w:eastAsia="ru-RU"/>
+          <w:rFonts w:ascii="Segoe UI" w:hAnsi="Segoe UI" w:cs="Segoe UI"/>
+          <w:color w:val="1A1A1A"/>
+          <w:sz w:val="23"/>
+          <w:szCs w:val="23"/>
         </w:rPr>
         <w:t>).</w:t>
       </w:r>
     </w:p>
     <w:p>
       <w:pPr>
+        <w:pStyle w:val="a3"/>
         <w:shd w:val="clear" w:color="auto" w:fill="FFFFFF"/>
-        <w:spacing w:before="100" w:beforeAutospacing="1" w:after="100" w:afterAutospacing="1" w:line="240" w:lineRule="auto"/>
-        <w:rPr>
-          <w:rFonts w:eastAsia="Times New Roman" w:cstheme="minorHAnsi"/>
-          <w:color w:val="1A1A1A"/>
-          <w:sz w:val="24"/>
-          <w:szCs w:val="24"/>
-          <w:lang w:eastAsia="ru-RU"/>
-        </w:rPr>
-      </w:pPr>
-      <w:r>
-        <w:rPr>
-          <w:rFonts w:eastAsia="Times New Roman" w:cstheme="minorHAnsi"/>
+        <w:rPr>
+          <w:rFonts w:ascii="Segoe UI" w:hAnsi="Segoe UI" w:cs="Segoe UI"/>
+          <w:color w:val="1A1A1A"/>
+          <w:sz w:val="23"/>
+          <w:szCs w:val="23"/>
+        </w:rPr>
+      </w:pPr>
+      <w:r>
+        <w:rPr>
+          <w:rStyle w:val="a5"/>
+          <w:rFonts w:ascii="Segoe UI" w:hAnsi="Segoe UI" w:cs="Segoe UI"/>
+          <w:color w:val="1A1A1A"/>
+          <w:sz w:val="23"/>
+          <w:szCs w:val="23"/>
+        </w:rPr>
+        <w:t>Таким образом иерархия классов работает на двух уровнях:</w:t>
+      </w:r>
+      <w:r>
+        <w:rPr>
+          <w:rFonts w:ascii="Segoe UI" w:hAnsi="Segoe UI" w:cs="Segoe UI"/>
           <w:i/>
           <w:iCs/>
           <w:color w:val="1A1A1A"/>
-          <w:sz w:val="24"/>
-          <w:szCs w:val="24"/>
-          <w:lang w:eastAsia="ru-RU"/>
-        </w:rPr>
-        <w:t xml:space="preserve">Таким образом иерархия классов работает на двух уровнях: </w:t>
-      </w:r>
-      <w:r>
-        <w:rPr>
-          <w:rFonts w:eastAsia="Times New Roman" w:cstheme="minorHAnsi"/>
+          <w:sz w:val="23"/>
+          <w:szCs w:val="23"/>
+        </w:rPr>
+        <w:br/>
+      </w:r>
+      <w:r>
+        <w:rPr>
+          <w:rStyle w:val="a5"/>
+          <w:rFonts w:ascii="Segoe UI" w:hAnsi="Segoe UI" w:cs="Segoe UI"/>
+          <w:color w:val="1A1A1A"/>
+          <w:sz w:val="23"/>
+          <w:szCs w:val="23"/>
+        </w:rPr>
+        <w:t xml:space="preserve">(1) справочная связь </w:t>
+      </w:r>
+      <w:proofErr w:type="spellStart"/>
+      <w:r>
+        <w:rPr>
+          <w:rStyle w:val="a5"/>
+          <w:rFonts w:ascii="Segoe UI" w:hAnsi="Segoe UI" w:cs="Segoe UI"/>
+          <w:color w:val="1A1A1A"/>
+          <w:sz w:val="23"/>
+          <w:szCs w:val="23"/>
+        </w:rPr>
+        <w:t>includes</w:t>
+      </w:r>
+      <w:proofErr w:type="spellEnd"/>
+      <w:r>
+        <w:rPr>
+          <w:rStyle w:val="a5"/>
+          <w:rFonts w:ascii="Segoe UI" w:hAnsi="Segoe UI" w:cs="Segoe UI"/>
+          <w:color w:val="1A1A1A"/>
+          <w:sz w:val="23"/>
+          <w:szCs w:val="23"/>
+        </w:rPr>
+        <w:t xml:space="preserve"> задаёт «типовую» вложенность классов</w:t>
+      </w:r>
+      <w:r>
+        <w:rPr>
+          <w:rFonts w:ascii="Segoe UI" w:hAnsi="Segoe UI" w:cs="Segoe UI"/>
           <w:i/>
           <w:iCs/>
           <w:color w:val="1A1A1A"/>
-          <w:sz w:val="24"/>
-          <w:szCs w:val="24"/>
-          <w:lang w:eastAsia="ru-RU"/>
+          <w:sz w:val="23"/>
+          <w:szCs w:val="23"/>
         </w:rPr>
         <w:br/>
       </w:r>
       <w:r>
         <w:rPr>
-          <w:rFonts w:eastAsia="Times New Roman" w:cstheme="minorHAnsi"/>
-          <w:i/>
-          <w:iCs/>
-          <w:color w:val="1A1A1A"/>
-          <w:sz w:val="24"/>
-          <w:szCs w:val="24"/>
-          <w:lang w:eastAsia="ru-RU"/>
-        </w:rPr>
-        <w:t xml:space="preserve">(1) справочная связь </w:t>
-      </w:r>
-      <w:proofErr w:type="spellStart"/>
-      <w:r>
-        <w:rPr>
-          <w:rFonts w:eastAsia="Times New Roman" w:cstheme="minorHAnsi"/>
-          <w:i/>
-          <w:iCs/>
-          <w:color w:val="1A1A1A"/>
-          <w:sz w:val="24"/>
-          <w:szCs w:val="24"/>
-          <w:lang w:eastAsia="ru-RU"/>
-        </w:rPr>
-        <w:t>includes</w:t>
-      </w:r>
-      <w:proofErr w:type="spellEnd"/>
-      <w:r>
-        <w:rPr>
-          <w:rFonts w:eastAsia="Times New Roman" w:cstheme="minorHAnsi"/>
-          <w:i/>
-          <w:iCs/>
-          <w:color w:val="1A1A1A"/>
-          <w:sz w:val="24"/>
-          <w:szCs w:val="24"/>
-          <w:lang w:eastAsia="ru-RU"/>
-        </w:rPr>
-        <w:t xml:space="preserve"> задаёт «типовую» вложенность классов</w:t>
-      </w:r>
-      <w:r>
-        <w:rPr>
-          <w:rFonts w:eastAsia="Times New Roman" w:cstheme="minorHAnsi"/>
-          <w:i/>
-          <w:iCs/>
-          <w:color w:val="1A1A1A"/>
-          <w:sz w:val="24"/>
-          <w:szCs w:val="24"/>
-          <w:lang w:eastAsia="ru-RU"/>
-        </w:rPr>
-        <w:br/>
-      </w:r>
-      <w:r>
-        <w:rPr>
-          <w:rFonts w:eastAsia="Times New Roman" w:cstheme="minorHAnsi"/>
-          <w:i/>
-          <w:iCs/>
-          <w:color w:val="1A1A1A"/>
-          <w:sz w:val="24"/>
-          <w:szCs w:val="24"/>
-          <w:lang w:eastAsia="ru-RU"/>
-        </w:rPr>
-        <w:t>(2) M2M-таблицы подсистем фиксируют фактический состав подсистем у каждой конкретной системы или продукта</w:t>
-      </w:r>
-      <w:r>
-        <w:rPr>
-          <w:rFonts w:eastAsia="Times New Roman" w:cstheme="minorHAnsi"/>
-          <w:i/>
-          <w:iCs/>
-          <w:color w:val="1A1A1A"/>
-          <w:sz w:val="24"/>
-          <w:szCs w:val="24"/>
-          <w:lang w:eastAsia="ru-RU"/>
-        </w:rPr>
-        <w:t>.</w:t>
+          <w:rStyle w:val="a5"/>
+          <w:rFonts w:ascii="Segoe UI" w:hAnsi="Segoe UI" w:cs="Segoe UI"/>
+          <w:color w:val="1A1A1A"/>
+          <w:sz w:val="23"/>
+          <w:szCs w:val="23"/>
+        </w:rPr>
+        <w:t>(2) M2M-таблицы подсистем фиксируют фактический состав подсистем у каждой конкретной системы или продукта.</w:t>
       </w:r>
     </w:p>
     <w:p>
       <w:pPr>
+        <w:pStyle w:val="a3"/>
         <w:shd w:val="clear" w:color="auto" w:fill="FFFFFF"/>
-        <w:spacing w:before="100" w:beforeAutospacing="1" w:after="100" w:afterAutospacing="1" w:line="240" w:lineRule="auto"/>
-        <w:outlineLvl w:val="0"/>
-        <w:rPr>
-          <w:rFonts w:eastAsia="Times New Roman" w:cstheme="minorHAnsi"/>
-          <w:b/>
-          <w:bCs/>
-          <w:color w:val="1A1A1A"/>
-          <w:kern w:val="36"/>
-          <w:sz w:val="32"/>
-          <w:szCs w:val="32"/>
-          <w:lang w:eastAsia="ru-RU"/>
-        </w:rPr>
-      </w:pPr>
-      <w:r>
-        <w:rPr>
-          <w:rFonts w:eastAsia="Times New Roman" w:cstheme="minorHAnsi"/>
-          <w:b/>
-          <w:bCs/>
-          <w:color w:val="1A1A1A"/>
-          <w:kern w:val="36"/>
-          <w:sz w:val="32"/>
-          <w:szCs w:val="32"/>
-          <w:lang w:eastAsia="ru-RU"/>
+        <w:rPr>
+          <w:rFonts w:ascii="Segoe UI" w:hAnsi="Segoe UI" w:cs="Segoe UI"/>
+          <w:color w:val="1A1A1A"/>
+          <w:sz w:val="23"/>
+          <w:szCs w:val="23"/>
+        </w:rPr>
+      </w:pPr>
+      <w:r>
+        <w:rPr>
+          <w:rStyle w:val="a4"/>
+          <w:rFonts w:ascii="Segoe UI" w:hAnsi="Segoe UI" w:cs="Segoe UI"/>
+          <w:color w:val="1A1A1A"/>
+          <w:sz w:val="23"/>
+          <w:szCs w:val="23"/>
         </w:rPr>
         <w:t>3. Профили участников рынка</w:t>
       </w:r>
     </w:p>
     <w:p>
       <w:pPr>
+        <w:pStyle w:val="a3"/>
         <w:shd w:val="clear" w:color="auto" w:fill="FFFFFF"/>
-        <w:spacing w:before="100" w:beforeAutospacing="1" w:after="100" w:afterAutospacing="1" w:line="240" w:lineRule="auto"/>
-        <w:rPr>
-          <w:rFonts w:eastAsia="Times New Roman" w:cstheme="minorHAnsi"/>
-          <w:color w:val="1A1A1A"/>
-          <w:sz w:val="24"/>
-          <w:szCs w:val="24"/>
-          <w:lang w:eastAsia="ru-RU"/>
-        </w:rPr>
-      </w:pPr>
-      <w:r>
-        <w:rPr>
-          <w:rFonts w:eastAsia="Times New Roman" w:cstheme="minorHAnsi"/>
-          <w:color w:val="1A1A1A"/>
-          <w:sz w:val="24"/>
-          <w:szCs w:val="24"/>
-          <w:lang w:eastAsia="ru-RU"/>
+        <w:rPr>
+          <w:rFonts w:ascii="Segoe UI" w:hAnsi="Segoe UI" w:cs="Segoe UI"/>
+          <w:color w:val="1A1A1A"/>
+          <w:sz w:val="23"/>
+          <w:szCs w:val="23"/>
+        </w:rPr>
+      </w:pPr>
+      <w:r>
+        <w:rPr>
+          <w:rFonts w:ascii="Segoe UI" w:hAnsi="Segoe UI" w:cs="Segoe UI"/>
+          <w:color w:val="1A1A1A"/>
+          <w:sz w:val="23"/>
+          <w:szCs w:val="23"/>
         </w:rPr>
         <w:t xml:space="preserve">Участник рынка (таблица </w:t>
       </w:r>
       <w:proofErr w:type="spellStart"/>
       <w:r>
         <w:rPr>
-          <w:rFonts w:eastAsia="Times New Roman" w:cstheme="minorHAnsi"/>
-          <w:color w:val="1A1A1A"/>
-          <w:sz w:val="24"/>
-          <w:szCs w:val="24"/>
-          <w:lang w:eastAsia="ru-RU"/>
+          <w:rFonts w:ascii="Segoe UI" w:hAnsi="Segoe UI" w:cs="Segoe UI"/>
+          <w:color w:val="1A1A1A"/>
+          <w:sz w:val="23"/>
+          <w:szCs w:val="23"/>
         </w:rPr>
         <w:t>Entity</w:t>
       </w:r>
       <w:proofErr w:type="spellEnd"/>
       <w:r>
         <w:rPr>
-          <w:rFonts w:eastAsia="Times New Roman" w:cstheme="minorHAnsi"/>
-          <w:color w:val="1A1A1A"/>
-          <w:sz w:val="24"/>
-          <w:szCs w:val="24"/>
-          <w:lang w:eastAsia="ru-RU"/>
+          <w:rFonts w:ascii="Segoe UI" w:hAnsi="Segoe UI" w:cs="Segoe UI"/>
+          <w:color w:val="1A1A1A"/>
+          <w:sz w:val="23"/>
+          <w:szCs w:val="23"/>
         </w:rPr>
         <w:t xml:space="preserve">) — «зонтичная» сущность. Она хранит общие для всех типов поля (название, ИНН, контакты, отрасли, финансовые данные и т.п.), а специфику каждого типа выносит в отдельные профили, связанные с </w:t>
       </w:r>
       <w:proofErr w:type="spellStart"/>
       <w:r>
         <w:rPr>
-          <w:rFonts w:eastAsia="Times New Roman" w:cstheme="minorHAnsi"/>
-          <w:color w:val="1A1A1A"/>
-          <w:sz w:val="24"/>
-          <w:szCs w:val="24"/>
-          <w:lang w:eastAsia="ru-RU"/>
+          <w:rFonts w:ascii="Segoe UI" w:hAnsi="Segoe UI" w:cs="Segoe UI"/>
+          <w:color w:val="1A1A1A"/>
+          <w:sz w:val="23"/>
+          <w:szCs w:val="23"/>
         </w:rPr>
         <w:t>Entity</w:t>
       </w:r>
       <w:proofErr w:type="spellEnd"/>
       <w:r>
         <w:rPr>
-          <w:rFonts w:eastAsia="Times New Roman" w:cstheme="minorHAnsi"/>
-          <w:color w:val="1A1A1A"/>
-          <w:sz w:val="24"/>
-          <w:szCs w:val="24"/>
-          <w:lang w:eastAsia="ru-RU"/>
+          <w:rFonts w:ascii="Segoe UI" w:hAnsi="Segoe UI" w:cs="Segoe UI"/>
+          <w:color w:val="1A1A1A"/>
+          <w:sz w:val="23"/>
+          <w:szCs w:val="23"/>
         </w:rPr>
         <w:t xml:space="preserve"> отношением «один-к-одному» (</w:t>
       </w:r>
       <w:proofErr w:type="spellStart"/>
       <w:r>
         <w:rPr>
-          <w:rFonts w:eastAsia="Times New Roman" w:cstheme="minorHAnsi"/>
-          <w:color w:val="1A1A1A"/>
-          <w:sz w:val="24"/>
-          <w:szCs w:val="24"/>
-          <w:lang w:eastAsia="ru-RU"/>
+          <w:rFonts w:ascii="Segoe UI" w:hAnsi="Segoe UI" w:cs="Segoe UI"/>
+          <w:color w:val="1A1A1A"/>
+          <w:sz w:val="23"/>
+          <w:szCs w:val="23"/>
         </w:rPr>
         <w:t>OneToOne</w:t>
       </w:r>
       <w:proofErr w:type="spellEnd"/>
       <w:r>
         <w:rPr>
-          <w:rFonts w:eastAsia="Times New Roman" w:cstheme="minorHAnsi"/>
-          <w:color w:val="1A1A1A"/>
-          <w:sz w:val="24"/>
-          <w:szCs w:val="24"/>
-          <w:lang w:eastAsia="ru-RU"/>
+          <w:rFonts w:ascii="Segoe UI" w:hAnsi="Segoe UI" w:cs="Segoe UI"/>
+          <w:color w:val="1A1A1A"/>
+          <w:sz w:val="23"/>
+          <w:szCs w:val="23"/>
         </w:rPr>
         <w:t>). Такой подход избегает «широкой» таблицы с множеством пустых полей и позволяет одному участнику совмещать несколько ролей.</w:t>
       </w:r>
     </w:p>
     <w:p>
       <w:pPr>
+        <w:pStyle w:val="a3"/>
         <w:shd w:val="clear" w:color="auto" w:fill="FFFFFF"/>
-        <w:spacing w:before="100" w:beforeAutospacing="1" w:after="100" w:afterAutospacing="1" w:line="240" w:lineRule="auto"/>
-        <w:outlineLvl w:val="1"/>
-        <w:rPr>
-          <w:rFonts w:eastAsia="Times New Roman" w:cstheme="minorHAnsi"/>
-          <w:b/>
-          <w:bCs/>
-          <w:color w:val="1A1A1A"/>
-          <w:sz w:val="28"/>
-          <w:szCs w:val="28"/>
-          <w:lang w:eastAsia="ru-RU"/>
-        </w:rPr>
-      </w:pPr>
-      <w:r>
-        <w:rPr>
-          <w:rFonts w:eastAsia="Times New Roman" w:cstheme="minorHAnsi"/>
-          <w:b/>
-          <w:bCs/>
-          <w:color w:val="1A1A1A"/>
-          <w:sz w:val="28"/>
-          <w:szCs w:val="28"/>
-          <w:lang w:eastAsia="ru-RU"/>
+        <w:rPr>
+          <w:rFonts w:ascii="Segoe UI" w:hAnsi="Segoe UI" w:cs="Segoe UI"/>
+          <w:color w:val="1A1A1A"/>
+          <w:sz w:val="23"/>
+          <w:szCs w:val="23"/>
+        </w:rPr>
+      </w:pPr>
+      <w:r>
+        <w:rPr>
+          <w:rStyle w:val="a4"/>
+          <w:rFonts w:ascii="Segoe UI" w:hAnsi="Segoe UI" w:cs="Segoe UI"/>
+          <w:color w:val="1A1A1A"/>
+          <w:sz w:val="23"/>
+          <w:szCs w:val="23"/>
         </w:rPr>
         <w:t>3.1. Типы участников</w:t>
       </w:r>
     </w:p>
     <w:p>
       <w:pPr>
+        <w:pStyle w:val="a3"/>
         <w:shd w:val="clear" w:color="auto" w:fill="FFFFFF"/>
-        <w:spacing w:before="100" w:beforeAutospacing="1" w:after="100" w:afterAutospacing="1" w:line="240" w:lineRule="auto"/>
-        <w:rPr>
-          <w:rFonts w:eastAsia="Times New Roman" w:cstheme="minorHAnsi"/>
-          <w:color w:val="1A1A1A"/>
-          <w:sz w:val="24"/>
-          <w:szCs w:val="24"/>
-          <w:lang w:eastAsia="ru-RU"/>
-        </w:rPr>
-      </w:pPr>
-      <w:r>
-        <w:rPr>
-          <w:rFonts w:eastAsia="Times New Roman" w:cstheme="minorHAnsi"/>
-          <w:color w:val="1A1A1A"/>
-          <w:sz w:val="24"/>
-          <w:szCs w:val="24"/>
-          <w:lang w:eastAsia="ru-RU"/>
+        <w:rPr>
+          <w:rFonts w:ascii="Segoe UI" w:hAnsi="Segoe UI" w:cs="Segoe UI"/>
+          <w:color w:val="1A1A1A"/>
+          <w:sz w:val="23"/>
+          <w:szCs w:val="23"/>
+        </w:rPr>
+      </w:pPr>
+      <w:r>
+        <w:rPr>
+          <w:rFonts w:ascii="Segoe UI" w:hAnsi="Segoe UI" w:cs="Segoe UI"/>
+          <w:color w:val="1A1A1A"/>
+          <w:sz w:val="23"/>
+          <w:szCs w:val="23"/>
         </w:rPr>
         <w:t xml:space="preserve">Поле </w:t>
       </w:r>
       <w:proofErr w:type="spellStart"/>
       <w:r>
         <w:rPr>
-          <w:rFonts w:eastAsia="Times New Roman" w:cstheme="minorHAnsi"/>
-          <w:color w:val="1A1A1A"/>
-          <w:sz w:val="24"/>
-          <w:szCs w:val="24"/>
-          <w:lang w:eastAsia="ru-RU"/>
+          <w:rFonts w:ascii="Segoe UI" w:hAnsi="Segoe UI" w:cs="Segoe UI"/>
+          <w:color w:val="1A1A1A"/>
+          <w:sz w:val="23"/>
+          <w:szCs w:val="23"/>
         </w:rPr>
         <w:t>entity_type</w:t>
       </w:r>
       <w:proofErr w:type="spellEnd"/>
       <w:r>
         <w:rPr>
-          <w:rFonts w:eastAsia="Times New Roman" w:cstheme="minorHAnsi"/>
-          <w:color w:val="1A1A1A"/>
-          <w:sz w:val="24"/>
-          <w:szCs w:val="24"/>
-          <w:lang w:eastAsia="ru-RU"/>
+          <w:rFonts w:ascii="Segoe UI" w:hAnsi="Segoe UI" w:cs="Segoe UI"/>
+          <w:color w:val="1A1A1A"/>
+          <w:sz w:val="23"/>
+          <w:szCs w:val="23"/>
         </w:rPr>
         <w:t xml:space="preserve"> принимает одно из пяти значений:</w:t>
       </w:r>
@@ -2067,7 +1719,6 @@
     <w:tbl>
       <w:tblPr>
         <w:tblW w:w="5000" w:type="pct"/>
-        <w:jc w:val="center"/>
         <w:shd w:val="clear" w:color="auto" w:fill="FFFFFF"/>
         <w:tblCellMar>
           <w:top w:w="15" w:type="dxa"/>
@@ -2078,17 +1729,14 @@
         <w:tblLook w:val="04A0" w:firstRow="1" w:lastRow="0" w:firstColumn="1" w:lastColumn="0" w:noHBand="0" w:noVBand="1"/>
       </w:tblPr>
       <w:tblGrid>
-        <w:gridCol w:w="2514"/>
-        <w:gridCol w:w="2073"/>
-        <w:gridCol w:w="4752"/>
+        <w:gridCol w:w="2685"/>
+        <w:gridCol w:w="2156"/>
+        <w:gridCol w:w="4498"/>
       </w:tblGrid>
       <w:tr>
-        <w:trPr>
-          <w:jc w:val="center"/>
-        </w:trPr>
         <w:tc>
           <w:tcPr>
-            <w:tcW w:w="1346" w:type="pct"/>
+            <w:tcW w:w="1097" w:type="pct"/>
             <w:tcBorders>
               <w:top w:val="single" w:sz="6" w:space="0" w:color="D0D0D0"/>
               <w:left w:val="single" w:sz="6" w:space="0" w:color="D0D0D0"/>
@@ -2107,25 +1755,22 @@
           </w:tcPr>
           <w:p>
             <w:pPr>
-              <w:spacing w:before="100" w:beforeAutospacing="1" w:after="100" w:afterAutospacing="1" w:line="240" w:lineRule="auto"/>
-              <w:rPr>
-                <w:rFonts w:eastAsia="Times New Roman" w:cstheme="minorHAnsi"/>
-                <w:color w:val="1A1A1A"/>
-                <w:sz w:val="24"/>
-                <w:szCs w:val="24"/>
-                <w:lang w:eastAsia="ru-RU"/>
+              <w:pStyle w:val="a3"/>
+              <w:rPr>
+                <w:rFonts w:ascii="Segoe UI" w:hAnsi="Segoe UI" w:cs="Segoe UI"/>
+                <w:color w:val="1A1A1A"/>
+                <w:sz w:val="23"/>
+                <w:szCs w:val="23"/>
               </w:rPr>
             </w:pPr>
             <w:proofErr w:type="spellStart"/>
             <w:r>
               <w:rPr>
-                <w:rFonts w:eastAsia="Times New Roman" w:cstheme="minorHAnsi"/>
-                <w:b/>
-                <w:bCs/>
-                <w:color w:val="1A1A1A"/>
-                <w:sz w:val="24"/>
-                <w:szCs w:val="24"/>
-                <w:lang w:eastAsia="ru-RU"/>
+                <w:rStyle w:val="a4"/>
+                <w:rFonts w:ascii="Segoe UI" w:hAnsi="Segoe UI" w:cs="Segoe UI"/>
+                <w:color w:val="1A1A1A"/>
+                <w:sz w:val="23"/>
+                <w:szCs w:val="23"/>
               </w:rPr>
               <w:t>entity_type</w:t>
             </w:r>
@@ -2134,7 +1779,7 @@
         </w:tc>
         <w:tc>
           <w:tcPr>
-            <w:tcW w:w="1110" w:type="pct"/>
+            <w:tcW w:w="1239" w:type="pct"/>
             <w:tcBorders>
               <w:top w:val="single" w:sz="6" w:space="0" w:color="D0D0D0"/>
               <w:left w:val="single" w:sz="6" w:space="0" w:color="D0D0D0"/>
@@ -2153,24 +1798,21 @@
           </w:tcPr>
           <w:p>
             <w:pPr>
-              <w:spacing w:before="100" w:beforeAutospacing="1" w:after="100" w:afterAutospacing="1" w:line="240" w:lineRule="auto"/>
-              <w:rPr>
-                <w:rFonts w:eastAsia="Times New Roman" w:cstheme="minorHAnsi"/>
-                <w:color w:val="1A1A1A"/>
-                <w:sz w:val="24"/>
-                <w:szCs w:val="24"/>
-                <w:lang w:eastAsia="ru-RU"/>
+              <w:pStyle w:val="a3"/>
+              <w:rPr>
+                <w:rFonts w:ascii="Segoe UI" w:hAnsi="Segoe UI" w:cs="Segoe UI"/>
+                <w:color w:val="1A1A1A"/>
+                <w:sz w:val="23"/>
+                <w:szCs w:val="23"/>
               </w:rPr>
             </w:pPr>
             <w:r>
               <w:rPr>
-                <w:rFonts w:eastAsia="Times New Roman" w:cstheme="minorHAnsi"/>
-                <w:b/>
-                <w:bCs/>
-                <w:color w:val="1A1A1A"/>
-                <w:sz w:val="24"/>
-                <w:szCs w:val="24"/>
-                <w:lang w:eastAsia="ru-RU"/>
+                <w:rStyle w:val="a4"/>
+                <w:rFonts w:ascii="Segoe UI" w:hAnsi="Segoe UI" w:cs="Segoe UI"/>
+                <w:color w:val="1A1A1A"/>
+                <w:sz w:val="23"/>
+                <w:szCs w:val="23"/>
               </w:rPr>
               <w:t>Тип</w:t>
             </w:r>
@@ -2178,7 +1820,7 @@
         </w:tc>
         <w:tc>
           <w:tcPr>
-            <w:tcW w:w="2544" w:type="pct"/>
+            <w:tcW w:w="2664" w:type="pct"/>
             <w:tcBorders>
               <w:top w:val="single" w:sz="6" w:space="0" w:color="D0D0D0"/>
               <w:left w:val="single" w:sz="6" w:space="0" w:color="D0D0D0"/>
@@ -2197,24 +1839,21 @@
           </w:tcPr>
           <w:p>
             <w:pPr>
-              <w:spacing w:before="100" w:beforeAutospacing="1" w:after="100" w:afterAutospacing="1" w:line="240" w:lineRule="auto"/>
-              <w:rPr>
-                <w:rFonts w:eastAsia="Times New Roman" w:cstheme="minorHAnsi"/>
-                <w:color w:val="1A1A1A"/>
-                <w:sz w:val="24"/>
-                <w:szCs w:val="24"/>
-                <w:lang w:eastAsia="ru-RU"/>
+              <w:pStyle w:val="a3"/>
+              <w:rPr>
+                <w:rFonts w:ascii="Segoe UI" w:hAnsi="Segoe UI" w:cs="Segoe UI"/>
+                <w:color w:val="1A1A1A"/>
+                <w:sz w:val="23"/>
+                <w:szCs w:val="23"/>
               </w:rPr>
             </w:pPr>
             <w:r>
               <w:rPr>
-                <w:rFonts w:eastAsia="Times New Roman" w:cstheme="minorHAnsi"/>
-                <w:b/>
-                <w:bCs/>
-                <w:color w:val="1A1A1A"/>
-                <w:sz w:val="24"/>
-                <w:szCs w:val="24"/>
-                <w:lang w:eastAsia="ru-RU"/>
+                <w:rStyle w:val="a4"/>
+                <w:rFonts w:ascii="Segoe UI" w:hAnsi="Segoe UI" w:cs="Segoe UI"/>
+                <w:color w:val="1A1A1A"/>
+                <w:sz w:val="23"/>
+                <w:szCs w:val="23"/>
               </w:rPr>
               <w:t>Роль</w:t>
             </w:r>
@@ -2222,12 +1861,9 @@
         </w:tc>
       </w:tr>
       <w:tr>
-        <w:trPr>
-          <w:jc w:val="center"/>
-        </w:trPr>
         <w:tc>
           <w:tcPr>
-            <w:tcW w:w="1346" w:type="pct"/>
+            <w:tcW w:w="1097" w:type="pct"/>
             <w:tcBorders>
               <w:top w:val="single" w:sz="6" w:space="0" w:color="D0D0D0"/>
               <w:left w:val="single" w:sz="6" w:space="0" w:color="D0D0D0"/>
@@ -2246,25 +1882,22 @@
           </w:tcPr>
           <w:p>
             <w:pPr>
-              <w:spacing w:before="100" w:beforeAutospacing="1" w:after="100" w:afterAutospacing="1" w:line="240" w:lineRule="auto"/>
-              <w:rPr>
-                <w:rFonts w:eastAsia="Times New Roman" w:cstheme="minorHAnsi"/>
-                <w:color w:val="1A1A1A"/>
-                <w:sz w:val="24"/>
-                <w:szCs w:val="24"/>
-                <w:lang w:eastAsia="ru-RU"/>
+              <w:pStyle w:val="a3"/>
+              <w:rPr>
+                <w:rFonts w:ascii="Segoe UI" w:hAnsi="Segoe UI" w:cs="Segoe UI"/>
+                <w:color w:val="1A1A1A"/>
+                <w:sz w:val="23"/>
+                <w:szCs w:val="23"/>
               </w:rPr>
             </w:pPr>
             <w:proofErr w:type="spellStart"/>
             <w:r>
               <w:rPr>
-                <w:rFonts w:eastAsia="Times New Roman" w:cstheme="minorHAnsi"/>
-                <w:b/>
-                <w:bCs/>
-                <w:color w:val="1A1A1A"/>
-                <w:sz w:val="24"/>
-                <w:szCs w:val="24"/>
-                <w:lang w:eastAsia="ru-RU"/>
+                <w:rStyle w:val="a4"/>
+                <w:rFonts w:ascii="Segoe UI" w:hAnsi="Segoe UI" w:cs="Segoe UI"/>
+                <w:color w:val="1A1A1A"/>
+                <w:sz w:val="23"/>
+                <w:szCs w:val="23"/>
               </w:rPr>
               <w:t>vendor</w:t>
             </w:r>
@@ -2273,7 +1906,7 @@
         </w:tc>
         <w:tc>
           <w:tcPr>
-            <w:tcW w:w="1110" w:type="pct"/>
+            <w:tcW w:w="1239" w:type="pct"/>
             <w:tcBorders>
               <w:top w:val="single" w:sz="6" w:space="0" w:color="D0D0D0"/>
               <w:left w:val="single" w:sz="6" w:space="0" w:color="D0D0D0"/>
@@ -2292,22 +1925,20 @@
           </w:tcPr>
           <w:p>
             <w:pPr>
-              <w:spacing w:before="100" w:beforeAutospacing="1" w:after="100" w:afterAutospacing="1" w:line="240" w:lineRule="auto"/>
-              <w:rPr>
-                <w:rFonts w:eastAsia="Times New Roman" w:cstheme="minorHAnsi"/>
-                <w:color w:val="1A1A1A"/>
-                <w:sz w:val="24"/>
-                <w:szCs w:val="24"/>
-                <w:lang w:eastAsia="ru-RU"/>
+              <w:pStyle w:val="a3"/>
+              <w:rPr>
+                <w:rFonts w:ascii="Segoe UI" w:hAnsi="Segoe UI" w:cs="Segoe UI"/>
+                <w:color w:val="1A1A1A"/>
+                <w:sz w:val="23"/>
+                <w:szCs w:val="23"/>
               </w:rPr>
             </w:pPr>
             <w:r>
               <w:rPr>
-                <w:rFonts w:eastAsia="Times New Roman" w:cstheme="minorHAnsi"/>
-                <w:color w:val="1A1A1A"/>
-                <w:sz w:val="24"/>
-                <w:szCs w:val="24"/>
-                <w:lang w:eastAsia="ru-RU"/>
+                <w:rFonts w:ascii="Segoe UI" w:hAnsi="Segoe UI" w:cs="Segoe UI"/>
+                <w:color w:val="1A1A1A"/>
+                <w:sz w:val="23"/>
+                <w:szCs w:val="23"/>
               </w:rPr>
               <w:t>Вендор</w:t>
             </w:r>
@@ -2315,7 +1946,7 @@
         </w:tc>
         <w:tc>
           <w:tcPr>
-            <w:tcW w:w="2544" w:type="pct"/>
+            <w:tcW w:w="2664" w:type="pct"/>
             <w:tcBorders>
               <w:top w:val="single" w:sz="6" w:space="0" w:color="D0D0D0"/>
               <w:left w:val="single" w:sz="6" w:space="0" w:color="D0D0D0"/>
@@ -2334,44 +1965,40 @@
           </w:tcPr>
           <w:p>
             <w:pPr>
-              <w:spacing w:before="100" w:beforeAutospacing="1" w:after="100" w:afterAutospacing="1" w:line="240" w:lineRule="auto"/>
-              <w:rPr>
-                <w:rFonts w:eastAsia="Times New Roman" w:cstheme="minorHAnsi"/>
-                <w:color w:val="1A1A1A"/>
-                <w:sz w:val="24"/>
-                <w:szCs w:val="24"/>
-                <w:lang w:eastAsia="ru-RU"/>
+              <w:pStyle w:val="a3"/>
+              <w:rPr>
+                <w:rFonts w:ascii="Segoe UI" w:hAnsi="Segoe UI" w:cs="Segoe UI"/>
+                <w:color w:val="1A1A1A"/>
+                <w:sz w:val="23"/>
+                <w:szCs w:val="23"/>
               </w:rPr>
             </w:pPr>
             <w:r>
               <w:rPr>
-                <w:rFonts w:eastAsia="Times New Roman" w:cstheme="minorHAnsi"/>
-                <w:color w:val="1A1A1A"/>
-                <w:sz w:val="24"/>
-                <w:szCs w:val="24"/>
-                <w:lang w:eastAsia="ru-RU"/>
+                <w:rFonts w:ascii="Segoe UI" w:hAnsi="Segoe UI" w:cs="Segoe UI"/>
+                <w:color w:val="1A1A1A"/>
+                <w:sz w:val="23"/>
+                <w:szCs w:val="23"/>
               </w:rPr>
               <w:t xml:space="preserve">Автор продуктов. Продукты ссылаются на его </w:t>
             </w:r>
             <w:proofErr w:type="spellStart"/>
             <w:r>
               <w:rPr>
-                <w:rFonts w:eastAsia="Times New Roman" w:cstheme="minorHAnsi"/>
-                <w:color w:val="1A1A1A"/>
-                <w:sz w:val="24"/>
-                <w:szCs w:val="24"/>
-                <w:lang w:eastAsia="ru-RU"/>
+                <w:rFonts w:ascii="Segoe UI" w:hAnsi="Segoe UI" w:cs="Segoe UI"/>
+                <w:color w:val="1A1A1A"/>
+                <w:sz w:val="23"/>
+                <w:szCs w:val="23"/>
               </w:rPr>
               <w:t>VendorProfile</w:t>
             </w:r>
             <w:proofErr w:type="spellEnd"/>
             <w:r>
               <w:rPr>
-                <w:rFonts w:eastAsia="Times New Roman" w:cstheme="minorHAnsi"/>
-                <w:color w:val="1A1A1A"/>
-                <w:sz w:val="24"/>
-                <w:szCs w:val="24"/>
-                <w:lang w:eastAsia="ru-RU"/>
+                <w:rFonts w:ascii="Segoe UI" w:hAnsi="Segoe UI" w:cs="Segoe UI"/>
+                <w:color w:val="1A1A1A"/>
+                <w:sz w:val="23"/>
+                <w:szCs w:val="23"/>
               </w:rPr>
               <w:t>.</w:t>
             </w:r>
@@ -2379,12 +2006,9 @@
         </w:tc>
       </w:tr>
       <w:tr>
-        <w:trPr>
-          <w:jc w:val="center"/>
-        </w:trPr>
         <w:tc>
           <w:tcPr>
-            <w:tcW w:w="1346" w:type="pct"/>
+            <w:tcW w:w="1097" w:type="pct"/>
             <w:tcBorders>
               <w:top w:val="single" w:sz="6" w:space="0" w:color="D0D0D0"/>
               <w:left w:val="single" w:sz="6" w:space="0" w:color="D0D0D0"/>
@@ -2403,25 +2027,22 @@
           </w:tcPr>
           <w:p>
             <w:pPr>
-              <w:spacing w:before="100" w:beforeAutospacing="1" w:after="100" w:afterAutospacing="1" w:line="240" w:lineRule="auto"/>
-              <w:rPr>
-                <w:rFonts w:eastAsia="Times New Roman" w:cstheme="minorHAnsi"/>
-                <w:color w:val="1A1A1A"/>
-                <w:sz w:val="24"/>
-                <w:szCs w:val="24"/>
-                <w:lang w:eastAsia="ru-RU"/>
+              <w:pStyle w:val="a3"/>
+              <w:rPr>
+                <w:rFonts w:ascii="Segoe UI" w:hAnsi="Segoe UI" w:cs="Segoe UI"/>
+                <w:color w:val="1A1A1A"/>
+                <w:sz w:val="23"/>
+                <w:szCs w:val="23"/>
               </w:rPr>
             </w:pPr>
             <w:proofErr w:type="spellStart"/>
             <w:r>
               <w:rPr>
-                <w:rFonts w:eastAsia="Times New Roman" w:cstheme="minorHAnsi"/>
-                <w:b/>
-                <w:bCs/>
-                <w:color w:val="1A1A1A"/>
-                <w:sz w:val="24"/>
-                <w:szCs w:val="24"/>
-                <w:lang w:eastAsia="ru-RU"/>
+                <w:rStyle w:val="a4"/>
+                <w:rFonts w:ascii="Segoe UI" w:hAnsi="Segoe UI" w:cs="Segoe UI"/>
+                <w:color w:val="1A1A1A"/>
+                <w:sz w:val="23"/>
+                <w:szCs w:val="23"/>
               </w:rPr>
               <w:t>supplier</w:t>
             </w:r>
@@ -2430,7 +2051,7 @@
         </w:tc>
         <w:tc>
           <w:tcPr>
-            <w:tcW w:w="1110" w:type="pct"/>
+            <w:tcW w:w="1239" w:type="pct"/>
             <w:tcBorders>
               <w:top w:val="single" w:sz="6" w:space="0" w:color="D0D0D0"/>
               <w:left w:val="single" w:sz="6" w:space="0" w:color="D0D0D0"/>
@@ -2449,22 +2070,20 @@
           </w:tcPr>
           <w:p>
             <w:pPr>
-              <w:spacing w:before="100" w:beforeAutospacing="1" w:after="100" w:afterAutospacing="1" w:line="240" w:lineRule="auto"/>
-              <w:rPr>
-                <w:rFonts w:eastAsia="Times New Roman" w:cstheme="minorHAnsi"/>
-                <w:color w:val="1A1A1A"/>
-                <w:sz w:val="24"/>
-                <w:szCs w:val="24"/>
-                <w:lang w:eastAsia="ru-RU"/>
+              <w:pStyle w:val="a3"/>
+              <w:rPr>
+                <w:rFonts w:ascii="Segoe UI" w:hAnsi="Segoe UI" w:cs="Segoe UI"/>
+                <w:color w:val="1A1A1A"/>
+                <w:sz w:val="23"/>
+                <w:szCs w:val="23"/>
               </w:rPr>
             </w:pPr>
             <w:r>
               <w:rPr>
-                <w:rFonts w:eastAsia="Times New Roman" w:cstheme="minorHAnsi"/>
-                <w:color w:val="1A1A1A"/>
-                <w:sz w:val="24"/>
-                <w:szCs w:val="24"/>
-                <w:lang w:eastAsia="ru-RU"/>
+                <w:rFonts w:ascii="Segoe UI" w:hAnsi="Segoe UI" w:cs="Segoe UI"/>
+                <w:color w:val="1A1A1A"/>
+                <w:sz w:val="23"/>
+                <w:szCs w:val="23"/>
               </w:rPr>
               <w:t>Поставщик</w:t>
             </w:r>
@@ -2472,7 +2091,7 @@
         </w:tc>
         <w:tc>
           <w:tcPr>
-            <w:tcW w:w="2544" w:type="pct"/>
+            <w:tcW w:w="2664" w:type="pct"/>
             <w:tcBorders>
               <w:top w:val="single" w:sz="6" w:space="0" w:color="D0D0D0"/>
               <w:left w:val="single" w:sz="6" w:space="0" w:color="D0D0D0"/>
@@ -2491,22 +2110,20 @@
           </w:tcPr>
           <w:p>
             <w:pPr>
-              <w:spacing w:before="100" w:beforeAutospacing="1" w:after="100" w:afterAutospacing="1" w:line="240" w:lineRule="auto"/>
-              <w:rPr>
-                <w:rFonts w:eastAsia="Times New Roman" w:cstheme="minorHAnsi"/>
-                <w:color w:val="1A1A1A"/>
-                <w:sz w:val="24"/>
-                <w:szCs w:val="24"/>
-                <w:lang w:eastAsia="ru-RU"/>
+              <w:pStyle w:val="a3"/>
+              <w:rPr>
+                <w:rFonts w:ascii="Segoe UI" w:hAnsi="Segoe UI" w:cs="Segoe UI"/>
+                <w:color w:val="1A1A1A"/>
+                <w:sz w:val="23"/>
+                <w:szCs w:val="23"/>
               </w:rPr>
             </w:pPr>
             <w:r>
               <w:rPr>
-                <w:rFonts w:eastAsia="Times New Roman" w:cstheme="minorHAnsi"/>
-                <w:color w:val="1A1A1A"/>
-                <w:sz w:val="24"/>
-                <w:szCs w:val="24"/>
-                <w:lang w:eastAsia="ru-RU"/>
+                <w:rFonts w:ascii="Segoe UI" w:hAnsi="Segoe UI" w:cs="Segoe UI"/>
+                <w:color w:val="1A1A1A"/>
+                <w:sz w:val="23"/>
+                <w:szCs w:val="23"/>
               </w:rPr>
               <w:t>Поставляет продукты. Связь множественная, со стороны поставщика.</w:t>
             </w:r>
@@ -2514,12 +2131,9 @@
         </w:tc>
       </w:tr>
       <w:tr>
-        <w:trPr>
-          <w:jc w:val="center"/>
-        </w:trPr>
         <w:tc>
           <w:tcPr>
-            <w:tcW w:w="1346" w:type="pct"/>
+            <w:tcW w:w="1097" w:type="pct"/>
             <w:tcBorders>
               <w:top w:val="single" w:sz="6" w:space="0" w:color="D0D0D0"/>
               <w:left w:val="single" w:sz="6" w:space="0" w:color="D0D0D0"/>
@@ -2538,25 +2152,22 @@
           </w:tcPr>
           <w:p>
             <w:pPr>
-              <w:spacing w:before="100" w:beforeAutospacing="1" w:after="100" w:afterAutospacing="1" w:line="240" w:lineRule="auto"/>
-              <w:rPr>
-                <w:rFonts w:eastAsia="Times New Roman" w:cstheme="minorHAnsi"/>
-                <w:color w:val="1A1A1A"/>
-                <w:sz w:val="24"/>
-                <w:szCs w:val="24"/>
-                <w:lang w:eastAsia="ru-RU"/>
+              <w:pStyle w:val="a3"/>
+              <w:rPr>
+                <w:rFonts w:ascii="Segoe UI" w:hAnsi="Segoe UI" w:cs="Segoe UI"/>
+                <w:color w:val="1A1A1A"/>
+                <w:sz w:val="23"/>
+                <w:szCs w:val="23"/>
               </w:rPr>
             </w:pPr>
             <w:proofErr w:type="spellStart"/>
             <w:r>
               <w:rPr>
-                <w:rFonts w:eastAsia="Times New Roman" w:cstheme="minorHAnsi"/>
-                <w:b/>
-                <w:bCs/>
-                <w:color w:val="1A1A1A"/>
-                <w:sz w:val="24"/>
-                <w:szCs w:val="24"/>
-                <w:lang w:eastAsia="ru-RU"/>
+                <w:rStyle w:val="a4"/>
+                <w:rFonts w:ascii="Segoe UI" w:hAnsi="Segoe UI" w:cs="Segoe UI"/>
+                <w:color w:val="1A1A1A"/>
+                <w:sz w:val="23"/>
+                <w:szCs w:val="23"/>
               </w:rPr>
               <w:t>system_integrator</w:t>
             </w:r>
@@ -2565,7 +2176,7 @@
         </w:tc>
         <w:tc>
           <w:tcPr>
-            <w:tcW w:w="1110" w:type="pct"/>
+            <w:tcW w:w="1239" w:type="pct"/>
             <w:tcBorders>
               <w:top w:val="single" w:sz="6" w:space="0" w:color="D0D0D0"/>
               <w:left w:val="single" w:sz="6" w:space="0" w:color="D0D0D0"/>
@@ -2584,22 +2195,20 @@
           </w:tcPr>
           <w:p>
             <w:pPr>
-              <w:spacing w:before="100" w:beforeAutospacing="1" w:after="100" w:afterAutospacing="1" w:line="240" w:lineRule="auto"/>
-              <w:rPr>
-                <w:rFonts w:eastAsia="Times New Roman" w:cstheme="minorHAnsi"/>
-                <w:color w:val="1A1A1A"/>
-                <w:sz w:val="24"/>
-                <w:szCs w:val="24"/>
-                <w:lang w:eastAsia="ru-RU"/>
+              <w:pStyle w:val="a3"/>
+              <w:rPr>
+                <w:rFonts w:ascii="Segoe UI" w:hAnsi="Segoe UI" w:cs="Segoe UI"/>
+                <w:color w:val="1A1A1A"/>
+                <w:sz w:val="23"/>
+                <w:szCs w:val="23"/>
               </w:rPr>
             </w:pPr>
             <w:r>
               <w:rPr>
-                <w:rFonts w:eastAsia="Times New Roman" w:cstheme="minorHAnsi"/>
-                <w:color w:val="1A1A1A"/>
-                <w:sz w:val="24"/>
-                <w:szCs w:val="24"/>
-                <w:lang w:eastAsia="ru-RU"/>
+                <w:rFonts w:ascii="Segoe UI" w:hAnsi="Segoe UI" w:cs="Segoe UI"/>
+                <w:color w:val="1A1A1A"/>
+                <w:sz w:val="23"/>
+                <w:szCs w:val="23"/>
               </w:rPr>
               <w:t>Системный интегратор</w:t>
             </w:r>
@@ -2607,7 +2216,7 @@
         </w:tc>
         <w:tc>
           <w:tcPr>
-            <w:tcW w:w="2544" w:type="pct"/>
+            <w:tcW w:w="2664" w:type="pct"/>
             <w:tcBorders>
               <w:top w:val="single" w:sz="6" w:space="0" w:color="D0D0D0"/>
               <w:left w:val="single" w:sz="6" w:space="0" w:color="D0D0D0"/>
@@ -2626,22 +2235,20 @@
           </w:tcPr>
           <w:p>
             <w:pPr>
-              <w:spacing w:before="100" w:beforeAutospacing="1" w:after="100" w:afterAutospacing="1" w:line="240" w:lineRule="auto"/>
-              <w:rPr>
-                <w:rFonts w:eastAsia="Times New Roman" w:cstheme="minorHAnsi"/>
-                <w:color w:val="1A1A1A"/>
-                <w:sz w:val="24"/>
-                <w:szCs w:val="24"/>
-                <w:lang w:eastAsia="ru-RU"/>
+              <w:pStyle w:val="a3"/>
+              <w:rPr>
+                <w:rFonts w:ascii="Segoe UI" w:hAnsi="Segoe UI" w:cs="Segoe UI"/>
+                <w:color w:val="1A1A1A"/>
+                <w:sz w:val="23"/>
+                <w:szCs w:val="23"/>
               </w:rPr>
             </w:pPr>
             <w:r>
               <w:rPr>
-                <w:rFonts w:eastAsia="Times New Roman" w:cstheme="minorHAnsi"/>
-                <w:color w:val="1A1A1A"/>
-                <w:sz w:val="24"/>
-                <w:szCs w:val="24"/>
-                <w:lang w:eastAsia="ru-RU"/>
+                <w:rFonts w:ascii="Segoe UI" w:hAnsi="Segoe UI" w:cs="Segoe UI"/>
+                <w:color w:val="1A1A1A"/>
+                <w:sz w:val="23"/>
+                <w:szCs w:val="23"/>
               </w:rPr>
               <w:t>Внедряет системы; имеет вендоров-партнёров.</w:t>
             </w:r>
@@ -2649,12 +2256,9 @@
         </w:tc>
       </w:tr>
       <w:tr>
-        <w:trPr>
-          <w:jc w:val="center"/>
-        </w:trPr>
         <w:tc>
           <w:tcPr>
-            <w:tcW w:w="1346" w:type="pct"/>
+            <w:tcW w:w="1097" w:type="pct"/>
             <w:tcBorders>
               <w:top w:val="single" w:sz="6" w:space="0" w:color="D0D0D0"/>
               <w:left w:val="single" w:sz="6" w:space="0" w:color="D0D0D0"/>
@@ -2673,25 +2277,22 @@
           </w:tcPr>
           <w:p>
             <w:pPr>
-              <w:spacing w:before="100" w:beforeAutospacing="1" w:after="100" w:afterAutospacing="1" w:line="240" w:lineRule="auto"/>
-              <w:rPr>
-                <w:rFonts w:eastAsia="Times New Roman" w:cstheme="minorHAnsi"/>
-                <w:color w:val="1A1A1A"/>
-                <w:sz w:val="24"/>
-                <w:szCs w:val="24"/>
-                <w:lang w:eastAsia="ru-RU"/>
+              <w:pStyle w:val="a3"/>
+              <w:rPr>
+                <w:rFonts w:ascii="Segoe UI" w:hAnsi="Segoe UI" w:cs="Segoe UI"/>
+                <w:color w:val="1A1A1A"/>
+                <w:sz w:val="23"/>
+                <w:szCs w:val="23"/>
               </w:rPr>
             </w:pPr>
             <w:proofErr w:type="spellStart"/>
             <w:r>
               <w:rPr>
-                <w:rFonts w:eastAsia="Times New Roman" w:cstheme="minorHAnsi"/>
-                <w:b/>
-                <w:bCs/>
-                <w:color w:val="1A1A1A"/>
-                <w:sz w:val="24"/>
-                <w:szCs w:val="24"/>
-                <w:lang w:eastAsia="ru-RU"/>
+                <w:rStyle w:val="a4"/>
+                <w:rFonts w:ascii="Segoe UI" w:hAnsi="Segoe UI" w:cs="Segoe UI"/>
+                <w:color w:val="1A1A1A"/>
+                <w:sz w:val="23"/>
+                <w:szCs w:val="23"/>
               </w:rPr>
               <w:t>engineering_company</w:t>
             </w:r>
@@ -2700,7 +2301,7 @@
         </w:tc>
         <w:tc>
           <w:tcPr>
-            <w:tcW w:w="1110" w:type="pct"/>
+            <w:tcW w:w="1239" w:type="pct"/>
             <w:tcBorders>
               <w:top w:val="single" w:sz="6" w:space="0" w:color="D0D0D0"/>
               <w:left w:val="single" w:sz="6" w:space="0" w:color="D0D0D0"/>
@@ -2719,22 +2320,20 @@
           </w:tcPr>
           <w:p>
             <w:pPr>
-              <w:spacing w:before="100" w:beforeAutospacing="1" w:after="100" w:afterAutospacing="1" w:line="240" w:lineRule="auto"/>
-              <w:rPr>
-                <w:rFonts w:eastAsia="Times New Roman" w:cstheme="minorHAnsi"/>
-                <w:color w:val="1A1A1A"/>
-                <w:sz w:val="24"/>
-                <w:szCs w:val="24"/>
-                <w:lang w:eastAsia="ru-RU"/>
+              <w:pStyle w:val="a3"/>
+              <w:rPr>
+                <w:rFonts w:ascii="Segoe UI" w:hAnsi="Segoe UI" w:cs="Segoe UI"/>
+                <w:color w:val="1A1A1A"/>
+                <w:sz w:val="23"/>
+                <w:szCs w:val="23"/>
               </w:rPr>
             </w:pPr>
             <w:r>
               <w:rPr>
-                <w:rFonts w:eastAsia="Times New Roman" w:cstheme="minorHAnsi"/>
-                <w:color w:val="1A1A1A"/>
-                <w:sz w:val="24"/>
-                <w:szCs w:val="24"/>
-                <w:lang w:eastAsia="ru-RU"/>
+                <w:rFonts w:ascii="Segoe UI" w:hAnsi="Segoe UI" w:cs="Segoe UI"/>
+                <w:color w:val="1A1A1A"/>
+                <w:sz w:val="23"/>
+                <w:szCs w:val="23"/>
               </w:rPr>
               <w:t>Инжиниринговая компания</w:t>
             </w:r>
@@ -2742,7 +2341,7 @@
         </w:tc>
         <w:tc>
           <w:tcPr>
-            <w:tcW w:w="2544" w:type="pct"/>
+            <w:tcW w:w="2664" w:type="pct"/>
             <w:tcBorders>
               <w:top w:val="single" w:sz="6" w:space="0" w:color="D0D0D0"/>
               <w:left w:val="single" w:sz="6" w:space="0" w:color="D0D0D0"/>
@@ -2761,22 +2360,20 @@
           </w:tcPr>
           <w:p>
             <w:pPr>
-              <w:spacing w:before="100" w:beforeAutospacing="1" w:after="100" w:afterAutospacing="1" w:line="240" w:lineRule="auto"/>
-              <w:rPr>
-                <w:rFonts w:eastAsia="Times New Roman" w:cstheme="minorHAnsi"/>
-                <w:color w:val="1A1A1A"/>
-                <w:sz w:val="24"/>
-                <w:szCs w:val="24"/>
-                <w:lang w:eastAsia="ru-RU"/>
+              <w:pStyle w:val="a3"/>
+              <w:rPr>
+                <w:rFonts w:ascii="Segoe UI" w:hAnsi="Segoe UI" w:cs="Segoe UI"/>
+                <w:color w:val="1A1A1A"/>
+                <w:sz w:val="23"/>
+                <w:szCs w:val="23"/>
               </w:rPr>
             </w:pPr>
             <w:r>
               <w:rPr>
-                <w:rFonts w:eastAsia="Times New Roman" w:cstheme="minorHAnsi"/>
-                <w:color w:val="1A1A1A"/>
-                <w:sz w:val="24"/>
-                <w:szCs w:val="24"/>
-                <w:lang w:eastAsia="ru-RU"/>
+                <w:rFonts w:ascii="Segoe UI" w:hAnsi="Segoe UI" w:cs="Segoe UI"/>
+                <w:color w:val="1A1A1A"/>
+                <w:sz w:val="23"/>
+                <w:szCs w:val="23"/>
               </w:rPr>
               <w:t>Узкие компетенции по продуктам и функциям.</w:t>
             </w:r>
@@ -2784,12 +2381,9 @@
         </w:tc>
       </w:tr>
       <w:tr>
-        <w:trPr>
-          <w:jc w:val="center"/>
-        </w:trPr>
         <w:tc>
           <w:tcPr>
-            <w:tcW w:w="1346" w:type="pct"/>
+            <w:tcW w:w="1097" w:type="pct"/>
             <w:tcBorders>
               <w:top w:val="single" w:sz="6" w:space="0" w:color="D0D0D0"/>
               <w:left w:val="single" w:sz="6" w:space="0" w:color="D0D0D0"/>
@@ -2808,48 +2402,32 @@
           </w:tcPr>
           <w:p>
             <w:pPr>
-              <w:spacing w:before="100" w:beforeAutospacing="1" w:after="100" w:afterAutospacing="1" w:line="240" w:lineRule="auto"/>
-              <w:rPr>
-                <w:rFonts w:eastAsia="Times New Roman" w:cstheme="minorHAnsi"/>
-                <w:color w:val="1A1A1A"/>
-                <w:sz w:val="24"/>
-                <w:szCs w:val="24"/>
-                <w:lang w:eastAsia="ru-RU"/>
+              <w:pStyle w:val="a3"/>
+              <w:rPr>
+                <w:rFonts w:ascii="Segoe UI" w:hAnsi="Segoe UI" w:cs="Segoe UI"/>
+                <w:color w:val="1A1A1A"/>
+                <w:sz w:val="23"/>
+                <w:szCs w:val="23"/>
               </w:rPr>
             </w:pPr>
             <w:proofErr w:type="spellStart"/>
             <w:r>
               <w:rPr>
-                <w:rFonts w:eastAsia="Times New Roman" w:cstheme="minorHAnsi"/>
-                <w:b/>
-                <w:bCs/>
-                <w:color w:val="1A1A1A"/>
-                <w:sz w:val="24"/>
-                <w:szCs w:val="24"/>
-                <w:lang w:eastAsia="ru-RU"/>
-              </w:rPr>
-              <w:t>full_cycle_vendo</w:t>
-            </w:r>
-            <w:bookmarkStart w:id="0" w:name="_GoBack"/>
-            <w:bookmarkEnd w:id="0"/>
-            <w:r>
-              <w:rPr>
-                <w:rFonts w:eastAsia="Times New Roman" w:cstheme="minorHAnsi"/>
-                <w:b/>
-                <w:bCs/>
-                <w:color w:val="1A1A1A"/>
-                <w:sz w:val="24"/>
-                <w:szCs w:val="24"/>
-                <w:lang w:eastAsia="ru-RU"/>
-              </w:rPr>
-              <w:t>r</w:t>
+                <w:rStyle w:val="a4"/>
+                <w:rFonts w:ascii="Segoe UI" w:hAnsi="Segoe UI" w:cs="Segoe UI"/>
+                <w:color w:val="1A1A1A"/>
+                <w:sz w:val="23"/>
+                <w:szCs w:val="23"/>
+              </w:rPr>
+              <w:lastRenderedPageBreak/>
+              <w:t>full_cycle_vendor</w:t>
             </w:r>
             <w:proofErr w:type="spellEnd"/>
           </w:p>
         </w:tc>
         <w:tc>
           <w:tcPr>
-            <w:tcW w:w="1110" w:type="pct"/>
+            <w:tcW w:w="1239" w:type="pct"/>
             <w:tcBorders>
               <w:top w:val="single" w:sz="6" w:space="0" w:color="D0D0D0"/>
               <w:left w:val="single" w:sz="6" w:space="0" w:color="D0D0D0"/>
@@ -2868,22 +2446,20 @@
           </w:tcPr>
           <w:p>
             <w:pPr>
-              <w:spacing w:before="100" w:beforeAutospacing="1" w:after="100" w:afterAutospacing="1" w:line="240" w:lineRule="auto"/>
-              <w:rPr>
-                <w:rFonts w:eastAsia="Times New Roman" w:cstheme="minorHAnsi"/>
-                <w:color w:val="1A1A1A"/>
-                <w:sz w:val="24"/>
-                <w:szCs w:val="24"/>
-                <w:lang w:eastAsia="ru-RU"/>
+              <w:pStyle w:val="a3"/>
+              <w:rPr>
+                <w:rFonts w:ascii="Segoe UI" w:hAnsi="Segoe UI" w:cs="Segoe UI"/>
+                <w:color w:val="1A1A1A"/>
+                <w:sz w:val="23"/>
+                <w:szCs w:val="23"/>
               </w:rPr>
             </w:pPr>
             <w:r>
               <w:rPr>
-                <w:rFonts w:eastAsia="Times New Roman" w:cstheme="minorHAnsi"/>
-                <w:color w:val="1A1A1A"/>
-                <w:sz w:val="24"/>
-                <w:szCs w:val="24"/>
-                <w:lang w:eastAsia="ru-RU"/>
+                <w:rFonts w:ascii="Segoe UI" w:hAnsi="Segoe UI" w:cs="Segoe UI"/>
+                <w:color w:val="1A1A1A"/>
+                <w:sz w:val="23"/>
+                <w:szCs w:val="23"/>
               </w:rPr>
               <w:t>Вендор полного цикла</w:t>
             </w:r>
@@ -2891,7 +2467,7 @@
         </w:tc>
         <w:tc>
           <w:tcPr>
-            <w:tcW w:w="2544" w:type="pct"/>
+            <w:tcW w:w="2664" w:type="pct"/>
             <w:tcBorders>
               <w:top w:val="single" w:sz="6" w:space="0" w:color="D0D0D0"/>
               <w:left w:val="single" w:sz="6" w:space="0" w:color="D0D0D0"/>
@@ -2910,44 +2486,40 @@
           </w:tcPr>
           <w:p>
             <w:pPr>
-              <w:spacing w:before="100" w:beforeAutospacing="1" w:after="100" w:afterAutospacing="1" w:line="240" w:lineRule="auto"/>
-              <w:rPr>
-                <w:rFonts w:eastAsia="Times New Roman" w:cstheme="minorHAnsi"/>
-                <w:color w:val="1A1A1A"/>
-                <w:sz w:val="24"/>
-                <w:szCs w:val="24"/>
-                <w:lang w:eastAsia="ru-RU"/>
+              <w:pStyle w:val="a3"/>
+              <w:rPr>
+                <w:rFonts w:ascii="Segoe UI" w:hAnsi="Segoe UI" w:cs="Segoe UI"/>
+                <w:color w:val="1A1A1A"/>
+                <w:sz w:val="23"/>
+                <w:szCs w:val="23"/>
               </w:rPr>
             </w:pPr>
             <w:r>
               <w:rPr>
-                <w:rFonts w:eastAsia="Times New Roman" w:cstheme="minorHAnsi"/>
-                <w:color w:val="1A1A1A"/>
-                <w:sz w:val="24"/>
-                <w:szCs w:val="24"/>
-                <w:lang w:eastAsia="ru-RU"/>
+                <w:rFonts w:ascii="Segoe UI" w:hAnsi="Segoe UI" w:cs="Segoe UI"/>
+                <w:color w:val="1A1A1A"/>
+                <w:sz w:val="23"/>
+                <w:szCs w:val="23"/>
               </w:rPr>
               <w:t xml:space="preserve">Совмещает роли вендора, поставщика и </w:t>
             </w:r>
             <w:proofErr w:type="spellStart"/>
             <w:r>
               <w:rPr>
-                <w:rFonts w:eastAsia="Times New Roman" w:cstheme="minorHAnsi"/>
-                <w:color w:val="1A1A1A"/>
-                <w:sz w:val="24"/>
-                <w:szCs w:val="24"/>
-                <w:lang w:eastAsia="ru-RU"/>
+                <w:rFonts w:ascii="Segoe UI" w:hAnsi="Segoe UI" w:cs="Segoe UI"/>
+                <w:color w:val="1A1A1A"/>
+                <w:sz w:val="23"/>
+                <w:szCs w:val="23"/>
               </w:rPr>
               <w:t>инж</w:t>
             </w:r>
             <w:proofErr w:type="spellEnd"/>
             <w:r>
               <w:rPr>
-                <w:rFonts w:eastAsia="Times New Roman" w:cstheme="minorHAnsi"/>
-                <w:color w:val="1A1A1A"/>
-                <w:sz w:val="24"/>
-                <w:szCs w:val="24"/>
-                <w:lang w:eastAsia="ru-RU"/>
+                <w:rFonts w:ascii="Segoe UI" w:hAnsi="Segoe UI" w:cs="Segoe UI"/>
+                <w:color w:val="1A1A1A"/>
+                <w:sz w:val="23"/>
+                <w:szCs w:val="23"/>
               </w:rPr>
               <w:t>. компании.</w:t>
             </w:r>
@@ -2957,120 +2529,100 @@
     </w:tbl>
     <w:p>
       <w:pPr>
+        <w:pStyle w:val="a3"/>
         <w:shd w:val="clear" w:color="auto" w:fill="FFFFFF"/>
-        <w:spacing w:before="100" w:beforeAutospacing="1" w:after="100" w:afterAutospacing="1" w:line="240" w:lineRule="auto"/>
-        <w:outlineLvl w:val="1"/>
-        <w:rPr>
-          <w:rFonts w:eastAsia="Times New Roman" w:cstheme="minorHAnsi"/>
-          <w:b/>
-          <w:bCs/>
-          <w:color w:val="1A1A1A"/>
-          <w:sz w:val="28"/>
-          <w:szCs w:val="28"/>
-          <w:lang w:eastAsia="ru-RU"/>
-        </w:rPr>
-      </w:pPr>
-      <w:r>
-        <w:rPr>
-          <w:rFonts w:eastAsia="Times New Roman" w:cstheme="minorHAnsi"/>
-          <w:b/>
-          <w:bCs/>
-          <w:color w:val="1A1A1A"/>
-          <w:sz w:val="28"/>
-          <w:szCs w:val="28"/>
-          <w:lang w:eastAsia="ru-RU"/>
-        </w:rPr>
-        <w:lastRenderedPageBreak/>
+        <w:rPr>
+          <w:rFonts w:ascii="Segoe UI" w:hAnsi="Segoe UI" w:cs="Segoe UI"/>
+          <w:color w:val="1A1A1A"/>
+          <w:sz w:val="23"/>
+          <w:szCs w:val="23"/>
+        </w:rPr>
+      </w:pPr>
+      <w:r>
+        <w:rPr>
+          <w:rStyle w:val="a4"/>
+          <w:rFonts w:ascii="Segoe UI" w:hAnsi="Segoe UI" w:cs="Segoe UI"/>
+          <w:color w:val="1A1A1A"/>
+          <w:sz w:val="23"/>
+          <w:szCs w:val="23"/>
+        </w:rPr>
         <w:t>3.2. Профили и их назначение</w:t>
       </w:r>
     </w:p>
     <w:p>
       <w:pPr>
+        <w:pStyle w:val="a3"/>
         <w:shd w:val="clear" w:color="auto" w:fill="FFFFFF"/>
-        <w:spacing w:before="100" w:beforeAutospacing="1" w:after="100" w:afterAutospacing="1" w:line="240" w:lineRule="auto"/>
-        <w:rPr>
-          <w:rFonts w:eastAsia="Times New Roman" w:cstheme="minorHAnsi"/>
-          <w:color w:val="1A1A1A"/>
-          <w:sz w:val="24"/>
-          <w:szCs w:val="24"/>
-          <w:lang w:eastAsia="ru-RU"/>
+        <w:rPr>
+          <w:rFonts w:ascii="Segoe UI" w:hAnsi="Segoe UI" w:cs="Segoe UI"/>
+          <w:color w:val="1A1A1A"/>
+          <w:sz w:val="23"/>
+          <w:szCs w:val="23"/>
         </w:rPr>
       </w:pPr>
       <w:proofErr w:type="spellStart"/>
       <w:r>
         <w:rPr>
-          <w:rFonts w:eastAsia="Times New Roman" w:cstheme="minorHAnsi"/>
-          <w:b/>
-          <w:bCs/>
-          <w:color w:val="1A1A1A"/>
-          <w:sz w:val="24"/>
-          <w:szCs w:val="24"/>
-          <w:lang w:eastAsia="ru-RU"/>
+          <w:rStyle w:val="a4"/>
+          <w:rFonts w:ascii="Segoe UI" w:hAnsi="Segoe UI" w:cs="Segoe UI"/>
+          <w:color w:val="1A1A1A"/>
+          <w:sz w:val="23"/>
+          <w:szCs w:val="23"/>
         </w:rPr>
         <w:t>VendorProfile</w:t>
       </w:r>
       <w:proofErr w:type="spellEnd"/>
       <w:r>
         <w:rPr>
-          <w:rFonts w:eastAsia="Times New Roman" w:cstheme="minorHAnsi"/>
-          <w:i/>
-          <w:iCs/>
-          <w:color w:val="1A1A1A"/>
-          <w:sz w:val="24"/>
-          <w:szCs w:val="24"/>
-          <w:lang w:eastAsia="ru-RU"/>
+          <w:rStyle w:val="a5"/>
+          <w:rFonts w:ascii="Segoe UI" w:hAnsi="Segoe UI" w:cs="Segoe UI"/>
+          <w:color w:val="1A1A1A"/>
+          <w:sz w:val="23"/>
+          <w:szCs w:val="23"/>
         </w:rPr>
         <w:t xml:space="preserve"> (типы: </w:t>
       </w:r>
       <w:proofErr w:type="spellStart"/>
       <w:r>
         <w:rPr>
-          <w:rFonts w:eastAsia="Times New Roman" w:cstheme="minorHAnsi"/>
-          <w:i/>
-          <w:iCs/>
-          <w:color w:val="1A1A1A"/>
-          <w:sz w:val="24"/>
-          <w:szCs w:val="24"/>
-          <w:lang w:eastAsia="ru-RU"/>
+          <w:rStyle w:val="a5"/>
+          <w:rFonts w:ascii="Segoe UI" w:hAnsi="Segoe UI" w:cs="Segoe UI"/>
+          <w:color w:val="1A1A1A"/>
+          <w:sz w:val="23"/>
+          <w:szCs w:val="23"/>
         </w:rPr>
         <w:t>vendor</w:t>
       </w:r>
       <w:proofErr w:type="spellEnd"/>
       <w:r>
         <w:rPr>
-          <w:rFonts w:eastAsia="Times New Roman" w:cstheme="minorHAnsi"/>
-          <w:i/>
-          <w:iCs/>
-          <w:color w:val="1A1A1A"/>
-          <w:sz w:val="24"/>
-          <w:szCs w:val="24"/>
-          <w:lang w:eastAsia="ru-RU"/>
+          <w:rStyle w:val="a5"/>
+          <w:rFonts w:ascii="Segoe UI" w:hAnsi="Segoe UI" w:cs="Segoe UI"/>
+          <w:color w:val="1A1A1A"/>
+          <w:sz w:val="23"/>
+          <w:szCs w:val="23"/>
         </w:rPr>
         <w:t xml:space="preserve">, </w:t>
       </w:r>
       <w:proofErr w:type="spellStart"/>
       <w:r>
         <w:rPr>
-          <w:rFonts w:eastAsia="Times New Roman" w:cstheme="minorHAnsi"/>
-          <w:i/>
-          <w:iCs/>
-          <w:color w:val="1A1A1A"/>
-          <w:sz w:val="24"/>
-          <w:szCs w:val="24"/>
-          <w:lang w:eastAsia="ru-RU"/>
+          <w:rStyle w:val="a5"/>
+          <w:rFonts w:ascii="Segoe UI" w:hAnsi="Segoe UI" w:cs="Segoe UI"/>
+          <w:color w:val="1A1A1A"/>
+          <w:sz w:val="23"/>
+          <w:szCs w:val="23"/>
         </w:rPr>
         <w:t>full_cycle_vendor</w:t>
       </w:r>
       <w:proofErr w:type="spellEnd"/>
       <w:r>
         <w:rPr>
-          <w:rFonts w:eastAsia="Times New Roman" w:cstheme="minorHAnsi"/>
-          <w:i/>
-          <w:iCs/>
-          <w:color w:val="1A1A1A"/>
-          <w:sz w:val="24"/>
-          <w:szCs w:val="24"/>
-          <w:lang w:eastAsia="ru-RU"/>
+          <w:rStyle w:val="a5"/>
+          <w:rFonts w:ascii="Segoe UI" w:hAnsi="Segoe UI" w:cs="Segoe UI"/>
+          <w:color w:val="1A1A1A"/>
+          <w:sz w:val="23"/>
+          <w:szCs w:val="23"/>
         </w:rPr>
         <w:t>)</w:t>
       </w:r>
@@ -3079,158 +2631,145 @@
       <w:pPr>
         <w:numPr>
           <w:ilvl w:val="0"/>
-          <w:numId w:val="3"/>
+          <w:numId w:val="10"/>
         </w:numPr>
         <w:shd w:val="clear" w:color="auto" w:fill="FFFFFF"/>
         <w:spacing w:before="100" w:beforeAutospacing="1" w:after="100" w:afterAutospacing="1" w:line="240" w:lineRule="auto"/>
         <w:rPr>
-          <w:rFonts w:eastAsia="Times New Roman" w:cstheme="minorHAnsi"/>
-          <w:color w:val="1A1A1A"/>
-          <w:sz w:val="24"/>
-          <w:szCs w:val="24"/>
-          <w:lang w:eastAsia="ru-RU"/>
-        </w:rPr>
-      </w:pPr>
-      <w:r>
-        <w:rPr>
-          <w:rFonts w:eastAsia="Times New Roman" w:cstheme="minorHAnsi"/>
-          <w:color w:val="1A1A1A"/>
-          <w:sz w:val="24"/>
-          <w:szCs w:val="24"/>
-          <w:lang w:eastAsia="ru-RU"/>
+          <w:rFonts w:ascii="Segoe UI" w:hAnsi="Segoe UI" w:cs="Segoe UI"/>
+          <w:color w:val="1A1A1A"/>
+          <w:sz w:val="23"/>
+          <w:szCs w:val="23"/>
+        </w:rPr>
+      </w:pPr>
+      <w:r>
+        <w:rPr>
+          <w:rFonts w:ascii="Segoe UI" w:hAnsi="Segoe UI" w:cs="Segoe UI"/>
+          <w:color w:val="1A1A1A"/>
+          <w:sz w:val="23"/>
+          <w:szCs w:val="23"/>
         </w:rPr>
         <w:t xml:space="preserve">Точка привязки продуктов: </w:t>
       </w:r>
       <w:proofErr w:type="spellStart"/>
       <w:r>
         <w:rPr>
-          <w:rFonts w:eastAsia="Times New Roman" w:cstheme="minorHAnsi"/>
-          <w:color w:val="1A1A1A"/>
-          <w:sz w:val="24"/>
-          <w:szCs w:val="24"/>
-          <w:lang w:eastAsia="ru-RU"/>
+          <w:rFonts w:ascii="Segoe UI" w:hAnsi="Segoe UI" w:cs="Segoe UI"/>
+          <w:color w:val="1A1A1A"/>
+          <w:sz w:val="23"/>
+          <w:szCs w:val="23"/>
         </w:rPr>
         <w:t>VendorProduct.vendor</w:t>
       </w:r>
       <w:proofErr w:type="spellEnd"/>
       <w:r>
         <w:rPr>
-          <w:rFonts w:eastAsia="Times New Roman" w:cstheme="minorHAnsi"/>
-          <w:color w:val="1A1A1A"/>
-          <w:sz w:val="24"/>
-          <w:szCs w:val="24"/>
-          <w:lang w:eastAsia="ru-RU"/>
+          <w:rFonts w:ascii="Segoe UI" w:hAnsi="Segoe UI" w:cs="Segoe UI"/>
+          <w:color w:val="1A1A1A"/>
+          <w:sz w:val="23"/>
+          <w:szCs w:val="23"/>
         </w:rPr>
         <w:t xml:space="preserve"> ссылается именно на </w:t>
       </w:r>
       <w:proofErr w:type="spellStart"/>
       <w:r>
         <w:rPr>
-          <w:rFonts w:eastAsia="Times New Roman" w:cstheme="minorHAnsi"/>
-          <w:color w:val="1A1A1A"/>
-          <w:sz w:val="24"/>
-          <w:szCs w:val="24"/>
-          <w:lang w:eastAsia="ru-RU"/>
+          <w:rFonts w:ascii="Segoe UI" w:hAnsi="Segoe UI" w:cs="Segoe UI"/>
+          <w:color w:val="1A1A1A"/>
+          <w:sz w:val="23"/>
+          <w:szCs w:val="23"/>
         </w:rPr>
         <w:t>VendorProfile</w:t>
       </w:r>
       <w:proofErr w:type="spellEnd"/>
       <w:r>
         <w:rPr>
-          <w:rFonts w:eastAsia="Times New Roman" w:cstheme="minorHAnsi"/>
-          <w:color w:val="1A1A1A"/>
-          <w:sz w:val="24"/>
-          <w:szCs w:val="24"/>
-          <w:lang w:eastAsia="ru-RU"/>
+          <w:rFonts w:ascii="Segoe UI" w:hAnsi="Segoe UI" w:cs="Segoe UI"/>
+          <w:color w:val="1A1A1A"/>
+          <w:sz w:val="23"/>
+          <w:szCs w:val="23"/>
         </w:rPr>
         <w:t>. По полям почти пустой, но обеспечивает авторство продуктов.</w:t>
       </w:r>
     </w:p>
     <w:p>
       <w:pPr>
+        <w:pStyle w:val="a3"/>
         <w:shd w:val="clear" w:color="auto" w:fill="FFFFFF"/>
-        <w:spacing w:before="100" w:beforeAutospacing="1" w:after="100" w:afterAutospacing="1" w:line="240" w:lineRule="auto"/>
-        <w:rPr>
-          <w:rFonts w:eastAsia="Times New Roman" w:cstheme="minorHAnsi"/>
-          <w:color w:val="1A1A1A"/>
-          <w:sz w:val="24"/>
-          <w:szCs w:val="24"/>
-          <w:lang w:val="en-US" w:eastAsia="ru-RU"/>
+        <w:rPr>
+          <w:rFonts w:ascii="Segoe UI" w:hAnsi="Segoe UI" w:cs="Segoe UI"/>
+          <w:color w:val="1A1A1A"/>
+          <w:sz w:val="23"/>
+          <w:szCs w:val="23"/>
+          <w:lang w:val="en-US"/>
         </w:rPr>
       </w:pPr>
       <w:proofErr w:type="spellStart"/>
       <w:r>
         <w:rPr>
-          <w:rFonts w:eastAsia="Times New Roman" w:cstheme="minorHAnsi"/>
-          <w:b/>
-          <w:bCs/>
-          <w:color w:val="1A1A1A"/>
-          <w:sz w:val="24"/>
-          <w:szCs w:val="24"/>
-          <w:lang w:val="en-US" w:eastAsia="ru-RU"/>
+          <w:rStyle w:val="a4"/>
+          <w:rFonts w:ascii="Segoe UI" w:hAnsi="Segoe UI" w:cs="Segoe UI"/>
+          <w:color w:val="1A1A1A"/>
+          <w:sz w:val="23"/>
+          <w:szCs w:val="23"/>
+          <w:lang w:val="en-US"/>
         </w:rPr>
         <w:t>SupplierProfile</w:t>
       </w:r>
       <w:proofErr w:type="spellEnd"/>
       <w:r>
         <w:rPr>
-          <w:rFonts w:eastAsia="Times New Roman" w:cstheme="minorHAnsi"/>
-          <w:i/>
-          <w:iCs/>
-          <w:color w:val="1A1A1A"/>
-          <w:sz w:val="24"/>
-          <w:szCs w:val="24"/>
-          <w:lang w:val="en-US" w:eastAsia="ru-RU"/>
+          <w:rStyle w:val="a5"/>
+          <w:rFonts w:ascii="Segoe UI" w:hAnsi="Segoe UI" w:cs="Segoe UI"/>
+          <w:color w:val="1A1A1A"/>
+          <w:sz w:val="23"/>
+          <w:szCs w:val="23"/>
+          <w:lang w:val="en-US"/>
         </w:rPr>
         <w:t> (</w:t>
       </w:r>
       <w:r>
         <w:rPr>
-          <w:rFonts w:eastAsia="Times New Roman" w:cstheme="minorHAnsi"/>
-          <w:i/>
-          <w:iCs/>
-          <w:color w:val="1A1A1A"/>
-          <w:sz w:val="24"/>
-          <w:szCs w:val="24"/>
-          <w:lang w:eastAsia="ru-RU"/>
+          <w:rStyle w:val="a5"/>
+          <w:rFonts w:ascii="Segoe UI" w:hAnsi="Segoe UI" w:cs="Segoe UI"/>
+          <w:color w:val="1A1A1A"/>
+          <w:sz w:val="23"/>
+          <w:szCs w:val="23"/>
         </w:rPr>
         <w:t>типы</w:t>
       </w:r>
       <w:r>
         <w:rPr>
-          <w:rFonts w:eastAsia="Times New Roman" w:cstheme="minorHAnsi"/>
-          <w:i/>
-          <w:iCs/>
-          <w:color w:val="1A1A1A"/>
-          <w:sz w:val="24"/>
-          <w:szCs w:val="24"/>
-          <w:lang w:val="en-US" w:eastAsia="ru-RU"/>
+          <w:rStyle w:val="a5"/>
+          <w:rFonts w:ascii="Segoe UI" w:hAnsi="Segoe UI" w:cs="Segoe UI"/>
+          <w:color w:val="1A1A1A"/>
+          <w:sz w:val="23"/>
+          <w:szCs w:val="23"/>
+          <w:lang w:val="en-US"/>
         </w:rPr>
         <w:t xml:space="preserve">: supplier, </w:t>
       </w:r>
       <w:proofErr w:type="spellStart"/>
       <w:r>
         <w:rPr>
-          <w:rFonts w:eastAsia="Times New Roman" w:cstheme="minorHAnsi"/>
-          <w:i/>
-          <w:iCs/>
-          <w:color w:val="1A1A1A"/>
-          <w:sz w:val="24"/>
-          <w:szCs w:val="24"/>
-          <w:lang w:val="en-US" w:eastAsia="ru-RU"/>
+          <w:rStyle w:val="a5"/>
+          <w:rFonts w:ascii="Segoe UI" w:hAnsi="Segoe UI" w:cs="Segoe UI"/>
+          <w:color w:val="1A1A1A"/>
+          <w:sz w:val="23"/>
+          <w:szCs w:val="23"/>
+          <w:lang w:val="en-US"/>
         </w:rPr>
         <w:t>full_cycle_vendor</w:t>
       </w:r>
       <w:proofErr w:type="spellEnd"/>
       <w:r>
         <w:rPr>
-          <w:rFonts w:eastAsia="Times New Roman" w:cstheme="minorHAnsi"/>
-          <w:i/>
-          <w:iCs/>
-          <w:color w:val="1A1A1A"/>
-          <w:sz w:val="24"/>
-          <w:szCs w:val="24"/>
-          <w:lang w:val="en-US" w:eastAsia="ru-RU"/>
+          <w:rStyle w:val="a5"/>
+          <w:rFonts w:ascii="Segoe UI" w:hAnsi="Segoe UI" w:cs="Segoe UI"/>
+          <w:color w:val="1A1A1A"/>
+          <w:sz w:val="23"/>
+          <w:szCs w:val="23"/>
+          <w:lang w:val="en-US"/>
         </w:rPr>
         <w:t>)</w:t>
       </w:r>
@@ -3239,134 +2778,119 @@
       <w:pPr>
         <w:numPr>
           <w:ilvl w:val="0"/>
-          <w:numId w:val="4"/>
+          <w:numId w:val="11"/>
         </w:numPr>
         <w:shd w:val="clear" w:color="auto" w:fill="FFFFFF"/>
         <w:spacing w:before="100" w:beforeAutospacing="1" w:after="100" w:afterAutospacing="1" w:line="240" w:lineRule="auto"/>
         <w:rPr>
-          <w:rFonts w:eastAsia="Times New Roman" w:cstheme="minorHAnsi"/>
-          <w:color w:val="1A1A1A"/>
-          <w:sz w:val="24"/>
-          <w:szCs w:val="24"/>
-          <w:lang w:eastAsia="ru-RU"/>
-        </w:rPr>
-      </w:pPr>
-      <w:r>
-        <w:rPr>
-          <w:rFonts w:eastAsia="Times New Roman" w:cstheme="minorHAnsi"/>
-          <w:color w:val="1A1A1A"/>
-          <w:sz w:val="24"/>
-          <w:szCs w:val="24"/>
-          <w:lang w:eastAsia="ru-RU"/>
+          <w:rFonts w:ascii="Segoe UI" w:hAnsi="Segoe UI" w:cs="Segoe UI"/>
+          <w:color w:val="1A1A1A"/>
+          <w:sz w:val="23"/>
+          <w:szCs w:val="23"/>
+        </w:rPr>
+      </w:pPr>
+      <w:r>
+        <w:rPr>
+          <w:rFonts w:ascii="Segoe UI" w:hAnsi="Segoe UI" w:cs="Segoe UI"/>
+          <w:color w:val="1A1A1A"/>
+          <w:sz w:val="23"/>
+          <w:szCs w:val="23"/>
         </w:rPr>
         <w:t>Поставляемые продукты через M2M (</w:t>
       </w:r>
       <w:proofErr w:type="spellStart"/>
       <w:r>
         <w:rPr>
-          <w:rFonts w:eastAsia="Times New Roman" w:cstheme="minorHAnsi"/>
-          <w:color w:val="1A1A1A"/>
-          <w:sz w:val="24"/>
-          <w:szCs w:val="24"/>
-          <w:lang w:eastAsia="ru-RU"/>
+          <w:rFonts w:ascii="Segoe UI" w:hAnsi="Segoe UI" w:cs="Segoe UI"/>
+          <w:color w:val="1A1A1A"/>
+          <w:sz w:val="23"/>
+          <w:szCs w:val="23"/>
         </w:rPr>
         <w:t>SupplierProfile_products</w:t>
       </w:r>
       <w:proofErr w:type="spellEnd"/>
       <w:r>
         <w:rPr>
-          <w:rFonts w:eastAsia="Times New Roman" w:cstheme="minorHAnsi"/>
-          <w:color w:val="1A1A1A"/>
-          <w:sz w:val="24"/>
-          <w:szCs w:val="24"/>
-          <w:lang w:eastAsia="ru-RU"/>
+          <w:rFonts w:ascii="Segoe UI" w:hAnsi="Segoe UI" w:cs="Segoe UI"/>
+          <w:color w:val="1A1A1A"/>
+          <w:sz w:val="23"/>
+          <w:szCs w:val="23"/>
         </w:rPr>
         <w:t xml:space="preserve">). В отличие от вендора (авторство), поставщик связан с продуктами множественной </w:t>
       </w:r>
       <w:proofErr w:type="spellStart"/>
       <w:r>
         <w:rPr>
-          <w:rFonts w:eastAsia="Times New Roman" w:cstheme="minorHAnsi"/>
-          <w:color w:val="1A1A1A"/>
-          <w:sz w:val="24"/>
-          <w:szCs w:val="24"/>
-          <w:lang w:eastAsia="ru-RU"/>
+          <w:rFonts w:ascii="Segoe UI" w:hAnsi="Segoe UI" w:cs="Segoe UI"/>
+          <w:color w:val="1A1A1A"/>
+          <w:sz w:val="23"/>
+          <w:szCs w:val="23"/>
         </w:rPr>
         <w:t>неэксклюзивной</w:t>
       </w:r>
       <w:proofErr w:type="spellEnd"/>
       <w:r>
         <w:rPr>
-          <w:rFonts w:eastAsia="Times New Roman" w:cstheme="minorHAnsi"/>
-          <w:color w:val="1A1A1A"/>
-          <w:sz w:val="24"/>
-          <w:szCs w:val="24"/>
-          <w:lang w:eastAsia="ru-RU"/>
+          <w:rFonts w:ascii="Segoe UI" w:hAnsi="Segoe UI" w:cs="Segoe UI"/>
+          <w:color w:val="1A1A1A"/>
+          <w:sz w:val="23"/>
+          <w:szCs w:val="23"/>
         </w:rPr>
         <w:t xml:space="preserve"> связью: один поставщик — много продуктов, один продукт — много поставщиков.</w:t>
       </w:r>
     </w:p>
     <w:p>
       <w:pPr>
+        <w:pStyle w:val="a3"/>
         <w:shd w:val="clear" w:color="auto" w:fill="FFFFFF"/>
-        <w:spacing w:before="100" w:beforeAutospacing="1" w:after="100" w:afterAutospacing="1" w:line="240" w:lineRule="auto"/>
-        <w:rPr>
-          <w:rFonts w:eastAsia="Times New Roman" w:cstheme="minorHAnsi"/>
-          <w:color w:val="1A1A1A"/>
-          <w:sz w:val="24"/>
-          <w:szCs w:val="24"/>
-          <w:lang w:eastAsia="ru-RU"/>
+        <w:rPr>
+          <w:rFonts w:ascii="Segoe UI" w:hAnsi="Segoe UI" w:cs="Segoe UI"/>
+          <w:color w:val="1A1A1A"/>
+          <w:sz w:val="23"/>
+          <w:szCs w:val="23"/>
         </w:rPr>
       </w:pPr>
       <w:proofErr w:type="spellStart"/>
       <w:r>
         <w:rPr>
-          <w:rFonts w:eastAsia="Times New Roman" w:cstheme="minorHAnsi"/>
-          <w:b/>
-          <w:bCs/>
-          <w:color w:val="1A1A1A"/>
-          <w:sz w:val="24"/>
-          <w:szCs w:val="24"/>
-          <w:lang w:eastAsia="ru-RU"/>
+          <w:rStyle w:val="a4"/>
+          <w:rFonts w:ascii="Segoe UI" w:hAnsi="Segoe UI" w:cs="Segoe UI"/>
+          <w:color w:val="1A1A1A"/>
+          <w:sz w:val="23"/>
+          <w:szCs w:val="23"/>
         </w:rPr>
         <w:t>SystemIntegratorProfile</w:t>
       </w:r>
       <w:proofErr w:type="spellEnd"/>
       <w:r>
         <w:rPr>
-          <w:rFonts w:eastAsia="Times New Roman" w:cstheme="minorHAnsi"/>
-          <w:i/>
-          <w:iCs/>
-          <w:color w:val="1A1A1A"/>
-          <w:sz w:val="24"/>
-          <w:szCs w:val="24"/>
-          <w:lang w:eastAsia="ru-RU"/>
+          <w:rStyle w:val="a5"/>
+          <w:rFonts w:ascii="Segoe UI" w:hAnsi="Segoe UI" w:cs="Segoe UI"/>
+          <w:color w:val="1A1A1A"/>
+          <w:sz w:val="23"/>
+          <w:szCs w:val="23"/>
         </w:rPr>
         <w:t xml:space="preserve"> (типы: </w:t>
       </w:r>
       <w:proofErr w:type="spellStart"/>
       <w:r>
         <w:rPr>
-          <w:rFonts w:eastAsia="Times New Roman" w:cstheme="minorHAnsi"/>
-          <w:i/>
-          <w:iCs/>
-          <w:color w:val="1A1A1A"/>
-          <w:sz w:val="24"/>
-          <w:szCs w:val="24"/>
-          <w:lang w:eastAsia="ru-RU"/>
+          <w:rStyle w:val="a5"/>
+          <w:rFonts w:ascii="Segoe UI" w:hAnsi="Segoe UI" w:cs="Segoe UI"/>
+          <w:color w:val="1A1A1A"/>
+          <w:sz w:val="23"/>
+          <w:szCs w:val="23"/>
         </w:rPr>
         <w:t>system_integrator</w:t>
       </w:r>
       <w:proofErr w:type="spellEnd"/>
       <w:r>
         <w:rPr>
-          <w:rFonts w:eastAsia="Times New Roman" w:cstheme="minorHAnsi"/>
-          <w:i/>
-          <w:iCs/>
-          <w:color w:val="1A1A1A"/>
-          <w:sz w:val="24"/>
-          <w:szCs w:val="24"/>
-          <w:lang w:eastAsia="ru-RU"/>
+          <w:rStyle w:val="a5"/>
+          <w:rFonts w:ascii="Segoe UI" w:hAnsi="Segoe UI" w:cs="Segoe UI"/>
+          <w:color w:val="1A1A1A"/>
+          <w:sz w:val="23"/>
+          <w:szCs w:val="23"/>
         </w:rPr>
         <w:t>)</w:t>
       </w:r>
@@ -3375,206 +2899,189 @@
       <w:pPr>
         <w:numPr>
           <w:ilvl w:val="0"/>
-          <w:numId w:val="5"/>
+          <w:numId w:val="12"/>
         </w:numPr>
         <w:shd w:val="clear" w:color="auto" w:fill="FFFFFF"/>
         <w:spacing w:before="100" w:beforeAutospacing="1" w:after="100" w:afterAutospacing="1" w:line="240" w:lineRule="auto"/>
         <w:rPr>
-          <w:rFonts w:eastAsia="Times New Roman" w:cstheme="minorHAnsi"/>
-          <w:color w:val="1A1A1A"/>
-          <w:sz w:val="24"/>
-          <w:szCs w:val="24"/>
-          <w:lang w:eastAsia="ru-RU"/>
-        </w:rPr>
-      </w:pPr>
-      <w:r>
-        <w:rPr>
-          <w:rFonts w:eastAsia="Times New Roman" w:cstheme="minorHAnsi"/>
-          <w:color w:val="1A1A1A"/>
-          <w:sz w:val="24"/>
-          <w:szCs w:val="24"/>
-          <w:lang w:eastAsia="ru-RU"/>
+          <w:rFonts w:ascii="Segoe UI" w:hAnsi="Segoe UI" w:cs="Segoe UI"/>
+          <w:color w:val="1A1A1A"/>
+          <w:sz w:val="23"/>
+          <w:szCs w:val="23"/>
+        </w:rPr>
+      </w:pPr>
+      <w:r>
+        <w:rPr>
+          <w:rFonts w:ascii="Segoe UI" w:hAnsi="Segoe UI" w:cs="Segoe UI"/>
+          <w:color w:val="1A1A1A"/>
+          <w:sz w:val="23"/>
+          <w:szCs w:val="23"/>
         </w:rPr>
         <w:t>Управляющая компания (</w:t>
       </w:r>
       <w:proofErr w:type="spellStart"/>
       <w:r>
         <w:rPr>
-          <w:rFonts w:eastAsia="Times New Roman" w:cstheme="minorHAnsi"/>
-          <w:color w:val="1A1A1A"/>
-          <w:sz w:val="24"/>
-          <w:szCs w:val="24"/>
-          <w:lang w:eastAsia="ru-RU"/>
+          <w:rFonts w:ascii="Segoe UI" w:hAnsi="Segoe UI" w:cs="Segoe UI"/>
+          <w:color w:val="1A1A1A"/>
+          <w:sz w:val="23"/>
+          <w:szCs w:val="23"/>
         </w:rPr>
         <w:t>managing_owner</w:t>
       </w:r>
       <w:proofErr w:type="spellEnd"/>
       <w:r>
         <w:rPr>
-          <w:rFonts w:eastAsia="Times New Roman" w:cstheme="minorHAnsi"/>
-          <w:color w:val="1A1A1A"/>
-          <w:sz w:val="24"/>
-          <w:szCs w:val="24"/>
-          <w:lang w:eastAsia="ru-RU"/>
+          <w:rFonts w:ascii="Segoe UI" w:hAnsi="Segoe UI" w:cs="Segoe UI"/>
+          <w:color w:val="1A1A1A"/>
+          <w:sz w:val="23"/>
+          <w:szCs w:val="23"/>
         </w:rPr>
         <w:t xml:space="preserve"> → </w:t>
       </w:r>
       <w:proofErr w:type="spellStart"/>
       <w:r>
         <w:rPr>
-          <w:rFonts w:eastAsia="Times New Roman" w:cstheme="minorHAnsi"/>
-          <w:color w:val="1A1A1A"/>
-          <w:sz w:val="24"/>
-          <w:szCs w:val="24"/>
-          <w:lang w:eastAsia="ru-RU"/>
+          <w:rFonts w:ascii="Segoe UI" w:hAnsi="Segoe UI" w:cs="Segoe UI"/>
+          <w:color w:val="1A1A1A"/>
+          <w:sz w:val="23"/>
+          <w:szCs w:val="23"/>
         </w:rPr>
         <w:t>OwnerEntity</w:t>
       </w:r>
       <w:proofErr w:type="spellEnd"/>
       <w:r>
         <w:rPr>
-          <w:rFonts w:eastAsia="Times New Roman" w:cstheme="minorHAnsi"/>
-          <w:color w:val="1A1A1A"/>
-          <w:sz w:val="24"/>
-          <w:szCs w:val="24"/>
-          <w:lang w:eastAsia="ru-RU"/>
+          <w:rFonts w:ascii="Segoe UI" w:hAnsi="Segoe UI" w:cs="Segoe UI"/>
+          <w:color w:val="1A1A1A"/>
+          <w:sz w:val="23"/>
+          <w:szCs w:val="23"/>
         </w:rPr>
         <w:t xml:space="preserve">, необязательно — для внутреннего интегратора холдинга) и вендоры-партнёры (M2M к </w:t>
       </w:r>
       <w:proofErr w:type="spellStart"/>
       <w:r>
         <w:rPr>
-          <w:rFonts w:eastAsia="Times New Roman" w:cstheme="minorHAnsi"/>
-          <w:color w:val="1A1A1A"/>
-          <w:sz w:val="24"/>
-          <w:szCs w:val="24"/>
-          <w:lang w:eastAsia="ru-RU"/>
+          <w:rFonts w:ascii="Segoe UI" w:hAnsi="Segoe UI" w:cs="Segoe UI"/>
+          <w:color w:val="1A1A1A"/>
+          <w:sz w:val="23"/>
+          <w:szCs w:val="23"/>
         </w:rPr>
         <w:t>VendorProfile</w:t>
       </w:r>
       <w:proofErr w:type="spellEnd"/>
       <w:r>
         <w:rPr>
-          <w:rFonts w:eastAsia="Times New Roman" w:cstheme="minorHAnsi"/>
-          <w:color w:val="1A1A1A"/>
-          <w:sz w:val="24"/>
-          <w:szCs w:val="24"/>
-          <w:lang w:eastAsia="ru-RU"/>
+          <w:rFonts w:ascii="Segoe UI" w:hAnsi="Segoe UI" w:cs="Segoe UI"/>
+          <w:color w:val="1A1A1A"/>
+          <w:sz w:val="23"/>
+          <w:szCs w:val="23"/>
         </w:rPr>
         <w:t>). Обратная связь даёт «карту партнёров» для вендора.</w:t>
       </w:r>
     </w:p>
     <w:p>
       <w:pPr>
+        <w:pStyle w:val="a3"/>
         <w:shd w:val="clear" w:color="auto" w:fill="FFFFFF"/>
-        <w:spacing w:before="100" w:beforeAutospacing="1" w:after="100" w:afterAutospacing="1" w:line="240" w:lineRule="auto"/>
-        <w:rPr>
-          <w:rFonts w:eastAsia="Times New Roman" w:cstheme="minorHAnsi"/>
-          <w:color w:val="1A1A1A"/>
-          <w:sz w:val="24"/>
-          <w:szCs w:val="24"/>
-          <w:lang w:val="en-US" w:eastAsia="ru-RU"/>
+        <w:rPr>
+          <w:rFonts w:ascii="Segoe UI" w:hAnsi="Segoe UI" w:cs="Segoe UI"/>
+          <w:color w:val="1A1A1A"/>
+          <w:sz w:val="23"/>
+          <w:szCs w:val="23"/>
+          <w:lang w:val="en-US"/>
         </w:rPr>
       </w:pPr>
       <w:proofErr w:type="spellStart"/>
       <w:r>
         <w:rPr>
-          <w:rFonts w:eastAsia="Times New Roman" w:cstheme="minorHAnsi"/>
-          <w:b/>
-          <w:bCs/>
-          <w:color w:val="1A1A1A"/>
-          <w:sz w:val="24"/>
-          <w:szCs w:val="24"/>
-          <w:lang w:val="en-US" w:eastAsia="ru-RU"/>
+          <w:rStyle w:val="a4"/>
+          <w:rFonts w:ascii="Segoe UI" w:hAnsi="Segoe UI" w:cs="Segoe UI"/>
+          <w:color w:val="1A1A1A"/>
+          <w:sz w:val="23"/>
+          <w:szCs w:val="23"/>
+          <w:lang w:val="en-US"/>
         </w:rPr>
         <w:t>EngineeringCompanyProfile</w:t>
       </w:r>
       <w:proofErr w:type="spellEnd"/>
       <w:r>
         <w:rPr>
-          <w:rFonts w:eastAsia="Times New Roman" w:cstheme="minorHAnsi"/>
-          <w:i/>
-          <w:iCs/>
-          <w:color w:val="1A1A1A"/>
-          <w:sz w:val="24"/>
-          <w:szCs w:val="24"/>
-          <w:lang w:val="en-US" w:eastAsia="ru-RU"/>
+          <w:rStyle w:val="a5"/>
+          <w:rFonts w:ascii="Segoe UI" w:hAnsi="Segoe UI" w:cs="Segoe UI"/>
+          <w:color w:val="1A1A1A"/>
+          <w:sz w:val="23"/>
+          <w:szCs w:val="23"/>
+          <w:lang w:val="en-US"/>
         </w:rPr>
         <w:t> (</w:t>
       </w:r>
       <w:r>
         <w:rPr>
-          <w:rFonts w:eastAsia="Times New Roman" w:cstheme="minorHAnsi"/>
-          <w:i/>
-          <w:iCs/>
-          <w:color w:val="1A1A1A"/>
-          <w:sz w:val="24"/>
-          <w:szCs w:val="24"/>
-          <w:lang w:eastAsia="ru-RU"/>
+          <w:rStyle w:val="a5"/>
+          <w:rFonts w:ascii="Segoe UI" w:hAnsi="Segoe UI" w:cs="Segoe UI"/>
+          <w:color w:val="1A1A1A"/>
+          <w:sz w:val="23"/>
+          <w:szCs w:val="23"/>
         </w:rPr>
         <w:t>типы</w:t>
       </w:r>
       <w:r>
         <w:rPr>
-          <w:rFonts w:eastAsia="Times New Roman" w:cstheme="minorHAnsi"/>
-          <w:i/>
-          <w:iCs/>
-          <w:color w:val="1A1A1A"/>
-          <w:sz w:val="24"/>
-          <w:szCs w:val="24"/>
-          <w:lang w:val="en-US" w:eastAsia="ru-RU"/>
+          <w:rStyle w:val="a5"/>
+          <w:rFonts w:ascii="Segoe UI" w:hAnsi="Segoe UI" w:cs="Segoe UI"/>
+          <w:color w:val="1A1A1A"/>
+          <w:sz w:val="23"/>
+          <w:szCs w:val="23"/>
+          <w:lang w:val="en-US"/>
         </w:rPr>
         <w:t xml:space="preserve">: </w:t>
       </w:r>
       <w:proofErr w:type="spellStart"/>
       <w:r>
         <w:rPr>
-          <w:rFonts w:eastAsia="Times New Roman" w:cstheme="minorHAnsi"/>
-          <w:i/>
-          <w:iCs/>
-          <w:color w:val="1A1A1A"/>
-          <w:sz w:val="24"/>
-          <w:szCs w:val="24"/>
-          <w:lang w:val="en-US" w:eastAsia="ru-RU"/>
+          <w:rStyle w:val="a5"/>
+          <w:rFonts w:ascii="Segoe UI" w:hAnsi="Segoe UI" w:cs="Segoe UI"/>
+          <w:color w:val="1A1A1A"/>
+          <w:sz w:val="23"/>
+          <w:szCs w:val="23"/>
+          <w:lang w:val="en-US"/>
         </w:rPr>
         <w:t>engineering_company</w:t>
       </w:r>
       <w:proofErr w:type="spellEnd"/>
       <w:r>
         <w:rPr>
-          <w:rFonts w:eastAsia="Times New Roman" w:cstheme="minorHAnsi"/>
-          <w:i/>
-          <w:iCs/>
-          <w:color w:val="1A1A1A"/>
-          <w:sz w:val="24"/>
-          <w:szCs w:val="24"/>
-          <w:lang w:val="en-US" w:eastAsia="ru-RU"/>
+          <w:rStyle w:val="a5"/>
+          <w:rFonts w:ascii="Segoe UI" w:hAnsi="Segoe UI" w:cs="Segoe UI"/>
+          <w:color w:val="1A1A1A"/>
+          <w:sz w:val="23"/>
+          <w:szCs w:val="23"/>
+          <w:lang w:val="en-US"/>
         </w:rPr>
         <w:t xml:space="preserve">, </w:t>
       </w:r>
       <w:proofErr w:type="spellStart"/>
       <w:r>
         <w:rPr>
-          <w:rFonts w:eastAsia="Times New Roman" w:cstheme="minorHAnsi"/>
-          <w:i/>
-          <w:iCs/>
-          <w:color w:val="1A1A1A"/>
-          <w:sz w:val="24"/>
-          <w:szCs w:val="24"/>
-          <w:lang w:val="en-US" w:eastAsia="ru-RU"/>
+          <w:rStyle w:val="a5"/>
+          <w:rFonts w:ascii="Segoe UI" w:hAnsi="Segoe UI" w:cs="Segoe UI"/>
+          <w:color w:val="1A1A1A"/>
+          <w:sz w:val="23"/>
+          <w:szCs w:val="23"/>
+          <w:lang w:val="en-US"/>
         </w:rPr>
         <w:t>full_cycle_vendor</w:t>
       </w:r>
       <w:proofErr w:type="spellEnd"/>
       <w:r>
         <w:rPr>
-          <w:rFonts w:eastAsia="Times New Roman" w:cstheme="minorHAnsi"/>
-          <w:i/>
-          <w:iCs/>
-          <w:color w:val="1A1A1A"/>
-          <w:sz w:val="24"/>
-          <w:szCs w:val="24"/>
-          <w:lang w:val="en-US" w:eastAsia="ru-RU"/>
+          <w:rStyle w:val="a5"/>
+          <w:rFonts w:ascii="Segoe UI" w:hAnsi="Segoe UI" w:cs="Segoe UI"/>
+          <w:color w:val="1A1A1A"/>
+          <w:sz w:val="23"/>
+          <w:szCs w:val="23"/>
+          <w:lang w:val="en-US"/>
         </w:rPr>
         <w:t>)</w:t>
       </w:r>
@@ -3583,180 +3090,165 @@
       <w:pPr>
         <w:numPr>
           <w:ilvl w:val="0"/>
-          <w:numId w:val="6"/>
+          <w:numId w:val="13"/>
         </w:numPr>
         <w:shd w:val="clear" w:color="auto" w:fill="FFFFFF"/>
         <w:spacing w:before="100" w:beforeAutospacing="1" w:after="100" w:afterAutospacing="1" w:line="240" w:lineRule="auto"/>
         <w:rPr>
-          <w:rFonts w:eastAsia="Times New Roman" w:cstheme="minorHAnsi"/>
-          <w:color w:val="1A1A1A"/>
-          <w:sz w:val="24"/>
-          <w:szCs w:val="24"/>
-          <w:lang w:eastAsia="ru-RU"/>
-        </w:rPr>
-      </w:pPr>
-      <w:r>
-        <w:rPr>
-          <w:rFonts w:eastAsia="Times New Roman" w:cstheme="minorHAnsi"/>
-          <w:color w:val="1A1A1A"/>
-          <w:sz w:val="24"/>
-          <w:szCs w:val="24"/>
-          <w:lang w:eastAsia="ru-RU"/>
+          <w:rFonts w:ascii="Segoe UI" w:hAnsi="Segoe UI" w:cs="Segoe UI"/>
+          <w:color w:val="1A1A1A"/>
+          <w:sz w:val="23"/>
+          <w:szCs w:val="23"/>
+        </w:rPr>
+      </w:pPr>
+      <w:r>
+        <w:rPr>
+          <w:rFonts w:ascii="Segoe UI" w:hAnsi="Segoe UI" w:cs="Segoe UI"/>
+          <w:color w:val="1A1A1A"/>
+          <w:sz w:val="23"/>
+          <w:szCs w:val="23"/>
         </w:rPr>
         <w:t>Регион деятельности, вхожий объект (</w:t>
       </w:r>
       <w:proofErr w:type="spellStart"/>
       <w:r>
         <w:rPr>
-          <w:rFonts w:eastAsia="Times New Roman" w:cstheme="minorHAnsi"/>
-          <w:color w:val="1A1A1A"/>
-          <w:sz w:val="24"/>
-          <w:szCs w:val="24"/>
-          <w:lang w:eastAsia="ru-RU"/>
+          <w:rFonts w:ascii="Segoe UI" w:hAnsi="Segoe UI" w:cs="Segoe UI"/>
+          <w:color w:val="1A1A1A"/>
+          <w:sz w:val="23"/>
+          <w:szCs w:val="23"/>
         </w:rPr>
         <w:t>resident_object</w:t>
       </w:r>
       <w:proofErr w:type="spellEnd"/>
       <w:r>
         <w:rPr>
-          <w:rFonts w:eastAsia="Times New Roman" w:cstheme="minorHAnsi"/>
-          <w:color w:val="1A1A1A"/>
-          <w:sz w:val="24"/>
-          <w:szCs w:val="24"/>
-          <w:lang w:eastAsia="ru-RU"/>
+          <w:rFonts w:ascii="Segoe UI" w:hAnsi="Segoe UI" w:cs="Segoe UI"/>
+          <w:color w:val="1A1A1A"/>
+          <w:sz w:val="23"/>
+          <w:szCs w:val="23"/>
         </w:rPr>
         <w:t xml:space="preserve"> → </w:t>
       </w:r>
       <w:proofErr w:type="spellStart"/>
       <w:r>
         <w:rPr>
-          <w:rFonts w:eastAsia="Times New Roman" w:cstheme="minorHAnsi"/>
-          <w:color w:val="1A1A1A"/>
-          <w:sz w:val="24"/>
-          <w:szCs w:val="24"/>
-          <w:lang w:eastAsia="ru-RU"/>
+          <w:rFonts w:ascii="Segoe UI" w:hAnsi="Segoe UI" w:cs="Segoe UI"/>
+          <w:color w:val="1A1A1A"/>
+          <w:sz w:val="23"/>
+          <w:szCs w:val="23"/>
         </w:rPr>
         <w:t>Object</w:t>
       </w:r>
       <w:proofErr w:type="spellEnd"/>
       <w:r>
         <w:rPr>
-          <w:rFonts w:eastAsia="Times New Roman" w:cstheme="minorHAnsi"/>
-          <w:color w:val="1A1A1A"/>
-          <w:sz w:val="24"/>
-          <w:szCs w:val="24"/>
-          <w:lang w:eastAsia="ru-RU"/>
+          <w:rFonts w:ascii="Segoe UI" w:hAnsi="Segoe UI" w:cs="Segoe UI"/>
+          <w:color w:val="1A1A1A"/>
+          <w:sz w:val="23"/>
+          <w:szCs w:val="23"/>
         </w:rPr>
         <w:t>) и узкие компетенции: по продуктам (M2M) и по функции (</w:t>
       </w:r>
       <w:proofErr w:type="spellStart"/>
       <w:r>
         <w:rPr>
-          <w:rFonts w:eastAsia="Times New Roman" w:cstheme="minorHAnsi"/>
-          <w:color w:val="1A1A1A"/>
-          <w:sz w:val="24"/>
-          <w:szCs w:val="24"/>
-          <w:lang w:eastAsia="ru-RU"/>
+          <w:rFonts w:ascii="Segoe UI" w:hAnsi="Segoe UI" w:cs="Segoe UI"/>
+          <w:color w:val="1A1A1A"/>
+          <w:sz w:val="23"/>
+          <w:szCs w:val="23"/>
         </w:rPr>
         <w:t>FunctionCompetency</w:t>
       </w:r>
       <w:proofErr w:type="spellEnd"/>
       <w:r>
         <w:rPr>
-          <w:rFonts w:eastAsia="Times New Roman" w:cstheme="minorHAnsi"/>
-          <w:color w:val="1A1A1A"/>
-          <w:sz w:val="24"/>
-          <w:szCs w:val="24"/>
-          <w:lang w:eastAsia="ru-RU"/>
+          <w:rFonts w:ascii="Segoe UI" w:hAnsi="Segoe UI" w:cs="Segoe UI"/>
+          <w:color w:val="1A1A1A"/>
+          <w:sz w:val="23"/>
+          <w:szCs w:val="23"/>
         </w:rPr>
         <w:t xml:space="preserve"> — пары «класс систем + индустрия»).</w:t>
       </w:r>
     </w:p>
     <w:p>
       <w:pPr>
+        <w:pStyle w:val="a3"/>
         <w:shd w:val="clear" w:color="auto" w:fill="FFFFFF"/>
-        <w:spacing w:before="100" w:beforeAutospacing="1" w:after="100" w:afterAutospacing="1" w:line="240" w:lineRule="auto"/>
-        <w:rPr>
-          <w:rFonts w:eastAsia="Times New Roman" w:cstheme="minorHAnsi"/>
-          <w:color w:val="1A1A1A"/>
-          <w:sz w:val="24"/>
-          <w:szCs w:val="24"/>
-          <w:lang w:val="en-US" w:eastAsia="ru-RU"/>
+        <w:rPr>
+          <w:rFonts w:ascii="Segoe UI" w:hAnsi="Segoe UI" w:cs="Segoe UI"/>
+          <w:color w:val="1A1A1A"/>
+          <w:sz w:val="23"/>
+          <w:szCs w:val="23"/>
+          <w:lang w:val="en-US"/>
         </w:rPr>
       </w:pPr>
       <w:proofErr w:type="spellStart"/>
       <w:r>
         <w:rPr>
-          <w:rFonts w:eastAsia="Times New Roman" w:cstheme="minorHAnsi"/>
-          <w:b/>
-          <w:bCs/>
-          <w:color w:val="1A1A1A"/>
-          <w:sz w:val="24"/>
-          <w:szCs w:val="24"/>
-          <w:lang w:val="en-US" w:eastAsia="ru-RU"/>
+          <w:rStyle w:val="a4"/>
+          <w:rFonts w:ascii="Segoe UI" w:hAnsi="Segoe UI" w:cs="Segoe UI"/>
+          <w:color w:val="1A1A1A"/>
+          <w:sz w:val="23"/>
+          <w:szCs w:val="23"/>
+          <w:lang w:val="en-US"/>
         </w:rPr>
         <w:t>FullCycleVendorProfile</w:t>
       </w:r>
       <w:proofErr w:type="spellEnd"/>
       <w:r>
         <w:rPr>
-          <w:rFonts w:eastAsia="Times New Roman" w:cstheme="minorHAnsi"/>
-          <w:i/>
-          <w:iCs/>
-          <w:color w:val="1A1A1A"/>
-          <w:sz w:val="24"/>
-          <w:szCs w:val="24"/>
-          <w:lang w:val="en-US" w:eastAsia="ru-RU"/>
+          <w:rStyle w:val="a5"/>
+          <w:rFonts w:ascii="Segoe UI" w:hAnsi="Segoe UI" w:cs="Segoe UI"/>
+          <w:color w:val="1A1A1A"/>
+          <w:sz w:val="23"/>
+          <w:szCs w:val="23"/>
+          <w:lang w:val="en-US"/>
         </w:rPr>
         <w:t> (</w:t>
       </w:r>
       <w:r>
         <w:rPr>
-          <w:rFonts w:eastAsia="Times New Roman" w:cstheme="minorHAnsi"/>
-          <w:i/>
-          <w:iCs/>
-          <w:color w:val="1A1A1A"/>
-          <w:sz w:val="24"/>
-          <w:szCs w:val="24"/>
-          <w:lang w:eastAsia="ru-RU"/>
+          <w:rStyle w:val="a5"/>
+          <w:rFonts w:ascii="Segoe UI" w:hAnsi="Segoe UI" w:cs="Segoe UI"/>
+          <w:color w:val="1A1A1A"/>
+          <w:sz w:val="23"/>
+          <w:szCs w:val="23"/>
         </w:rPr>
         <w:t>типы</w:t>
       </w:r>
       <w:r>
         <w:rPr>
-          <w:rFonts w:eastAsia="Times New Roman" w:cstheme="minorHAnsi"/>
-          <w:i/>
-          <w:iCs/>
-          <w:color w:val="1A1A1A"/>
-          <w:sz w:val="24"/>
-          <w:szCs w:val="24"/>
-          <w:lang w:val="en-US" w:eastAsia="ru-RU"/>
+          <w:rStyle w:val="a5"/>
+          <w:rFonts w:ascii="Segoe UI" w:hAnsi="Segoe UI" w:cs="Segoe UI"/>
+          <w:color w:val="1A1A1A"/>
+          <w:sz w:val="23"/>
+          <w:szCs w:val="23"/>
+          <w:lang w:val="en-US"/>
         </w:rPr>
         <w:t xml:space="preserve">: </w:t>
       </w:r>
       <w:proofErr w:type="spellStart"/>
       <w:r>
         <w:rPr>
-          <w:rFonts w:eastAsia="Times New Roman" w:cstheme="minorHAnsi"/>
-          <w:i/>
-          <w:iCs/>
-          <w:color w:val="1A1A1A"/>
-          <w:sz w:val="24"/>
-          <w:szCs w:val="24"/>
-          <w:lang w:val="en-US" w:eastAsia="ru-RU"/>
+          <w:rStyle w:val="a5"/>
+          <w:rFonts w:ascii="Segoe UI" w:hAnsi="Segoe UI" w:cs="Segoe UI"/>
+          <w:color w:val="1A1A1A"/>
+          <w:sz w:val="23"/>
+          <w:szCs w:val="23"/>
+          <w:lang w:val="en-US"/>
         </w:rPr>
         <w:t>full_cycle_vendor</w:t>
       </w:r>
       <w:proofErr w:type="spellEnd"/>
       <w:r>
         <w:rPr>
-          <w:rFonts w:eastAsia="Times New Roman" w:cstheme="minorHAnsi"/>
-          <w:i/>
-          <w:iCs/>
-          <w:color w:val="1A1A1A"/>
-          <w:sz w:val="24"/>
-          <w:szCs w:val="24"/>
-          <w:lang w:val="en-US" w:eastAsia="ru-RU"/>
+          <w:rStyle w:val="a5"/>
+          <w:rFonts w:ascii="Segoe UI" w:hAnsi="Segoe UI" w:cs="Segoe UI"/>
+          <w:color w:val="1A1A1A"/>
+          <w:sz w:val="23"/>
+          <w:szCs w:val="23"/>
+          <w:lang w:val="en-US"/>
         </w:rPr>
         <w:t>)</w:t>
       </w:r>
@@ -3765,404 +3257,326 @@
       <w:pPr>
         <w:numPr>
           <w:ilvl w:val="0"/>
-          <w:numId w:val="7"/>
+          <w:numId w:val="14"/>
         </w:numPr>
         <w:shd w:val="clear" w:color="auto" w:fill="FFFFFF"/>
         <w:spacing w:before="100" w:beforeAutospacing="1" w:after="100" w:afterAutospacing="1" w:line="240" w:lineRule="auto"/>
         <w:rPr>
-          <w:rFonts w:eastAsia="Times New Roman" w:cstheme="minorHAnsi"/>
-          <w:color w:val="1A1A1A"/>
-          <w:sz w:val="24"/>
-          <w:szCs w:val="24"/>
-          <w:lang w:eastAsia="ru-RU"/>
-        </w:rPr>
-      </w:pPr>
-      <w:r>
-        <w:rPr>
-          <w:rFonts w:eastAsia="Times New Roman" w:cstheme="minorHAnsi"/>
-          <w:color w:val="1A1A1A"/>
-          <w:sz w:val="24"/>
-          <w:szCs w:val="24"/>
-          <w:lang w:eastAsia="ru-RU"/>
+          <w:rFonts w:ascii="Segoe UI" w:hAnsi="Segoe UI" w:cs="Segoe UI"/>
+          <w:color w:val="1A1A1A"/>
+          <w:sz w:val="23"/>
+          <w:szCs w:val="23"/>
+        </w:rPr>
+      </w:pPr>
+      <w:r>
+        <w:rPr>
+          <w:rFonts w:ascii="Segoe UI" w:hAnsi="Segoe UI" w:cs="Segoe UI"/>
+          <w:color w:val="1A1A1A"/>
+          <w:sz w:val="23"/>
+          <w:szCs w:val="23"/>
         </w:rPr>
         <w:t>Выделенный (</w:t>
       </w:r>
       <w:proofErr w:type="spellStart"/>
       <w:r>
         <w:rPr>
-          <w:rFonts w:eastAsia="Times New Roman" w:cstheme="minorHAnsi"/>
-          <w:color w:val="1A1A1A"/>
-          <w:sz w:val="24"/>
-          <w:szCs w:val="24"/>
-          <w:lang w:eastAsia="ru-RU"/>
+          <w:rFonts w:ascii="Segoe UI" w:hAnsi="Segoe UI" w:cs="Segoe UI"/>
+          <w:color w:val="1A1A1A"/>
+          <w:sz w:val="23"/>
+          <w:szCs w:val="23"/>
         </w:rPr>
         <w:t>dedicated</w:t>
       </w:r>
       <w:proofErr w:type="spellEnd"/>
       <w:r>
         <w:rPr>
-          <w:rFonts w:eastAsia="Times New Roman" w:cstheme="minorHAnsi"/>
-          <w:color w:val="1A1A1A"/>
-          <w:sz w:val="24"/>
-          <w:szCs w:val="24"/>
-          <w:lang w:eastAsia="ru-RU"/>
+          <w:rFonts w:ascii="Segoe UI" w:hAnsi="Segoe UI" w:cs="Segoe UI"/>
+          <w:color w:val="1A1A1A"/>
+          <w:sz w:val="23"/>
+          <w:szCs w:val="23"/>
         </w:rPr>
         <w:t>) профиль вендора полного цикла: регион, вхожий объект, компетенции по продуктам (M2M) и по функции (</w:t>
       </w:r>
       <w:proofErr w:type="spellStart"/>
       <w:r>
         <w:rPr>
-          <w:rFonts w:eastAsia="Times New Roman" w:cstheme="minorHAnsi"/>
-          <w:color w:val="1A1A1A"/>
-          <w:sz w:val="24"/>
-          <w:szCs w:val="24"/>
-          <w:lang w:eastAsia="ru-RU"/>
+          <w:rFonts w:ascii="Segoe UI" w:hAnsi="Segoe UI" w:cs="Segoe UI"/>
+          <w:color w:val="1A1A1A"/>
+          <w:sz w:val="23"/>
+          <w:szCs w:val="23"/>
         </w:rPr>
         <w:t>FullCycleFunctionCompetency</w:t>
       </w:r>
       <w:proofErr w:type="spellEnd"/>
       <w:r>
         <w:rPr>
-          <w:rFonts w:eastAsia="Times New Roman" w:cstheme="minorHAnsi"/>
-          <w:color w:val="1A1A1A"/>
-          <w:sz w:val="24"/>
-          <w:szCs w:val="24"/>
-          <w:lang w:eastAsia="ru-RU"/>
+          <w:rFonts w:ascii="Segoe UI" w:hAnsi="Segoe UI" w:cs="Segoe UI"/>
+          <w:color w:val="1A1A1A"/>
+          <w:sz w:val="23"/>
+          <w:szCs w:val="23"/>
         </w:rPr>
         <w:t>).</w:t>
       </w:r>
     </w:p>
     <w:p>
       <w:pPr>
+        <w:pStyle w:val="a3"/>
         <w:shd w:val="clear" w:color="auto" w:fill="FFFFFF"/>
-        <w:spacing w:before="100" w:beforeAutospacing="1" w:after="100" w:afterAutospacing="1" w:line="240" w:lineRule="auto"/>
-        <w:rPr>
-          <w:rFonts w:eastAsia="Times New Roman" w:cstheme="minorHAnsi"/>
-          <w:color w:val="1A1A1A"/>
-          <w:sz w:val="24"/>
-          <w:szCs w:val="24"/>
-          <w:lang w:eastAsia="ru-RU"/>
-        </w:rPr>
-      </w:pPr>
-      <w:r>
-        <w:rPr>
-          <w:rFonts w:eastAsia="Times New Roman" w:cstheme="minorHAnsi"/>
-          <w:i/>
-          <w:iCs/>
-          <w:color w:val="1A1A1A"/>
-          <w:sz w:val="24"/>
-          <w:szCs w:val="24"/>
-          <w:lang w:eastAsia="ru-RU"/>
+        <w:rPr>
+          <w:rFonts w:ascii="Segoe UI" w:hAnsi="Segoe UI" w:cs="Segoe UI"/>
+          <w:color w:val="1A1A1A"/>
+          <w:sz w:val="23"/>
+          <w:szCs w:val="23"/>
+        </w:rPr>
+      </w:pPr>
+      <w:r>
+        <w:rPr>
+          <w:rStyle w:val="a5"/>
+          <w:rFonts w:ascii="Segoe UI" w:hAnsi="Segoe UI" w:cs="Segoe UI"/>
+          <w:color w:val="1A1A1A"/>
+          <w:sz w:val="23"/>
+          <w:szCs w:val="23"/>
         </w:rPr>
         <w:t xml:space="preserve">Синхронизация профилей автоматическая: при создании/изменении участника бизнес-логика приводит набор профилей в соответствие с типом. Вендор полного цикла подпадает под признаки </w:t>
       </w:r>
       <w:proofErr w:type="spellStart"/>
       <w:r>
         <w:rPr>
-          <w:rFonts w:eastAsia="Times New Roman" w:cstheme="minorHAnsi"/>
-          <w:i/>
-          <w:iCs/>
-          <w:color w:val="1A1A1A"/>
-          <w:sz w:val="24"/>
-          <w:szCs w:val="24"/>
-          <w:lang w:eastAsia="ru-RU"/>
+          <w:rStyle w:val="a5"/>
+          <w:rFonts w:ascii="Segoe UI" w:hAnsi="Segoe UI" w:cs="Segoe UI"/>
+          <w:color w:val="1A1A1A"/>
+          <w:sz w:val="23"/>
+          <w:szCs w:val="23"/>
         </w:rPr>
         <w:t>vendor</w:t>
       </w:r>
       <w:proofErr w:type="spellEnd"/>
       <w:r>
         <w:rPr>
-          <w:rFonts w:eastAsia="Times New Roman" w:cstheme="minorHAnsi"/>
-          <w:i/>
-          <w:iCs/>
-          <w:color w:val="1A1A1A"/>
-          <w:sz w:val="24"/>
-          <w:szCs w:val="24"/>
-          <w:lang w:eastAsia="ru-RU"/>
+          <w:rStyle w:val="a5"/>
+          <w:rFonts w:ascii="Segoe UI" w:hAnsi="Segoe UI" w:cs="Segoe UI"/>
+          <w:color w:val="1A1A1A"/>
+          <w:sz w:val="23"/>
+          <w:szCs w:val="23"/>
         </w:rPr>
         <w:t xml:space="preserve">, </w:t>
       </w:r>
       <w:proofErr w:type="spellStart"/>
       <w:r>
         <w:rPr>
-          <w:rFonts w:eastAsia="Times New Roman" w:cstheme="minorHAnsi"/>
-          <w:i/>
-          <w:iCs/>
-          <w:color w:val="1A1A1A"/>
-          <w:sz w:val="24"/>
-          <w:szCs w:val="24"/>
-          <w:lang w:eastAsia="ru-RU"/>
+          <w:rStyle w:val="a5"/>
+          <w:rFonts w:ascii="Segoe UI" w:hAnsi="Segoe UI" w:cs="Segoe UI"/>
+          <w:color w:val="1A1A1A"/>
+          <w:sz w:val="23"/>
+          <w:szCs w:val="23"/>
         </w:rPr>
         <w:t>supplier</w:t>
       </w:r>
       <w:proofErr w:type="spellEnd"/>
       <w:r>
         <w:rPr>
-          <w:rFonts w:eastAsia="Times New Roman" w:cstheme="minorHAnsi"/>
-          <w:i/>
-          <w:iCs/>
-          <w:color w:val="1A1A1A"/>
-          <w:sz w:val="24"/>
-          <w:szCs w:val="24"/>
-          <w:lang w:eastAsia="ru-RU"/>
+          <w:rStyle w:val="a5"/>
+          <w:rFonts w:ascii="Segoe UI" w:hAnsi="Segoe UI" w:cs="Segoe UI"/>
+          <w:color w:val="1A1A1A"/>
+          <w:sz w:val="23"/>
+          <w:szCs w:val="23"/>
         </w:rPr>
         <w:t xml:space="preserve"> и </w:t>
       </w:r>
       <w:proofErr w:type="spellStart"/>
       <w:r>
         <w:rPr>
-          <w:rFonts w:eastAsia="Times New Roman" w:cstheme="minorHAnsi"/>
-          <w:i/>
-          <w:iCs/>
-          <w:color w:val="1A1A1A"/>
-          <w:sz w:val="24"/>
-          <w:szCs w:val="24"/>
-          <w:lang w:eastAsia="ru-RU"/>
+          <w:rStyle w:val="a5"/>
+          <w:rFonts w:ascii="Segoe UI" w:hAnsi="Segoe UI" w:cs="Segoe UI"/>
+          <w:color w:val="1A1A1A"/>
+          <w:sz w:val="23"/>
+          <w:szCs w:val="23"/>
         </w:rPr>
         <w:t>engineering</w:t>
       </w:r>
       <w:proofErr w:type="spellEnd"/>
       <w:r>
         <w:rPr>
-          <w:rFonts w:eastAsia="Times New Roman" w:cstheme="minorHAnsi"/>
-          <w:i/>
-          <w:iCs/>
-          <w:color w:val="1A1A1A"/>
-          <w:sz w:val="24"/>
-          <w:szCs w:val="24"/>
-          <w:lang w:eastAsia="ru-RU"/>
+          <w:rStyle w:val="a5"/>
+          <w:rFonts w:ascii="Segoe UI" w:hAnsi="Segoe UI" w:cs="Segoe UI"/>
+          <w:color w:val="1A1A1A"/>
+          <w:sz w:val="23"/>
+          <w:szCs w:val="23"/>
         </w:rPr>
         <w:t xml:space="preserve"> одновременно, поэтому получает </w:t>
       </w:r>
       <w:proofErr w:type="spellStart"/>
       <w:r>
         <w:rPr>
-          <w:rFonts w:eastAsia="Times New Roman" w:cstheme="minorHAnsi"/>
-          <w:i/>
-          <w:iCs/>
-          <w:color w:val="1A1A1A"/>
-          <w:sz w:val="24"/>
-          <w:szCs w:val="24"/>
-          <w:lang w:eastAsia="ru-RU"/>
+          <w:rStyle w:val="a5"/>
+          <w:rFonts w:ascii="Segoe UI" w:hAnsi="Segoe UI" w:cs="Segoe UI"/>
+          <w:color w:val="1A1A1A"/>
+          <w:sz w:val="23"/>
+          <w:szCs w:val="23"/>
         </w:rPr>
         <w:t>VendorProfile</w:t>
       </w:r>
       <w:proofErr w:type="spellEnd"/>
       <w:r>
         <w:rPr>
-          <w:rFonts w:eastAsia="Times New Roman" w:cstheme="minorHAnsi"/>
-          <w:i/>
-          <w:iCs/>
-          <w:color w:val="1A1A1A"/>
-          <w:sz w:val="24"/>
-          <w:szCs w:val="24"/>
-          <w:lang w:eastAsia="ru-RU"/>
+          <w:rStyle w:val="a5"/>
+          <w:rFonts w:ascii="Segoe UI" w:hAnsi="Segoe UI" w:cs="Segoe UI"/>
+          <w:color w:val="1A1A1A"/>
+          <w:sz w:val="23"/>
+          <w:szCs w:val="23"/>
         </w:rPr>
         <w:t xml:space="preserve">, </w:t>
       </w:r>
       <w:proofErr w:type="spellStart"/>
       <w:r>
         <w:rPr>
-          <w:rFonts w:eastAsia="Times New Roman" w:cstheme="minorHAnsi"/>
-          <w:i/>
-          <w:iCs/>
-          <w:color w:val="1A1A1A"/>
-          <w:sz w:val="24"/>
-          <w:szCs w:val="24"/>
-          <w:lang w:eastAsia="ru-RU"/>
+          <w:rStyle w:val="a5"/>
+          <w:rFonts w:ascii="Segoe UI" w:hAnsi="Segoe UI" w:cs="Segoe UI"/>
+          <w:color w:val="1A1A1A"/>
+          <w:sz w:val="23"/>
+          <w:szCs w:val="23"/>
         </w:rPr>
         <w:t>SupplierProfile</w:t>
       </w:r>
       <w:proofErr w:type="spellEnd"/>
       <w:r>
         <w:rPr>
-          <w:rFonts w:eastAsia="Times New Roman" w:cstheme="minorHAnsi"/>
-          <w:i/>
-          <w:iCs/>
-          <w:color w:val="1A1A1A"/>
-          <w:sz w:val="24"/>
-          <w:szCs w:val="24"/>
-          <w:lang w:eastAsia="ru-RU"/>
+          <w:rStyle w:val="a5"/>
+          <w:rFonts w:ascii="Segoe UI" w:hAnsi="Segoe UI" w:cs="Segoe UI"/>
+          <w:color w:val="1A1A1A"/>
+          <w:sz w:val="23"/>
+          <w:szCs w:val="23"/>
         </w:rPr>
         <w:t xml:space="preserve"> и </w:t>
       </w:r>
       <w:proofErr w:type="spellStart"/>
       <w:r>
         <w:rPr>
-          <w:rFonts w:eastAsia="Times New Roman" w:cstheme="minorHAnsi"/>
-          <w:i/>
-          <w:iCs/>
-          <w:color w:val="1A1A1A"/>
-          <w:sz w:val="24"/>
-          <w:szCs w:val="24"/>
-          <w:lang w:eastAsia="ru-RU"/>
+          <w:rStyle w:val="a5"/>
+          <w:rFonts w:ascii="Segoe UI" w:hAnsi="Segoe UI" w:cs="Segoe UI"/>
+          <w:color w:val="1A1A1A"/>
+          <w:sz w:val="23"/>
+          <w:szCs w:val="23"/>
         </w:rPr>
         <w:t>EngineeringCompanyProfile</w:t>
       </w:r>
       <w:proofErr w:type="spellEnd"/>
       <w:r>
         <w:rPr>
-          <w:rFonts w:eastAsia="Times New Roman" w:cstheme="minorHAnsi"/>
-          <w:i/>
-          <w:iCs/>
-          <w:color w:val="1A1A1A"/>
-          <w:sz w:val="24"/>
-          <w:szCs w:val="24"/>
-          <w:lang w:eastAsia="ru-RU"/>
+          <w:rStyle w:val="a5"/>
+          <w:rFonts w:ascii="Segoe UI" w:hAnsi="Segoe UI" w:cs="Segoe UI"/>
+          <w:color w:val="1A1A1A"/>
+          <w:sz w:val="23"/>
+          <w:szCs w:val="23"/>
         </w:rPr>
         <w:t xml:space="preserve">, а также собственный </w:t>
       </w:r>
       <w:proofErr w:type="spellStart"/>
       <w:r>
         <w:rPr>
-          <w:rFonts w:eastAsia="Times New Roman" w:cstheme="minorHAnsi"/>
-          <w:i/>
-          <w:iCs/>
-          <w:color w:val="1A1A1A"/>
-          <w:sz w:val="24"/>
-          <w:szCs w:val="24"/>
-          <w:lang w:eastAsia="ru-RU"/>
+          <w:rStyle w:val="a5"/>
+          <w:rFonts w:ascii="Segoe UI" w:hAnsi="Segoe UI" w:cs="Segoe UI"/>
+          <w:color w:val="1A1A1A"/>
+          <w:sz w:val="23"/>
+          <w:szCs w:val="23"/>
         </w:rPr>
         <w:t>dedicated</w:t>
       </w:r>
       <w:proofErr w:type="spellEnd"/>
       <w:r>
         <w:rPr>
-          <w:rFonts w:eastAsia="Times New Roman" w:cstheme="minorHAnsi"/>
-          <w:i/>
-          <w:iCs/>
-          <w:color w:val="1A1A1A"/>
-          <w:sz w:val="24"/>
-          <w:szCs w:val="24"/>
-          <w:lang w:eastAsia="ru-RU"/>
+          <w:rStyle w:val="a5"/>
+          <w:rFonts w:ascii="Segoe UI" w:hAnsi="Segoe UI" w:cs="Segoe UI"/>
+          <w:color w:val="1A1A1A"/>
+          <w:sz w:val="23"/>
+          <w:szCs w:val="23"/>
         </w:rPr>
         <w:t xml:space="preserve"> </w:t>
       </w:r>
       <w:proofErr w:type="spellStart"/>
       <w:r>
         <w:rPr>
-          <w:rFonts w:eastAsia="Times New Roman" w:cstheme="minorHAnsi"/>
-          <w:i/>
-          <w:iCs/>
-          <w:color w:val="1A1A1A"/>
-          <w:sz w:val="24"/>
-          <w:szCs w:val="24"/>
-          <w:lang w:eastAsia="ru-RU"/>
+          <w:rStyle w:val="a5"/>
+          <w:rFonts w:ascii="Segoe UI" w:hAnsi="Segoe UI" w:cs="Segoe UI"/>
+          <w:color w:val="1A1A1A"/>
+          <w:sz w:val="23"/>
+          <w:szCs w:val="23"/>
         </w:rPr>
         <w:t>FullCycleVendorProfile</w:t>
       </w:r>
       <w:proofErr w:type="spellEnd"/>
       <w:r>
         <w:rPr>
-          <w:rFonts w:eastAsia="Times New Roman" w:cstheme="minorHAnsi"/>
-          <w:i/>
-          <w:iCs/>
-          <w:color w:val="1A1A1A"/>
-          <w:sz w:val="24"/>
-          <w:szCs w:val="24"/>
-          <w:lang w:eastAsia="ru-RU"/>
+          <w:rStyle w:val="a5"/>
+          <w:rFonts w:ascii="Segoe UI" w:hAnsi="Segoe UI" w:cs="Segoe UI"/>
+          <w:color w:val="1A1A1A"/>
+          <w:sz w:val="23"/>
+          <w:szCs w:val="23"/>
         </w:rPr>
         <w:t>.</w:t>
       </w:r>
     </w:p>
     <w:p>
       <w:pPr>
+        <w:pStyle w:val="a3"/>
         <w:shd w:val="clear" w:color="auto" w:fill="FFFFFF"/>
-        <w:spacing w:before="100" w:beforeAutospacing="1" w:after="100" w:afterAutospacing="1" w:line="240" w:lineRule="auto"/>
-        <w:outlineLvl w:val="0"/>
-        <w:rPr>
-          <w:rFonts w:eastAsia="Times New Roman" w:cstheme="minorHAnsi"/>
-          <w:b/>
-          <w:bCs/>
-          <w:color w:val="1A1A1A"/>
-          <w:kern w:val="36"/>
-          <w:sz w:val="32"/>
-          <w:szCs w:val="32"/>
-          <w:lang w:eastAsia="ru-RU"/>
-        </w:rPr>
-      </w:pPr>
-      <w:r>
-        <w:rPr>
-          <w:rFonts w:eastAsia="Times New Roman" w:cstheme="minorHAnsi"/>
-          <w:b/>
-          <w:bCs/>
-          <w:color w:val="1A1A1A"/>
-          <w:kern w:val="36"/>
-          <w:sz w:val="32"/>
-          <w:szCs w:val="32"/>
-          <w:lang w:eastAsia="ru-RU"/>
+        <w:rPr>
+          <w:rFonts w:ascii="Segoe UI" w:hAnsi="Segoe UI" w:cs="Segoe UI"/>
+          <w:color w:val="1A1A1A"/>
+          <w:sz w:val="23"/>
+          <w:szCs w:val="23"/>
+        </w:rPr>
+      </w:pPr>
+      <w:r>
+        <w:rPr>
+          <w:rStyle w:val="a4"/>
+          <w:rFonts w:ascii="Segoe UI" w:hAnsi="Segoe UI" w:cs="Segoe UI"/>
+          <w:color w:val="1A1A1A"/>
+          <w:sz w:val="23"/>
+          <w:szCs w:val="23"/>
         </w:rPr>
         <w:t>4. Классификация и описание таблиц</w:t>
       </w:r>
     </w:p>
     <w:p>
       <w:pPr>
+        <w:pStyle w:val="a3"/>
         <w:shd w:val="clear" w:color="auto" w:fill="FFFFFF"/>
-        <w:spacing w:before="100" w:beforeAutospacing="1" w:after="100" w:afterAutospacing="1" w:line="240" w:lineRule="auto"/>
-        <w:rPr>
-          <w:rFonts w:eastAsia="Times New Roman" w:cstheme="minorHAnsi"/>
-          <w:color w:val="1A1A1A"/>
-          <w:sz w:val="24"/>
-          <w:szCs w:val="24"/>
-          <w:lang w:eastAsia="ru-RU"/>
-        </w:rPr>
-      </w:pPr>
-      <w:r>
-        <w:rPr>
-          <w:rFonts w:eastAsia="Times New Roman" w:cstheme="minorHAnsi"/>
-          <w:color w:val="1A1A1A"/>
-          <w:sz w:val="24"/>
-          <w:szCs w:val="24"/>
-          <w:lang w:eastAsia="ru-RU"/>
+        <w:rPr>
+          <w:rFonts w:ascii="Segoe UI" w:hAnsi="Segoe UI" w:cs="Segoe UI"/>
+          <w:color w:val="1A1A1A"/>
+          <w:sz w:val="23"/>
+          <w:szCs w:val="23"/>
+        </w:rPr>
+      </w:pPr>
+      <w:r>
+        <w:rPr>
+          <w:rFonts w:ascii="Segoe UI" w:hAnsi="Segoe UI" w:cs="Segoe UI"/>
+          <w:color w:val="1A1A1A"/>
+          <w:sz w:val="23"/>
+          <w:szCs w:val="23"/>
         </w:rPr>
         <w:t>Таблицы модели делятся на три категории: справочники (независимые списки-каталоги), основные сущности (доменные объекты со своей жизнью) и связи (таблицы отношений, в т.ч. M2M и профили). Ниже — перечень с кратким назначением каждой таблицы.</w:t>
       </w:r>
     </w:p>
     <w:p>
       <w:pPr>
-        <w:rPr>
-          <w:rFonts w:eastAsia="Times New Roman" w:cstheme="minorHAnsi"/>
-          <w:color w:val="1A1A1A"/>
-          <w:sz w:val="24"/>
-          <w:szCs w:val="24"/>
-          <w:lang w:eastAsia="ru-RU"/>
-        </w:rPr>
-      </w:pPr>
-      <w:r>
-        <w:rPr>
-          <w:rFonts w:eastAsia="Times New Roman" w:cstheme="minorHAnsi"/>
-          <w:color w:val="1A1A1A"/>
-          <w:sz w:val="24"/>
-          <w:szCs w:val="24"/>
-          <w:lang w:eastAsia="ru-RU"/>
-        </w:rPr>
-        <w:br w:type="page"/>
-      </w:r>
-    </w:p>
-    <w:p>
-      <w:pPr>
+        <w:pStyle w:val="a3"/>
         <w:shd w:val="clear" w:color="auto" w:fill="FFFFFF"/>
-        <w:spacing w:before="100" w:beforeAutospacing="1" w:after="100" w:afterAutospacing="1" w:line="240" w:lineRule="auto"/>
-        <w:outlineLvl w:val="1"/>
-        <w:rPr>
-          <w:rFonts w:eastAsia="Times New Roman" w:cstheme="minorHAnsi"/>
-          <w:b/>
-          <w:bCs/>
-          <w:color w:val="1A1A1A"/>
-          <w:sz w:val="28"/>
-          <w:szCs w:val="28"/>
-          <w:lang w:eastAsia="ru-RU"/>
-        </w:rPr>
-      </w:pPr>
-      <w:r>
-        <w:rPr>
-          <w:rFonts w:eastAsia="Times New Roman" w:cstheme="minorHAnsi"/>
-          <w:b/>
-          <w:bCs/>
-          <w:color w:val="1A1A1A"/>
-          <w:sz w:val="28"/>
-          <w:szCs w:val="28"/>
-          <w:lang w:eastAsia="ru-RU"/>
+        <w:rPr>
+          <w:rFonts w:ascii="Segoe UI" w:hAnsi="Segoe UI" w:cs="Segoe UI"/>
+          <w:color w:val="1A1A1A"/>
+          <w:sz w:val="23"/>
+          <w:szCs w:val="23"/>
+        </w:rPr>
+      </w:pPr>
+      <w:r>
+        <w:rPr>
+          <w:rStyle w:val="a4"/>
+          <w:rFonts w:ascii="Segoe UI" w:hAnsi="Segoe UI" w:cs="Segoe UI"/>
+          <w:color w:val="1A1A1A"/>
+          <w:sz w:val="23"/>
+          <w:szCs w:val="23"/>
         </w:rPr>
         <w:lastRenderedPageBreak/>
         <w:t>4.1. Справочники (каталоги)</w:t>
@@ -4181,13 +3595,13 @@
         <w:tblLook w:val="04A0" w:firstRow="1" w:lastRow="0" w:firstColumn="1" w:lastColumn="0" w:noHBand="0" w:noVBand="1"/>
       </w:tblPr>
       <w:tblGrid>
-        <w:gridCol w:w="1997"/>
-        <w:gridCol w:w="7342"/>
+        <w:gridCol w:w="2136"/>
+        <w:gridCol w:w="7203"/>
       </w:tblGrid>
       <w:tr>
         <w:tc>
           <w:tcPr>
-            <w:tcW w:w="1069" w:type="pct"/>
+            <w:tcW w:w="873" w:type="pct"/>
             <w:tcBorders>
               <w:top w:val="single" w:sz="6" w:space="0" w:color="D0D0D0"/>
               <w:left w:val="single" w:sz="6" w:space="0" w:color="D0D0D0"/>
@@ -4206,24 +3620,21 @@
           </w:tcPr>
           <w:p>
             <w:pPr>
-              <w:spacing w:before="100" w:beforeAutospacing="1" w:after="100" w:afterAutospacing="1" w:line="240" w:lineRule="auto"/>
-              <w:rPr>
-                <w:rFonts w:eastAsia="Times New Roman" w:cstheme="minorHAnsi"/>
-                <w:color w:val="1A1A1A"/>
-                <w:sz w:val="24"/>
-                <w:szCs w:val="24"/>
-                <w:lang w:eastAsia="ru-RU"/>
+              <w:pStyle w:val="a3"/>
+              <w:rPr>
+                <w:rFonts w:ascii="Segoe UI" w:hAnsi="Segoe UI" w:cs="Segoe UI"/>
+                <w:color w:val="1A1A1A"/>
+                <w:sz w:val="23"/>
+                <w:szCs w:val="23"/>
               </w:rPr>
             </w:pPr>
             <w:r>
               <w:rPr>
-                <w:rFonts w:eastAsia="Times New Roman" w:cstheme="minorHAnsi"/>
-                <w:b/>
-                <w:bCs/>
-                <w:color w:val="1A1A1A"/>
-                <w:sz w:val="24"/>
-                <w:szCs w:val="24"/>
-                <w:lang w:eastAsia="ru-RU"/>
+                <w:rStyle w:val="a4"/>
+                <w:rFonts w:ascii="Segoe UI" w:hAnsi="Segoe UI" w:cs="Segoe UI"/>
+                <w:color w:val="1A1A1A"/>
+                <w:sz w:val="23"/>
+                <w:szCs w:val="23"/>
               </w:rPr>
               <w:t>Таблица</w:t>
             </w:r>
@@ -4231,7 +3642,7 @@
         </w:tc>
         <w:tc>
           <w:tcPr>
-            <w:tcW w:w="3931" w:type="pct"/>
+            <w:tcW w:w="4127" w:type="pct"/>
             <w:tcBorders>
               <w:top w:val="single" w:sz="6" w:space="0" w:color="D0D0D0"/>
               <w:left w:val="single" w:sz="6" w:space="0" w:color="D0D0D0"/>
@@ -4250,24 +3661,21 @@
           </w:tcPr>
           <w:p>
             <w:pPr>
-              <w:spacing w:before="100" w:beforeAutospacing="1" w:after="100" w:afterAutospacing="1" w:line="240" w:lineRule="auto"/>
-              <w:rPr>
-                <w:rFonts w:eastAsia="Times New Roman" w:cstheme="minorHAnsi"/>
-                <w:color w:val="1A1A1A"/>
-                <w:sz w:val="24"/>
-                <w:szCs w:val="24"/>
-                <w:lang w:eastAsia="ru-RU"/>
+              <w:pStyle w:val="a3"/>
+              <w:rPr>
+                <w:rFonts w:ascii="Segoe UI" w:hAnsi="Segoe UI" w:cs="Segoe UI"/>
+                <w:color w:val="1A1A1A"/>
+                <w:sz w:val="23"/>
+                <w:szCs w:val="23"/>
               </w:rPr>
             </w:pPr>
             <w:r>
               <w:rPr>
-                <w:rFonts w:eastAsia="Times New Roman" w:cstheme="minorHAnsi"/>
-                <w:b/>
-                <w:bCs/>
-                <w:color w:val="1A1A1A"/>
-                <w:sz w:val="24"/>
-                <w:szCs w:val="24"/>
-                <w:lang w:eastAsia="ru-RU"/>
+                <w:rStyle w:val="a4"/>
+                <w:rFonts w:ascii="Segoe UI" w:hAnsi="Segoe UI" w:cs="Segoe UI"/>
+                <w:color w:val="1A1A1A"/>
+                <w:sz w:val="23"/>
+                <w:szCs w:val="23"/>
               </w:rPr>
               <w:t>Назначение</w:t>
             </w:r>
@@ -4277,7 +3685,7 @@
       <w:tr>
         <w:tc>
           <w:tcPr>
-            <w:tcW w:w="1069" w:type="pct"/>
+            <w:tcW w:w="873" w:type="pct"/>
             <w:tcBorders>
               <w:top w:val="single" w:sz="6" w:space="0" w:color="D0D0D0"/>
               <w:left w:val="single" w:sz="6" w:space="0" w:color="D0D0D0"/>
@@ -4296,25 +3704,22 @@
           </w:tcPr>
           <w:p>
             <w:pPr>
-              <w:spacing w:before="100" w:beforeAutospacing="1" w:after="100" w:afterAutospacing="1" w:line="240" w:lineRule="auto"/>
-              <w:rPr>
-                <w:rFonts w:eastAsia="Times New Roman" w:cstheme="minorHAnsi"/>
-                <w:color w:val="1A1A1A"/>
-                <w:sz w:val="24"/>
-                <w:szCs w:val="24"/>
-                <w:lang w:eastAsia="ru-RU"/>
+              <w:pStyle w:val="a3"/>
+              <w:rPr>
+                <w:rFonts w:ascii="Segoe UI" w:hAnsi="Segoe UI" w:cs="Segoe UI"/>
+                <w:color w:val="1A1A1A"/>
+                <w:sz w:val="23"/>
+                <w:szCs w:val="23"/>
               </w:rPr>
             </w:pPr>
             <w:proofErr w:type="spellStart"/>
             <w:r>
               <w:rPr>
-                <w:rFonts w:eastAsia="Times New Roman" w:cstheme="minorHAnsi"/>
-                <w:b/>
-                <w:bCs/>
-                <w:color w:val="1A1A1A"/>
-                <w:sz w:val="24"/>
-                <w:szCs w:val="24"/>
-                <w:lang w:eastAsia="ru-RU"/>
+                <w:rStyle w:val="a4"/>
+                <w:rFonts w:ascii="Segoe UI" w:hAnsi="Segoe UI" w:cs="Segoe UI"/>
+                <w:color w:val="1A1A1A"/>
+                <w:sz w:val="23"/>
+                <w:szCs w:val="23"/>
               </w:rPr>
               <w:t>Category</w:t>
             </w:r>
@@ -4323,7 +3728,7 @@
         </w:tc>
         <w:tc>
           <w:tcPr>
-            <w:tcW w:w="3931" w:type="pct"/>
+            <w:tcW w:w="4127" w:type="pct"/>
             <w:tcBorders>
               <w:top w:val="single" w:sz="6" w:space="0" w:color="D0D0D0"/>
               <w:left w:val="single" w:sz="6" w:space="0" w:color="D0D0D0"/>
@@ -4342,22 +3747,20 @@
           </w:tcPr>
           <w:p>
             <w:pPr>
-              <w:spacing w:before="100" w:beforeAutospacing="1" w:after="100" w:afterAutospacing="1" w:line="240" w:lineRule="auto"/>
-              <w:rPr>
-                <w:rFonts w:eastAsia="Times New Roman" w:cstheme="minorHAnsi"/>
-                <w:color w:val="1A1A1A"/>
-                <w:sz w:val="24"/>
-                <w:szCs w:val="24"/>
-                <w:lang w:eastAsia="ru-RU"/>
+              <w:pStyle w:val="a3"/>
+              <w:rPr>
+                <w:rFonts w:ascii="Segoe UI" w:hAnsi="Segoe UI" w:cs="Segoe UI"/>
+                <w:color w:val="1A1A1A"/>
+                <w:sz w:val="23"/>
+                <w:szCs w:val="23"/>
               </w:rPr>
             </w:pPr>
             <w:r>
               <w:rPr>
-                <w:rFonts w:eastAsia="Times New Roman" w:cstheme="minorHAnsi"/>
-                <w:color w:val="1A1A1A"/>
-                <w:sz w:val="24"/>
-                <w:szCs w:val="24"/>
-                <w:lang w:eastAsia="ru-RU"/>
+                <w:rFonts w:ascii="Segoe UI" w:hAnsi="Segoe UI" w:cs="Segoe UI"/>
+                <w:color w:val="1A1A1A"/>
+                <w:sz w:val="23"/>
+                <w:szCs w:val="23"/>
               </w:rPr>
               <w:t>Справочник категорий объектов по уровням (1 — отраслевые, 2 — назначения, 3 — технология).</w:t>
             </w:r>
@@ -4367,7 +3770,7 @@
       <w:tr>
         <w:tc>
           <w:tcPr>
-            <w:tcW w:w="1069" w:type="pct"/>
+            <w:tcW w:w="873" w:type="pct"/>
             <w:tcBorders>
               <w:top w:val="single" w:sz="6" w:space="0" w:color="D0D0D0"/>
               <w:left w:val="single" w:sz="6" w:space="0" w:color="D0D0D0"/>
@@ -4386,25 +3789,22 @@
           </w:tcPr>
           <w:p>
             <w:pPr>
-              <w:spacing w:before="100" w:beforeAutospacing="1" w:after="100" w:afterAutospacing="1" w:line="240" w:lineRule="auto"/>
-              <w:rPr>
-                <w:rFonts w:eastAsia="Times New Roman" w:cstheme="minorHAnsi"/>
-                <w:color w:val="1A1A1A"/>
-                <w:sz w:val="24"/>
-                <w:szCs w:val="24"/>
-                <w:lang w:eastAsia="ru-RU"/>
+              <w:pStyle w:val="a3"/>
+              <w:rPr>
+                <w:rFonts w:ascii="Segoe UI" w:hAnsi="Segoe UI" w:cs="Segoe UI"/>
+                <w:color w:val="1A1A1A"/>
+                <w:sz w:val="23"/>
+                <w:szCs w:val="23"/>
               </w:rPr>
             </w:pPr>
             <w:proofErr w:type="spellStart"/>
             <w:r>
               <w:rPr>
-                <w:rFonts w:eastAsia="Times New Roman" w:cstheme="minorHAnsi"/>
-                <w:b/>
-                <w:bCs/>
-                <w:color w:val="1A1A1A"/>
-                <w:sz w:val="24"/>
-                <w:szCs w:val="24"/>
-                <w:lang w:eastAsia="ru-RU"/>
+                <w:rStyle w:val="a4"/>
+                <w:rFonts w:ascii="Segoe UI" w:hAnsi="Segoe UI" w:cs="Segoe UI"/>
+                <w:color w:val="1A1A1A"/>
+                <w:sz w:val="23"/>
+                <w:szCs w:val="23"/>
               </w:rPr>
               <w:t>AutomationClass</w:t>
             </w:r>
@@ -4413,7 +3813,7 @@
         </w:tc>
         <w:tc>
           <w:tcPr>
-            <w:tcW w:w="3931" w:type="pct"/>
+            <w:tcW w:w="4127" w:type="pct"/>
             <w:tcBorders>
               <w:top w:val="single" w:sz="6" w:space="0" w:color="D0D0D0"/>
               <w:left w:val="single" w:sz="6" w:space="0" w:color="D0D0D0"/>
@@ -4432,22 +3832,20 @@
           </w:tcPr>
           <w:p>
             <w:pPr>
-              <w:spacing w:before="100" w:beforeAutospacing="1" w:after="100" w:afterAutospacing="1" w:line="240" w:lineRule="auto"/>
-              <w:rPr>
-                <w:rFonts w:eastAsia="Times New Roman" w:cstheme="minorHAnsi"/>
-                <w:color w:val="1A1A1A"/>
-                <w:sz w:val="24"/>
-                <w:szCs w:val="24"/>
-                <w:lang w:eastAsia="ru-RU"/>
+              <w:pStyle w:val="a3"/>
+              <w:rPr>
+                <w:rFonts w:ascii="Segoe UI" w:hAnsi="Segoe UI" w:cs="Segoe UI"/>
+                <w:color w:val="1A1A1A"/>
+                <w:sz w:val="23"/>
+                <w:szCs w:val="23"/>
               </w:rPr>
             </w:pPr>
             <w:r>
               <w:rPr>
-                <w:rFonts w:eastAsia="Times New Roman" w:cstheme="minorHAnsi"/>
-                <w:color w:val="1A1A1A"/>
-                <w:sz w:val="24"/>
-                <w:szCs w:val="24"/>
-                <w:lang w:eastAsia="ru-RU"/>
+                <w:rFonts w:ascii="Segoe UI" w:hAnsi="Segoe UI" w:cs="Segoe UI"/>
+                <w:color w:val="1A1A1A"/>
+                <w:sz w:val="23"/>
+                <w:szCs w:val="23"/>
               </w:rPr>
               <w:t>Справочник классов автоматизации (уровень L0–L4 + класс). Поддерживает составные классы и подсистемы.</w:t>
             </w:r>
@@ -4457,7 +3855,7 @@
       <w:tr>
         <w:tc>
           <w:tcPr>
-            <w:tcW w:w="1069" w:type="pct"/>
+            <w:tcW w:w="873" w:type="pct"/>
             <w:tcBorders>
               <w:top w:val="single" w:sz="6" w:space="0" w:color="D0D0D0"/>
               <w:left w:val="single" w:sz="6" w:space="0" w:color="D0D0D0"/>
@@ -4476,25 +3874,22 @@
           </w:tcPr>
           <w:p>
             <w:pPr>
-              <w:spacing w:before="100" w:beforeAutospacing="1" w:after="100" w:afterAutospacing="1" w:line="240" w:lineRule="auto"/>
-              <w:rPr>
-                <w:rFonts w:eastAsia="Times New Roman" w:cstheme="minorHAnsi"/>
-                <w:color w:val="1A1A1A"/>
-                <w:sz w:val="24"/>
-                <w:szCs w:val="24"/>
-                <w:lang w:eastAsia="ru-RU"/>
+              <w:pStyle w:val="a3"/>
+              <w:rPr>
+                <w:rFonts w:ascii="Segoe UI" w:hAnsi="Segoe UI" w:cs="Segoe UI"/>
+                <w:color w:val="1A1A1A"/>
+                <w:sz w:val="23"/>
+                <w:szCs w:val="23"/>
               </w:rPr>
             </w:pPr>
             <w:proofErr w:type="spellStart"/>
             <w:r>
               <w:rPr>
-                <w:rFonts w:eastAsia="Times New Roman" w:cstheme="minorHAnsi"/>
-                <w:b/>
-                <w:bCs/>
-                <w:color w:val="1A1A1A"/>
-                <w:sz w:val="24"/>
-                <w:szCs w:val="24"/>
-                <w:lang w:eastAsia="ru-RU"/>
+                <w:rStyle w:val="a4"/>
+                <w:rFonts w:ascii="Segoe UI" w:hAnsi="Segoe UI" w:cs="Segoe UI"/>
+                <w:color w:val="1A1A1A"/>
+                <w:sz w:val="23"/>
+                <w:szCs w:val="23"/>
               </w:rPr>
               <w:t>VendorProduct</w:t>
             </w:r>
@@ -4503,7 +3898,7 @@
         </w:tc>
         <w:tc>
           <w:tcPr>
-            <w:tcW w:w="3931" w:type="pct"/>
+            <w:tcW w:w="4127" w:type="pct"/>
             <w:tcBorders>
               <w:top w:val="single" w:sz="6" w:space="0" w:color="D0D0D0"/>
               <w:left w:val="single" w:sz="6" w:space="0" w:color="D0D0D0"/>
@@ -4522,22 +3917,20 @@
           </w:tcPr>
           <w:p>
             <w:pPr>
-              <w:spacing w:before="100" w:beforeAutospacing="1" w:after="100" w:afterAutospacing="1" w:line="240" w:lineRule="auto"/>
-              <w:rPr>
-                <w:rFonts w:eastAsia="Times New Roman" w:cstheme="minorHAnsi"/>
-                <w:color w:val="1A1A1A"/>
-                <w:sz w:val="24"/>
-                <w:szCs w:val="24"/>
-                <w:lang w:eastAsia="ru-RU"/>
+              <w:pStyle w:val="a3"/>
+              <w:rPr>
+                <w:rFonts w:ascii="Segoe UI" w:hAnsi="Segoe UI" w:cs="Segoe UI"/>
+                <w:color w:val="1A1A1A"/>
+                <w:sz w:val="23"/>
+                <w:szCs w:val="23"/>
               </w:rPr>
             </w:pPr>
             <w:r>
               <w:rPr>
-                <w:rFonts w:eastAsia="Times New Roman" w:cstheme="minorHAnsi"/>
-                <w:color w:val="1A1A1A"/>
-                <w:sz w:val="24"/>
-                <w:szCs w:val="24"/>
-                <w:lang w:eastAsia="ru-RU"/>
+                <w:rFonts w:ascii="Segoe UI" w:hAnsi="Segoe UI" w:cs="Segoe UI"/>
+                <w:color w:val="1A1A1A"/>
+                <w:sz w:val="23"/>
+                <w:szCs w:val="23"/>
               </w:rPr>
               <w:t>Каталог продуктов вендоров: ПО / технические средства / ПАК, на которых строятся системы.</w:t>
             </w:r>
@@ -4547,142 +3940,7 @@
       <w:tr>
         <w:tc>
           <w:tcPr>
-            <w:tcW w:w="1069" w:type="pct"/>
-            <w:tcBorders>
-              <w:top w:val="single" w:sz="6" w:space="0" w:color="D0D0D0"/>
-              <w:left w:val="single" w:sz="6" w:space="0" w:color="D0D0D0"/>
-              <w:bottom w:val="single" w:sz="6" w:space="0" w:color="D0D0D0"/>
-              <w:right w:val="single" w:sz="6" w:space="0" w:color="D0D0D0"/>
-            </w:tcBorders>
-            <w:shd w:val="clear" w:color="auto" w:fill="FFFFFF"/>
-            <w:tcMar>
-              <w:top w:w="90" w:type="dxa"/>
-              <w:left w:w="150" w:type="dxa"/>
-              <w:bottom w:w="90" w:type="dxa"/>
-              <w:right w:w="150" w:type="dxa"/>
-            </w:tcMar>
-            <w:vAlign w:val="center"/>
-          </w:tcPr>
-          <w:p>
-            <w:pPr>
-              <w:spacing w:before="100" w:beforeAutospacing="1" w:after="100" w:afterAutospacing="1" w:line="240" w:lineRule="auto"/>
-              <w:rPr>
-                <w:rFonts w:eastAsia="Times New Roman" w:cstheme="minorHAnsi"/>
-                <w:b/>
-                <w:bCs/>
-                <w:color w:val="1A1A1A"/>
-                <w:sz w:val="24"/>
-                <w:szCs w:val="24"/>
-                <w:lang w:eastAsia="ru-RU"/>
-              </w:rPr>
-            </w:pPr>
-            <w:proofErr w:type="spellStart"/>
-            <w:r>
-              <w:rPr>
-                <w:rFonts w:eastAsia="Times New Roman" w:cstheme="minorHAnsi"/>
-                <w:b/>
-                <w:bCs/>
-                <w:color w:val="1A1A1A"/>
-                <w:sz w:val="24"/>
-                <w:szCs w:val="24"/>
-                <w:lang w:eastAsia="ru-RU"/>
-              </w:rPr>
-              <w:t>OwnerEntity</w:t>
-            </w:r>
-            <w:proofErr w:type="spellEnd"/>
-          </w:p>
-        </w:tc>
-        <w:tc>
-          <w:tcPr>
-            <w:tcW w:w="3931" w:type="pct"/>
-            <w:tcBorders>
-              <w:top w:val="single" w:sz="6" w:space="0" w:color="D0D0D0"/>
-              <w:left w:val="single" w:sz="6" w:space="0" w:color="D0D0D0"/>
-              <w:bottom w:val="single" w:sz="6" w:space="0" w:color="D0D0D0"/>
-              <w:right w:val="single" w:sz="6" w:space="0" w:color="D0D0D0"/>
-            </w:tcBorders>
-            <w:shd w:val="clear" w:color="auto" w:fill="FFFFFF"/>
-            <w:tcMar>
-              <w:top w:w="90" w:type="dxa"/>
-              <w:left w:w="150" w:type="dxa"/>
-              <w:bottom w:w="90" w:type="dxa"/>
-              <w:right w:w="150" w:type="dxa"/>
-            </w:tcMar>
-            <w:vAlign w:val="center"/>
-          </w:tcPr>
-          <w:p>
-            <w:pPr>
-              <w:spacing w:before="100" w:beforeAutospacing="1" w:after="100" w:afterAutospacing="1" w:line="240" w:lineRule="auto"/>
-              <w:rPr>
-                <w:rFonts w:eastAsia="Times New Roman" w:cstheme="minorHAnsi"/>
-                <w:color w:val="1A1A1A"/>
-                <w:sz w:val="24"/>
-                <w:szCs w:val="24"/>
-                <w:lang w:eastAsia="ru-RU"/>
-              </w:rPr>
-            </w:pPr>
-            <w:r>
-              <w:rPr>
-                <w:rFonts w:eastAsia="Times New Roman" w:cstheme="minorHAnsi"/>
-                <w:color w:val="1A1A1A"/>
-                <w:sz w:val="24"/>
-                <w:szCs w:val="24"/>
-                <w:lang w:eastAsia="ru-RU"/>
-              </w:rPr>
-              <w:t>Юридическое лицо — владелец объектов. Иерархия владения (материнская → дочерние компании).</w:t>
-            </w:r>
-          </w:p>
-        </w:tc>
-      </w:tr>
-    </w:tbl>
-    <w:p>
-      <w:pPr>
-        <w:shd w:val="clear" w:color="auto" w:fill="FFFFFF"/>
-        <w:spacing w:before="100" w:beforeAutospacing="1" w:after="100" w:afterAutospacing="1" w:line="240" w:lineRule="auto"/>
-        <w:outlineLvl w:val="1"/>
-        <w:rPr>
-          <w:rFonts w:eastAsia="Times New Roman" w:cstheme="minorHAnsi"/>
-          <w:b/>
-          <w:bCs/>
-          <w:color w:val="1A1A1A"/>
-          <w:sz w:val="28"/>
-          <w:szCs w:val="28"/>
-          <w:lang w:eastAsia="ru-RU"/>
-        </w:rPr>
-      </w:pPr>
-      <w:r>
-        <w:rPr>
-          <w:rFonts w:eastAsia="Times New Roman" w:cstheme="minorHAnsi"/>
-          <w:b/>
-          <w:bCs/>
-          <w:color w:val="1A1A1A"/>
-          <w:sz w:val="28"/>
-          <w:szCs w:val="28"/>
-          <w:lang w:eastAsia="ru-RU"/>
-        </w:rPr>
-        <w:t>4.2. Основные сущности</w:t>
-      </w:r>
-    </w:p>
-    <w:tbl>
-      <w:tblPr>
-        <w:tblW w:w="5000" w:type="pct"/>
-        <w:shd w:val="clear" w:color="auto" w:fill="FFFFFF"/>
-        <w:tblCellMar>
-          <w:top w:w="15" w:type="dxa"/>
-          <w:left w:w="15" w:type="dxa"/>
-          <w:bottom w:w="15" w:type="dxa"/>
-          <w:right w:w="15" w:type="dxa"/>
-        </w:tblCellMar>
-        <w:tblLook w:val="04A0" w:firstRow="1" w:lastRow="0" w:firstColumn="1" w:lastColumn="0" w:noHBand="0" w:noVBand="1"/>
-      </w:tblPr>
-      <w:tblGrid>
-        <w:gridCol w:w="3074"/>
-        <w:gridCol w:w="6265"/>
-      </w:tblGrid>
-      <w:tr>
-        <w:tc>
-          <w:tcPr>
-            <w:tcW w:w="1646" w:type="pct"/>
+            <w:tcW w:w="873" w:type="pct"/>
             <w:tcBorders>
               <w:top w:val="single" w:sz="6" w:space="0" w:color="D0D0D0"/>
               <w:left w:val="single" w:sz="6" w:space="0" w:color="D0D0D0"/>
@@ -4701,32 +3959,31 @@
           </w:tcPr>
           <w:p>
             <w:pPr>
-              <w:spacing w:before="100" w:beforeAutospacing="1" w:after="100" w:afterAutospacing="1" w:line="240" w:lineRule="auto"/>
-              <w:rPr>
-                <w:rFonts w:eastAsia="Times New Roman" w:cstheme="minorHAnsi"/>
-                <w:color w:val="1A1A1A"/>
-                <w:sz w:val="24"/>
-                <w:szCs w:val="24"/>
-                <w:lang w:eastAsia="ru-RU"/>
+              <w:pStyle w:val="a3"/>
+              <w:rPr>
+                <w:rFonts w:ascii="Segoe UI" w:hAnsi="Segoe UI" w:cs="Segoe UI"/>
+                <w:color w:val="1A1A1A"/>
+                <w:sz w:val="23"/>
+                <w:szCs w:val="23"/>
               </w:rPr>
             </w:pPr>
-            <w:r>
-              <w:rPr>
-                <w:rFonts w:eastAsia="Times New Roman" w:cstheme="minorHAnsi"/>
-                <w:b/>
-                <w:bCs/>
-                <w:color w:val="1A1A1A"/>
-                <w:sz w:val="24"/>
-                <w:szCs w:val="24"/>
-                <w:lang w:eastAsia="ru-RU"/>
-              </w:rPr>
-              <w:t>Таблица</w:t>
-            </w:r>
+            <w:proofErr w:type="spellStart"/>
+            <w:r>
+              <w:rPr>
+                <w:rStyle w:val="a4"/>
+                <w:rFonts w:ascii="Segoe UI" w:hAnsi="Segoe UI" w:cs="Segoe UI"/>
+                <w:color w:val="1A1A1A"/>
+                <w:sz w:val="23"/>
+                <w:szCs w:val="23"/>
+              </w:rPr>
+              <w:t>OwnerEntity</w:t>
+            </w:r>
+            <w:proofErr w:type="spellEnd"/>
           </w:p>
         </w:tc>
         <w:tc>
           <w:tcPr>
-            <w:tcW w:w="3354" w:type="pct"/>
+            <w:tcW w:w="4127" w:type="pct"/>
             <w:tcBorders>
               <w:top w:val="single" w:sz="6" w:space="0" w:color="D0D0D0"/>
               <w:left w:val="single" w:sz="6" w:space="0" w:color="D0D0D0"/>
@@ -4745,34 +4002,69 @@
           </w:tcPr>
           <w:p>
             <w:pPr>
-              <w:spacing w:before="100" w:beforeAutospacing="1" w:after="100" w:afterAutospacing="1" w:line="240" w:lineRule="auto"/>
-              <w:rPr>
-                <w:rFonts w:eastAsia="Times New Roman" w:cstheme="minorHAnsi"/>
-                <w:color w:val="1A1A1A"/>
-                <w:sz w:val="24"/>
-                <w:szCs w:val="24"/>
-                <w:lang w:eastAsia="ru-RU"/>
+              <w:pStyle w:val="a3"/>
+              <w:rPr>
+                <w:rFonts w:ascii="Segoe UI" w:hAnsi="Segoe UI" w:cs="Segoe UI"/>
+                <w:color w:val="1A1A1A"/>
+                <w:sz w:val="23"/>
+                <w:szCs w:val="23"/>
               </w:rPr>
             </w:pPr>
             <w:r>
               <w:rPr>
-                <w:rFonts w:eastAsia="Times New Roman" w:cstheme="minorHAnsi"/>
-                <w:b/>
-                <w:bCs/>
-                <w:color w:val="1A1A1A"/>
-                <w:sz w:val="24"/>
-                <w:szCs w:val="24"/>
-                <w:lang w:eastAsia="ru-RU"/>
-              </w:rPr>
-              <w:t>Назначение</w:t>
+                <w:rFonts w:ascii="Segoe UI" w:hAnsi="Segoe UI" w:cs="Segoe UI"/>
+                <w:color w:val="1A1A1A"/>
+                <w:sz w:val="23"/>
+                <w:szCs w:val="23"/>
+              </w:rPr>
+              <w:t>Юридическое лицо — владелец объектов. Иерархия владения (материнская → дочерние компании).</w:t>
             </w:r>
           </w:p>
         </w:tc>
       </w:tr>
+    </w:tbl>
+    <w:p>
+      <w:pPr>
+        <w:pStyle w:val="a3"/>
+        <w:shd w:val="clear" w:color="auto" w:fill="FFFFFF"/>
+        <w:rPr>
+          <w:rFonts w:ascii="Segoe UI" w:hAnsi="Segoe UI" w:cs="Segoe UI"/>
+          <w:color w:val="1A1A1A"/>
+          <w:sz w:val="23"/>
+          <w:szCs w:val="23"/>
+        </w:rPr>
+      </w:pPr>
+      <w:r>
+        <w:rPr>
+          <w:rStyle w:val="a4"/>
+          <w:rFonts w:ascii="Segoe UI" w:hAnsi="Segoe UI" w:cs="Segoe UI"/>
+          <w:color w:val="1A1A1A"/>
+          <w:sz w:val="23"/>
+          <w:szCs w:val="23"/>
+        </w:rPr>
+        <w:t>4.2. Основные сущности</w:t>
+      </w:r>
+    </w:p>
+    <w:tbl>
+      <w:tblPr>
+        <w:tblW w:w="5000" w:type="pct"/>
+        <w:shd w:val="clear" w:color="auto" w:fill="FFFFFF"/>
+        <w:tblCellMar>
+          <w:top w:w="15" w:type="dxa"/>
+          <w:left w:w="15" w:type="dxa"/>
+          <w:bottom w:w="15" w:type="dxa"/>
+          <w:right w:w="15" w:type="dxa"/>
+        </w:tblCellMar>
+        <w:tblLook w:val="04A0" w:firstRow="1" w:lastRow="0" w:firstColumn="1" w:lastColumn="0" w:noHBand="0" w:noVBand="1"/>
+      </w:tblPr>
+      <w:tblGrid>
+        <w:gridCol w:w="3337"/>
+        <w:gridCol w:w="6002"/>
+      </w:tblGrid>
       <w:tr>
         <w:tc>
           <w:tcPr>
-            <w:tcW w:w="1646" w:type="pct"/>
+            <w:tcW w:w="1363" w:type="pct"/>
             <w:tcBorders>
               <w:top w:val="single" w:sz="6" w:space="0" w:color="D0D0D0"/>
               <w:left w:val="single" w:sz="6" w:space="0" w:color="D0D0D0"/>
@@ -4791,34 +4083,29 @@
           </w:tcPr>
           <w:p>
             <w:pPr>
-              <w:spacing w:before="100" w:beforeAutospacing="1" w:after="100" w:afterAutospacing="1" w:line="240" w:lineRule="auto"/>
-              <w:rPr>
-                <w:rFonts w:eastAsia="Times New Roman" w:cstheme="minorHAnsi"/>
-                <w:color w:val="1A1A1A"/>
-                <w:sz w:val="24"/>
-                <w:szCs w:val="24"/>
-                <w:lang w:eastAsia="ru-RU"/>
+              <w:pStyle w:val="a3"/>
+              <w:rPr>
+                <w:rFonts w:ascii="Segoe UI" w:hAnsi="Segoe UI" w:cs="Segoe UI"/>
+                <w:color w:val="1A1A1A"/>
+                <w:sz w:val="23"/>
+                <w:szCs w:val="23"/>
               </w:rPr>
             </w:pPr>
-            <w:proofErr w:type="spellStart"/>
-            <w:r>
-              <w:rPr>
-                <w:rFonts w:eastAsia="Times New Roman" w:cstheme="minorHAnsi"/>
-                <w:b/>
-                <w:bCs/>
-                <w:color w:val="1A1A1A"/>
-                <w:sz w:val="24"/>
-                <w:szCs w:val="24"/>
-                <w:lang w:eastAsia="ru-RU"/>
-              </w:rPr>
-              <w:t>Object</w:t>
-            </w:r>
-            <w:proofErr w:type="spellEnd"/>
+            <w:r>
+              <w:rPr>
+                <w:rStyle w:val="a4"/>
+                <w:rFonts w:ascii="Segoe UI" w:hAnsi="Segoe UI" w:cs="Segoe UI"/>
+                <w:color w:val="1A1A1A"/>
+                <w:sz w:val="23"/>
+                <w:szCs w:val="23"/>
+              </w:rPr>
+              <w:t>Таблица</w:t>
+            </w:r>
           </w:p>
         </w:tc>
         <w:tc>
           <w:tcPr>
-            <w:tcW w:w="3354" w:type="pct"/>
+            <w:tcW w:w="3637" w:type="pct"/>
             <w:tcBorders>
               <w:top w:val="single" w:sz="6" w:space="0" w:color="D0D0D0"/>
               <w:left w:val="single" w:sz="6" w:space="0" w:color="D0D0D0"/>
@@ -4837,24 +4124,23 @@
           </w:tcPr>
           <w:p>
             <w:pPr>
-              <w:spacing w:before="100" w:beforeAutospacing="1" w:after="100" w:afterAutospacing="1" w:line="240" w:lineRule="auto"/>
-              <w:rPr>
-                <w:rFonts w:eastAsia="Times New Roman" w:cstheme="minorHAnsi"/>
-                <w:color w:val="1A1A1A"/>
-                <w:sz w:val="24"/>
-                <w:szCs w:val="24"/>
-                <w:lang w:eastAsia="ru-RU"/>
+              <w:pStyle w:val="a3"/>
+              <w:rPr>
+                <w:rFonts w:ascii="Segoe UI" w:hAnsi="Segoe UI" w:cs="Segoe UI"/>
+                <w:color w:val="1A1A1A"/>
+                <w:sz w:val="23"/>
+                <w:szCs w:val="23"/>
               </w:rPr>
             </w:pPr>
             <w:r>
               <w:rPr>
-                <w:rFonts w:eastAsia="Times New Roman" w:cstheme="minorHAnsi"/>
-                <w:color w:val="1A1A1A"/>
-                <w:sz w:val="24"/>
-                <w:szCs w:val="24"/>
-                <w:lang w:eastAsia="ru-RU"/>
-              </w:rPr>
-              <w:t>Объект производства. Иерархия «производство → цех → установка» (уровни 1–3), адрес, категория, владелец.</w:t>
+                <w:rStyle w:val="a4"/>
+                <w:rFonts w:ascii="Segoe UI" w:hAnsi="Segoe UI" w:cs="Segoe UI"/>
+                <w:color w:val="1A1A1A"/>
+                <w:sz w:val="23"/>
+                <w:szCs w:val="23"/>
+              </w:rPr>
+              <w:t>Назначение</w:t>
             </w:r>
           </w:p>
         </w:tc>
@@ -4862,7 +4148,7 @@
       <w:tr>
         <w:tc>
           <w:tcPr>
-            <w:tcW w:w="1646" w:type="pct"/>
+            <w:tcW w:w="1363" w:type="pct"/>
             <w:tcBorders>
               <w:top w:val="single" w:sz="6" w:space="0" w:color="D0D0D0"/>
               <w:left w:val="single" w:sz="6" w:space="0" w:color="D0D0D0"/>
@@ -4881,34 +4167,31 @@
           </w:tcPr>
           <w:p>
             <w:pPr>
-              <w:spacing w:before="100" w:beforeAutospacing="1" w:after="100" w:afterAutospacing="1" w:line="240" w:lineRule="auto"/>
-              <w:rPr>
-                <w:rFonts w:eastAsia="Times New Roman" w:cstheme="minorHAnsi"/>
-                <w:color w:val="1A1A1A"/>
-                <w:sz w:val="24"/>
-                <w:szCs w:val="24"/>
-                <w:lang w:eastAsia="ru-RU"/>
+              <w:pStyle w:val="a3"/>
+              <w:rPr>
+                <w:rFonts w:ascii="Segoe UI" w:hAnsi="Segoe UI" w:cs="Segoe UI"/>
+                <w:color w:val="1A1A1A"/>
+                <w:sz w:val="23"/>
+                <w:szCs w:val="23"/>
               </w:rPr>
             </w:pPr>
             <w:proofErr w:type="spellStart"/>
             <w:r>
               <w:rPr>
-                <w:rFonts w:eastAsia="Times New Roman" w:cstheme="minorHAnsi"/>
-                <w:b/>
-                <w:bCs/>
-                <w:color w:val="1A1A1A"/>
-                <w:sz w:val="24"/>
-                <w:szCs w:val="24"/>
-                <w:lang w:eastAsia="ru-RU"/>
-              </w:rPr>
-              <w:t>AutomationSystem</w:t>
+                <w:rStyle w:val="a4"/>
+                <w:rFonts w:ascii="Segoe UI" w:hAnsi="Segoe UI" w:cs="Segoe UI"/>
+                <w:color w:val="1A1A1A"/>
+                <w:sz w:val="23"/>
+                <w:szCs w:val="23"/>
+              </w:rPr>
+              <w:t>Object</w:t>
             </w:r>
             <w:proofErr w:type="spellEnd"/>
           </w:p>
         </w:tc>
         <w:tc>
           <w:tcPr>
-            <w:tcW w:w="3354" w:type="pct"/>
+            <w:tcW w:w="3637" w:type="pct"/>
             <w:tcBorders>
               <w:top w:val="single" w:sz="6" w:space="0" w:color="D0D0D0"/>
               <w:left w:val="single" w:sz="6" w:space="0" w:color="D0D0D0"/>
@@ -4927,24 +4210,22 @@
           </w:tcPr>
           <w:p>
             <w:pPr>
-              <w:spacing w:before="100" w:beforeAutospacing="1" w:after="100" w:afterAutospacing="1" w:line="240" w:lineRule="auto"/>
-              <w:rPr>
-                <w:rFonts w:eastAsia="Times New Roman" w:cstheme="minorHAnsi"/>
-                <w:color w:val="1A1A1A"/>
-                <w:sz w:val="24"/>
-                <w:szCs w:val="24"/>
-                <w:lang w:eastAsia="ru-RU"/>
+              <w:pStyle w:val="a3"/>
+              <w:rPr>
+                <w:rFonts w:ascii="Segoe UI" w:hAnsi="Segoe UI" w:cs="Segoe UI"/>
+                <w:color w:val="1A1A1A"/>
+                <w:sz w:val="23"/>
+                <w:szCs w:val="23"/>
               </w:rPr>
             </w:pPr>
             <w:r>
               <w:rPr>
-                <w:rFonts w:eastAsia="Times New Roman" w:cstheme="minorHAnsi"/>
-                <w:color w:val="1A1A1A"/>
-                <w:sz w:val="24"/>
-                <w:szCs w:val="24"/>
-                <w:lang w:eastAsia="ru-RU"/>
-              </w:rPr>
-              <w:t>Автоматизированная система: экземпляр класса автоматизации на базе продукта вендора.</w:t>
+                <w:rFonts w:ascii="Segoe UI" w:hAnsi="Segoe UI" w:cs="Segoe UI"/>
+                <w:color w:val="1A1A1A"/>
+                <w:sz w:val="23"/>
+                <w:szCs w:val="23"/>
+              </w:rPr>
+              <w:t>Объект производства. Иерархия «производство → цех → установка» (уровни 1–3), адрес, категория, владелец.</w:t>
             </w:r>
           </w:p>
         </w:tc>
@@ -4952,7 +4233,7 @@
       <w:tr>
         <w:tc>
           <w:tcPr>
-            <w:tcW w:w="1646" w:type="pct"/>
+            <w:tcW w:w="1363" w:type="pct"/>
             <w:tcBorders>
               <w:top w:val="single" w:sz="6" w:space="0" w:color="D0D0D0"/>
               <w:left w:val="single" w:sz="6" w:space="0" w:color="D0D0D0"/>
@@ -4971,34 +4252,31 @@
           </w:tcPr>
           <w:p>
             <w:pPr>
-              <w:spacing w:before="100" w:beforeAutospacing="1" w:after="100" w:afterAutospacing="1" w:line="240" w:lineRule="auto"/>
-              <w:rPr>
-                <w:rFonts w:eastAsia="Times New Roman" w:cstheme="minorHAnsi"/>
-                <w:color w:val="1A1A1A"/>
-                <w:sz w:val="24"/>
-                <w:szCs w:val="24"/>
-                <w:lang w:eastAsia="ru-RU"/>
+              <w:pStyle w:val="a3"/>
+              <w:rPr>
+                <w:rFonts w:ascii="Segoe UI" w:hAnsi="Segoe UI" w:cs="Segoe UI"/>
+                <w:color w:val="1A1A1A"/>
+                <w:sz w:val="23"/>
+                <w:szCs w:val="23"/>
               </w:rPr>
             </w:pPr>
             <w:proofErr w:type="spellStart"/>
             <w:r>
               <w:rPr>
-                <w:rFonts w:eastAsia="Times New Roman" w:cstheme="minorHAnsi"/>
-                <w:b/>
-                <w:bCs/>
-                <w:color w:val="1A1A1A"/>
-                <w:sz w:val="24"/>
-                <w:szCs w:val="24"/>
-                <w:lang w:eastAsia="ru-RU"/>
-              </w:rPr>
-              <w:t>Entity</w:t>
+                <w:rStyle w:val="a4"/>
+                <w:rFonts w:ascii="Segoe UI" w:hAnsi="Segoe UI" w:cs="Segoe UI"/>
+                <w:color w:val="1A1A1A"/>
+                <w:sz w:val="23"/>
+                <w:szCs w:val="23"/>
+              </w:rPr>
+              <w:t>AutomationSystem</w:t>
             </w:r>
             <w:proofErr w:type="spellEnd"/>
           </w:p>
         </w:tc>
         <w:tc>
           <w:tcPr>
-            <w:tcW w:w="3354" w:type="pct"/>
+            <w:tcW w:w="3637" w:type="pct"/>
             <w:tcBorders>
               <w:top w:val="single" w:sz="6" w:space="0" w:color="D0D0D0"/>
               <w:left w:val="single" w:sz="6" w:space="0" w:color="D0D0D0"/>
@@ -5017,24 +4295,22 @@
           </w:tcPr>
           <w:p>
             <w:pPr>
-              <w:spacing w:before="100" w:beforeAutospacing="1" w:after="100" w:afterAutospacing="1" w:line="240" w:lineRule="auto"/>
-              <w:rPr>
-                <w:rFonts w:eastAsia="Times New Roman" w:cstheme="minorHAnsi"/>
-                <w:color w:val="1A1A1A"/>
-                <w:sz w:val="24"/>
-                <w:szCs w:val="24"/>
-                <w:lang w:eastAsia="ru-RU"/>
+              <w:pStyle w:val="a3"/>
+              <w:rPr>
+                <w:rFonts w:ascii="Segoe UI" w:hAnsi="Segoe UI" w:cs="Segoe UI"/>
+                <w:color w:val="1A1A1A"/>
+                <w:sz w:val="23"/>
+                <w:szCs w:val="23"/>
               </w:rPr>
             </w:pPr>
             <w:r>
               <w:rPr>
-                <w:rFonts w:eastAsia="Times New Roman" w:cstheme="minorHAnsi"/>
-                <w:color w:val="1A1A1A"/>
-                <w:sz w:val="24"/>
-                <w:szCs w:val="24"/>
-                <w:lang w:eastAsia="ru-RU"/>
-              </w:rPr>
-              <w:t>Участник рынка. «Зонтичная» таблица общих полей; специфика типа — в профилях.</w:t>
+                <w:rFonts w:ascii="Segoe UI" w:hAnsi="Segoe UI" w:cs="Segoe UI"/>
+                <w:color w:val="1A1A1A"/>
+                <w:sz w:val="23"/>
+                <w:szCs w:val="23"/>
+              </w:rPr>
+              <w:t>Автоматизированная система: экземпляр класса автоматизации на базе продукта вендора.</w:t>
             </w:r>
           </w:p>
         </w:tc>
@@ -5042,7 +4318,7 @@
       <w:tr>
         <w:tc>
           <w:tcPr>
-            <w:tcW w:w="1646" w:type="pct"/>
+            <w:tcW w:w="1363" w:type="pct"/>
             <w:tcBorders>
               <w:top w:val="single" w:sz="6" w:space="0" w:color="D0D0D0"/>
               <w:left w:val="single" w:sz="6" w:space="0" w:color="D0D0D0"/>
@@ -5061,34 +4337,31 @@
           </w:tcPr>
           <w:p>
             <w:pPr>
-              <w:spacing w:before="100" w:beforeAutospacing="1" w:after="100" w:afterAutospacing="1" w:line="240" w:lineRule="auto"/>
-              <w:rPr>
-                <w:rFonts w:eastAsia="Times New Roman" w:cstheme="minorHAnsi"/>
-                <w:color w:val="1A1A1A"/>
-                <w:sz w:val="24"/>
-                <w:szCs w:val="24"/>
-                <w:lang w:eastAsia="ru-RU"/>
+              <w:pStyle w:val="a3"/>
+              <w:rPr>
+                <w:rFonts w:ascii="Segoe UI" w:hAnsi="Segoe UI" w:cs="Segoe UI"/>
+                <w:color w:val="1A1A1A"/>
+                <w:sz w:val="23"/>
+                <w:szCs w:val="23"/>
               </w:rPr>
             </w:pPr>
             <w:proofErr w:type="spellStart"/>
             <w:r>
               <w:rPr>
-                <w:rFonts w:eastAsia="Times New Roman" w:cstheme="minorHAnsi"/>
-                <w:b/>
-                <w:bCs/>
-                <w:color w:val="1A1A1A"/>
-                <w:sz w:val="24"/>
-                <w:szCs w:val="24"/>
-                <w:lang w:eastAsia="ru-RU"/>
-              </w:rPr>
-              <w:t>VendorProfile</w:t>
+                <w:rStyle w:val="a4"/>
+                <w:rFonts w:ascii="Segoe UI" w:hAnsi="Segoe UI" w:cs="Segoe UI"/>
+                <w:color w:val="1A1A1A"/>
+                <w:sz w:val="23"/>
+                <w:szCs w:val="23"/>
+              </w:rPr>
+              <w:t>Entity</w:t>
             </w:r>
             <w:proofErr w:type="spellEnd"/>
           </w:p>
         </w:tc>
         <w:tc>
           <w:tcPr>
-            <w:tcW w:w="3354" w:type="pct"/>
+            <w:tcW w:w="3637" w:type="pct"/>
             <w:tcBorders>
               <w:top w:val="single" w:sz="6" w:space="0" w:color="D0D0D0"/>
               <w:left w:val="single" w:sz="6" w:space="0" w:color="D0D0D0"/>
@@ -5107,46 +4380,22 @@
           </w:tcPr>
           <w:p>
             <w:pPr>
-              <w:spacing w:before="100" w:beforeAutospacing="1" w:after="100" w:afterAutospacing="1" w:line="240" w:lineRule="auto"/>
-              <w:rPr>
-                <w:rFonts w:eastAsia="Times New Roman" w:cstheme="minorHAnsi"/>
-                <w:color w:val="1A1A1A"/>
-                <w:sz w:val="24"/>
-                <w:szCs w:val="24"/>
-                <w:lang w:eastAsia="ru-RU"/>
+              <w:pStyle w:val="a3"/>
+              <w:rPr>
+                <w:rFonts w:ascii="Segoe UI" w:hAnsi="Segoe UI" w:cs="Segoe UI"/>
+                <w:color w:val="1A1A1A"/>
+                <w:sz w:val="23"/>
+                <w:szCs w:val="23"/>
               </w:rPr>
             </w:pPr>
             <w:r>
               <w:rPr>
-                <w:rFonts w:eastAsia="Times New Roman" w:cstheme="minorHAnsi"/>
-                <w:color w:val="1A1A1A"/>
-                <w:sz w:val="24"/>
-                <w:szCs w:val="24"/>
-                <w:lang w:eastAsia="ru-RU"/>
-              </w:rPr>
-              <w:t xml:space="preserve">Профиль вендора (1:1 к </w:t>
-            </w:r>
-            <w:proofErr w:type="spellStart"/>
-            <w:r>
-              <w:rPr>
-                <w:rFonts w:eastAsia="Times New Roman" w:cstheme="minorHAnsi"/>
-                <w:color w:val="1A1A1A"/>
-                <w:sz w:val="24"/>
-                <w:szCs w:val="24"/>
-                <w:lang w:eastAsia="ru-RU"/>
-              </w:rPr>
-              <w:t>Entity</w:t>
-            </w:r>
-            <w:proofErr w:type="spellEnd"/>
-            <w:r>
-              <w:rPr>
-                <w:rFonts w:eastAsia="Times New Roman" w:cstheme="minorHAnsi"/>
-                <w:color w:val="1A1A1A"/>
-                <w:sz w:val="24"/>
-                <w:szCs w:val="24"/>
-                <w:lang w:eastAsia="ru-RU"/>
-              </w:rPr>
-              <w:t>). Точка привязки продуктов.</w:t>
+                <w:rFonts w:ascii="Segoe UI" w:hAnsi="Segoe UI" w:cs="Segoe UI"/>
+                <w:color w:val="1A1A1A"/>
+                <w:sz w:val="23"/>
+                <w:szCs w:val="23"/>
+              </w:rPr>
+              <w:t>Участник рынка. «Зонтичная» таблица общих полей; специфика типа — в профилях.</w:t>
             </w:r>
           </w:p>
         </w:tc>
@@ -5154,7 +4403,7 @@
       <w:tr>
         <w:tc>
           <w:tcPr>
-            <w:tcW w:w="1646" w:type="pct"/>
+            <w:tcW w:w="1363" w:type="pct"/>
             <w:tcBorders>
               <w:top w:val="single" w:sz="6" w:space="0" w:color="D0D0D0"/>
               <w:left w:val="single" w:sz="6" w:space="0" w:color="D0D0D0"/>
@@ -5173,34 +4422,31 @@
           </w:tcPr>
           <w:p>
             <w:pPr>
-              <w:spacing w:before="100" w:beforeAutospacing="1" w:after="100" w:afterAutospacing="1" w:line="240" w:lineRule="auto"/>
-              <w:rPr>
-                <w:rFonts w:eastAsia="Times New Roman" w:cstheme="minorHAnsi"/>
-                <w:color w:val="1A1A1A"/>
-                <w:sz w:val="24"/>
-                <w:szCs w:val="24"/>
-                <w:lang w:eastAsia="ru-RU"/>
+              <w:pStyle w:val="a3"/>
+              <w:rPr>
+                <w:rFonts w:ascii="Segoe UI" w:hAnsi="Segoe UI" w:cs="Segoe UI"/>
+                <w:color w:val="1A1A1A"/>
+                <w:sz w:val="23"/>
+                <w:szCs w:val="23"/>
               </w:rPr>
             </w:pPr>
             <w:proofErr w:type="spellStart"/>
             <w:r>
               <w:rPr>
-                <w:rFonts w:eastAsia="Times New Roman" w:cstheme="minorHAnsi"/>
-                <w:b/>
-                <w:bCs/>
-                <w:color w:val="1A1A1A"/>
-                <w:sz w:val="24"/>
-                <w:szCs w:val="24"/>
-                <w:lang w:eastAsia="ru-RU"/>
-              </w:rPr>
-              <w:t>SupplierProfile</w:t>
+                <w:rStyle w:val="a4"/>
+                <w:rFonts w:ascii="Segoe UI" w:hAnsi="Segoe UI" w:cs="Segoe UI"/>
+                <w:color w:val="1A1A1A"/>
+                <w:sz w:val="23"/>
+                <w:szCs w:val="23"/>
+              </w:rPr>
+              <w:t>VendorProfile</w:t>
             </w:r>
             <w:proofErr w:type="spellEnd"/>
           </w:p>
         </w:tc>
         <w:tc>
           <w:tcPr>
-            <w:tcW w:w="3354" w:type="pct"/>
+            <w:tcW w:w="3637" w:type="pct"/>
             <w:tcBorders>
               <w:top w:val="single" w:sz="6" w:space="0" w:color="D0D0D0"/>
               <w:left w:val="single" w:sz="6" w:space="0" w:color="D0D0D0"/>
@@ -5219,46 +4465,42 @@
           </w:tcPr>
           <w:p>
             <w:pPr>
-              <w:spacing w:before="100" w:beforeAutospacing="1" w:after="100" w:afterAutospacing="1" w:line="240" w:lineRule="auto"/>
-              <w:rPr>
-                <w:rFonts w:eastAsia="Times New Roman" w:cstheme="minorHAnsi"/>
-                <w:color w:val="1A1A1A"/>
-                <w:sz w:val="24"/>
-                <w:szCs w:val="24"/>
-                <w:lang w:eastAsia="ru-RU"/>
+              <w:pStyle w:val="a3"/>
+              <w:rPr>
+                <w:rFonts w:ascii="Segoe UI" w:hAnsi="Segoe UI" w:cs="Segoe UI"/>
+                <w:color w:val="1A1A1A"/>
+                <w:sz w:val="23"/>
+                <w:szCs w:val="23"/>
               </w:rPr>
             </w:pPr>
             <w:r>
               <w:rPr>
-                <w:rFonts w:eastAsia="Times New Roman" w:cstheme="minorHAnsi"/>
-                <w:color w:val="1A1A1A"/>
-                <w:sz w:val="24"/>
-                <w:szCs w:val="24"/>
-                <w:lang w:eastAsia="ru-RU"/>
-              </w:rPr>
-              <w:t xml:space="preserve">Профиль поставщика (1:1 к </w:t>
+                <w:rFonts w:ascii="Segoe UI" w:hAnsi="Segoe UI" w:cs="Segoe UI"/>
+                <w:color w:val="1A1A1A"/>
+                <w:sz w:val="23"/>
+                <w:szCs w:val="23"/>
+              </w:rPr>
+              <w:t xml:space="preserve">Профиль вендора (1:1 к </w:t>
             </w:r>
             <w:proofErr w:type="spellStart"/>
             <w:r>
               <w:rPr>
-                <w:rFonts w:eastAsia="Times New Roman" w:cstheme="minorHAnsi"/>
-                <w:color w:val="1A1A1A"/>
-                <w:sz w:val="24"/>
-                <w:szCs w:val="24"/>
-                <w:lang w:eastAsia="ru-RU"/>
+                <w:rFonts w:ascii="Segoe UI" w:hAnsi="Segoe UI" w:cs="Segoe UI"/>
+                <w:color w:val="1A1A1A"/>
+                <w:sz w:val="23"/>
+                <w:szCs w:val="23"/>
               </w:rPr>
               <w:t>Entity</w:t>
             </w:r>
             <w:proofErr w:type="spellEnd"/>
             <w:r>
               <w:rPr>
-                <w:rFonts w:eastAsia="Times New Roman" w:cstheme="minorHAnsi"/>
-                <w:color w:val="1A1A1A"/>
-                <w:sz w:val="24"/>
-                <w:szCs w:val="24"/>
-                <w:lang w:eastAsia="ru-RU"/>
-              </w:rPr>
-              <w:t>). Поставляемые продукты — через M2M.</w:t>
+                <w:rFonts w:ascii="Segoe UI" w:hAnsi="Segoe UI" w:cs="Segoe UI"/>
+                <w:color w:val="1A1A1A"/>
+                <w:sz w:val="23"/>
+                <w:szCs w:val="23"/>
+              </w:rPr>
+              <w:t>). Точка привязки продуктов.</w:t>
             </w:r>
           </w:p>
         </w:tc>
@@ -5266,7 +4508,7 @@
       <w:tr>
         <w:tc>
           <w:tcPr>
-            <w:tcW w:w="1646" w:type="pct"/>
+            <w:tcW w:w="1363" w:type="pct"/>
             <w:tcBorders>
               <w:top w:val="single" w:sz="6" w:space="0" w:color="D0D0D0"/>
               <w:left w:val="single" w:sz="6" w:space="0" w:color="D0D0D0"/>
@@ -5285,34 +4527,31 @@
           </w:tcPr>
           <w:p>
             <w:pPr>
-              <w:spacing w:before="100" w:beforeAutospacing="1" w:after="100" w:afterAutospacing="1" w:line="240" w:lineRule="auto"/>
-              <w:rPr>
-                <w:rFonts w:eastAsia="Times New Roman" w:cstheme="minorHAnsi"/>
-                <w:color w:val="1A1A1A"/>
-                <w:sz w:val="24"/>
-                <w:szCs w:val="24"/>
-                <w:lang w:eastAsia="ru-RU"/>
+              <w:pStyle w:val="a3"/>
+              <w:rPr>
+                <w:rFonts w:ascii="Segoe UI" w:hAnsi="Segoe UI" w:cs="Segoe UI"/>
+                <w:color w:val="1A1A1A"/>
+                <w:sz w:val="23"/>
+                <w:szCs w:val="23"/>
               </w:rPr>
             </w:pPr>
             <w:proofErr w:type="spellStart"/>
             <w:r>
               <w:rPr>
-                <w:rFonts w:eastAsia="Times New Roman" w:cstheme="minorHAnsi"/>
-                <w:b/>
-                <w:bCs/>
-                <w:color w:val="1A1A1A"/>
-                <w:sz w:val="24"/>
-                <w:szCs w:val="24"/>
-                <w:lang w:eastAsia="ru-RU"/>
-              </w:rPr>
-              <w:t>SystemIntegratorProfile</w:t>
+                <w:rStyle w:val="a4"/>
+                <w:rFonts w:ascii="Segoe UI" w:hAnsi="Segoe UI" w:cs="Segoe UI"/>
+                <w:color w:val="1A1A1A"/>
+                <w:sz w:val="23"/>
+                <w:szCs w:val="23"/>
+              </w:rPr>
+              <w:t>SupplierProfile</w:t>
             </w:r>
             <w:proofErr w:type="spellEnd"/>
           </w:p>
         </w:tc>
         <w:tc>
           <w:tcPr>
-            <w:tcW w:w="3354" w:type="pct"/>
+            <w:tcW w:w="3637" w:type="pct"/>
             <w:tcBorders>
               <w:top w:val="single" w:sz="6" w:space="0" w:color="D0D0D0"/>
               <w:left w:val="single" w:sz="6" w:space="0" w:color="D0D0D0"/>
@@ -5331,46 +4570,42 @@
           </w:tcPr>
           <w:p>
             <w:pPr>
-              <w:spacing w:before="100" w:beforeAutospacing="1" w:after="100" w:afterAutospacing="1" w:line="240" w:lineRule="auto"/>
-              <w:rPr>
-                <w:rFonts w:eastAsia="Times New Roman" w:cstheme="minorHAnsi"/>
-                <w:color w:val="1A1A1A"/>
-                <w:sz w:val="24"/>
-                <w:szCs w:val="24"/>
-                <w:lang w:eastAsia="ru-RU"/>
+              <w:pStyle w:val="a3"/>
+              <w:rPr>
+                <w:rFonts w:ascii="Segoe UI" w:hAnsi="Segoe UI" w:cs="Segoe UI"/>
+                <w:color w:val="1A1A1A"/>
+                <w:sz w:val="23"/>
+                <w:szCs w:val="23"/>
               </w:rPr>
             </w:pPr>
             <w:r>
               <w:rPr>
-                <w:rFonts w:eastAsia="Times New Roman" w:cstheme="minorHAnsi"/>
-                <w:color w:val="1A1A1A"/>
-                <w:sz w:val="24"/>
-                <w:szCs w:val="24"/>
-                <w:lang w:eastAsia="ru-RU"/>
-              </w:rPr>
-              <w:t xml:space="preserve">Профиль системного интегратора (1:1 к </w:t>
+                <w:rFonts w:ascii="Segoe UI" w:hAnsi="Segoe UI" w:cs="Segoe UI"/>
+                <w:color w:val="1A1A1A"/>
+                <w:sz w:val="23"/>
+                <w:szCs w:val="23"/>
+              </w:rPr>
+              <w:t xml:space="preserve">Профиль поставщика (1:1 к </w:t>
             </w:r>
             <w:proofErr w:type="spellStart"/>
             <w:r>
               <w:rPr>
-                <w:rFonts w:eastAsia="Times New Roman" w:cstheme="minorHAnsi"/>
-                <w:color w:val="1A1A1A"/>
-                <w:sz w:val="24"/>
-                <w:szCs w:val="24"/>
-                <w:lang w:eastAsia="ru-RU"/>
+                <w:rFonts w:ascii="Segoe UI" w:hAnsi="Segoe UI" w:cs="Segoe UI"/>
+                <w:color w:val="1A1A1A"/>
+                <w:sz w:val="23"/>
+                <w:szCs w:val="23"/>
               </w:rPr>
               <w:t>Entity</w:t>
             </w:r>
             <w:proofErr w:type="spellEnd"/>
             <w:r>
               <w:rPr>
-                <w:rFonts w:eastAsia="Times New Roman" w:cstheme="minorHAnsi"/>
-                <w:color w:val="1A1A1A"/>
-                <w:sz w:val="24"/>
-                <w:szCs w:val="24"/>
-                <w:lang w:eastAsia="ru-RU"/>
-              </w:rPr>
-              <w:t>). Управляющая компания и вендоры-партнёры.</w:t>
+                <w:rFonts w:ascii="Segoe UI" w:hAnsi="Segoe UI" w:cs="Segoe UI"/>
+                <w:color w:val="1A1A1A"/>
+                <w:sz w:val="23"/>
+                <w:szCs w:val="23"/>
+              </w:rPr>
+              <w:t>). Поставляемые продукты — через M2M.</w:t>
             </w:r>
           </w:p>
         </w:tc>
@@ -5378,7 +4613,7 @@
       <w:tr>
         <w:tc>
           <w:tcPr>
-            <w:tcW w:w="1646" w:type="pct"/>
+            <w:tcW w:w="1363" w:type="pct"/>
             <w:tcBorders>
               <w:top w:val="single" w:sz="6" w:space="0" w:color="D0D0D0"/>
               <w:left w:val="single" w:sz="6" w:space="0" w:color="D0D0D0"/>
@@ -5397,34 +4632,31 @@
           </w:tcPr>
           <w:p>
             <w:pPr>
-              <w:spacing w:before="100" w:beforeAutospacing="1" w:after="100" w:afterAutospacing="1" w:line="240" w:lineRule="auto"/>
-              <w:rPr>
-                <w:rFonts w:eastAsia="Times New Roman" w:cstheme="minorHAnsi"/>
-                <w:color w:val="1A1A1A"/>
-                <w:sz w:val="24"/>
-                <w:szCs w:val="24"/>
-                <w:lang w:eastAsia="ru-RU"/>
+              <w:pStyle w:val="a3"/>
+              <w:rPr>
+                <w:rFonts w:ascii="Segoe UI" w:hAnsi="Segoe UI" w:cs="Segoe UI"/>
+                <w:color w:val="1A1A1A"/>
+                <w:sz w:val="23"/>
+                <w:szCs w:val="23"/>
               </w:rPr>
             </w:pPr>
             <w:proofErr w:type="spellStart"/>
             <w:r>
               <w:rPr>
-                <w:rFonts w:eastAsia="Times New Roman" w:cstheme="minorHAnsi"/>
-                <w:b/>
-                <w:bCs/>
-                <w:color w:val="1A1A1A"/>
-                <w:sz w:val="24"/>
-                <w:szCs w:val="24"/>
-                <w:lang w:eastAsia="ru-RU"/>
-              </w:rPr>
-              <w:t>EngineeringCompanyProfile</w:t>
+                <w:rStyle w:val="a4"/>
+                <w:rFonts w:ascii="Segoe UI" w:hAnsi="Segoe UI" w:cs="Segoe UI"/>
+                <w:color w:val="1A1A1A"/>
+                <w:sz w:val="23"/>
+                <w:szCs w:val="23"/>
+              </w:rPr>
+              <w:t>SystemIntegratorProfile</w:t>
             </w:r>
             <w:proofErr w:type="spellEnd"/>
           </w:p>
         </w:tc>
         <w:tc>
           <w:tcPr>
-            <w:tcW w:w="3354" w:type="pct"/>
+            <w:tcW w:w="3637" w:type="pct"/>
             <w:tcBorders>
               <w:top w:val="single" w:sz="6" w:space="0" w:color="D0D0D0"/>
               <w:left w:val="single" w:sz="6" w:space="0" w:color="D0D0D0"/>
@@ -5443,46 +4675,42 @@
           </w:tcPr>
           <w:p>
             <w:pPr>
-              <w:spacing w:before="100" w:beforeAutospacing="1" w:after="100" w:afterAutospacing="1" w:line="240" w:lineRule="auto"/>
-              <w:rPr>
-                <w:rFonts w:eastAsia="Times New Roman" w:cstheme="minorHAnsi"/>
-                <w:color w:val="1A1A1A"/>
-                <w:sz w:val="24"/>
-                <w:szCs w:val="24"/>
-                <w:lang w:eastAsia="ru-RU"/>
+              <w:pStyle w:val="a3"/>
+              <w:rPr>
+                <w:rFonts w:ascii="Segoe UI" w:hAnsi="Segoe UI" w:cs="Segoe UI"/>
+                <w:color w:val="1A1A1A"/>
+                <w:sz w:val="23"/>
+                <w:szCs w:val="23"/>
               </w:rPr>
             </w:pPr>
             <w:r>
               <w:rPr>
-                <w:rFonts w:eastAsia="Times New Roman" w:cstheme="minorHAnsi"/>
-                <w:color w:val="1A1A1A"/>
-                <w:sz w:val="24"/>
-                <w:szCs w:val="24"/>
-                <w:lang w:eastAsia="ru-RU"/>
-              </w:rPr>
-              <w:t xml:space="preserve">Профиль инжиниринговой компании (1:1 к </w:t>
+                <w:rFonts w:ascii="Segoe UI" w:hAnsi="Segoe UI" w:cs="Segoe UI"/>
+                <w:color w:val="1A1A1A"/>
+                <w:sz w:val="23"/>
+                <w:szCs w:val="23"/>
+              </w:rPr>
+              <w:t xml:space="preserve">Профиль системного интегратора (1:1 к </w:t>
             </w:r>
             <w:proofErr w:type="spellStart"/>
             <w:r>
               <w:rPr>
-                <w:rFonts w:eastAsia="Times New Roman" w:cstheme="minorHAnsi"/>
-                <w:color w:val="1A1A1A"/>
-                <w:sz w:val="24"/>
-                <w:szCs w:val="24"/>
-                <w:lang w:eastAsia="ru-RU"/>
+                <w:rFonts w:ascii="Segoe UI" w:hAnsi="Segoe UI" w:cs="Segoe UI"/>
+                <w:color w:val="1A1A1A"/>
+                <w:sz w:val="23"/>
+                <w:szCs w:val="23"/>
               </w:rPr>
               <w:t>Entity</w:t>
             </w:r>
             <w:proofErr w:type="spellEnd"/>
             <w:r>
               <w:rPr>
-                <w:rFonts w:eastAsia="Times New Roman" w:cstheme="minorHAnsi"/>
-                <w:color w:val="1A1A1A"/>
-                <w:sz w:val="24"/>
-                <w:szCs w:val="24"/>
-                <w:lang w:eastAsia="ru-RU"/>
-              </w:rPr>
-              <w:t>). Регион, вхожий объект, компетенции.</w:t>
+                <w:rFonts w:ascii="Segoe UI" w:hAnsi="Segoe UI" w:cs="Segoe UI"/>
+                <w:color w:val="1A1A1A"/>
+                <w:sz w:val="23"/>
+                <w:szCs w:val="23"/>
+              </w:rPr>
+              <w:t>). Управляющая компания и вендоры-партнёры.</w:t>
             </w:r>
           </w:p>
         </w:tc>
@@ -5490,7 +4718,7 @@
       <w:tr>
         <w:tc>
           <w:tcPr>
-            <w:tcW w:w="1646" w:type="pct"/>
+            <w:tcW w:w="1363" w:type="pct"/>
             <w:tcBorders>
               <w:top w:val="single" w:sz="6" w:space="0" w:color="D0D0D0"/>
               <w:left w:val="single" w:sz="6" w:space="0" w:color="D0D0D0"/>
@@ -5509,34 +4737,31 @@
           </w:tcPr>
           <w:p>
             <w:pPr>
-              <w:spacing w:before="100" w:beforeAutospacing="1" w:after="100" w:afterAutospacing="1" w:line="240" w:lineRule="auto"/>
-              <w:rPr>
-                <w:rFonts w:eastAsia="Times New Roman" w:cstheme="minorHAnsi"/>
-                <w:color w:val="1A1A1A"/>
-                <w:sz w:val="24"/>
-                <w:szCs w:val="24"/>
-                <w:lang w:eastAsia="ru-RU"/>
+              <w:pStyle w:val="a3"/>
+              <w:rPr>
+                <w:rFonts w:ascii="Segoe UI" w:hAnsi="Segoe UI" w:cs="Segoe UI"/>
+                <w:color w:val="1A1A1A"/>
+                <w:sz w:val="23"/>
+                <w:szCs w:val="23"/>
               </w:rPr>
             </w:pPr>
             <w:proofErr w:type="spellStart"/>
             <w:r>
               <w:rPr>
-                <w:rFonts w:eastAsia="Times New Roman" w:cstheme="minorHAnsi"/>
-                <w:b/>
-                <w:bCs/>
-                <w:color w:val="1A1A1A"/>
-                <w:sz w:val="24"/>
-                <w:szCs w:val="24"/>
-                <w:lang w:eastAsia="ru-RU"/>
-              </w:rPr>
-              <w:t>FullCycleVendorProfile</w:t>
+                <w:rStyle w:val="a4"/>
+                <w:rFonts w:ascii="Segoe UI" w:hAnsi="Segoe UI" w:cs="Segoe UI"/>
+                <w:color w:val="1A1A1A"/>
+                <w:sz w:val="23"/>
+                <w:szCs w:val="23"/>
+              </w:rPr>
+              <w:t>EngineeringCompanyProfile</w:t>
             </w:r>
             <w:proofErr w:type="spellEnd"/>
           </w:p>
         </w:tc>
         <w:tc>
           <w:tcPr>
-            <w:tcW w:w="3354" w:type="pct"/>
+            <w:tcW w:w="3637" w:type="pct"/>
             <w:tcBorders>
               <w:top w:val="single" w:sz="6" w:space="0" w:color="D0D0D0"/>
               <w:left w:val="single" w:sz="6" w:space="0" w:color="D0D0D0"/>
@@ -5555,44 +4780,145 @@
           </w:tcPr>
           <w:p>
             <w:pPr>
-              <w:spacing w:before="100" w:beforeAutospacing="1" w:after="100" w:afterAutospacing="1" w:line="240" w:lineRule="auto"/>
-              <w:rPr>
-                <w:rFonts w:eastAsia="Times New Roman" w:cstheme="minorHAnsi"/>
-                <w:color w:val="1A1A1A"/>
-                <w:sz w:val="24"/>
-                <w:szCs w:val="24"/>
-                <w:lang w:eastAsia="ru-RU"/>
+              <w:pStyle w:val="a3"/>
+              <w:rPr>
+                <w:rFonts w:ascii="Segoe UI" w:hAnsi="Segoe UI" w:cs="Segoe UI"/>
+                <w:color w:val="1A1A1A"/>
+                <w:sz w:val="23"/>
+                <w:szCs w:val="23"/>
               </w:rPr>
             </w:pPr>
             <w:r>
               <w:rPr>
-                <w:rFonts w:eastAsia="Times New Roman" w:cstheme="minorHAnsi"/>
-                <w:color w:val="1A1A1A"/>
-                <w:sz w:val="24"/>
-                <w:szCs w:val="24"/>
-                <w:lang w:eastAsia="ru-RU"/>
+                <w:rFonts w:ascii="Segoe UI" w:hAnsi="Segoe UI" w:cs="Segoe UI"/>
+                <w:color w:val="1A1A1A"/>
+                <w:sz w:val="23"/>
+                <w:szCs w:val="23"/>
+              </w:rPr>
+              <w:t xml:space="preserve">Профиль инжиниринговой компании (1:1 к </w:t>
+            </w:r>
+            <w:proofErr w:type="spellStart"/>
+            <w:r>
+              <w:rPr>
+                <w:rFonts w:ascii="Segoe UI" w:hAnsi="Segoe UI" w:cs="Segoe UI"/>
+                <w:color w:val="1A1A1A"/>
+                <w:sz w:val="23"/>
+                <w:szCs w:val="23"/>
+              </w:rPr>
+              <w:t>Entity</w:t>
+            </w:r>
+            <w:proofErr w:type="spellEnd"/>
+            <w:r>
+              <w:rPr>
+                <w:rFonts w:ascii="Segoe UI" w:hAnsi="Segoe UI" w:cs="Segoe UI"/>
+                <w:color w:val="1A1A1A"/>
+                <w:sz w:val="23"/>
+                <w:szCs w:val="23"/>
+              </w:rPr>
+              <w:t>). Регион, вхожий объект, компетенции.</w:t>
+            </w:r>
+          </w:p>
+        </w:tc>
+      </w:tr>
+      <w:tr>
+        <w:tc>
+          <w:tcPr>
+            <w:tcW w:w="1363" w:type="pct"/>
+            <w:tcBorders>
+              <w:top w:val="single" w:sz="6" w:space="0" w:color="D0D0D0"/>
+              <w:left w:val="single" w:sz="6" w:space="0" w:color="D0D0D0"/>
+              <w:bottom w:val="single" w:sz="6" w:space="0" w:color="D0D0D0"/>
+              <w:right w:val="single" w:sz="6" w:space="0" w:color="D0D0D0"/>
+            </w:tcBorders>
+            <w:shd w:val="clear" w:color="auto" w:fill="FFFFFF"/>
+            <w:tcMar>
+              <w:top w:w="90" w:type="dxa"/>
+              <w:left w:w="150" w:type="dxa"/>
+              <w:bottom w:w="90" w:type="dxa"/>
+              <w:right w:w="150" w:type="dxa"/>
+            </w:tcMar>
+            <w:vAlign w:val="center"/>
+            <w:hideMark/>
+          </w:tcPr>
+          <w:p>
+            <w:pPr>
+              <w:pStyle w:val="a3"/>
+              <w:rPr>
+                <w:rFonts w:ascii="Segoe UI" w:hAnsi="Segoe UI" w:cs="Segoe UI"/>
+                <w:color w:val="1A1A1A"/>
+                <w:sz w:val="23"/>
+                <w:szCs w:val="23"/>
+              </w:rPr>
+            </w:pPr>
+            <w:proofErr w:type="spellStart"/>
+            <w:r>
+              <w:rPr>
+                <w:rStyle w:val="a4"/>
+                <w:rFonts w:ascii="Segoe UI" w:hAnsi="Segoe UI" w:cs="Segoe UI"/>
+                <w:color w:val="1A1A1A"/>
+                <w:sz w:val="23"/>
+                <w:szCs w:val="23"/>
+              </w:rPr>
+              <w:t>FullCycleVendorProfile</w:t>
+            </w:r>
+            <w:proofErr w:type="spellEnd"/>
+          </w:p>
+        </w:tc>
+        <w:tc>
+          <w:tcPr>
+            <w:tcW w:w="3637" w:type="pct"/>
+            <w:tcBorders>
+              <w:top w:val="single" w:sz="6" w:space="0" w:color="D0D0D0"/>
+              <w:left w:val="single" w:sz="6" w:space="0" w:color="D0D0D0"/>
+              <w:bottom w:val="single" w:sz="6" w:space="0" w:color="D0D0D0"/>
+              <w:right w:val="single" w:sz="6" w:space="0" w:color="D0D0D0"/>
+            </w:tcBorders>
+            <w:shd w:val="clear" w:color="auto" w:fill="FFFFFF"/>
+            <w:tcMar>
+              <w:top w:w="90" w:type="dxa"/>
+              <w:left w:w="150" w:type="dxa"/>
+              <w:bottom w:w="90" w:type="dxa"/>
+              <w:right w:w="150" w:type="dxa"/>
+            </w:tcMar>
+            <w:vAlign w:val="center"/>
+            <w:hideMark/>
+          </w:tcPr>
+          <w:p>
+            <w:pPr>
+              <w:pStyle w:val="a3"/>
+              <w:rPr>
+                <w:rFonts w:ascii="Segoe UI" w:hAnsi="Segoe UI" w:cs="Segoe UI"/>
+                <w:color w:val="1A1A1A"/>
+                <w:sz w:val="23"/>
+                <w:szCs w:val="23"/>
+              </w:rPr>
+            </w:pPr>
+            <w:r>
+              <w:rPr>
+                <w:rFonts w:ascii="Segoe UI" w:hAnsi="Segoe UI" w:cs="Segoe UI"/>
+                <w:color w:val="1A1A1A"/>
+                <w:sz w:val="23"/>
+                <w:szCs w:val="23"/>
               </w:rPr>
               <w:t xml:space="preserve">Выделенный профиль вендора полного цикла (1:1 к </w:t>
             </w:r>
             <w:proofErr w:type="spellStart"/>
             <w:r>
               <w:rPr>
-                <w:rFonts w:eastAsia="Times New Roman" w:cstheme="minorHAnsi"/>
-                <w:color w:val="1A1A1A"/>
-                <w:sz w:val="24"/>
-                <w:szCs w:val="24"/>
-                <w:lang w:eastAsia="ru-RU"/>
+                <w:rFonts w:ascii="Segoe UI" w:hAnsi="Segoe UI" w:cs="Segoe UI"/>
+                <w:color w:val="1A1A1A"/>
+                <w:sz w:val="23"/>
+                <w:szCs w:val="23"/>
               </w:rPr>
               <w:t>Entity</w:t>
             </w:r>
             <w:proofErr w:type="spellEnd"/>
             <w:r>
               <w:rPr>
-                <w:rFonts w:eastAsia="Times New Roman" w:cstheme="minorHAnsi"/>
-                <w:color w:val="1A1A1A"/>
-                <w:sz w:val="24"/>
-                <w:szCs w:val="24"/>
-                <w:lang w:eastAsia="ru-RU"/>
+                <w:rFonts w:ascii="Segoe UI" w:hAnsi="Segoe UI" w:cs="Segoe UI"/>
+                <w:color w:val="1A1A1A"/>
+                <w:sz w:val="23"/>
+                <w:szCs w:val="23"/>
               </w:rPr>
               <w:t>).</w:t>
             </w:r>
@@ -5602,53 +4928,57 @@
     </w:tbl>
     <w:p>
       <w:pPr>
-        <w:rPr>
-          <w:rFonts w:eastAsia="Times New Roman" w:cstheme="minorHAnsi"/>
-          <w:b/>
-          <w:bCs/>
-          <w:color w:val="1A1A1A"/>
-          <w:sz w:val="28"/>
-          <w:szCs w:val="28"/>
-          <w:lang w:eastAsia="ru-RU"/>
-        </w:rPr>
-      </w:pPr>
-      <w:r>
-        <w:rPr>
-          <w:rFonts w:eastAsia="Times New Roman" w:cstheme="minorHAnsi"/>
-          <w:b/>
-          <w:bCs/>
-          <w:color w:val="1A1A1A"/>
-          <w:sz w:val="28"/>
-          <w:szCs w:val="28"/>
-          <w:lang w:eastAsia="ru-RU"/>
-        </w:rPr>
-        <w:br w:type="page"/>
-      </w:r>
+        <w:pStyle w:val="a3"/>
+        <w:shd w:val="clear" w:color="auto" w:fill="FFFFFF"/>
+        <w:rPr>
+          <w:rStyle w:val="a4"/>
+          <w:rFonts w:ascii="Segoe UI" w:hAnsi="Segoe UI" w:cs="Segoe UI"/>
+          <w:color w:val="1A1A1A"/>
+          <w:sz w:val="23"/>
+          <w:szCs w:val="23"/>
+        </w:rPr>
+      </w:pPr>
     </w:p>
     <w:p>
       <w:pPr>
+        <w:rPr>
+          <w:rStyle w:val="a4"/>
+          <w:rFonts w:ascii="Segoe UI" w:eastAsia="Times New Roman" w:hAnsi="Segoe UI" w:cs="Segoe UI"/>
+          <w:color w:val="1A1A1A"/>
+          <w:sz w:val="23"/>
+          <w:szCs w:val="23"/>
+          <w:lang w:eastAsia="ru-RU"/>
+        </w:rPr>
+      </w:pPr>
+      <w:r>
+        <w:rPr>
+          <w:rStyle w:val="a4"/>
+          <w:rFonts w:ascii="Segoe UI" w:hAnsi="Segoe UI" w:cs="Segoe UI"/>
+          <w:color w:val="1A1A1A"/>
+          <w:sz w:val="23"/>
+          <w:szCs w:val="23"/>
+        </w:rPr>
+        <w:br w:type="page"/>
+      </w:r>
+    </w:p>
+    <w:p>
+      <w:pPr>
+        <w:pStyle w:val="a3"/>
         <w:shd w:val="clear" w:color="auto" w:fill="FFFFFF"/>
-        <w:spacing w:before="100" w:beforeAutospacing="1" w:after="100" w:afterAutospacing="1" w:line="240" w:lineRule="auto"/>
-        <w:outlineLvl w:val="1"/>
-        <w:rPr>
-          <w:rFonts w:eastAsia="Times New Roman" w:cstheme="minorHAnsi"/>
-          <w:b/>
-          <w:bCs/>
-          <w:color w:val="1A1A1A"/>
-          <w:sz w:val="28"/>
-          <w:szCs w:val="28"/>
-          <w:lang w:eastAsia="ru-RU"/>
-        </w:rPr>
-      </w:pPr>
-      <w:r>
-        <w:rPr>
-          <w:rFonts w:eastAsia="Times New Roman" w:cstheme="minorHAnsi"/>
-          <w:b/>
-          <w:bCs/>
-          <w:color w:val="1A1A1A"/>
-          <w:sz w:val="28"/>
-          <w:szCs w:val="28"/>
-          <w:lang w:eastAsia="ru-RU"/>
+        <w:rPr>
+          <w:rFonts w:ascii="Segoe UI" w:hAnsi="Segoe UI" w:cs="Segoe UI"/>
+          <w:color w:val="1A1A1A"/>
+          <w:sz w:val="23"/>
+          <w:szCs w:val="23"/>
+        </w:rPr>
+      </w:pPr>
+      <w:r>
+        <w:rPr>
+          <w:rStyle w:val="a4"/>
+          <w:rFonts w:ascii="Segoe UI" w:hAnsi="Segoe UI" w:cs="Segoe UI"/>
+          <w:color w:val="1A1A1A"/>
+          <w:sz w:val="23"/>
+          <w:szCs w:val="23"/>
         </w:rPr>
         <w:lastRenderedPageBreak/>
         <w:t>4.3. Связи (таблицы отношений)</w:t>
@@ -5667,8 +4997,8 @@
         <w:tblLook w:val="04A0" w:firstRow="1" w:lastRow="0" w:firstColumn="1" w:lastColumn="0" w:noHBand="0" w:noVBand="1"/>
       </w:tblPr>
       <w:tblGrid>
-        <w:gridCol w:w="5481"/>
-        <w:gridCol w:w="3858"/>
+        <w:gridCol w:w="5867"/>
+        <w:gridCol w:w="3472"/>
       </w:tblGrid>
       <w:tr>
         <w:tc>
@@ -5692,24 +5022,21 @@
           </w:tcPr>
           <w:p>
             <w:pPr>
-              <w:spacing w:before="100" w:beforeAutospacing="1" w:after="100" w:afterAutospacing="1" w:line="240" w:lineRule="auto"/>
-              <w:rPr>
-                <w:rFonts w:eastAsia="Times New Roman" w:cstheme="minorHAnsi"/>
-                <w:color w:val="1A1A1A"/>
-                <w:sz w:val="24"/>
-                <w:szCs w:val="24"/>
-                <w:lang w:eastAsia="ru-RU"/>
+              <w:pStyle w:val="a3"/>
+              <w:rPr>
+                <w:rFonts w:ascii="Segoe UI" w:hAnsi="Segoe UI" w:cs="Segoe UI"/>
+                <w:color w:val="1A1A1A"/>
+                <w:sz w:val="23"/>
+                <w:szCs w:val="23"/>
               </w:rPr>
             </w:pPr>
             <w:r>
               <w:rPr>
-                <w:rFonts w:eastAsia="Times New Roman" w:cstheme="minorHAnsi"/>
-                <w:b/>
-                <w:bCs/>
-                <w:color w:val="1A1A1A"/>
-                <w:sz w:val="24"/>
-                <w:szCs w:val="24"/>
-                <w:lang w:eastAsia="ru-RU"/>
+                <w:rStyle w:val="a4"/>
+                <w:rFonts w:ascii="Segoe UI" w:hAnsi="Segoe UI" w:cs="Segoe UI"/>
+                <w:color w:val="1A1A1A"/>
+                <w:sz w:val="23"/>
+                <w:szCs w:val="23"/>
               </w:rPr>
               <w:t>Таблица</w:t>
             </w:r>
@@ -5736,24 +5063,21 @@
           </w:tcPr>
           <w:p>
             <w:pPr>
-              <w:spacing w:before="100" w:beforeAutospacing="1" w:after="100" w:afterAutospacing="1" w:line="240" w:lineRule="auto"/>
-              <w:rPr>
-                <w:rFonts w:eastAsia="Times New Roman" w:cstheme="minorHAnsi"/>
-                <w:color w:val="1A1A1A"/>
-                <w:sz w:val="24"/>
-                <w:szCs w:val="24"/>
-                <w:lang w:eastAsia="ru-RU"/>
+              <w:pStyle w:val="a3"/>
+              <w:rPr>
+                <w:rFonts w:ascii="Segoe UI" w:hAnsi="Segoe UI" w:cs="Segoe UI"/>
+                <w:color w:val="1A1A1A"/>
+                <w:sz w:val="23"/>
+                <w:szCs w:val="23"/>
               </w:rPr>
             </w:pPr>
             <w:r>
               <w:rPr>
-                <w:rFonts w:eastAsia="Times New Roman" w:cstheme="minorHAnsi"/>
-                <w:b/>
-                <w:bCs/>
-                <w:color w:val="1A1A1A"/>
-                <w:sz w:val="24"/>
-                <w:szCs w:val="24"/>
-                <w:lang w:eastAsia="ru-RU"/>
+                <w:rStyle w:val="a4"/>
+                <w:rFonts w:ascii="Segoe UI" w:hAnsi="Segoe UI" w:cs="Segoe UI"/>
+                <w:color w:val="1A1A1A"/>
+                <w:sz w:val="23"/>
+                <w:szCs w:val="23"/>
               </w:rPr>
               <w:t>Назначение</w:t>
             </w:r>
@@ -5782,25 +5106,22 @@
           </w:tcPr>
           <w:p>
             <w:pPr>
-              <w:spacing w:before="100" w:beforeAutospacing="1" w:after="100" w:afterAutospacing="1" w:line="240" w:lineRule="auto"/>
-              <w:rPr>
-                <w:rFonts w:eastAsia="Times New Roman" w:cstheme="minorHAnsi"/>
-                <w:color w:val="1A1A1A"/>
-                <w:sz w:val="24"/>
-                <w:szCs w:val="24"/>
-                <w:lang w:eastAsia="ru-RU"/>
+              <w:pStyle w:val="a3"/>
+              <w:rPr>
+                <w:rFonts w:ascii="Segoe UI" w:hAnsi="Segoe UI" w:cs="Segoe UI"/>
+                <w:color w:val="1A1A1A"/>
+                <w:sz w:val="23"/>
+                <w:szCs w:val="23"/>
               </w:rPr>
             </w:pPr>
             <w:proofErr w:type="spellStart"/>
             <w:r>
               <w:rPr>
-                <w:rFonts w:eastAsia="Times New Roman" w:cstheme="minorHAnsi"/>
-                <w:b/>
-                <w:bCs/>
-                <w:color w:val="1A1A1A"/>
-                <w:sz w:val="24"/>
-                <w:szCs w:val="24"/>
-                <w:lang w:eastAsia="ru-RU"/>
+                <w:rStyle w:val="a4"/>
+                <w:rFonts w:ascii="Segoe UI" w:hAnsi="Segoe UI" w:cs="Segoe UI"/>
+                <w:color w:val="1A1A1A"/>
+                <w:sz w:val="23"/>
+                <w:szCs w:val="23"/>
               </w:rPr>
               <w:t>ObjectSystem</w:t>
             </w:r>
@@ -5828,24 +5149,22 @@
           </w:tcPr>
           <w:p>
             <w:pPr>
-              <w:spacing w:before="100" w:beforeAutospacing="1" w:after="100" w:afterAutospacing="1" w:line="240" w:lineRule="auto"/>
-              <w:rPr>
-                <w:rFonts w:eastAsia="Times New Roman" w:cstheme="minorHAnsi"/>
-                <w:color w:val="1A1A1A"/>
-                <w:sz w:val="24"/>
-                <w:szCs w:val="24"/>
-                <w:lang w:eastAsia="ru-RU"/>
+              <w:pStyle w:val="a3"/>
+              <w:rPr>
+                <w:rFonts w:ascii="Segoe UI" w:hAnsi="Segoe UI" w:cs="Segoe UI"/>
+                <w:color w:val="1A1A1A"/>
+                <w:sz w:val="23"/>
+                <w:szCs w:val="23"/>
               </w:rPr>
             </w:pPr>
             <w:r>
               <w:rPr>
-                <w:rFonts w:eastAsia="Times New Roman" w:cstheme="minorHAnsi"/>
-                <w:color w:val="1A1A1A"/>
-                <w:sz w:val="24"/>
-                <w:szCs w:val="24"/>
-                <w:lang w:eastAsia="ru-RU"/>
-              </w:rPr>
-              <w:t>Связь «система на объекте»: какая система установлена на каком объекте, статус, дата, внедряющая компания.</w:t>
+                <w:rFonts w:ascii="Segoe UI" w:hAnsi="Segoe UI" w:cs="Segoe UI"/>
+                <w:color w:val="1A1A1A"/>
+                <w:sz w:val="23"/>
+                <w:szCs w:val="23"/>
+              </w:rPr>
+              <w:t>Связь «система на объекте»: какая система установлена на каком объекте, статус, дата, внедряющая компания и поставщик.</w:t>
             </w:r>
           </w:p>
         </w:tc>
@@ -5872,25 +5191,22 @@
           </w:tcPr>
           <w:p>
             <w:pPr>
-              <w:spacing w:before="100" w:beforeAutospacing="1" w:after="100" w:afterAutospacing="1" w:line="240" w:lineRule="auto"/>
-              <w:rPr>
-                <w:rFonts w:eastAsia="Times New Roman" w:cstheme="minorHAnsi"/>
-                <w:color w:val="1A1A1A"/>
-                <w:sz w:val="24"/>
-                <w:szCs w:val="24"/>
-                <w:lang w:eastAsia="ru-RU"/>
+              <w:pStyle w:val="a3"/>
+              <w:rPr>
+                <w:rFonts w:ascii="Segoe UI" w:hAnsi="Segoe UI" w:cs="Segoe UI"/>
+                <w:color w:val="1A1A1A"/>
+                <w:sz w:val="23"/>
+                <w:szCs w:val="23"/>
               </w:rPr>
             </w:pPr>
             <w:proofErr w:type="spellStart"/>
             <w:r>
               <w:rPr>
-                <w:rFonts w:eastAsia="Times New Roman" w:cstheme="minorHAnsi"/>
-                <w:b/>
-                <w:bCs/>
-                <w:color w:val="1A1A1A"/>
-                <w:sz w:val="24"/>
-                <w:szCs w:val="24"/>
-                <w:lang w:eastAsia="ru-RU"/>
+                <w:rStyle w:val="a4"/>
+                <w:rFonts w:ascii="Segoe UI" w:hAnsi="Segoe UI" w:cs="Segoe UI"/>
+                <w:color w:val="1A1A1A"/>
+                <w:sz w:val="23"/>
+                <w:szCs w:val="23"/>
               </w:rPr>
               <w:t>AutomationSystem_subsystem_classes</w:t>
             </w:r>
@@ -5918,22 +5234,20 @@
           </w:tcPr>
           <w:p>
             <w:pPr>
-              <w:spacing w:before="100" w:beforeAutospacing="1" w:after="100" w:afterAutospacing="1" w:line="240" w:lineRule="auto"/>
-              <w:rPr>
-                <w:rFonts w:eastAsia="Times New Roman" w:cstheme="minorHAnsi"/>
-                <w:color w:val="1A1A1A"/>
-                <w:sz w:val="24"/>
-                <w:szCs w:val="24"/>
-                <w:lang w:eastAsia="ru-RU"/>
+              <w:pStyle w:val="a3"/>
+              <w:rPr>
+                <w:rFonts w:ascii="Segoe UI" w:hAnsi="Segoe UI" w:cs="Segoe UI"/>
+                <w:color w:val="1A1A1A"/>
+                <w:sz w:val="23"/>
+                <w:szCs w:val="23"/>
               </w:rPr>
             </w:pPr>
             <w:r>
               <w:rPr>
-                <w:rFonts w:eastAsia="Times New Roman" w:cstheme="minorHAnsi"/>
-                <w:color w:val="1A1A1A"/>
-                <w:sz w:val="24"/>
-                <w:szCs w:val="24"/>
-                <w:lang w:eastAsia="ru-RU"/>
+                <w:rFonts w:ascii="Segoe UI" w:hAnsi="Segoe UI" w:cs="Segoe UI"/>
+                <w:color w:val="1A1A1A"/>
+                <w:sz w:val="23"/>
+                <w:szCs w:val="23"/>
               </w:rPr>
               <w:t>M2M: классы-подсистемы конкретной системы (для составных классов).</w:t>
             </w:r>
@@ -5962,25 +5276,22 @@
           </w:tcPr>
           <w:p>
             <w:pPr>
-              <w:spacing w:before="100" w:beforeAutospacing="1" w:after="100" w:afterAutospacing="1" w:line="240" w:lineRule="auto"/>
-              <w:rPr>
-                <w:rFonts w:eastAsia="Times New Roman" w:cstheme="minorHAnsi"/>
-                <w:color w:val="1A1A1A"/>
-                <w:sz w:val="24"/>
-                <w:szCs w:val="24"/>
-                <w:lang w:eastAsia="ru-RU"/>
+              <w:pStyle w:val="a3"/>
+              <w:rPr>
+                <w:rFonts w:ascii="Segoe UI" w:hAnsi="Segoe UI" w:cs="Segoe UI"/>
+                <w:color w:val="1A1A1A"/>
+                <w:sz w:val="23"/>
+                <w:szCs w:val="23"/>
               </w:rPr>
             </w:pPr>
             <w:proofErr w:type="spellStart"/>
             <w:r>
               <w:rPr>
-                <w:rFonts w:eastAsia="Times New Roman" w:cstheme="minorHAnsi"/>
-                <w:b/>
-                <w:bCs/>
-                <w:color w:val="1A1A1A"/>
-                <w:sz w:val="24"/>
-                <w:szCs w:val="24"/>
-                <w:lang w:eastAsia="ru-RU"/>
+                <w:rStyle w:val="a4"/>
+                <w:rFonts w:ascii="Segoe UI" w:hAnsi="Segoe UI" w:cs="Segoe UI"/>
+                <w:color w:val="1A1A1A"/>
+                <w:sz w:val="23"/>
+                <w:szCs w:val="23"/>
               </w:rPr>
               <w:t>VendorProduct_subsystem_classes</w:t>
             </w:r>
@@ -6008,22 +5319,20 @@
           </w:tcPr>
           <w:p>
             <w:pPr>
-              <w:spacing w:before="100" w:beforeAutospacing="1" w:after="100" w:afterAutospacing="1" w:line="240" w:lineRule="auto"/>
-              <w:rPr>
-                <w:rFonts w:eastAsia="Times New Roman" w:cstheme="minorHAnsi"/>
-                <w:color w:val="1A1A1A"/>
-                <w:sz w:val="24"/>
-                <w:szCs w:val="24"/>
-                <w:lang w:eastAsia="ru-RU"/>
+              <w:pStyle w:val="a3"/>
+              <w:rPr>
+                <w:rFonts w:ascii="Segoe UI" w:hAnsi="Segoe UI" w:cs="Segoe UI"/>
+                <w:color w:val="1A1A1A"/>
+                <w:sz w:val="23"/>
+                <w:szCs w:val="23"/>
               </w:rPr>
             </w:pPr>
             <w:r>
               <w:rPr>
-                <w:rFonts w:eastAsia="Times New Roman" w:cstheme="minorHAnsi"/>
-                <w:color w:val="1A1A1A"/>
-                <w:sz w:val="24"/>
-                <w:szCs w:val="24"/>
-                <w:lang w:eastAsia="ru-RU"/>
+                <w:rFonts w:ascii="Segoe UI" w:hAnsi="Segoe UI" w:cs="Segoe UI"/>
+                <w:color w:val="1A1A1A"/>
+                <w:sz w:val="23"/>
+                <w:szCs w:val="23"/>
               </w:rPr>
               <w:t>M2M: классы-подсистемы конкретного продукта (для составных классов).</w:t>
             </w:r>
@@ -6052,25 +5361,22 @@
           </w:tcPr>
           <w:p>
             <w:pPr>
-              <w:spacing w:before="100" w:beforeAutospacing="1" w:after="100" w:afterAutospacing="1" w:line="240" w:lineRule="auto"/>
-              <w:rPr>
-                <w:rFonts w:eastAsia="Times New Roman" w:cstheme="minorHAnsi"/>
-                <w:color w:val="1A1A1A"/>
-                <w:sz w:val="24"/>
-                <w:szCs w:val="24"/>
-                <w:lang w:eastAsia="ru-RU"/>
+              <w:pStyle w:val="a3"/>
+              <w:rPr>
+                <w:rFonts w:ascii="Segoe UI" w:hAnsi="Segoe UI" w:cs="Segoe UI"/>
+                <w:color w:val="1A1A1A"/>
+                <w:sz w:val="23"/>
+                <w:szCs w:val="23"/>
               </w:rPr>
             </w:pPr>
             <w:proofErr w:type="spellStart"/>
             <w:r>
               <w:rPr>
-                <w:rFonts w:eastAsia="Times New Roman" w:cstheme="minorHAnsi"/>
-                <w:b/>
-                <w:bCs/>
-                <w:color w:val="1A1A1A"/>
-                <w:sz w:val="24"/>
-                <w:szCs w:val="24"/>
-                <w:lang w:eastAsia="ru-RU"/>
+                <w:rStyle w:val="a4"/>
+                <w:rFonts w:ascii="Segoe UI" w:hAnsi="Segoe UI" w:cs="Segoe UI"/>
+                <w:color w:val="1A1A1A"/>
+                <w:sz w:val="23"/>
+                <w:szCs w:val="23"/>
               </w:rPr>
               <w:t>SupplierProfile_products</w:t>
             </w:r>
@@ -6098,22 +5404,20 @@
           </w:tcPr>
           <w:p>
             <w:pPr>
-              <w:spacing w:before="100" w:beforeAutospacing="1" w:after="100" w:afterAutospacing="1" w:line="240" w:lineRule="auto"/>
-              <w:rPr>
-                <w:rFonts w:eastAsia="Times New Roman" w:cstheme="minorHAnsi"/>
-                <w:color w:val="1A1A1A"/>
-                <w:sz w:val="24"/>
-                <w:szCs w:val="24"/>
-                <w:lang w:eastAsia="ru-RU"/>
+              <w:pStyle w:val="a3"/>
+              <w:rPr>
+                <w:rFonts w:ascii="Segoe UI" w:hAnsi="Segoe UI" w:cs="Segoe UI"/>
+                <w:color w:val="1A1A1A"/>
+                <w:sz w:val="23"/>
+                <w:szCs w:val="23"/>
               </w:rPr>
             </w:pPr>
             <w:r>
               <w:rPr>
-                <w:rFonts w:eastAsia="Times New Roman" w:cstheme="minorHAnsi"/>
-                <w:color w:val="1A1A1A"/>
-                <w:sz w:val="24"/>
-                <w:szCs w:val="24"/>
-                <w:lang w:eastAsia="ru-RU"/>
+                <w:rFonts w:ascii="Segoe UI" w:hAnsi="Segoe UI" w:cs="Segoe UI"/>
+                <w:color w:val="1A1A1A"/>
+                <w:sz w:val="23"/>
+                <w:szCs w:val="23"/>
               </w:rPr>
               <w:t>M2M: поставляемые продукты поставщика.</w:t>
             </w:r>
@@ -6142,25 +5446,22 @@
           </w:tcPr>
           <w:p>
             <w:pPr>
-              <w:spacing w:before="100" w:beforeAutospacing="1" w:after="100" w:afterAutospacing="1" w:line="240" w:lineRule="auto"/>
-              <w:rPr>
-                <w:rFonts w:eastAsia="Times New Roman" w:cstheme="minorHAnsi"/>
-                <w:color w:val="1A1A1A"/>
-                <w:sz w:val="24"/>
-                <w:szCs w:val="24"/>
-                <w:lang w:eastAsia="ru-RU"/>
+              <w:pStyle w:val="a3"/>
+              <w:rPr>
+                <w:rFonts w:ascii="Segoe UI" w:hAnsi="Segoe UI" w:cs="Segoe UI"/>
+                <w:color w:val="1A1A1A"/>
+                <w:sz w:val="23"/>
+                <w:szCs w:val="23"/>
               </w:rPr>
             </w:pPr>
             <w:proofErr w:type="spellStart"/>
             <w:r>
               <w:rPr>
-                <w:rFonts w:eastAsia="Times New Roman" w:cstheme="minorHAnsi"/>
-                <w:b/>
-                <w:bCs/>
-                <w:color w:val="1A1A1A"/>
-                <w:sz w:val="24"/>
-                <w:szCs w:val="24"/>
-                <w:lang w:eastAsia="ru-RU"/>
+                <w:rStyle w:val="a4"/>
+                <w:rFonts w:ascii="Segoe UI" w:hAnsi="Segoe UI" w:cs="Segoe UI"/>
+                <w:color w:val="1A1A1A"/>
+                <w:sz w:val="23"/>
+                <w:szCs w:val="23"/>
               </w:rPr>
               <w:t>SystemIntegratorProfile_vendor_partners</w:t>
             </w:r>
@@ -6188,22 +5489,20 @@
           </w:tcPr>
           <w:p>
             <w:pPr>
-              <w:spacing w:before="100" w:beforeAutospacing="1" w:after="100" w:afterAutospacing="1" w:line="240" w:lineRule="auto"/>
-              <w:rPr>
-                <w:rFonts w:eastAsia="Times New Roman" w:cstheme="minorHAnsi"/>
-                <w:color w:val="1A1A1A"/>
-                <w:sz w:val="24"/>
-                <w:szCs w:val="24"/>
-                <w:lang w:eastAsia="ru-RU"/>
+              <w:pStyle w:val="a3"/>
+              <w:rPr>
+                <w:rFonts w:ascii="Segoe UI" w:hAnsi="Segoe UI" w:cs="Segoe UI"/>
+                <w:color w:val="1A1A1A"/>
+                <w:sz w:val="23"/>
+                <w:szCs w:val="23"/>
               </w:rPr>
             </w:pPr>
             <w:r>
               <w:rPr>
-                <w:rFonts w:eastAsia="Times New Roman" w:cstheme="minorHAnsi"/>
-                <w:color w:val="1A1A1A"/>
-                <w:sz w:val="24"/>
-                <w:szCs w:val="24"/>
-                <w:lang w:eastAsia="ru-RU"/>
+                <w:rFonts w:ascii="Segoe UI" w:hAnsi="Segoe UI" w:cs="Segoe UI"/>
+                <w:color w:val="1A1A1A"/>
+                <w:sz w:val="23"/>
+                <w:szCs w:val="23"/>
               </w:rPr>
               <w:t>M2M: вендоры-партнёры системного интегратора.</w:t>
             </w:r>
@@ -6232,25 +5531,22 @@
           </w:tcPr>
           <w:p>
             <w:pPr>
-              <w:spacing w:before="100" w:beforeAutospacing="1" w:after="100" w:afterAutospacing="1" w:line="240" w:lineRule="auto"/>
-              <w:rPr>
-                <w:rFonts w:eastAsia="Times New Roman" w:cstheme="minorHAnsi"/>
-                <w:color w:val="1A1A1A"/>
-                <w:sz w:val="24"/>
-                <w:szCs w:val="24"/>
-                <w:lang w:eastAsia="ru-RU"/>
+              <w:pStyle w:val="a3"/>
+              <w:rPr>
+                <w:rFonts w:ascii="Segoe UI" w:hAnsi="Segoe UI" w:cs="Segoe UI"/>
+                <w:color w:val="1A1A1A"/>
+                <w:sz w:val="23"/>
+                <w:szCs w:val="23"/>
               </w:rPr>
             </w:pPr>
             <w:proofErr w:type="spellStart"/>
             <w:r>
               <w:rPr>
-                <w:rFonts w:eastAsia="Times New Roman" w:cstheme="minorHAnsi"/>
-                <w:b/>
-                <w:bCs/>
-                <w:color w:val="1A1A1A"/>
-                <w:sz w:val="24"/>
-                <w:szCs w:val="24"/>
-                <w:lang w:eastAsia="ru-RU"/>
+                <w:rStyle w:val="a4"/>
+                <w:rFonts w:ascii="Segoe UI" w:hAnsi="Segoe UI" w:cs="Segoe UI"/>
+                <w:color w:val="1A1A1A"/>
+                <w:sz w:val="23"/>
+                <w:szCs w:val="23"/>
               </w:rPr>
               <w:t>EngineeringCompanyProfile_product_competencies</w:t>
             </w:r>
@@ -6278,44 +5574,40 @@
           </w:tcPr>
           <w:p>
             <w:pPr>
-              <w:spacing w:before="100" w:beforeAutospacing="1" w:after="100" w:afterAutospacing="1" w:line="240" w:lineRule="auto"/>
-              <w:rPr>
-                <w:rFonts w:eastAsia="Times New Roman" w:cstheme="minorHAnsi"/>
-                <w:color w:val="1A1A1A"/>
-                <w:sz w:val="24"/>
-                <w:szCs w:val="24"/>
-                <w:lang w:eastAsia="ru-RU"/>
+              <w:pStyle w:val="a3"/>
+              <w:rPr>
+                <w:rFonts w:ascii="Segoe UI" w:hAnsi="Segoe UI" w:cs="Segoe UI"/>
+                <w:color w:val="1A1A1A"/>
+                <w:sz w:val="23"/>
+                <w:szCs w:val="23"/>
               </w:rPr>
             </w:pPr>
             <w:r>
               <w:rPr>
-                <w:rFonts w:eastAsia="Times New Roman" w:cstheme="minorHAnsi"/>
-                <w:color w:val="1A1A1A"/>
-                <w:sz w:val="24"/>
-                <w:szCs w:val="24"/>
-                <w:lang w:eastAsia="ru-RU"/>
+                <w:rFonts w:ascii="Segoe UI" w:hAnsi="Segoe UI" w:cs="Segoe UI"/>
+                <w:color w:val="1A1A1A"/>
+                <w:sz w:val="23"/>
+                <w:szCs w:val="23"/>
               </w:rPr>
               <w:t xml:space="preserve">M2M: компетенции </w:t>
             </w:r>
             <w:proofErr w:type="spellStart"/>
             <w:r>
               <w:rPr>
-                <w:rFonts w:eastAsia="Times New Roman" w:cstheme="minorHAnsi"/>
-                <w:color w:val="1A1A1A"/>
-                <w:sz w:val="24"/>
-                <w:szCs w:val="24"/>
-                <w:lang w:eastAsia="ru-RU"/>
+                <w:rFonts w:ascii="Segoe UI" w:hAnsi="Segoe UI" w:cs="Segoe UI"/>
+                <w:color w:val="1A1A1A"/>
+                <w:sz w:val="23"/>
+                <w:szCs w:val="23"/>
               </w:rPr>
               <w:t>инж</w:t>
             </w:r>
             <w:proofErr w:type="spellEnd"/>
             <w:r>
               <w:rPr>
-                <w:rFonts w:eastAsia="Times New Roman" w:cstheme="minorHAnsi"/>
-                <w:color w:val="1A1A1A"/>
-                <w:sz w:val="24"/>
-                <w:szCs w:val="24"/>
-                <w:lang w:eastAsia="ru-RU"/>
+                <w:rFonts w:ascii="Segoe UI" w:hAnsi="Segoe UI" w:cs="Segoe UI"/>
+                <w:color w:val="1A1A1A"/>
+                <w:sz w:val="23"/>
+                <w:szCs w:val="23"/>
               </w:rPr>
               <w:t>. компании по продуктам.</w:t>
             </w:r>
@@ -6344,25 +5636,22 @@
           </w:tcPr>
           <w:p>
             <w:pPr>
-              <w:spacing w:before="100" w:beforeAutospacing="1" w:after="100" w:afterAutospacing="1" w:line="240" w:lineRule="auto"/>
-              <w:rPr>
-                <w:rFonts w:eastAsia="Times New Roman" w:cstheme="minorHAnsi"/>
-                <w:color w:val="1A1A1A"/>
-                <w:sz w:val="24"/>
-                <w:szCs w:val="24"/>
-                <w:lang w:eastAsia="ru-RU"/>
+              <w:pStyle w:val="a3"/>
+              <w:rPr>
+                <w:rFonts w:ascii="Segoe UI" w:hAnsi="Segoe UI" w:cs="Segoe UI"/>
+                <w:color w:val="1A1A1A"/>
+                <w:sz w:val="23"/>
+                <w:szCs w:val="23"/>
               </w:rPr>
             </w:pPr>
             <w:proofErr w:type="spellStart"/>
             <w:r>
               <w:rPr>
-                <w:rFonts w:eastAsia="Times New Roman" w:cstheme="minorHAnsi"/>
-                <w:b/>
-                <w:bCs/>
-                <w:color w:val="1A1A1A"/>
-                <w:sz w:val="24"/>
-                <w:szCs w:val="24"/>
-                <w:lang w:eastAsia="ru-RU"/>
+                <w:rStyle w:val="a4"/>
+                <w:rFonts w:ascii="Segoe UI" w:hAnsi="Segoe UI" w:cs="Segoe UI"/>
+                <w:color w:val="1A1A1A"/>
+                <w:sz w:val="23"/>
+                <w:szCs w:val="23"/>
               </w:rPr>
               <w:t>FunctionCompetency</w:t>
             </w:r>
@@ -6390,44 +5679,40 @@
           </w:tcPr>
           <w:p>
             <w:pPr>
-              <w:spacing w:before="100" w:beforeAutospacing="1" w:after="100" w:afterAutospacing="1" w:line="240" w:lineRule="auto"/>
-              <w:rPr>
-                <w:rFonts w:eastAsia="Times New Roman" w:cstheme="minorHAnsi"/>
-                <w:color w:val="1A1A1A"/>
-                <w:sz w:val="24"/>
-                <w:szCs w:val="24"/>
-                <w:lang w:eastAsia="ru-RU"/>
+              <w:pStyle w:val="a3"/>
+              <w:rPr>
+                <w:rFonts w:ascii="Segoe UI" w:hAnsi="Segoe UI" w:cs="Segoe UI"/>
+                <w:color w:val="1A1A1A"/>
+                <w:sz w:val="23"/>
+                <w:szCs w:val="23"/>
               </w:rPr>
             </w:pPr>
             <w:r>
               <w:rPr>
-                <w:rFonts w:eastAsia="Times New Roman" w:cstheme="minorHAnsi"/>
-                <w:color w:val="1A1A1A"/>
-                <w:sz w:val="24"/>
-                <w:szCs w:val="24"/>
-                <w:lang w:eastAsia="ru-RU"/>
+                <w:rFonts w:ascii="Segoe UI" w:hAnsi="Segoe UI" w:cs="Segoe UI"/>
+                <w:color w:val="1A1A1A"/>
+                <w:sz w:val="23"/>
+                <w:szCs w:val="23"/>
               </w:rPr>
               <w:t xml:space="preserve">Компетенция </w:t>
             </w:r>
             <w:proofErr w:type="spellStart"/>
             <w:r>
               <w:rPr>
-                <w:rFonts w:eastAsia="Times New Roman" w:cstheme="minorHAnsi"/>
-                <w:color w:val="1A1A1A"/>
-                <w:sz w:val="24"/>
-                <w:szCs w:val="24"/>
-                <w:lang w:eastAsia="ru-RU"/>
+                <w:rFonts w:ascii="Segoe UI" w:hAnsi="Segoe UI" w:cs="Segoe UI"/>
+                <w:color w:val="1A1A1A"/>
+                <w:sz w:val="23"/>
+                <w:szCs w:val="23"/>
               </w:rPr>
               <w:t>инж</w:t>
             </w:r>
             <w:proofErr w:type="spellEnd"/>
             <w:r>
               <w:rPr>
-                <w:rFonts w:eastAsia="Times New Roman" w:cstheme="minorHAnsi"/>
-                <w:color w:val="1A1A1A"/>
-                <w:sz w:val="24"/>
-                <w:szCs w:val="24"/>
-                <w:lang w:eastAsia="ru-RU"/>
+                <w:rFonts w:ascii="Segoe UI" w:hAnsi="Segoe UI" w:cs="Segoe UI"/>
+                <w:color w:val="1A1A1A"/>
+                <w:sz w:val="23"/>
+                <w:szCs w:val="23"/>
               </w:rPr>
               <w:t>. компании по функции: пара «класс систем + индустрия».</w:t>
             </w:r>
@@ -6456,25 +5741,22 @@
           </w:tcPr>
           <w:p>
             <w:pPr>
-              <w:spacing w:before="100" w:beforeAutospacing="1" w:after="100" w:afterAutospacing="1" w:line="240" w:lineRule="auto"/>
-              <w:rPr>
-                <w:rFonts w:eastAsia="Times New Roman" w:cstheme="minorHAnsi"/>
-                <w:color w:val="1A1A1A"/>
-                <w:sz w:val="24"/>
-                <w:szCs w:val="24"/>
-                <w:lang w:eastAsia="ru-RU"/>
+              <w:pStyle w:val="a3"/>
+              <w:rPr>
+                <w:rFonts w:ascii="Segoe UI" w:hAnsi="Segoe UI" w:cs="Segoe UI"/>
+                <w:color w:val="1A1A1A"/>
+                <w:sz w:val="23"/>
+                <w:szCs w:val="23"/>
               </w:rPr>
             </w:pPr>
             <w:proofErr w:type="spellStart"/>
             <w:r>
               <w:rPr>
-                <w:rFonts w:eastAsia="Times New Roman" w:cstheme="minorHAnsi"/>
-                <w:b/>
-                <w:bCs/>
-                <w:color w:val="1A1A1A"/>
-                <w:sz w:val="24"/>
-                <w:szCs w:val="24"/>
-                <w:lang w:eastAsia="ru-RU"/>
+                <w:rStyle w:val="a4"/>
+                <w:rFonts w:ascii="Segoe UI" w:hAnsi="Segoe UI" w:cs="Segoe UI"/>
+                <w:color w:val="1A1A1A"/>
+                <w:sz w:val="23"/>
+                <w:szCs w:val="23"/>
               </w:rPr>
               <w:t>FullCycleFunctionCompetency</w:t>
             </w:r>
@@ -6502,22 +5784,20 @@
           </w:tcPr>
           <w:p>
             <w:pPr>
-              <w:spacing w:before="100" w:beforeAutospacing="1" w:after="100" w:afterAutospacing="1" w:line="240" w:lineRule="auto"/>
-              <w:rPr>
-                <w:rFonts w:eastAsia="Times New Roman" w:cstheme="minorHAnsi"/>
-                <w:color w:val="1A1A1A"/>
-                <w:sz w:val="24"/>
-                <w:szCs w:val="24"/>
-                <w:lang w:eastAsia="ru-RU"/>
+              <w:pStyle w:val="a3"/>
+              <w:rPr>
+                <w:rFonts w:ascii="Segoe UI" w:hAnsi="Segoe UI" w:cs="Segoe UI"/>
+                <w:color w:val="1A1A1A"/>
+                <w:sz w:val="23"/>
+                <w:szCs w:val="23"/>
               </w:rPr>
             </w:pPr>
             <w:r>
               <w:rPr>
-                <w:rFonts w:eastAsia="Times New Roman" w:cstheme="minorHAnsi"/>
-                <w:color w:val="1A1A1A"/>
-                <w:sz w:val="24"/>
-                <w:szCs w:val="24"/>
-                <w:lang w:eastAsia="ru-RU"/>
+                <w:rFonts w:ascii="Segoe UI" w:hAnsi="Segoe UI" w:cs="Segoe UI"/>
+                <w:color w:val="1A1A1A"/>
+                <w:sz w:val="23"/>
+                <w:szCs w:val="23"/>
               </w:rPr>
               <w:t>Компетенция вендора полного цикла по функции: пара «класс систем + индустрия».</w:t>
             </w:r>
@@ -6546,25 +5826,22 @@
           </w:tcPr>
           <w:p>
             <w:pPr>
-              <w:spacing w:before="100" w:beforeAutospacing="1" w:after="100" w:afterAutospacing="1" w:line="240" w:lineRule="auto"/>
-              <w:rPr>
-                <w:rFonts w:eastAsia="Times New Roman" w:cstheme="minorHAnsi"/>
-                <w:color w:val="1A1A1A"/>
-                <w:sz w:val="24"/>
-                <w:szCs w:val="24"/>
-                <w:lang w:eastAsia="ru-RU"/>
+              <w:pStyle w:val="a3"/>
+              <w:rPr>
+                <w:rFonts w:ascii="Segoe UI" w:hAnsi="Segoe UI" w:cs="Segoe UI"/>
+                <w:color w:val="1A1A1A"/>
+                <w:sz w:val="23"/>
+                <w:szCs w:val="23"/>
               </w:rPr>
             </w:pPr>
             <w:proofErr w:type="spellStart"/>
             <w:r>
               <w:rPr>
-                <w:rFonts w:eastAsia="Times New Roman" w:cstheme="minorHAnsi"/>
-                <w:b/>
-                <w:bCs/>
-                <w:color w:val="1A1A1A"/>
-                <w:sz w:val="24"/>
-                <w:szCs w:val="24"/>
-                <w:lang w:eastAsia="ru-RU"/>
+                <w:rStyle w:val="a4"/>
+                <w:rFonts w:ascii="Segoe UI" w:hAnsi="Segoe UI" w:cs="Segoe UI"/>
+                <w:color w:val="1A1A1A"/>
+                <w:sz w:val="23"/>
+                <w:szCs w:val="23"/>
               </w:rPr>
               <w:t>FullCycleVendorProfile_products</w:t>
             </w:r>
@@ -6592,22 +5869,20 @@
           </w:tcPr>
           <w:p>
             <w:pPr>
-              <w:spacing w:before="100" w:beforeAutospacing="1" w:after="100" w:afterAutospacing="1" w:line="240" w:lineRule="auto"/>
-              <w:rPr>
-                <w:rFonts w:eastAsia="Times New Roman" w:cstheme="minorHAnsi"/>
-                <w:color w:val="1A1A1A"/>
-                <w:sz w:val="24"/>
-                <w:szCs w:val="24"/>
-                <w:lang w:eastAsia="ru-RU"/>
+              <w:pStyle w:val="a3"/>
+              <w:rPr>
+                <w:rFonts w:ascii="Segoe UI" w:hAnsi="Segoe UI" w:cs="Segoe UI"/>
+                <w:color w:val="1A1A1A"/>
+                <w:sz w:val="23"/>
+                <w:szCs w:val="23"/>
               </w:rPr>
             </w:pPr>
             <w:r>
               <w:rPr>
-                <w:rFonts w:eastAsia="Times New Roman" w:cstheme="minorHAnsi"/>
-                <w:color w:val="1A1A1A"/>
-                <w:sz w:val="24"/>
-                <w:szCs w:val="24"/>
-                <w:lang w:eastAsia="ru-RU"/>
+                <w:rFonts w:ascii="Segoe UI" w:hAnsi="Segoe UI" w:cs="Segoe UI"/>
+                <w:color w:val="1A1A1A"/>
+                <w:sz w:val="23"/>
+                <w:szCs w:val="23"/>
               </w:rPr>
               <w:t>M2M: компетенции вендора полного цикла по продуктам.</w:t>
             </w:r>
@@ -6617,30 +5892,22 @@
     </w:tbl>
     <w:p>
       <w:pPr>
+        <w:pStyle w:val="a3"/>
         <w:shd w:val="clear" w:color="auto" w:fill="FFFFFF"/>
-        <w:spacing w:before="100" w:beforeAutospacing="1" w:after="100" w:afterAutospacing="1" w:line="240" w:lineRule="auto"/>
-        <w:outlineLvl w:val="0"/>
-        <w:rPr>
-          <w:rFonts w:eastAsia="Times New Roman" w:cstheme="minorHAnsi"/>
-          <w:b/>
-          <w:bCs/>
-          <w:color w:val="1A1A1A"/>
-          <w:kern w:val="36"/>
-          <w:sz w:val="32"/>
-          <w:szCs w:val="32"/>
-          <w:lang w:eastAsia="ru-RU"/>
-        </w:rPr>
-      </w:pPr>
-      <w:r>
-        <w:rPr>
-          <w:rFonts w:eastAsia="Times New Roman" w:cstheme="minorHAnsi"/>
-          <w:b/>
-          <w:bCs/>
-          <w:color w:val="1A1A1A"/>
-          <w:kern w:val="36"/>
-          <w:sz w:val="32"/>
-          <w:szCs w:val="32"/>
-          <w:lang w:eastAsia="ru-RU"/>
+        <w:rPr>
+          <w:rFonts w:ascii="Segoe UI" w:hAnsi="Segoe UI" w:cs="Segoe UI"/>
+          <w:color w:val="1A1A1A"/>
+          <w:sz w:val="23"/>
+          <w:szCs w:val="23"/>
+        </w:rPr>
+      </w:pPr>
+      <w:r>
+        <w:rPr>
+          <w:rStyle w:val="a4"/>
+          <w:rFonts w:ascii="Segoe UI" w:hAnsi="Segoe UI" w:cs="Segoe UI"/>
+          <w:color w:val="1A1A1A"/>
+          <w:sz w:val="23"/>
+          <w:szCs w:val="23"/>
         </w:rPr>
         <w:t>5. Примечания к модели</w:t>
       </w:r>
@@ -6649,69 +5916,63 @@
       <w:pPr>
         <w:numPr>
           <w:ilvl w:val="0"/>
-          <w:numId w:val="8"/>
+          <w:numId w:val="15"/>
         </w:numPr>
         <w:shd w:val="clear" w:color="auto" w:fill="FFFFFF"/>
         <w:spacing w:before="100" w:beforeAutospacing="1" w:after="100" w:afterAutospacing="1" w:line="240" w:lineRule="auto"/>
         <w:rPr>
-          <w:rFonts w:eastAsia="Times New Roman" w:cstheme="minorHAnsi"/>
-          <w:color w:val="1A1A1A"/>
-          <w:sz w:val="24"/>
-          <w:szCs w:val="24"/>
-          <w:lang w:eastAsia="ru-RU"/>
-        </w:rPr>
-      </w:pPr>
-      <w:r>
-        <w:rPr>
-          <w:rFonts w:eastAsia="Times New Roman" w:cstheme="minorHAnsi"/>
-          <w:color w:val="1A1A1A"/>
-          <w:sz w:val="24"/>
-          <w:szCs w:val="24"/>
-          <w:lang w:eastAsia="ru-RU"/>
+          <w:rFonts w:ascii="Segoe UI" w:hAnsi="Segoe UI" w:cs="Segoe UI"/>
+          <w:color w:val="1A1A1A"/>
+          <w:sz w:val="23"/>
+          <w:szCs w:val="23"/>
+        </w:rPr>
+      </w:pPr>
+      <w:r>
+        <w:rPr>
+          <w:rFonts w:ascii="Segoe UI" w:hAnsi="Segoe UI" w:cs="Segoe UI"/>
+          <w:color w:val="1A1A1A"/>
+          <w:sz w:val="23"/>
+          <w:szCs w:val="23"/>
         </w:rPr>
         <w:t>Отрасли (</w:t>
       </w:r>
       <w:proofErr w:type="spellStart"/>
       <w:r>
         <w:rPr>
-          <w:rFonts w:eastAsia="Times New Roman" w:cstheme="minorHAnsi"/>
-          <w:color w:val="1A1A1A"/>
-          <w:sz w:val="24"/>
-          <w:szCs w:val="24"/>
-          <w:lang w:eastAsia="ru-RU"/>
+          <w:rFonts w:ascii="Segoe UI" w:hAnsi="Segoe UI" w:cs="Segoe UI"/>
+          <w:color w:val="1A1A1A"/>
+          <w:sz w:val="23"/>
+          <w:szCs w:val="23"/>
         </w:rPr>
         <w:t>industries</w:t>
       </w:r>
       <w:proofErr w:type="spellEnd"/>
       <w:r>
         <w:rPr>
-          <w:rFonts w:eastAsia="Times New Roman" w:cstheme="minorHAnsi"/>
-          <w:color w:val="1A1A1A"/>
-          <w:sz w:val="24"/>
-          <w:szCs w:val="24"/>
-          <w:lang w:eastAsia="ru-RU"/>
+          <w:rFonts w:ascii="Segoe UI" w:hAnsi="Segoe UI" w:cs="Segoe UI"/>
+          <w:color w:val="1A1A1A"/>
+          <w:sz w:val="23"/>
+          <w:szCs w:val="23"/>
         </w:rPr>
         <w:t>) и регион (</w:t>
       </w:r>
       <w:proofErr w:type="spellStart"/>
       <w:r>
         <w:rPr>
-          <w:rFonts w:eastAsia="Times New Roman" w:cstheme="minorHAnsi"/>
-          <w:color w:val="1A1A1A"/>
-          <w:sz w:val="24"/>
-          <w:szCs w:val="24"/>
-          <w:lang w:eastAsia="ru-RU"/>
+          <w:rFonts w:ascii="Segoe UI" w:hAnsi="Segoe UI" w:cs="Segoe UI"/>
+          <w:color w:val="1A1A1A"/>
+          <w:sz w:val="23"/>
+          <w:szCs w:val="23"/>
         </w:rPr>
         <w:t>region</w:t>
       </w:r>
       <w:proofErr w:type="spellEnd"/>
       <w:r>
         <w:rPr>
-          <w:rFonts w:eastAsia="Times New Roman" w:cstheme="minorHAnsi"/>
-          <w:color w:val="1A1A1A"/>
-          <w:sz w:val="24"/>
-          <w:szCs w:val="24"/>
-          <w:lang w:eastAsia="ru-RU"/>
+          <w:rFonts w:ascii="Segoe UI" w:hAnsi="Segoe UI" w:cs="Segoe UI"/>
+          <w:color w:val="1A1A1A"/>
+          <w:sz w:val="23"/>
+          <w:szCs w:val="23"/>
         </w:rPr>
         <w:t>) хранятся как значения-подсказки из справочника категорий 1-го уровня / из адресов объектов, без жёсткой связи по внешнему ключу.</w:t>
       </w:r>
@@ -6720,69 +5981,63 @@
       <w:pPr>
         <w:numPr>
           <w:ilvl w:val="0"/>
-          <w:numId w:val="8"/>
+          <w:numId w:val="15"/>
         </w:numPr>
         <w:shd w:val="clear" w:color="auto" w:fill="FFFFFF"/>
         <w:spacing w:before="100" w:beforeAutospacing="1" w:after="100" w:afterAutospacing="1" w:line="240" w:lineRule="auto"/>
         <w:rPr>
-          <w:rFonts w:eastAsia="Times New Roman" w:cstheme="minorHAnsi"/>
-          <w:color w:val="1A1A1A"/>
-          <w:sz w:val="24"/>
-          <w:szCs w:val="24"/>
-          <w:lang w:eastAsia="ru-RU"/>
-        </w:rPr>
-      </w:pPr>
-      <w:r>
-        <w:rPr>
-          <w:rFonts w:eastAsia="Times New Roman" w:cstheme="minorHAnsi"/>
-          <w:color w:val="1A1A1A"/>
-          <w:sz w:val="24"/>
-          <w:szCs w:val="24"/>
-          <w:lang w:eastAsia="ru-RU"/>
+          <w:rFonts w:ascii="Segoe UI" w:hAnsi="Segoe UI" w:cs="Segoe UI"/>
+          <w:color w:val="1A1A1A"/>
+          <w:sz w:val="23"/>
+          <w:szCs w:val="23"/>
+        </w:rPr>
+      </w:pPr>
+      <w:r>
+        <w:rPr>
+          <w:rFonts w:ascii="Segoe UI" w:hAnsi="Segoe UI" w:cs="Segoe UI"/>
+          <w:color w:val="1A1A1A"/>
+          <w:sz w:val="23"/>
+          <w:szCs w:val="23"/>
         </w:rPr>
         <w:t>Автоматизированная система (</w:t>
       </w:r>
       <w:proofErr w:type="spellStart"/>
       <w:r>
         <w:rPr>
-          <w:rFonts w:eastAsia="Times New Roman" w:cstheme="minorHAnsi"/>
-          <w:color w:val="1A1A1A"/>
-          <w:sz w:val="24"/>
-          <w:szCs w:val="24"/>
-          <w:lang w:eastAsia="ru-RU"/>
+          <w:rFonts w:ascii="Segoe UI" w:hAnsi="Segoe UI" w:cs="Segoe UI"/>
+          <w:color w:val="1A1A1A"/>
+          <w:sz w:val="23"/>
+          <w:szCs w:val="23"/>
         </w:rPr>
         <w:t>AutomationSystem</w:t>
       </w:r>
       <w:proofErr w:type="spellEnd"/>
       <w:r>
         <w:rPr>
-          <w:rFonts w:eastAsia="Times New Roman" w:cstheme="minorHAnsi"/>
-          <w:color w:val="1A1A1A"/>
-          <w:sz w:val="24"/>
-          <w:szCs w:val="24"/>
-          <w:lang w:eastAsia="ru-RU"/>
+          <w:rFonts w:ascii="Segoe UI" w:hAnsi="Segoe UI" w:cs="Segoe UI"/>
+          <w:color w:val="1A1A1A"/>
+          <w:sz w:val="23"/>
+          <w:szCs w:val="23"/>
         </w:rPr>
         <w:t>) и продукт (</w:t>
       </w:r>
       <w:proofErr w:type="spellStart"/>
       <w:r>
         <w:rPr>
-          <w:rFonts w:eastAsia="Times New Roman" w:cstheme="minorHAnsi"/>
-          <w:color w:val="1A1A1A"/>
-          <w:sz w:val="24"/>
-          <w:szCs w:val="24"/>
-          <w:lang w:eastAsia="ru-RU"/>
+          <w:rFonts w:ascii="Segoe UI" w:hAnsi="Segoe UI" w:cs="Segoe UI"/>
+          <w:color w:val="1A1A1A"/>
+          <w:sz w:val="23"/>
+          <w:szCs w:val="23"/>
         </w:rPr>
         <w:t>VendorProduct</w:t>
       </w:r>
       <w:proofErr w:type="spellEnd"/>
       <w:r>
         <w:rPr>
-          <w:rFonts w:eastAsia="Times New Roman" w:cstheme="minorHAnsi"/>
-          <w:color w:val="1A1A1A"/>
-          <w:sz w:val="24"/>
-          <w:szCs w:val="24"/>
-          <w:lang w:eastAsia="ru-RU"/>
+          <w:rFonts w:ascii="Segoe UI" w:hAnsi="Segoe UI" w:cs="Segoe UI"/>
+          <w:color w:val="1A1A1A"/>
+          <w:sz w:val="23"/>
+          <w:szCs w:val="23"/>
         </w:rPr>
         <w:t>) — разные сущности: продукт — это каталожная позиция вендора, система — её конкретное применение.</w:t>
       </w:r>
@@ -6791,37 +6046,28 @@
       <w:pPr>
         <w:numPr>
           <w:ilvl w:val="0"/>
-          <w:numId w:val="8"/>
+          <w:numId w:val="15"/>
         </w:numPr>
         <w:shd w:val="clear" w:color="auto" w:fill="FFFFFF"/>
         <w:spacing w:before="100" w:beforeAutospacing="1" w:after="100" w:afterAutospacing="1" w:line="240" w:lineRule="auto"/>
         <w:rPr>
-          <w:rFonts w:eastAsia="Times New Roman" w:cstheme="minorHAnsi"/>
-          <w:color w:val="1A1A1A"/>
-          <w:sz w:val="24"/>
-          <w:szCs w:val="24"/>
-          <w:lang w:eastAsia="ru-RU"/>
-        </w:rPr>
-      </w:pPr>
-      <w:r>
-        <w:rPr>
-          <w:rFonts w:eastAsia="Times New Roman" w:cstheme="minorHAnsi"/>
-          <w:color w:val="1A1A1A"/>
-          <w:sz w:val="24"/>
-          <w:szCs w:val="24"/>
-          <w:lang w:eastAsia="ru-RU"/>
+          <w:rFonts w:ascii="Segoe UI" w:hAnsi="Segoe UI" w:cs="Segoe UI"/>
+          <w:color w:val="1A1A1A"/>
+          <w:sz w:val="23"/>
+          <w:szCs w:val="23"/>
+        </w:rPr>
+      </w:pPr>
+      <w:r>
+        <w:rPr>
+          <w:rFonts w:ascii="Segoe UI" w:hAnsi="Segoe UI" w:cs="Segoe UI"/>
+          <w:color w:val="1A1A1A"/>
+          <w:sz w:val="23"/>
+          <w:szCs w:val="23"/>
         </w:rPr>
         <w:t>Профили реализуют паттерн «наследование через композицию»: вместо одной широкой таблицы участника используется набор узких профилей по типам.</w:t>
       </w:r>
-    </w:p>
-    <w:p>
-      <w:pPr>
-        <w:rPr>
-          <w:rFonts w:cstheme="minorHAnsi"/>
-          <w:sz w:val="24"/>
-          <w:szCs w:val="24"/>
-        </w:rPr>
-      </w:pPr>
+      <w:bookmarkStart w:id="0" w:name="_GoBack"/>
+      <w:bookmarkEnd w:id="0"/>
     </w:p>
     <w:sectPr>
       <w:pgSz w:w="11906" w:h="16838"/>
@@ -7134,6 +6380,602 @@
     </w:lvl>
   </w:abstractNum>
   <w:abstractNum w:abstractNumId="2" w15:restartNumberingAfterBreak="0">
+    <w:nsid w:val="1FE3764C"/>
+    <w:multiLevelType w:val="multilevel"/>
+    <w:tmpl w:val="470E35BE"/>
+    <w:lvl w:ilvl="0">
+      <w:start w:val="1"/>
+      <w:numFmt w:val="bullet"/>
+      <w:lvlText w:val=""/>
+      <w:lvlJc w:val="left"/>
+      <w:pPr>
+        <w:tabs>
+          <w:tab w:val="num" w:pos="720"/>
+        </w:tabs>
+        <w:ind w:left="720" w:hanging="360"/>
+      </w:pPr>
+      <w:rPr>
+        <w:rFonts w:ascii="Symbol" w:hAnsi="Symbol" w:hint="default"/>
+        <w:sz w:val="20"/>
+      </w:rPr>
+    </w:lvl>
+    <w:lvl w:ilvl="1" w:tentative="1">
+      <w:start w:val="1"/>
+      <w:numFmt w:val="bullet"/>
+      <w:lvlText w:val="o"/>
+      <w:lvlJc w:val="left"/>
+      <w:pPr>
+        <w:tabs>
+          <w:tab w:val="num" w:pos="1440"/>
+        </w:tabs>
+        <w:ind w:left="1440" w:hanging="360"/>
+      </w:pPr>
+      <w:rPr>
+        <w:rFonts w:ascii="Courier New" w:hAnsi="Courier New" w:hint="default"/>
+        <w:sz w:val="20"/>
+      </w:rPr>
+    </w:lvl>
+    <w:lvl w:ilvl="2" w:tentative="1">
+      <w:start w:val="1"/>
+      <w:numFmt w:val="bullet"/>
+      <w:lvlText w:val=""/>
+      <w:lvlJc w:val="left"/>
+      <w:pPr>
+        <w:tabs>
+          <w:tab w:val="num" w:pos="2160"/>
+        </w:tabs>
+        <w:ind w:left="2160" w:hanging="360"/>
+      </w:pPr>
+      <w:rPr>
+        <w:rFonts w:ascii="Wingdings" w:hAnsi="Wingdings" w:hint="default"/>
+        <w:sz w:val="20"/>
+      </w:rPr>
+    </w:lvl>
+    <w:lvl w:ilvl="3" w:tentative="1">
+      <w:start w:val="1"/>
+      <w:numFmt w:val="bullet"/>
+      <w:lvlText w:val=""/>
+      <w:lvlJc w:val="left"/>
+      <w:pPr>
+        <w:tabs>
+          <w:tab w:val="num" w:pos="2880"/>
+        </w:tabs>
+        <w:ind w:left="2880" w:hanging="360"/>
+      </w:pPr>
+      <w:rPr>
+        <w:rFonts w:ascii="Wingdings" w:hAnsi="Wingdings" w:hint="default"/>
+        <w:sz w:val="20"/>
+      </w:rPr>
+    </w:lvl>
+    <w:lvl w:ilvl="4" w:tentative="1">
+      <w:start w:val="1"/>
+      <w:numFmt w:val="bullet"/>
+      <w:lvlText w:val=""/>
+      <w:lvlJc w:val="left"/>
+      <w:pPr>
+        <w:tabs>
+          <w:tab w:val="num" w:pos="3600"/>
+        </w:tabs>
+        <w:ind w:left="3600" w:hanging="360"/>
+      </w:pPr>
+      <w:rPr>
+        <w:rFonts w:ascii="Wingdings" w:hAnsi="Wingdings" w:hint="default"/>
+        <w:sz w:val="20"/>
+      </w:rPr>
+    </w:lvl>
+    <w:lvl w:ilvl="5" w:tentative="1">
+      <w:start w:val="1"/>
+      <w:numFmt w:val="bullet"/>
+      <w:lvlText w:val=""/>
+      <w:lvlJc w:val="left"/>
+      <w:pPr>
+        <w:tabs>
+          <w:tab w:val="num" w:pos="4320"/>
+        </w:tabs>
+        <w:ind w:left="4320" w:hanging="360"/>
+      </w:pPr>
+      <w:rPr>
+        <w:rFonts w:ascii="Wingdings" w:hAnsi="Wingdings" w:hint="default"/>
+        <w:sz w:val="20"/>
+      </w:rPr>
+    </w:lvl>
+    <w:lvl w:ilvl="6" w:tentative="1">
+      <w:start w:val="1"/>
+      <w:numFmt w:val="bullet"/>
+      <w:lvlText w:val=""/>
+      <w:lvlJc w:val="left"/>
+      <w:pPr>
+        <w:tabs>
+          <w:tab w:val="num" w:pos="5040"/>
+        </w:tabs>
+        <w:ind w:left="5040" w:hanging="360"/>
+      </w:pPr>
+      <w:rPr>
+        <w:rFonts w:ascii="Wingdings" w:hAnsi="Wingdings" w:hint="default"/>
+        <w:sz w:val="20"/>
+      </w:rPr>
+    </w:lvl>
+    <w:lvl w:ilvl="7" w:tentative="1">
+      <w:start w:val="1"/>
+      <w:numFmt w:val="bullet"/>
+      <w:lvlText w:val=""/>
+      <w:lvlJc w:val="left"/>
+      <w:pPr>
+        <w:tabs>
+          <w:tab w:val="num" w:pos="5760"/>
+        </w:tabs>
+        <w:ind w:left="5760" w:hanging="360"/>
+      </w:pPr>
+      <w:rPr>
+        <w:rFonts w:ascii="Wingdings" w:hAnsi="Wingdings" w:hint="default"/>
+        <w:sz w:val="20"/>
+      </w:rPr>
+    </w:lvl>
+    <w:lvl w:ilvl="8" w:tentative="1">
+      <w:start w:val="1"/>
+      <w:numFmt w:val="bullet"/>
+      <w:lvlText w:val=""/>
+      <w:lvlJc w:val="left"/>
+      <w:pPr>
+        <w:tabs>
+          <w:tab w:val="num" w:pos="6480"/>
+        </w:tabs>
+        <w:ind w:left="6480" w:hanging="360"/>
+      </w:pPr>
+      <w:rPr>
+        <w:rFonts w:ascii="Wingdings" w:hAnsi="Wingdings" w:hint="default"/>
+        <w:sz w:val="20"/>
+      </w:rPr>
+    </w:lvl>
+  </w:abstractNum>
+  <w:abstractNum w:abstractNumId="3" w15:restartNumberingAfterBreak="0">
+    <w:nsid w:val="24296E83"/>
+    <w:multiLevelType w:val="multilevel"/>
+    <w:tmpl w:val="E39C5C8C"/>
+    <w:lvl w:ilvl="0">
+      <w:start w:val="1"/>
+      <w:numFmt w:val="bullet"/>
+      <w:lvlText w:val=""/>
+      <w:lvlJc w:val="left"/>
+      <w:pPr>
+        <w:tabs>
+          <w:tab w:val="num" w:pos="720"/>
+        </w:tabs>
+        <w:ind w:left="720" w:hanging="360"/>
+      </w:pPr>
+      <w:rPr>
+        <w:rFonts w:ascii="Symbol" w:hAnsi="Symbol" w:hint="default"/>
+        <w:sz w:val="20"/>
+      </w:rPr>
+    </w:lvl>
+    <w:lvl w:ilvl="1" w:tentative="1">
+      <w:start w:val="1"/>
+      <w:numFmt w:val="bullet"/>
+      <w:lvlText w:val="o"/>
+      <w:lvlJc w:val="left"/>
+      <w:pPr>
+        <w:tabs>
+          <w:tab w:val="num" w:pos="1440"/>
+        </w:tabs>
+        <w:ind w:left="1440" w:hanging="360"/>
+      </w:pPr>
+      <w:rPr>
+        <w:rFonts w:ascii="Courier New" w:hAnsi="Courier New" w:hint="default"/>
+        <w:sz w:val="20"/>
+      </w:rPr>
+    </w:lvl>
+    <w:lvl w:ilvl="2" w:tentative="1">
+      <w:start w:val="1"/>
+      <w:numFmt w:val="bullet"/>
+      <w:lvlText w:val=""/>
+      <w:lvlJc w:val="left"/>
+      <w:pPr>
+        <w:tabs>
+          <w:tab w:val="num" w:pos="2160"/>
+        </w:tabs>
+        <w:ind w:left="2160" w:hanging="360"/>
+      </w:pPr>
+      <w:rPr>
+        <w:rFonts w:ascii="Wingdings" w:hAnsi="Wingdings" w:hint="default"/>
+        <w:sz w:val="20"/>
+      </w:rPr>
+    </w:lvl>
+    <w:lvl w:ilvl="3" w:tentative="1">
+      <w:start w:val="1"/>
+      <w:numFmt w:val="bullet"/>
+      <w:lvlText w:val=""/>
+      <w:lvlJc w:val="left"/>
+      <w:pPr>
+        <w:tabs>
+          <w:tab w:val="num" w:pos="2880"/>
+        </w:tabs>
+        <w:ind w:left="2880" w:hanging="360"/>
+      </w:pPr>
+      <w:rPr>
+        <w:rFonts w:ascii="Wingdings" w:hAnsi="Wingdings" w:hint="default"/>
+        <w:sz w:val="20"/>
+      </w:rPr>
+    </w:lvl>
+    <w:lvl w:ilvl="4" w:tentative="1">
+      <w:start w:val="1"/>
+      <w:numFmt w:val="bullet"/>
+      <w:lvlText w:val=""/>
+      <w:lvlJc w:val="left"/>
+      <w:pPr>
+        <w:tabs>
+          <w:tab w:val="num" w:pos="3600"/>
+        </w:tabs>
+        <w:ind w:left="3600" w:hanging="360"/>
+      </w:pPr>
+      <w:rPr>
+        <w:rFonts w:ascii="Wingdings" w:hAnsi="Wingdings" w:hint="default"/>
+        <w:sz w:val="20"/>
+      </w:rPr>
+    </w:lvl>
+    <w:lvl w:ilvl="5" w:tentative="1">
+      <w:start w:val="1"/>
+      <w:numFmt w:val="bullet"/>
+      <w:lvlText w:val=""/>
+      <w:lvlJc w:val="left"/>
+      <w:pPr>
+        <w:tabs>
+          <w:tab w:val="num" w:pos="4320"/>
+        </w:tabs>
+        <w:ind w:left="4320" w:hanging="360"/>
+      </w:pPr>
+      <w:rPr>
+        <w:rFonts w:ascii="Wingdings" w:hAnsi="Wingdings" w:hint="default"/>
+        <w:sz w:val="20"/>
+      </w:rPr>
+    </w:lvl>
+    <w:lvl w:ilvl="6" w:tentative="1">
+      <w:start w:val="1"/>
+      <w:numFmt w:val="bullet"/>
+      <w:lvlText w:val=""/>
+      <w:lvlJc w:val="left"/>
+      <w:pPr>
+        <w:tabs>
+          <w:tab w:val="num" w:pos="5040"/>
+        </w:tabs>
+        <w:ind w:left="5040" w:hanging="360"/>
+      </w:pPr>
+      <w:rPr>
+        <w:rFonts w:ascii="Wingdings" w:hAnsi="Wingdings" w:hint="default"/>
+        <w:sz w:val="20"/>
+      </w:rPr>
+    </w:lvl>
+    <w:lvl w:ilvl="7" w:tentative="1">
+      <w:start w:val="1"/>
+      <w:numFmt w:val="bullet"/>
+      <w:lvlText w:val=""/>
+      <w:lvlJc w:val="left"/>
+      <w:pPr>
+        <w:tabs>
+          <w:tab w:val="num" w:pos="5760"/>
+        </w:tabs>
+        <w:ind w:left="5760" w:hanging="360"/>
+      </w:pPr>
+      <w:rPr>
+        <w:rFonts w:ascii="Wingdings" w:hAnsi="Wingdings" w:hint="default"/>
+        <w:sz w:val="20"/>
+      </w:rPr>
+    </w:lvl>
+    <w:lvl w:ilvl="8" w:tentative="1">
+      <w:start w:val="1"/>
+      <w:numFmt w:val="bullet"/>
+      <w:lvlText w:val=""/>
+      <w:lvlJc w:val="left"/>
+      <w:pPr>
+        <w:tabs>
+          <w:tab w:val="num" w:pos="6480"/>
+        </w:tabs>
+        <w:ind w:left="6480" w:hanging="360"/>
+      </w:pPr>
+      <w:rPr>
+        <w:rFonts w:ascii="Wingdings" w:hAnsi="Wingdings" w:hint="default"/>
+        <w:sz w:val="20"/>
+      </w:rPr>
+    </w:lvl>
+  </w:abstractNum>
+  <w:abstractNum w:abstractNumId="4" w15:restartNumberingAfterBreak="0">
+    <w:nsid w:val="310D09D8"/>
+    <w:multiLevelType w:val="multilevel"/>
+    <w:tmpl w:val="99745BA8"/>
+    <w:lvl w:ilvl="0">
+      <w:start w:val="1"/>
+      <w:numFmt w:val="bullet"/>
+      <w:lvlText w:val=""/>
+      <w:lvlJc w:val="left"/>
+      <w:pPr>
+        <w:tabs>
+          <w:tab w:val="num" w:pos="720"/>
+        </w:tabs>
+        <w:ind w:left="720" w:hanging="360"/>
+      </w:pPr>
+      <w:rPr>
+        <w:rFonts w:ascii="Symbol" w:hAnsi="Symbol" w:hint="default"/>
+        <w:sz w:val="20"/>
+      </w:rPr>
+    </w:lvl>
+    <w:lvl w:ilvl="1" w:tentative="1">
+      <w:start w:val="1"/>
+      <w:numFmt w:val="bullet"/>
+      <w:lvlText w:val="o"/>
+      <w:lvlJc w:val="left"/>
+      <w:pPr>
+        <w:tabs>
+          <w:tab w:val="num" w:pos="1440"/>
+        </w:tabs>
+        <w:ind w:left="1440" w:hanging="360"/>
+      </w:pPr>
+      <w:rPr>
+        <w:rFonts w:ascii="Courier New" w:hAnsi="Courier New" w:hint="default"/>
+        <w:sz w:val="20"/>
+      </w:rPr>
+    </w:lvl>
+    <w:lvl w:ilvl="2" w:tentative="1">
+      <w:start w:val="1"/>
+      <w:numFmt w:val="bullet"/>
+      <w:lvlText w:val=""/>
+      <w:lvlJc w:val="left"/>
+      <w:pPr>
+        <w:tabs>
+          <w:tab w:val="num" w:pos="2160"/>
+        </w:tabs>
+        <w:ind w:left="2160" w:hanging="360"/>
+      </w:pPr>
+      <w:rPr>
+        <w:rFonts w:ascii="Wingdings" w:hAnsi="Wingdings" w:hint="default"/>
+        <w:sz w:val="20"/>
+      </w:rPr>
+    </w:lvl>
+    <w:lvl w:ilvl="3" w:tentative="1">
+      <w:start w:val="1"/>
+      <w:numFmt w:val="bullet"/>
+      <w:lvlText w:val=""/>
+      <w:lvlJc w:val="left"/>
+      <w:pPr>
+        <w:tabs>
+          <w:tab w:val="num" w:pos="2880"/>
+        </w:tabs>
+        <w:ind w:left="2880" w:hanging="360"/>
+      </w:pPr>
+      <w:rPr>
+        <w:rFonts w:ascii="Wingdings" w:hAnsi="Wingdings" w:hint="default"/>
+        <w:sz w:val="20"/>
+      </w:rPr>
+    </w:lvl>
+    <w:lvl w:ilvl="4" w:tentative="1">
+      <w:start w:val="1"/>
+      <w:numFmt w:val="bullet"/>
+      <w:lvlText w:val=""/>
+      <w:lvlJc w:val="left"/>
+      <w:pPr>
+        <w:tabs>
+          <w:tab w:val="num" w:pos="3600"/>
+        </w:tabs>
+        <w:ind w:left="3600" w:hanging="360"/>
+      </w:pPr>
+      <w:rPr>
+        <w:rFonts w:ascii="Wingdings" w:hAnsi="Wingdings" w:hint="default"/>
+        <w:sz w:val="20"/>
+      </w:rPr>
+    </w:lvl>
+    <w:lvl w:ilvl="5" w:tentative="1">
+      <w:start w:val="1"/>
+      <w:numFmt w:val="bullet"/>
+      <w:lvlText w:val=""/>
+      <w:lvlJc w:val="left"/>
+      <w:pPr>
+        <w:tabs>
+          <w:tab w:val="num" w:pos="4320"/>
+        </w:tabs>
+        <w:ind w:left="4320" w:hanging="360"/>
+      </w:pPr>
+      <w:rPr>
+        <w:rFonts w:ascii="Wingdings" w:hAnsi="Wingdings" w:hint="default"/>
+        <w:sz w:val="20"/>
+      </w:rPr>
+    </w:lvl>
+    <w:lvl w:ilvl="6" w:tentative="1">
+      <w:start w:val="1"/>
+      <w:numFmt w:val="bullet"/>
+      <w:lvlText w:val=""/>
+      <w:lvlJc w:val="left"/>
+      <w:pPr>
+        <w:tabs>
+          <w:tab w:val="num" w:pos="5040"/>
+        </w:tabs>
+        <w:ind w:left="5040" w:hanging="360"/>
+      </w:pPr>
+      <w:rPr>
+        <w:rFonts w:ascii="Wingdings" w:hAnsi="Wingdings" w:hint="default"/>
+        <w:sz w:val="20"/>
+      </w:rPr>
+    </w:lvl>
+    <w:lvl w:ilvl="7" w:tentative="1">
+      <w:start w:val="1"/>
+      <w:numFmt w:val="bullet"/>
+      <w:lvlText w:val=""/>
+      <w:lvlJc w:val="left"/>
+      <w:pPr>
+        <w:tabs>
+          <w:tab w:val="num" w:pos="5760"/>
+        </w:tabs>
+        <w:ind w:left="5760" w:hanging="360"/>
+      </w:pPr>
+      <w:rPr>
+        <w:rFonts w:ascii="Wingdings" w:hAnsi="Wingdings" w:hint="default"/>
+        <w:sz w:val="20"/>
+      </w:rPr>
+    </w:lvl>
+    <w:lvl w:ilvl="8" w:tentative="1">
+      <w:start w:val="1"/>
+      <w:numFmt w:val="bullet"/>
+      <w:lvlText w:val=""/>
+      <w:lvlJc w:val="left"/>
+      <w:pPr>
+        <w:tabs>
+          <w:tab w:val="num" w:pos="6480"/>
+        </w:tabs>
+        <w:ind w:left="6480" w:hanging="360"/>
+      </w:pPr>
+      <w:rPr>
+        <w:rFonts w:ascii="Wingdings" w:hAnsi="Wingdings" w:hint="default"/>
+        <w:sz w:val="20"/>
+      </w:rPr>
+    </w:lvl>
+  </w:abstractNum>
+  <w:abstractNum w:abstractNumId="5" w15:restartNumberingAfterBreak="0">
+    <w:nsid w:val="369D5BC4"/>
+    <w:multiLevelType w:val="multilevel"/>
+    <w:tmpl w:val="67CECFCE"/>
+    <w:lvl w:ilvl="0">
+      <w:start w:val="1"/>
+      <w:numFmt w:val="bullet"/>
+      <w:lvlText w:val=""/>
+      <w:lvlJc w:val="left"/>
+      <w:pPr>
+        <w:tabs>
+          <w:tab w:val="num" w:pos="720"/>
+        </w:tabs>
+        <w:ind w:left="720" w:hanging="360"/>
+      </w:pPr>
+      <w:rPr>
+        <w:rFonts w:ascii="Symbol" w:hAnsi="Symbol" w:hint="default"/>
+        <w:sz w:val="20"/>
+      </w:rPr>
+    </w:lvl>
+    <w:lvl w:ilvl="1" w:tentative="1">
+      <w:start w:val="1"/>
+      <w:numFmt w:val="bullet"/>
+      <w:lvlText w:val="o"/>
+      <w:lvlJc w:val="left"/>
+      <w:pPr>
+        <w:tabs>
+          <w:tab w:val="num" w:pos="1440"/>
+        </w:tabs>
+        <w:ind w:left="1440" w:hanging="360"/>
+      </w:pPr>
+      <w:rPr>
+        <w:rFonts w:ascii="Courier New" w:hAnsi="Courier New" w:hint="default"/>
+        <w:sz w:val="20"/>
+      </w:rPr>
+    </w:lvl>
+    <w:lvl w:ilvl="2" w:tentative="1">
+      <w:start w:val="1"/>
+      <w:numFmt w:val="bullet"/>
+      <w:lvlText w:val=""/>
+      <w:lvlJc w:val="left"/>
+      <w:pPr>
+        <w:tabs>
+          <w:tab w:val="num" w:pos="2160"/>
+        </w:tabs>
+        <w:ind w:left="2160" w:hanging="360"/>
+      </w:pPr>
+      <w:rPr>
+        <w:rFonts w:ascii="Wingdings" w:hAnsi="Wingdings" w:hint="default"/>
+        <w:sz w:val="20"/>
+      </w:rPr>
+    </w:lvl>
+    <w:lvl w:ilvl="3" w:tentative="1">
+      <w:start w:val="1"/>
+      <w:numFmt w:val="bullet"/>
+      <w:lvlText w:val=""/>
+      <w:lvlJc w:val="left"/>
+      <w:pPr>
+        <w:tabs>
+          <w:tab w:val="num" w:pos="2880"/>
+        </w:tabs>
+        <w:ind w:left="2880" w:hanging="360"/>
+      </w:pPr>
+      <w:rPr>
+        <w:rFonts w:ascii="Wingdings" w:hAnsi="Wingdings" w:hint="default"/>
+        <w:sz w:val="20"/>
+      </w:rPr>
+    </w:lvl>
+    <w:lvl w:ilvl="4" w:tentative="1">
+      <w:start w:val="1"/>
+      <w:numFmt w:val="bullet"/>
+      <w:lvlText w:val=""/>
+      <w:lvlJc w:val="left"/>
+      <w:pPr>
+        <w:tabs>
+          <w:tab w:val="num" w:pos="3600"/>
+        </w:tabs>
+        <w:ind w:left="3600" w:hanging="360"/>
+      </w:pPr>
+      <w:rPr>
+        <w:rFonts w:ascii="Wingdings" w:hAnsi="Wingdings" w:hint="default"/>
+        <w:sz w:val="20"/>
+      </w:rPr>
+    </w:lvl>
+    <w:lvl w:ilvl="5" w:tentative="1">
+      <w:start w:val="1"/>
+      <w:numFmt w:val="bullet"/>
+      <w:lvlText w:val=""/>
+      <w:lvlJc w:val="left"/>
+      <w:pPr>
+        <w:tabs>
+          <w:tab w:val="num" w:pos="4320"/>
+        </w:tabs>
+        <w:ind w:left="4320" w:hanging="360"/>
+      </w:pPr>
+      <w:rPr>
+        <w:rFonts w:ascii="Wingdings" w:hAnsi="Wingdings" w:hint="default"/>
+        <w:sz w:val="20"/>
+      </w:rPr>
+    </w:lvl>
+    <w:lvl w:ilvl="6" w:tentative="1">
+      <w:start w:val="1"/>
+      <w:numFmt w:val="bullet"/>
+      <w:lvlText w:val=""/>
+      <w:lvlJc w:val="left"/>
+      <w:pPr>
+        <w:tabs>
+          <w:tab w:val="num" w:pos="5040"/>
+        </w:tabs>
+        <w:ind w:left="5040" w:hanging="360"/>
+      </w:pPr>
+      <w:rPr>
+        <w:rFonts w:ascii="Wingdings" w:hAnsi="Wingdings" w:hint="default"/>
+        <w:sz w:val="20"/>
+      </w:rPr>
+    </w:lvl>
+    <w:lvl w:ilvl="7" w:tentative="1">
+      <w:start w:val="1"/>
+      <w:numFmt w:val="bullet"/>
+      <w:lvlText w:val=""/>
+      <w:lvlJc w:val="left"/>
+      <w:pPr>
+        <w:tabs>
+          <w:tab w:val="num" w:pos="5760"/>
+        </w:tabs>
+        <w:ind w:left="5760" w:hanging="360"/>
+      </w:pPr>
+      <w:rPr>
+        <w:rFonts w:ascii="Wingdings" w:hAnsi="Wingdings" w:hint="default"/>
+        <w:sz w:val="20"/>
+      </w:rPr>
+    </w:lvl>
+    <w:lvl w:ilvl="8" w:tentative="1">
+      <w:start w:val="1"/>
+      <w:numFmt w:val="bullet"/>
+      <w:lvlText w:val=""/>
+      <w:lvlJc w:val="left"/>
+      <w:pPr>
+        <w:tabs>
+          <w:tab w:val="num" w:pos="6480"/>
+        </w:tabs>
+        <w:ind w:left="6480" w:hanging="360"/>
+      </w:pPr>
+      <w:rPr>
+        <w:rFonts w:ascii="Wingdings" w:hAnsi="Wingdings" w:hint="default"/>
+        <w:sz w:val="20"/>
+      </w:rPr>
+    </w:lvl>
+  </w:abstractNum>
+  <w:abstractNum w:abstractNumId="6" w15:restartNumberingAfterBreak="0">
     <w:nsid w:val="38ED1628"/>
     <w:multiLevelType w:val="multilevel"/>
     <w:tmpl w:val="83DE5560"/>
@@ -7282,7 +7124,156 @@
       </w:rPr>
     </w:lvl>
   </w:abstractNum>
-  <w:abstractNum w:abstractNumId="3" w15:restartNumberingAfterBreak="0">
+  <w:abstractNum w:abstractNumId="7" w15:restartNumberingAfterBreak="0">
+    <w:nsid w:val="39605C85"/>
+    <w:multiLevelType w:val="multilevel"/>
+    <w:tmpl w:val="656A0948"/>
+    <w:lvl w:ilvl="0">
+      <w:start w:val="1"/>
+      <w:numFmt w:val="bullet"/>
+      <w:lvlText w:val=""/>
+      <w:lvlJc w:val="left"/>
+      <w:pPr>
+        <w:tabs>
+          <w:tab w:val="num" w:pos="720"/>
+        </w:tabs>
+        <w:ind w:left="720" w:hanging="360"/>
+      </w:pPr>
+      <w:rPr>
+        <w:rFonts w:ascii="Symbol" w:hAnsi="Symbol" w:hint="default"/>
+        <w:sz w:val="20"/>
+      </w:rPr>
+    </w:lvl>
+    <w:lvl w:ilvl="1" w:tentative="1">
+      <w:start w:val="1"/>
+      <w:numFmt w:val="bullet"/>
+      <w:lvlText w:val="o"/>
+      <w:lvlJc w:val="left"/>
+      <w:pPr>
+        <w:tabs>
+          <w:tab w:val="num" w:pos="1440"/>
+        </w:tabs>
+        <w:ind w:left="1440" w:hanging="360"/>
+      </w:pPr>
+      <w:rPr>
+        <w:rFonts w:ascii="Courier New" w:hAnsi="Courier New" w:hint="default"/>
+        <w:sz w:val="20"/>
+      </w:rPr>
+    </w:lvl>
+    <w:lvl w:ilvl="2" w:tentative="1">
+      <w:start w:val="1"/>
+      <w:numFmt w:val="bullet"/>
+      <w:lvlText w:val=""/>
+      <w:lvlJc w:val="left"/>
+      <w:pPr>
+        <w:tabs>
+          <w:tab w:val="num" w:pos="2160"/>
+        </w:tabs>
+        <w:ind w:left="2160" w:hanging="360"/>
+      </w:pPr>
+      <w:rPr>
+        <w:rFonts w:ascii="Wingdings" w:hAnsi="Wingdings" w:hint="default"/>
+        <w:sz w:val="20"/>
+      </w:rPr>
+    </w:lvl>
+    <w:lvl w:ilvl="3" w:tentative="1">
+      <w:start w:val="1"/>
+      <w:numFmt w:val="bullet"/>
+      <w:lvlText w:val=""/>
+      <w:lvlJc w:val="left"/>
+      <w:pPr>
+        <w:tabs>
+          <w:tab w:val="num" w:pos="2880"/>
+        </w:tabs>
+        <w:ind w:left="2880" w:hanging="360"/>
+      </w:pPr>
+      <w:rPr>
+        <w:rFonts w:ascii="Wingdings" w:hAnsi="Wingdings" w:hint="default"/>
+        <w:sz w:val="20"/>
+      </w:rPr>
+    </w:lvl>
+    <w:lvl w:ilvl="4" w:tentative="1">
+      <w:start w:val="1"/>
+      <w:numFmt w:val="bullet"/>
+      <w:lvlText w:val=""/>
+      <w:lvlJc w:val="left"/>
+      <w:pPr>
+        <w:tabs>
+          <w:tab w:val="num" w:pos="3600"/>
+        </w:tabs>
+        <w:ind w:left="3600" w:hanging="360"/>
+      </w:pPr>
+      <w:rPr>
+        <w:rFonts w:ascii="Wingdings" w:hAnsi="Wingdings" w:hint="default"/>
+        <w:sz w:val="20"/>
+      </w:rPr>
+    </w:lvl>
+    <w:lvl w:ilvl="5" w:tentative="1">
+      <w:start w:val="1"/>
+      <w:numFmt w:val="bullet"/>
+      <w:lvlText w:val=""/>
+      <w:lvlJc w:val="left"/>
+      <w:pPr>
+        <w:tabs>
+          <w:tab w:val="num" w:pos="4320"/>
+        </w:tabs>
+        <w:ind w:left="4320" w:hanging="360"/>
+      </w:pPr>
+      <w:rPr>
+        <w:rFonts w:ascii="Wingdings" w:hAnsi="Wingdings" w:hint="default"/>
+        <w:sz w:val="20"/>
+      </w:rPr>
+    </w:lvl>
+    <w:lvl w:ilvl="6" w:tentative="1">
+      <w:start w:val="1"/>
+      <w:numFmt w:val="bullet"/>
+      <w:lvlText w:val=""/>
+      <w:lvlJc w:val="left"/>
+      <w:pPr>
+        <w:tabs>
+          <w:tab w:val="num" w:pos="5040"/>
+        </w:tabs>
+        <w:ind w:left="5040" w:hanging="360"/>
+      </w:pPr>
+      <w:rPr>
+        <w:rFonts w:ascii="Wingdings" w:hAnsi="Wingdings" w:hint="default"/>
+        <w:sz w:val="20"/>
+      </w:rPr>
+    </w:lvl>
+    <w:lvl w:ilvl="7" w:tentative="1">
+      <w:start w:val="1"/>
+      <w:numFmt w:val="bullet"/>
+      <w:lvlText w:val=""/>
+      <w:lvlJc w:val="left"/>
+      <w:pPr>
+        <w:tabs>
+          <w:tab w:val="num" w:pos="5760"/>
+        </w:tabs>
+        <w:ind w:left="5760" w:hanging="360"/>
+      </w:pPr>
+      <w:rPr>
+        <w:rFonts w:ascii="Wingdings" w:hAnsi="Wingdings" w:hint="default"/>
+        <w:sz w:val="20"/>
+      </w:rPr>
+    </w:lvl>
+    <w:lvl w:ilvl="8" w:tentative="1">
+      <w:start w:val="1"/>
+      <w:numFmt w:val="bullet"/>
+      <w:lvlText w:val=""/>
+      <w:lvlJc w:val="left"/>
+      <w:pPr>
+        <w:tabs>
+          <w:tab w:val="num" w:pos="6480"/>
+        </w:tabs>
+        <w:ind w:left="6480" w:hanging="360"/>
+      </w:pPr>
+      <w:rPr>
+        <w:rFonts w:ascii="Wingdings" w:hAnsi="Wingdings" w:hint="default"/>
+        <w:sz w:val="20"/>
+      </w:rPr>
+    </w:lvl>
+  </w:abstractNum>
+  <w:abstractNum w:abstractNumId="8" w15:restartNumberingAfterBreak="0">
     <w:nsid w:val="3BA44A8F"/>
     <w:multiLevelType w:val="multilevel"/>
     <w:tmpl w:val="0A2CB3AA"/>
@@ -7431,7 +7422,7 @@
       </w:rPr>
     </w:lvl>
   </w:abstractNum>
-  <w:abstractNum w:abstractNumId="4" w15:restartNumberingAfterBreak="0">
+  <w:abstractNum w:abstractNumId="9" w15:restartNumberingAfterBreak="0">
     <w:nsid w:val="44CB6CE4"/>
     <w:multiLevelType w:val="multilevel"/>
     <w:tmpl w:val="8CFAFAFE"/>
@@ -7580,7 +7571,7 @@
       </w:rPr>
     </w:lvl>
   </w:abstractNum>
-  <w:abstractNum w:abstractNumId="5" w15:restartNumberingAfterBreak="0">
+  <w:abstractNum w:abstractNumId="10" w15:restartNumberingAfterBreak="0">
     <w:nsid w:val="55A72167"/>
     <w:multiLevelType w:val="multilevel"/>
     <w:tmpl w:val="4D566048"/>
@@ -7729,7 +7720,156 @@
       </w:rPr>
     </w:lvl>
   </w:abstractNum>
-  <w:abstractNum w:abstractNumId="6" w15:restartNumberingAfterBreak="0">
+  <w:abstractNum w:abstractNumId="11" w15:restartNumberingAfterBreak="0">
+    <w:nsid w:val="642B0D2F"/>
+    <w:multiLevelType w:val="multilevel"/>
+    <w:tmpl w:val="F6162DF8"/>
+    <w:lvl w:ilvl="0">
+      <w:start w:val="1"/>
+      <w:numFmt w:val="bullet"/>
+      <w:lvlText w:val=""/>
+      <w:lvlJc w:val="left"/>
+      <w:pPr>
+        <w:tabs>
+          <w:tab w:val="num" w:pos="720"/>
+        </w:tabs>
+        <w:ind w:left="720" w:hanging="360"/>
+      </w:pPr>
+      <w:rPr>
+        <w:rFonts w:ascii="Symbol" w:hAnsi="Symbol" w:hint="default"/>
+        <w:sz w:val="20"/>
+      </w:rPr>
+    </w:lvl>
+    <w:lvl w:ilvl="1" w:tentative="1">
+      <w:start w:val="1"/>
+      <w:numFmt w:val="bullet"/>
+      <w:lvlText w:val="o"/>
+      <w:lvlJc w:val="left"/>
+      <w:pPr>
+        <w:tabs>
+          <w:tab w:val="num" w:pos="1440"/>
+        </w:tabs>
+        <w:ind w:left="1440" w:hanging="360"/>
+      </w:pPr>
+      <w:rPr>
+        <w:rFonts w:ascii="Courier New" w:hAnsi="Courier New" w:hint="default"/>
+        <w:sz w:val="20"/>
+      </w:rPr>
+    </w:lvl>
+    <w:lvl w:ilvl="2" w:tentative="1">
+      <w:start w:val="1"/>
+      <w:numFmt w:val="bullet"/>
+      <w:lvlText w:val=""/>
+      <w:lvlJc w:val="left"/>
+      <w:pPr>
+        <w:tabs>
+          <w:tab w:val="num" w:pos="2160"/>
+        </w:tabs>
+        <w:ind w:left="2160" w:hanging="360"/>
+      </w:pPr>
+      <w:rPr>
+        <w:rFonts w:ascii="Wingdings" w:hAnsi="Wingdings" w:hint="default"/>
+        <w:sz w:val="20"/>
+      </w:rPr>
+    </w:lvl>
+    <w:lvl w:ilvl="3" w:tentative="1">
+      <w:start w:val="1"/>
+      <w:numFmt w:val="bullet"/>
+      <w:lvlText w:val=""/>
+      <w:lvlJc w:val="left"/>
+      <w:pPr>
+        <w:tabs>
+          <w:tab w:val="num" w:pos="2880"/>
+        </w:tabs>
+        <w:ind w:left="2880" w:hanging="360"/>
+      </w:pPr>
+      <w:rPr>
+        <w:rFonts w:ascii="Wingdings" w:hAnsi="Wingdings" w:hint="default"/>
+        <w:sz w:val="20"/>
+      </w:rPr>
+    </w:lvl>
+    <w:lvl w:ilvl="4" w:tentative="1">
+      <w:start w:val="1"/>
+      <w:numFmt w:val="bullet"/>
+      <w:lvlText w:val=""/>
+      <w:lvlJc w:val="left"/>
+      <w:pPr>
+        <w:tabs>
+          <w:tab w:val="num" w:pos="3600"/>
+        </w:tabs>
+        <w:ind w:left="3600" w:hanging="360"/>
+      </w:pPr>
+      <w:rPr>
+        <w:rFonts w:ascii="Wingdings" w:hAnsi="Wingdings" w:hint="default"/>
+        <w:sz w:val="20"/>
+      </w:rPr>
+    </w:lvl>
+    <w:lvl w:ilvl="5" w:tentative="1">
+      <w:start w:val="1"/>
+      <w:numFmt w:val="bullet"/>
+      <w:lvlText w:val=""/>
+      <w:lvlJc w:val="left"/>
+      <w:pPr>
+        <w:tabs>
+          <w:tab w:val="num" w:pos="4320"/>
+        </w:tabs>
+        <w:ind w:left="4320" w:hanging="360"/>
+      </w:pPr>
+      <w:rPr>
+        <w:rFonts w:ascii="Wingdings" w:hAnsi="Wingdings" w:hint="default"/>
+        <w:sz w:val="20"/>
+      </w:rPr>
+    </w:lvl>
+    <w:lvl w:ilvl="6" w:tentative="1">
+      <w:start w:val="1"/>
+      <w:numFmt w:val="bullet"/>
+      <w:lvlText w:val=""/>
+      <w:lvlJc w:val="left"/>
+      <w:pPr>
+        <w:tabs>
+          <w:tab w:val="num" w:pos="5040"/>
+        </w:tabs>
+        <w:ind w:left="5040" w:hanging="360"/>
+      </w:pPr>
+      <w:rPr>
+        <w:rFonts w:ascii="Wingdings" w:hAnsi="Wingdings" w:hint="default"/>
+        <w:sz w:val="20"/>
+      </w:rPr>
+    </w:lvl>
+    <w:lvl w:ilvl="7" w:tentative="1">
+      <w:start w:val="1"/>
+      <w:numFmt w:val="bullet"/>
+      <w:lvlText w:val=""/>
+      <w:lvlJc w:val="left"/>
+      <w:pPr>
+        <w:tabs>
+          <w:tab w:val="num" w:pos="5760"/>
+        </w:tabs>
+        <w:ind w:left="5760" w:hanging="360"/>
+      </w:pPr>
+      <w:rPr>
+        <w:rFonts w:ascii="Wingdings" w:hAnsi="Wingdings" w:hint="default"/>
+        <w:sz w:val="20"/>
+      </w:rPr>
+    </w:lvl>
+    <w:lvl w:ilvl="8" w:tentative="1">
+      <w:start w:val="1"/>
+      <w:numFmt w:val="bullet"/>
+      <w:lvlText w:val=""/>
+      <w:lvlJc w:val="left"/>
+      <w:pPr>
+        <w:tabs>
+          <w:tab w:val="num" w:pos="6480"/>
+        </w:tabs>
+        <w:ind w:left="6480" w:hanging="360"/>
+      </w:pPr>
+      <w:rPr>
+        <w:rFonts w:ascii="Wingdings" w:hAnsi="Wingdings" w:hint="default"/>
+        <w:sz w:val="20"/>
+      </w:rPr>
+    </w:lvl>
+  </w:abstractNum>
+  <w:abstractNum w:abstractNumId="12" w15:restartNumberingAfterBreak="0">
     <w:nsid w:val="6731128A"/>
     <w:multiLevelType w:val="multilevel"/>
     <w:tmpl w:val="D38C246C"/>
@@ -7878,7 +8018,156 @@
       </w:rPr>
     </w:lvl>
   </w:abstractNum>
-  <w:abstractNum w:abstractNumId="7" w15:restartNumberingAfterBreak="0">
+  <w:abstractNum w:abstractNumId="13" w15:restartNumberingAfterBreak="0">
+    <w:nsid w:val="7663163D"/>
+    <w:multiLevelType w:val="multilevel"/>
+    <w:tmpl w:val="9822F952"/>
+    <w:lvl w:ilvl="0">
+      <w:start w:val="1"/>
+      <w:numFmt w:val="bullet"/>
+      <w:lvlText w:val=""/>
+      <w:lvlJc w:val="left"/>
+      <w:pPr>
+        <w:tabs>
+          <w:tab w:val="num" w:pos="720"/>
+        </w:tabs>
+        <w:ind w:left="720" w:hanging="360"/>
+      </w:pPr>
+      <w:rPr>
+        <w:rFonts w:ascii="Symbol" w:hAnsi="Symbol" w:hint="default"/>
+        <w:sz w:val="20"/>
+      </w:rPr>
+    </w:lvl>
+    <w:lvl w:ilvl="1" w:tentative="1">
+      <w:start w:val="1"/>
+      <w:numFmt w:val="bullet"/>
+      <w:lvlText w:val="o"/>
+      <w:lvlJc w:val="left"/>
+      <w:pPr>
+        <w:tabs>
+          <w:tab w:val="num" w:pos="1440"/>
+        </w:tabs>
+        <w:ind w:left="1440" w:hanging="360"/>
+      </w:pPr>
+      <w:rPr>
+        <w:rFonts w:ascii="Courier New" w:hAnsi="Courier New" w:hint="default"/>
+        <w:sz w:val="20"/>
+      </w:rPr>
+    </w:lvl>
+    <w:lvl w:ilvl="2" w:tentative="1">
+      <w:start w:val="1"/>
+      <w:numFmt w:val="bullet"/>
+      <w:lvlText w:val=""/>
+      <w:lvlJc w:val="left"/>
+      <w:pPr>
+        <w:tabs>
+          <w:tab w:val="num" w:pos="2160"/>
+        </w:tabs>
+        <w:ind w:left="2160" w:hanging="360"/>
+      </w:pPr>
+      <w:rPr>
+        <w:rFonts w:ascii="Wingdings" w:hAnsi="Wingdings" w:hint="default"/>
+        <w:sz w:val="20"/>
+      </w:rPr>
+    </w:lvl>
+    <w:lvl w:ilvl="3" w:tentative="1">
+      <w:start w:val="1"/>
+      <w:numFmt w:val="bullet"/>
+      <w:lvlText w:val=""/>
+      <w:lvlJc w:val="left"/>
+      <w:pPr>
+        <w:tabs>
+          <w:tab w:val="num" w:pos="2880"/>
+        </w:tabs>
+        <w:ind w:left="2880" w:hanging="360"/>
+      </w:pPr>
+      <w:rPr>
+        <w:rFonts w:ascii="Wingdings" w:hAnsi="Wingdings" w:hint="default"/>
+        <w:sz w:val="20"/>
+      </w:rPr>
+    </w:lvl>
+    <w:lvl w:ilvl="4" w:tentative="1">
+      <w:start w:val="1"/>
+      <w:numFmt w:val="bullet"/>
+      <w:lvlText w:val=""/>
+      <w:lvlJc w:val="left"/>
+      <w:pPr>
+        <w:tabs>
+          <w:tab w:val="num" w:pos="3600"/>
+        </w:tabs>
+        <w:ind w:left="3600" w:hanging="360"/>
+      </w:pPr>
+      <w:rPr>
+        <w:rFonts w:ascii="Wingdings" w:hAnsi="Wingdings" w:hint="default"/>
+        <w:sz w:val="20"/>
+      </w:rPr>
+    </w:lvl>
+    <w:lvl w:ilvl="5" w:tentative="1">
+      <w:start w:val="1"/>
+      <w:numFmt w:val="bullet"/>
+      <w:lvlText w:val=""/>
+      <w:lvlJc w:val="left"/>
+      <w:pPr>
+        <w:tabs>
+          <w:tab w:val="num" w:pos="4320"/>
+        </w:tabs>
+        <w:ind w:left="4320" w:hanging="360"/>
+      </w:pPr>
+      <w:rPr>
+        <w:rFonts w:ascii="Wingdings" w:hAnsi="Wingdings" w:hint="default"/>
+        <w:sz w:val="20"/>
+      </w:rPr>
+    </w:lvl>
+    <w:lvl w:ilvl="6" w:tentative="1">
+      <w:start w:val="1"/>
+      <w:numFmt w:val="bullet"/>
+      <w:lvlText w:val=""/>
+      <w:lvlJc w:val="left"/>
+      <w:pPr>
+        <w:tabs>
+          <w:tab w:val="num" w:pos="5040"/>
+        </w:tabs>
+        <w:ind w:left="5040" w:hanging="360"/>
+      </w:pPr>
+      <w:rPr>
+        <w:rFonts w:ascii="Wingdings" w:hAnsi="Wingdings" w:hint="default"/>
+        <w:sz w:val="20"/>
+      </w:rPr>
+    </w:lvl>
+    <w:lvl w:ilvl="7" w:tentative="1">
+      <w:start w:val="1"/>
+      <w:numFmt w:val="bullet"/>
+      <w:lvlText w:val=""/>
+      <w:lvlJc w:val="left"/>
+      <w:pPr>
+        <w:tabs>
+          <w:tab w:val="num" w:pos="5760"/>
+        </w:tabs>
+        <w:ind w:left="5760" w:hanging="360"/>
+      </w:pPr>
+      <w:rPr>
+        <w:rFonts w:ascii="Wingdings" w:hAnsi="Wingdings" w:hint="default"/>
+        <w:sz w:val="20"/>
+      </w:rPr>
+    </w:lvl>
+    <w:lvl w:ilvl="8" w:tentative="1">
+      <w:start w:val="1"/>
+      <w:numFmt w:val="bullet"/>
+      <w:lvlText w:val=""/>
+      <w:lvlJc w:val="left"/>
+      <w:pPr>
+        <w:tabs>
+          <w:tab w:val="num" w:pos="6480"/>
+        </w:tabs>
+        <w:ind w:left="6480" w:hanging="360"/>
+      </w:pPr>
+      <w:rPr>
+        <w:rFonts w:ascii="Wingdings" w:hAnsi="Wingdings" w:hint="default"/>
+        <w:sz w:val="20"/>
+      </w:rPr>
+    </w:lvl>
+  </w:abstractNum>
+  <w:abstractNum w:abstractNumId="14" w15:restartNumberingAfterBreak="0">
     <w:nsid w:val="7E03132F"/>
     <w:multiLevelType w:val="multilevel"/>
     <w:tmpl w:val="468CBDEA"/>
@@ -8028,28 +8317,49 @@
     </w:lvl>
   </w:abstractNum>
   <w:num w:numId="1">
-    <w:abstractNumId w:val="3"/>
+    <w:abstractNumId w:val="8"/>
   </w:num>
   <w:num w:numId="2">
-    <w:abstractNumId w:val="7"/>
+    <w:abstractNumId w:val="14"/>
   </w:num>
   <w:num w:numId="3">
-    <w:abstractNumId w:val="2"/>
+    <w:abstractNumId w:val="6"/>
   </w:num>
   <w:num w:numId="4">
-    <w:abstractNumId w:val="6"/>
+    <w:abstractNumId w:val="12"/>
   </w:num>
   <w:num w:numId="5">
-    <w:abstractNumId w:val="4"/>
+    <w:abstractNumId w:val="9"/>
   </w:num>
   <w:num w:numId="6">
-    <w:abstractNumId w:val="5"/>
+    <w:abstractNumId w:val="10"/>
   </w:num>
   <w:num w:numId="7">
     <w:abstractNumId w:val="0"/>
   </w:num>
   <w:num w:numId="8">
     <w:abstractNumId w:val="1"/>
+  </w:num>
+  <w:num w:numId="9">
+    <w:abstractNumId w:val="3"/>
+  </w:num>
+  <w:num w:numId="10">
+    <w:abstractNumId w:val="7"/>
+  </w:num>
+  <w:num w:numId="11">
+    <w:abstractNumId w:val="4"/>
+  </w:num>
+  <w:num w:numId="12">
+    <w:abstractNumId w:val="11"/>
+  </w:num>
+  <w:num w:numId="13">
+    <w:abstractNumId w:val="13"/>
+  </w:num>
+  <w:num w:numId="14">
+    <w:abstractNumId w:val="5"/>
+  </w:num>
+  <w:num w:numId="15">
+    <w:abstractNumId w:val="2"/>
   </w:num>
 </w:numbering>
 </file>
